--- a/docs/1GS242_Proyecto1_Evidencias_IA.docx
+++ b/docs/1GS242_Proyecto1_Evidencias_IA.docx
@@ -2117,13 +2117,12 @@
             </w:pPr>
             <w:r>
               <w:rPr>
-                <w:color w:val="7F7F7F"/>
-                <w:i/>
-                <w:iCs/>
-                <w:sz w:val="17"/>
-                <w:szCs w:val="17"/>
-              </w:rPr>
-              <w:t xml:space="preserve">[#]</w:t>
+                <w:i w:val="0"/>
+                <w:iCs/>
+                <w:sz w:val="17"/>
+                <w:szCs w:val="17"/>
+              </w:rPr>
+              <w:t>#2</w:t>
             </w:r>
           </w:p>
         </w:tc>
@@ -2138,13 +2137,12 @@
             </w:pPr>
             <w:r>
               <w:rPr>
-                <w:color w:val="7F7F7F"/>
-                <w:i/>
-                <w:iCs/>
-                <w:sz w:val="17"/>
-                <w:szCs w:val="17"/>
-              </w:rPr>
-              <w:t xml:space="preserve">[rama]</w:t>
+                <w:i w:val="0"/>
+                <w:iCs/>
+                <w:sz w:val="17"/>
+                <w:szCs w:val="17"/>
+              </w:rPr>
+              <w:t>feature/hu-02-calendario</w:t>
             </w:r>
           </w:p>
         </w:tc>
@@ -2159,13 +2157,12 @@
             </w:pPr>
             <w:r>
               <w:rPr>
-                <w:color w:val="7F7F7F"/>
-                <w:i/>
-                <w:iCs/>
-                <w:sz w:val="17"/>
-                <w:szCs w:val="17"/>
-              </w:rPr>
-              <w:t xml:space="preserve">[#]</w:t>
+                <w:i w:val="0"/>
+                <w:iCs/>
+                <w:sz w:val="17"/>
+                <w:szCs w:val="17"/>
+              </w:rPr>
+              <w:t>#12</w:t>
             </w:r>
           </w:p>
         </w:tc>
@@ -2180,13 +2177,12 @@
             </w:pPr>
             <w:r>
               <w:rPr>
-                <w:color w:val="7F7F7F"/>
-                <w:i/>
-                <w:iCs/>
-                <w:sz w:val="17"/>
-                <w:szCs w:val="17"/>
-              </w:rPr>
-              <w:t xml:space="preserve">[ ]</w:t>
+                <w:i w:val="0"/>
+                <w:iCs/>
+                <w:sz w:val="17"/>
+                <w:szCs w:val="17"/>
+              </w:rPr>
+              <w:t>En revisión (Reviewer: Einer · QA: Kelvin)</w:t>
             </w:r>
           </w:p>
         </w:tc>
@@ -2486,13 +2482,12 @@
             </w:pPr>
             <w:r>
               <w:rPr>
-                <w:color w:val="7F7F7F"/>
-                <w:i/>
-                <w:iCs/>
-                <w:sz w:val="17"/>
-                <w:szCs w:val="17"/>
-              </w:rPr>
-              <w:t xml:space="preserve">[Pendiente: Como … quiero … para …]</w:t>
+                <w:i w:val="0"/>
+                <w:iCs/>
+                <w:sz w:val="17"/>
+                <w:szCs w:val="17"/>
+              </w:rPr>
+              <w:t>Como administrador, quiero exportar las reservas a CSV, para llevar el control en una hoja de cálculo.</w:t>
             </w:r>
           </w:p>
         </w:tc>
@@ -2507,13 +2502,12 @@
             </w:pPr>
             <w:r>
               <w:rPr>
-                <w:color w:val="7F7F7F"/>
-                <w:i/>
-                <w:iCs/>
-                <w:sz w:val="17"/>
-                <w:szCs w:val="17"/>
-              </w:rPr>
-              <w:t xml:space="preserve">[#]</w:t>
+                <w:i w:val="0"/>
+                <w:iCs/>
+                <w:sz w:val="17"/>
+                <w:szCs w:val="17"/>
+              </w:rPr>
+              <w:t>#5</w:t>
             </w:r>
           </w:p>
         </w:tc>
@@ -2528,13 +2522,12 @@
             </w:pPr>
             <w:r>
               <w:rPr>
-                <w:color w:val="7F7F7F"/>
-                <w:i/>
-                <w:iCs/>
-                <w:sz w:val="17"/>
-                <w:szCs w:val="17"/>
-              </w:rPr>
-              <w:t xml:space="preserve">[rama]</w:t>
+                <w:i w:val="0"/>
+                <w:iCs/>
+                <w:sz w:val="17"/>
+                <w:szCs w:val="17"/>
+              </w:rPr>
+              <w:t>feature/hu-05-exportar-csv</w:t>
             </w:r>
           </w:p>
         </w:tc>
@@ -2549,13 +2542,12 @@
             </w:pPr>
             <w:r>
               <w:rPr>
-                <w:color w:val="7F7F7F"/>
-                <w:i/>
-                <w:iCs/>
-                <w:sz w:val="17"/>
-                <w:szCs w:val="17"/>
-              </w:rPr>
-              <w:t xml:space="preserve">[#]</w:t>
+                <w:i w:val="0"/>
+                <w:iCs/>
+                <w:sz w:val="17"/>
+                <w:szCs w:val="17"/>
+              </w:rPr>
+              <w:t>#13</w:t>
             </w:r>
           </w:p>
         </w:tc>
@@ -2570,13 +2562,12 @@
             </w:pPr>
             <w:r>
               <w:rPr>
-                <w:color w:val="7F7F7F"/>
-                <w:i/>
-                <w:iCs/>
-                <w:sz w:val="17"/>
-                <w:szCs w:val="17"/>
-              </w:rPr>
-              <w:t xml:space="preserve">[ ]</w:t>
+                <w:i w:val="0"/>
+                <w:iCs/>
+                <w:sz w:val="17"/>
+                <w:szCs w:val="17"/>
+              </w:rPr>
+              <w:t>En revisión (Reviewer: Einer · QA: Kelvin)</w:t>
             </w:r>
           </w:p>
         </w:tc>
@@ -2935,13 +2926,12 @@
             </w:pPr>
             <w:r>
               <w:rPr>
-                <w:color w:val="7F7F7F"/>
-                <w:i/>
-                <w:iCs/>
-                <w:sz w:val="17"/>
-                <w:szCs w:val="17"/>
-              </w:rPr>
-              <w:t xml:space="preserve">[Pendiente]</w:t>
+                <w:i w:val="0"/>
+                <w:iCs/>
+                <w:sz w:val="17"/>
+                <w:szCs w:val="17"/>
+              </w:rPr>
+              <w:t>El cliente ve un calendario mensual con los días disponibles, ocupados y cerrados/pasados del servicio elegido. Al tocar un día disponible ve sus horarios libres, sin intentos fallidos.</w:t>
             </w:r>
           </w:p>
         </w:tc>
@@ -2982,13 +2972,12 @@
             </w:pPr>
             <w:r>
               <w:rPr>
-                <w:color w:val="7F7F7F"/>
-                <w:i/>
-                <w:iCs/>
-                <w:sz w:val="17"/>
-                <w:szCs w:val="17"/>
-              </w:rPr>
-              <w:t xml:space="preserve">[Pendiente]</w:t>
+                <w:i w:val="0"/>
+                <w:iCs/>
+                <w:sz w:val="17"/>
+                <w:szCs w:val="17"/>
+              </w:rPr>
+              <w:t>1) Endpoint GET /api/availability/month?service_id=&amp;month=YYYY-MM que reutiliza availability.py. 2) Calendario con días disponibles (verde), ocupados (rojo, tachado) y cerrados/pasados (gris) distinguibles. 3) Elegir un día disponible muestra sus horarios libres. 4) Pruebas automatizadas nuevas pasando. 5) Captura y registro en docs/AI_LOG.md.</w:t>
             </w:r>
           </w:p>
         </w:tc>
@@ -3029,13 +3018,12 @@
             </w:pPr>
             <w:r>
               <w:rPr>
-                <w:color w:val="7F7F7F"/>
-                <w:i/>
-                <w:iCs/>
-                <w:sz w:val="17"/>
-                <w:szCs w:val="17"/>
-              </w:rPr>
-              <w:t xml:space="preserve">[Pendiente]</w:t>
+                <w:i w:val="0"/>
+                <w:iCs/>
+                <w:sz w:val="17"/>
+                <w:szCs w:val="17"/>
+              </w:rPr>
+              <w:t>Claude Code (Claude Opus 5.5) analizó availability.py, routers/public.py, index.html y las ramas abiertas antes de programar. Propuso reutilizar generate_slots día por día (así el calendario y la lista de horarios nunca se contradicen) e implementó el endpoint, el calendario y 14 pruebas. A mano se corrigieron 2 errores visuales de la IA (título «Octubre De 2026» por text-transform: capitalize, y celdas desalineadas con los encabezados) y se rechazó tocar los mismos imports que HU-04 porque provocaba conflicto de merge. También corrige el bug de la fecha mínima en UTC que HU-01 dejó anotado.</w:t>
             </w:r>
           </w:p>
         </w:tc>
@@ -3076,13 +3064,12 @@
             </w:pPr>
             <w:r>
               <w:rPr>
-                <w:color w:val="7F7F7F"/>
-                <w:i/>
-                <w:iCs/>
-                <w:sz w:val="17"/>
-                <w:szCs w:val="17"/>
-              </w:rPr>
-              <w:t xml:space="preserve">[Pendiente]</w:t>
+                <w:i w:val="0"/>
+                <w:iCs/>
+                <w:sz w:val="17"/>
+                <w:szCs w:val="17"/>
+              </w:rPr>
+              <w:t>pytest: 20 passed (6 originales + 14 nuevas: mes completo, domingos cerrados, conteo igual a /api/availability, día lleno, cita cancelada que no bloquea, días pasados, febrero bisiesto, formatos de mes inválidos → 422 y servicio inexistente o inactivo → 404). Pre-chequeo del Developer en navegador con Playwright: estados del mes, clic en día lleno, navegación de meses, cambio de servicio y vista móvil. Integración con todas las ramas abiertas: 62 passed. Validación manual de QA: Kelvin (PR #12).</w:t>
             </w:r>
           </w:p>
         </w:tc>
@@ -3123,16 +3110,53 @@
           <w:p>
             <w:pPr>
               <w:spacing w:after="40" w:line="252" w:lineRule="auto"/>
-            </w:pPr>
-            <w:r>
-              <w:rPr>
-                <w:color w:val="7F7F7F"/>
-                <w:i/>
-                <w:iCs/>
-                <w:sz w:val="17"/>
-                <w:szCs w:val="17"/>
-              </w:rPr>
-              <w:t xml:space="preserve">[Insertar captura: funcionalidad en ejecución]</w:t>
+              <w:jc w:val="center"/>
+            </w:pPr>
+            <w:r>
+              <w:drawing>
+                <wp:inline xmlns:a="http://schemas.openxmlformats.org/drawingml/2006/main" xmlns:pic="http://schemas.openxmlformats.org/drawingml/2006/picture">
+                  <wp:extent cx="3960000" cy="3128196"/>
+                  <wp:docPr id="1503634245" name="Picture 1503634245"/>
+                  <wp:cNvGraphicFramePr>
+                    <a:graphicFrameLocks noChangeAspect="1"/>
+                  </wp:cNvGraphicFramePr>
+                  <a:graphic>
+                    <a:graphicData uri="http://schemas.openxmlformats.org/drawingml/2006/picture">
+                      <pic:pic>
+                        <pic:nvPicPr>
+                          <pic:cNvPr id="0" name="HU-02_calendario.png"/>
+                          <pic:cNvPicPr/>
+                        </pic:nvPicPr>
+                        <pic:blipFill>
+                          <a:blip r:embed="rId18"/>
+                          <a:stretch>
+                            <a:fillRect/>
+                          </a:stretch>
+                        </pic:blipFill>
+                        <pic:spPr>
+                          <a:xfrm>
+                            <a:off x="0" y="0"/>
+                            <a:ext cx="3960000" cy="3128196"/>
+                          </a:xfrm>
+                          <a:prstGeom prst="rect"/>
+                        </pic:spPr>
+                      </pic:pic>
+                    </a:graphicData>
+                  </a:graphic>
+                </wp:inline>
+              </w:drawing>
+            </w:r>
+          </w:p>
+          <w:p>
+            <w:pPr>
+              <w:jc w:val="center"/>
+            </w:pPr>
+            <w:r>
+              <w:rPr>
+                <w:i/>
+                <w:sz w:val="17"/>
+              </w:rPr>
+              <w:t>HU-02: calendario de octubre de 2026. Días 28, 29 y 31 disponibles, 30 ocupado y días pasados en gris; al elegir el 28 se muestran sus horarios libres.</w:t>
             </w:r>
           </w:p>
         </w:tc>
@@ -3354,13 +3378,12 @@
             </w:pPr>
             <w:r>
               <w:rPr>
-                <w:color w:val="7F7F7F"/>
-                <w:i/>
-                <w:iCs/>
-                <w:sz w:val="17"/>
-                <w:szCs w:val="17"/>
-              </w:rPr>
-              <w:t xml:space="preserve">[Pendiente]</w:t>
+                <w:i w:val="0"/>
+                <w:iCs/>
+                <w:sz w:val="17"/>
+                <w:szCs w:val="17"/>
+              </w:rPr>
+              <w:t>QA (Roy, 28/10): pytest 13 passed en la rama del PR #10 (20 con el histórico de seed.py --historico del PR #11; 62 con todas las ramas integradas). API: sin token → 422, token incorrecto → 401, parámetros fuera de rango → 422, límites válidos → 200. Datos: 334 reservas = suma diaria = suma semanal = suma por servicio; el pronóstico es el promedio por día de la semana (~83.5 reservas en 14 días). Navegador (escritorio y móvil): los 4 gráficos se cargan sin errores. Observaciones no bloqueantes en el PR #10: el día de hoy cuenta como día completo, semanas parciales, etiqueta partida en dos líneas y barras muy finas en móvil.</w:t>
             </w:r>
           </w:p>
         </w:tc>
@@ -3401,16 +3424,53 @@
           <w:p>
             <w:pPr>
               <w:spacing w:after="40" w:line="252" w:lineRule="auto"/>
-            </w:pPr>
-            <w:r>
-              <w:rPr>
-                <w:color w:val="7F7F7F"/>
-                <w:i/>
-                <w:iCs/>
-                <w:sz w:val="17"/>
-                <w:szCs w:val="17"/>
-              </w:rPr>
-              <w:t xml:space="preserve">[Insertar captura: funcionalidad en ejecución]</w:t>
+              <w:jc w:val="center"/>
+            </w:pPr>
+            <w:r>
+              <w:drawing>
+                <wp:inline xmlns:a="http://schemas.openxmlformats.org/drawingml/2006/main" xmlns:pic="http://schemas.openxmlformats.org/drawingml/2006/picture">
+                  <wp:extent cx="5040000" cy="4066364"/>
+                  <wp:docPr id="1503634246" name="Picture 1503634246"/>
+                  <wp:cNvGraphicFramePr>
+                    <a:graphicFrameLocks noChangeAspect="1"/>
+                  </wp:cNvGraphicFramePr>
+                  <a:graphic>
+                    <a:graphicData uri="http://schemas.openxmlformats.org/drawingml/2006/picture">
+                      <pic:pic>
+                        <pic:nvPicPr>
+                          <pic:cNvPr id="0" name="HU-03_QA_prevision.png"/>
+                          <pic:cNvPicPr/>
+                        </pic:nvPicPr>
+                        <pic:blipFill>
+                          <a:blip r:embed="rId19"/>
+                          <a:stretch>
+                            <a:fillRect/>
+                          </a:stretch>
+                        </pic:blipFill>
+                        <pic:spPr>
+                          <a:xfrm>
+                            <a:off x="0" y="0"/>
+                            <a:ext cx="5040000" cy="4066364"/>
+                          </a:xfrm>
+                          <a:prstGeom prst="rect"/>
+                        </pic:spPr>
+                      </pic:pic>
+                    </a:graphicData>
+                  </a:graphic>
+                </wp:inline>
+              </w:drawing>
+            </w:r>
+          </w:p>
+          <w:p>
+            <w:pPr>
+              <w:jc w:val="center"/>
+            </w:pPr>
+            <w:r>
+              <w:rPr>
+                <w:i/>
+                <w:sz w:val="17"/>
+              </w:rPr>
+              <w:t>HU-03 (QA): previsión de la demanda en el panel admin con el histórico de ejemplo (56 días + 14 de pronóstico).</w:t>
             </w:r>
           </w:p>
         </w:tc>
@@ -3707,7 +3767,7 @@
         <w:spacing w:before="240" w:after="120"/>
       </w:pPr>
       <w:r>
-        <w:t xml:space="preserve">3.5 HU-05: [título]</w:t>
+        <w:t>3.5 HU-05: Exportar reservas a CSV</w:t>
       </w:r>
     </w:p>
     <w:tbl>
@@ -3769,13 +3829,12 @@
             </w:pPr>
             <w:r>
               <w:rPr>
-                <w:color w:val="7F7F7F"/>
-                <w:i/>
-                <w:iCs/>
-                <w:sz w:val="17"/>
-                <w:szCs w:val="17"/>
-              </w:rPr>
-              <w:t xml:space="preserve">[Pendiente]</w:t>
+                <w:i w:val="0"/>
+                <w:iCs/>
+                <w:sz w:val="17"/>
+                <w:szCs w:val="17"/>
+              </w:rPr>
+              <w:t>El administrador descarga desde el panel un archivo CSV con las reservas, con los mismos filtros de fecha y estado que muestra la tabla, y lo abre en Excel o Google Sheets con tildes y eñes correctas.</w:t>
             </w:r>
           </w:p>
         </w:tc>
@@ -3816,13 +3875,12 @@
             </w:pPr>
             <w:r>
               <w:rPr>
-                <w:color w:val="7F7F7F"/>
-                <w:i/>
-                <w:iCs/>
-                <w:sz w:val="17"/>
-                <w:szCs w:val="17"/>
-              </w:rPr>
-              <w:t xml:space="preserve">[Pendiente]</w:t>
+                <w:i w:val="0"/>
+                <w:iCs/>
+                <w:sz w:val="17"/>
+                <w:szCs w:val="17"/>
+              </w:rPr>
+              <w:t>1) Endpoint admin GET /api/admin/appointments/export con filtros por estado y rango de fechas, protegido con X-Admin-Token. 2) Botón «Exportar CSV» en admin.html. 3) Pruebas automatizadas nuevas pasando. 4) Captura y registro en docs/AI_LOG.md.</w:t>
             </w:r>
           </w:p>
         </w:tc>
@@ -3863,13 +3921,12 @@
             </w:pPr>
             <w:r>
               <w:rPr>
-                <w:color w:val="7F7F7F"/>
-                <w:i/>
-                <w:iCs/>
-                <w:sz w:val="17"/>
-                <w:szCs w:val="17"/>
-              </w:rPr>
-              <w:t xml:space="preserve">[Pendiente]</w:t>
+                <w:i w:val="0"/>
+                <w:iCs/>
+                <w:sz w:val="17"/>
+                <w:szCs w:val="17"/>
+              </w:rPr>
+              <w:t>Claude Code (Claude Opus 5.5) analizó crud.py, routers/admin.py y admin.html; propuso ampliar list_appointments con date_from/date_to sin romper el filtro del panel y un módulo export.py aparte. Implementó el CSV con BOM UTF-8, estados en español, neutralización de fórmulas (= + - @) en el texto que escribe el cliente y la descarga con fetch + Blob (el endpoint exige el token). Quedan para confirmar con el Reviewer: separador coma, el botón exporta lo que muestra la tabla y «precio» es el precio actual del servicio (la cita no lo guarda).</w:t>
             </w:r>
           </w:p>
         </w:tc>
@@ -3910,13 +3967,12 @@
             </w:pPr>
             <w:r>
               <w:rPr>
-                <w:color w:val="7F7F7F"/>
-                <w:i/>
-                <w:iCs/>
-                <w:sz w:val="17"/>
-                <w:szCs w:val="17"/>
-              </w:rPr>
-              <w:t xml:space="preserve">[Pendiente]</w:t>
+                <w:i w:val="0"/>
+                <w:iCs/>
+                <w:sz w:val="17"/>
+                <w:szCs w:val="17"/>
+              </w:rPr>
+              <w:t>pytest: 16 passed (6 originales + 10 nuevas: token, cabeceras de descarga y BOM, CSV vacío, contenido con tildes, orden por fecha, filtro por estado, rango inclusivo, neutralización de fórmulas, filtros inválidos → 422 y regresión del filtro del panel). Pre-chequeo en navegador con Playwright: el CSV tiene las mismas filas que la tabla, con y sin filtro. Integración con todas las ramas abiertas: 62 passed. Validación manual de QA: Kelvin (PR #13).</w:t>
             </w:r>
           </w:p>
         </w:tc>
@@ -3957,16 +4013,53 @@
           <w:p>
             <w:pPr>
               <w:spacing w:after="40" w:line="252" w:lineRule="auto"/>
-            </w:pPr>
-            <w:r>
-              <w:rPr>
-                <w:color w:val="7F7F7F"/>
-                <w:i/>
-                <w:iCs/>
-                <w:sz w:val="17"/>
-                <w:szCs w:val="17"/>
-              </w:rPr>
-              <w:t xml:space="preserve">[Insertar captura: funcionalidad en ejecución]</w:t>
+              <w:jc w:val="center"/>
+            </w:pPr>
+            <w:r>
+              <w:drawing>
+                <wp:inline xmlns:a="http://schemas.openxmlformats.org/drawingml/2006/main" xmlns:pic="http://schemas.openxmlformats.org/drawingml/2006/picture">
+                  <wp:extent cx="5040000" cy="1913864"/>
+                  <wp:docPr id="1503634247" name="Picture 1503634247"/>
+                  <wp:cNvGraphicFramePr>
+                    <a:graphicFrameLocks noChangeAspect="1"/>
+                  </wp:cNvGraphicFramePr>
+                  <a:graphic>
+                    <a:graphicData uri="http://schemas.openxmlformats.org/drawingml/2006/picture">
+                      <pic:pic>
+                        <pic:nvPicPr>
+                          <pic:cNvPr id="0" name="HU-05_exportar-csv.png"/>
+                          <pic:cNvPicPr/>
+                        </pic:nvPicPr>
+                        <pic:blipFill>
+                          <a:blip r:embed="rId20"/>
+                          <a:stretch>
+                            <a:fillRect/>
+                          </a:stretch>
+                        </pic:blipFill>
+                        <pic:spPr>
+                          <a:xfrm>
+                            <a:off x="0" y="0"/>
+                            <a:ext cx="5040000" cy="1913864"/>
+                          </a:xfrm>
+                          <a:prstGeom prst="rect"/>
+                        </pic:spPr>
+                      </pic:pic>
+                    </a:graphicData>
+                  </a:graphic>
+                </wp:inline>
+              </w:drawing>
+            </w:r>
+          </w:p>
+          <w:p>
+            <w:pPr>
+              <w:jc w:val="center"/>
+            </w:pPr>
+            <w:r>
+              <w:rPr>
+                <w:i/>
+                <w:sz w:val="17"/>
+              </w:rPr>
+              <w:t>HU-05: botón «Exportar CSV» en el panel de reservas; descarga lo que muestra la tabla con los filtros actuales.</w:t>
             </w:r>
           </w:p>
         </w:tc>
@@ -4395,13 +4488,12 @@
             </w:pPr>
             <w:r>
               <w:rPr>
-                <w:color w:val="7F7F7F"/>
-                <w:i/>
-                <w:iCs/>
-                <w:sz w:val="17"/>
-                <w:szCs w:val="17"/>
-              </w:rPr>
-              <w:t xml:space="preserve">[hash]</w:t>
+                <w:i w:val="0"/>
+                <w:iCs/>
+                <w:sz w:val="17"/>
+                <w:szCs w:val="17"/>
+              </w:rPr>
+              <w:t>36e41f6</w:t>
             </w:r>
           </w:p>
         </w:tc>
@@ -4416,13 +4508,12 @@
             </w:pPr>
             <w:r>
               <w:rPr>
-                <w:color w:val="7F7F7F"/>
-                <w:i/>
-                <w:iCs/>
-                <w:sz w:val="17"/>
-                <w:szCs w:val="17"/>
-              </w:rPr>
-              <w:t xml:space="preserve">[autor]</w:t>
+                <w:i w:val="0"/>
+                <w:iCs/>
+                <w:sz w:val="17"/>
+                <w:szCs w:val="17"/>
+              </w:rPr>
+              <w:t>Roy Barrera (Roy-x24)</w:t>
             </w:r>
           </w:p>
         </w:tc>
@@ -4437,13 +4528,12 @@
             </w:pPr>
             <w:r>
               <w:rPr>
-                <w:color w:val="7F7F7F"/>
-                <w:i/>
-                <w:iCs/>
-                <w:sz w:val="17"/>
-                <w:szCs w:val="17"/>
-              </w:rPr>
-              <w:t xml:space="preserve">[mensaje que referencia el issue]</w:t>
+                <w:i w:val="0"/>
+                <w:iCs/>
+                <w:sz w:val="17"/>
+                <w:szCs w:val="17"/>
+              </w:rPr>
+              <w:t>HU-02: agrega endpoint de disponibilidad mensual</w:t>
             </w:r>
           </w:p>
         </w:tc>
@@ -4458,13 +4548,12 @@
             </w:pPr>
             <w:r>
               <w:rPr>
-                <w:color w:val="7F7F7F"/>
-                <w:i/>
-                <w:iCs/>
-                <w:sz w:val="17"/>
-                <w:szCs w:val="17"/>
-              </w:rPr>
-              <w:t xml:space="preserve">[HU-0X]</w:t>
+                <w:i w:val="0"/>
+                <w:iCs/>
+                <w:sz w:val="17"/>
+                <w:szCs w:val="17"/>
+              </w:rPr>
+              <w:t>HU-02</w:t>
             </w:r>
           </w:p>
         </w:tc>
@@ -4484,13 +4573,12 @@
             </w:pPr>
             <w:r>
               <w:rPr>
-                <w:color w:val="7F7F7F"/>
-                <w:i/>
-                <w:iCs/>
-                <w:sz w:val="17"/>
-                <w:szCs w:val="17"/>
-              </w:rPr>
-              <w:t xml:space="preserve">[hash]</w:t>
+                <w:i w:val="0"/>
+                <w:iCs/>
+                <w:sz w:val="17"/>
+                <w:szCs w:val="17"/>
+              </w:rPr>
+              <w:t>af952c9</w:t>
             </w:r>
           </w:p>
         </w:tc>
@@ -4505,13 +4593,12 @@
             </w:pPr>
             <w:r>
               <w:rPr>
-                <w:color w:val="7F7F7F"/>
-                <w:i/>
-                <w:iCs/>
-                <w:sz w:val="17"/>
-                <w:szCs w:val="17"/>
-              </w:rPr>
-              <w:t xml:space="preserve">[autor]</w:t>
+                <w:i w:val="0"/>
+                <w:iCs/>
+                <w:sz w:val="17"/>
+                <w:szCs w:val="17"/>
+              </w:rPr>
+              <w:t>Roy Barrera (Roy-x24)</w:t>
             </w:r>
           </w:p>
         </w:tc>
@@ -4526,13 +4613,12 @@
             </w:pPr>
             <w:r>
               <w:rPr>
-                <w:color w:val="7F7F7F"/>
-                <w:i/>
-                <w:iCs/>
-                <w:sz w:val="17"/>
-                <w:szCs w:val="17"/>
-              </w:rPr>
-              <w:t xml:space="preserve">[mensaje que referencia el issue]</w:t>
+                <w:i w:val="0"/>
+                <w:iCs/>
+                <w:sz w:val="17"/>
+                <w:szCs w:val="17"/>
+              </w:rPr>
+              <w:t>HU-05: agrega endpoint admin para exportar reservas a CSV</w:t>
             </w:r>
           </w:p>
         </w:tc>
@@ -4547,13 +4633,12 @@
             </w:pPr>
             <w:r>
               <w:rPr>
-                <w:color w:val="7F7F7F"/>
-                <w:i/>
-                <w:iCs/>
-                <w:sz w:val="17"/>
-                <w:szCs w:val="17"/>
-              </w:rPr>
-              <w:t xml:space="preserve">[HU-0X]</w:t>
+                <w:i w:val="0"/>
+                <w:iCs/>
+                <w:sz w:val="17"/>
+                <w:szCs w:val="17"/>
+              </w:rPr>
+              <w:t>HU-05</w:t>
             </w:r>
           </w:p>
         </w:tc>
@@ -5020,13 +5105,12 @@
             </w:pPr>
             <w:r>
               <w:rPr>
-                <w:color w:val="7F7F7F"/>
-                <w:i/>
-                <w:iCs/>
-                <w:sz w:val="17"/>
-                <w:szCs w:val="17"/>
-              </w:rPr>
-              <w:t xml:space="preserve">[#]</w:t>
+                <w:i w:val="0"/>
+                <w:iCs/>
+                <w:sz w:val="17"/>
+                <w:szCs w:val="17"/>
+              </w:rPr>
+              <w:t>#12</w:t>
             </w:r>
           </w:p>
         </w:tc>
@@ -5041,13 +5125,12 @@
             </w:pPr>
             <w:r>
               <w:rPr>
-                <w:color w:val="7F7F7F"/>
-                <w:i/>
-                <w:iCs/>
-                <w:sz w:val="17"/>
-                <w:szCs w:val="17"/>
-              </w:rPr>
-              <w:t xml:space="preserve">[Pendiente]</w:t>
+                <w:i w:val="0"/>
+                <w:iCs/>
+                <w:sz w:val="17"/>
+                <w:szCs w:val="17"/>
+              </w:rPr>
+              <w:t>HU-02: Calendario dinámico de disponibilidad</w:t>
             </w:r>
           </w:p>
         </w:tc>
@@ -5062,13 +5145,12 @@
             </w:pPr>
             <w:r>
               <w:rPr>
-                <w:color w:val="7F7F7F"/>
-                <w:i/>
-                <w:iCs/>
-                <w:sz w:val="17"/>
-                <w:szCs w:val="17"/>
-              </w:rPr>
-              <w:t xml:space="preserve">[Pendiente]</w:t>
+                <w:i w:val="0"/>
+                <w:iCs/>
+                <w:sz w:val="17"/>
+                <w:szCs w:val="17"/>
+              </w:rPr>
+              <w:t>Roy</w:t>
             </w:r>
           </w:p>
         </w:tc>
@@ -5083,13 +5165,12 @@
             </w:pPr>
             <w:r>
               <w:rPr>
-                <w:color w:val="7F7F7F"/>
-                <w:i/>
-                <w:iCs/>
-                <w:sz w:val="17"/>
-                <w:szCs w:val="17"/>
-              </w:rPr>
-              <w:t xml:space="preserve">[Pendiente]</w:t>
+                <w:i w:val="0"/>
+                <w:iCs/>
+                <w:sz w:val="17"/>
+                <w:szCs w:val="17"/>
+              </w:rPr>
+              <w:t>Einer</w:t>
             </w:r>
           </w:p>
         </w:tc>
@@ -5104,13 +5185,12 @@
             </w:pPr>
             <w:r>
               <w:rPr>
-                <w:color w:val="7F7F7F"/>
-                <w:i/>
-                <w:iCs/>
-                <w:sz w:val="17"/>
-                <w:szCs w:val="17"/>
-              </w:rPr>
-              <w:t xml:space="preserve">[Pendiente]</w:t>
+                <w:i w:val="0"/>
+                <w:iCs/>
+                <w:sz w:val="17"/>
+                <w:szCs w:val="17"/>
+              </w:rPr>
+              <w:t>Abierto, en revisión</w:t>
             </w:r>
           </w:p>
         </w:tc>
@@ -5130,13 +5210,12 @@
             </w:pPr>
             <w:r>
               <w:rPr>
-                <w:color w:val="7F7F7F"/>
-                <w:i/>
-                <w:iCs/>
-                <w:sz w:val="17"/>
-                <w:szCs w:val="17"/>
-              </w:rPr>
-              <w:t xml:space="preserve">[#]</w:t>
+                <w:i w:val="0"/>
+                <w:iCs/>
+                <w:sz w:val="17"/>
+                <w:szCs w:val="17"/>
+              </w:rPr>
+              <w:t>#13</w:t>
             </w:r>
           </w:p>
         </w:tc>
@@ -5151,13 +5230,12 @@
             </w:pPr>
             <w:r>
               <w:rPr>
-                <w:color w:val="7F7F7F"/>
-                <w:i/>
-                <w:iCs/>
-                <w:sz w:val="17"/>
-                <w:szCs w:val="17"/>
-              </w:rPr>
-              <w:t xml:space="preserve">[Pendiente]</w:t>
+                <w:i w:val="0"/>
+                <w:iCs/>
+                <w:sz w:val="17"/>
+                <w:szCs w:val="17"/>
+              </w:rPr>
+              <w:t>HU-05: Exportar reservas a CSV</w:t>
             </w:r>
           </w:p>
         </w:tc>
@@ -5172,13 +5250,12 @@
             </w:pPr>
             <w:r>
               <w:rPr>
-                <w:color w:val="7F7F7F"/>
-                <w:i/>
-                <w:iCs/>
-                <w:sz w:val="17"/>
-                <w:szCs w:val="17"/>
-              </w:rPr>
-              <w:t xml:space="preserve">[Pendiente]</w:t>
+                <w:i w:val="0"/>
+                <w:iCs/>
+                <w:sz w:val="17"/>
+                <w:szCs w:val="17"/>
+              </w:rPr>
+              <w:t>Roy</w:t>
             </w:r>
           </w:p>
         </w:tc>
@@ -5193,13 +5270,12 @@
             </w:pPr>
             <w:r>
               <w:rPr>
-                <w:color w:val="7F7F7F"/>
-                <w:i/>
-                <w:iCs/>
-                <w:sz w:val="17"/>
-                <w:szCs w:val="17"/>
-              </w:rPr>
-              <w:t xml:space="preserve">[Pendiente]</w:t>
+                <w:i w:val="0"/>
+                <w:iCs/>
+                <w:sz w:val="17"/>
+                <w:szCs w:val="17"/>
+              </w:rPr>
+              <w:t>Einer</w:t>
             </w:r>
           </w:p>
         </w:tc>
@@ -5214,13 +5290,12 @@
             </w:pPr>
             <w:r>
               <w:rPr>
-                <w:color w:val="7F7F7F"/>
-                <w:i/>
-                <w:iCs/>
-                <w:sz w:val="17"/>
-                <w:szCs w:val="17"/>
-              </w:rPr>
-              <w:t xml:space="preserve">[Pendiente]</w:t>
+                <w:i w:val="0"/>
+                <w:iCs/>
+                <w:sz w:val="17"/>
+                <w:szCs w:val="17"/>
+              </w:rPr>
+              <w:t>Abierto, en revisión</w:t>
             </w:r>
           </w:p>
         </w:tc>
@@ -5557,10 +5632,11 @@
               <w:rPr>
                 <w:b/>
                 <w:bCs/>
-                <w:sz w:val="17"/>
-                <w:szCs w:val="17"/>
-              </w:rPr>
-              <w:t xml:space="preserve">HU-02</w:t>
+                <w:i w:val="0"/>
+                <w:sz w:val="17"/>
+                <w:szCs w:val="17"/>
+              </w:rPr>
+              <w:t>HU-02</w:t>
             </w:r>
           </w:p>
         </w:tc>
@@ -5575,13 +5651,12 @@
             </w:pPr>
             <w:r>
               <w:rPr>
-                <w:color w:val="7F7F7F"/>
-                <w:i/>
-                <w:iCs/>
-                <w:sz w:val="17"/>
-                <w:szCs w:val="17"/>
-              </w:rPr>
-              <w:t xml:space="preserve">[unitaria/integración]</w:t>
+                <w:i w:val="0"/>
+                <w:iCs/>
+                <w:sz w:val="17"/>
+                <w:szCs w:val="17"/>
+              </w:rPr>
+              <w:t>Unitaria + integración (API)</w:t>
             </w:r>
           </w:p>
         </w:tc>
@@ -5596,13 +5671,12 @@
             </w:pPr>
             <w:r>
               <w:rPr>
-                <w:color w:val="7F7F7F"/>
-                <w:i/>
-                <w:iCs/>
-                <w:sz w:val="17"/>
-                <w:szCs w:val="17"/>
-              </w:rPr>
-              <w:t xml:space="preserve">[herramienta]</w:t>
+                <w:i w:val="0"/>
+                <w:iCs/>
+                <w:sz w:val="17"/>
+                <w:szCs w:val="17"/>
+              </w:rPr>
+              <w:t>pytest + FastAPI TestClient</w:t>
             </w:r>
           </w:p>
         </w:tc>
@@ -5617,13 +5691,12 @@
             </w:pPr>
             <w:r>
               <w:rPr>
-                <w:color w:val="7F7F7F"/>
-                <w:i/>
-                <w:iCs/>
-                <w:sz w:val="17"/>
-                <w:szCs w:val="17"/>
-              </w:rPr>
-              <w:t xml:space="preserve">[ ]</w:t>
+                <w:i w:val="0"/>
+                <w:iCs/>
+                <w:sz w:val="17"/>
+                <w:szCs w:val="17"/>
+              </w:rPr>
+              <w:t>14</w:t>
             </w:r>
           </w:p>
         </w:tc>
@@ -5638,13 +5711,12 @@
             </w:pPr>
             <w:r>
               <w:rPr>
-                <w:color w:val="7F7F7F"/>
-                <w:i/>
-                <w:iCs/>
-                <w:sz w:val="17"/>
-                <w:szCs w:val="17"/>
-              </w:rPr>
-              <w:t xml:space="preserve">[Pendiente]</w:t>
+                <w:i w:val="0"/>
+                <w:iCs/>
+                <w:sz w:val="17"/>
+                <w:szCs w:val="17"/>
+              </w:rPr>
+              <w:t>20/20 passed</w:t>
             </w:r>
           </w:p>
         </w:tc>
@@ -5887,10 +5959,11 @@
               <w:rPr>
                 <w:b/>
                 <w:bCs/>
-                <w:sz w:val="17"/>
-                <w:szCs w:val="17"/>
-              </w:rPr>
-              <w:t xml:space="preserve">HU-05</w:t>
+                <w:i w:val="0"/>
+                <w:sz w:val="17"/>
+                <w:szCs w:val="17"/>
+              </w:rPr>
+              <w:t>HU-05</w:t>
             </w:r>
           </w:p>
         </w:tc>
@@ -5905,13 +5978,12 @@
             </w:pPr>
             <w:r>
               <w:rPr>
-                <w:color w:val="7F7F7F"/>
-                <w:i/>
-                <w:iCs/>
-                <w:sz w:val="17"/>
-                <w:szCs w:val="17"/>
-              </w:rPr>
-              <w:t xml:space="preserve">[unitaria/integración]</w:t>
+                <w:i w:val="0"/>
+                <w:iCs/>
+                <w:sz w:val="17"/>
+                <w:szCs w:val="17"/>
+              </w:rPr>
+              <w:t>Unitaria + integración (API)</w:t>
             </w:r>
           </w:p>
         </w:tc>
@@ -5926,13 +5998,12 @@
             </w:pPr>
             <w:r>
               <w:rPr>
-                <w:color w:val="7F7F7F"/>
-                <w:i/>
-                <w:iCs/>
-                <w:sz w:val="17"/>
-                <w:szCs w:val="17"/>
-              </w:rPr>
-              <w:t xml:space="preserve">[herramienta]</w:t>
+                <w:i w:val="0"/>
+                <w:iCs/>
+                <w:sz w:val="17"/>
+                <w:szCs w:val="17"/>
+              </w:rPr>
+              <w:t>pytest + FastAPI TestClient</w:t>
             </w:r>
           </w:p>
         </w:tc>
@@ -5947,13 +6018,12 @@
             </w:pPr>
             <w:r>
               <w:rPr>
-                <w:color w:val="7F7F7F"/>
-                <w:i/>
-                <w:iCs/>
-                <w:sz w:val="17"/>
-                <w:szCs w:val="17"/>
-              </w:rPr>
-              <w:t xml:space="preserve">[ ]</w:t>
+                <w:i w:val="0"/>
+                <w:iCs/>
+                <w:sz w:val="17"/>
+                <w:szCs w:val="17"/>
+              </w:rPr>
+              <w:t>10</w:t>
             </w:r>
           </w:p>
         </w:tc>
@@ -5968,13 +6038,12 @@
             </w:pPr>
             <w:r>
               <w:rPr>
-                <w:color w:val="7F7F7F"/>
-                <w:i/>
-                <w:iCs/>
-                <w:sz w:val="17"/>
-                <w:szCs w:val="17"/>
-              </w:rPr>
-              <w:t xml:space="preserve">[Pendiente]</w:t>
+                <w:i w:val="0"/>
+                <w:iCs/>
+                <w:sz w:val="17"/>
+                <w:szCs w:val="17"/>
+              </w:rPr>
+              <w:t>16/16 passed</w:t>
             </w:r>
           </w:p>
         </w:tc>
@@ -6778,13 +6847,12 @@
             </w:pPr>
             <w:r>
               <w:rPr>
-                <w:color w:val="7F7F7F"/>
-                <w:i/>
-                <w:iCs/>
-                <w:sz w:val="17"/>
-                <w:szCs w:val="17"/>
-              </w:rPr>
-              <w:t xml:space="preserve">[Pendiente]</w:t>
+                <w:i w:val="0"/>
+                <w:iCs/>
+                <w:sz w:val="17"/>
+                <w:szCs w:val="17"/>
+              </w:rPr>
+              <w:t>Código y pruebas (HU-02)</w:t>
             </w:r>
           </w:p>
         </w:tc>
@@ -6799,13 +6867,12 @@
             </w:pPr>
             <w:r>
               <w:rPr>
-                <w:color w:val="7F7F7F"/>
-                <w:i/>
-                <w:iCs/>
-                <w:sz w:val="17"/>
-                <w:szCs w:val="17"/>
-              </w:rPr>
-              <w:t xml:space="preserve">[Pendiente]</w:t>
+                <w:i w:val="0"/>
+                <w:iCs/>
+                <w:sz w:val="17"/>
+                <w:szCs w:val="17"/>
+              </w:rPr>
+              <w:t>Claude Code (Claude Opus 5.5)</w:t>
             </w:r>
           </w:p>
         </w:tc>
@@ -6820,13 +6887,12 @@
             </w:pPr>
             <w:r>
               <w:rPr>
-                <w:color w:val="7F7F7F"/>
-                <w:i/>
-                <w:iCs/>
-                <w:sz w:val="17"/>
-                <w:szCs w:val="17"/>
-              </w:rPr>
-              <w:t xml:space="preserve">[Pendiente]</w:t>
+                <w:i w:val="0"/>
+                <w:iCs/>
+                <w:sz w:val="17"/>
+                <w:szCs w:val="17"/>
+              </w:rPr>
+              <w:t>Endpoint de disponibilidad mensual y calendario que reutilice availability.py</w:t>
             </w:r>
           </w:p>
         </w:tc>
@@ -6841,13 +6907,12 @@
             </w:pPr>
             <w:r>
               <w:rPr>
-                <w:color w:val="7F7F7F"/>
-                <w:i/>
-                <w:iCs/>
-                <w:sz w:val="17"/>
-                <w:szCs w:val="17"/>
-              </w:rPr>
-              <w:t xml:space="preserve">[Pendiente]</w:t>
+                <w:i w:val="0"/>
+                <w:iCs/>
+                <w:sz w:val="17"/>
+                <w:szCs w:val="17"/>
+              </w:rPr>
+              <w:t>Endpoint, calendario y 14 pruebas; 2 errores visuales y 1 cambio que daba conflicto con HU-04</w:t>
             </w:r>
           </w:p>
         </w:tc>
@@ -6862,13 +6927,12 @@
             </w:pPr>
             <w:r>
               <w:rPr>
-                <w:color w:val="7F7F7F"/>
-                <w:i/>
-                <w:iCs/>
-                <w:sz w:val="17"/>
-                <w:szCs w:val="17"/>
-              </w:rPr>
-              <w:t xml:space="preserve">[Pendiente]</w:t>
+                <w:i w:val="0"/>
+                <w:iCs/>
+                <w:sz w:val="17"/>
+                <w:szCs w:val="17"/>
+              </w:rPr>
+              <w:t>Aceptada tras corregir los errores (Roy)</w:t>
             </w:r>
           </w:p>
         </w:tc>
@@ -6888,13 +6952,12 @@
             </w:pPr>
             <w:r>
               <w:rPr>
-                <w:color w:val="7F7F7F"/>
-                <w:i/>
-                <w:iCs/>
-                <w:sz w:val="17"/>
-                <w:szCs w:val="17"/>
-              </w:rPr>
-              <w:t xml:space="preserve">[Pendiente]</w:t>
+                <w:i w:val="0"/>
+                <w:iCs/>
+                <w:sz w:val="17"/>
+                <w:szCs w:val="17"/>
+              </w:rPr>
+              <w:t>Código y pruebas (HU-05)</w:t>
             </w:r>
           </w:p>
         </w:tc>
@@ -6909,13 +6972,12 @@
             </w:pPr>
             <w:r>
               <w:rPr>
-                <w:color w:val="7F7F7F"/>
-                <w:i/>
-                <w:iCs/>
-                <w:sz w:val="17"/>
-                <w:szCs w:val="17"/>
-              </w:rPr>
-              <w:t xml:space="preserve">[Pendiente]</w:t>
+                <w:i w:val="0"/>
+                <w:iCs/>
+                <w:sz w:val="17"/>
+                <w:szCs w:val="17"/>
+              </w:rPr>
+              <w:t>Claude Code (Claude Opus 5.5)</w:t>
             </w:r>
           </w:p>
         </w:tc>
@@ -6930,13 +6992,12 @@
             </w:pPr>
             <w:r>
               <w:rPr>
-                <w:color w:val="7F7F7F"/>
-                <w:i/>
-                <w:iCs/>
-                <w:sz w:val="17"/>
-                <w:szCs w:val="17"/>
-              </w:rPr>
-              <w:t xml:space="preserve">[Pendiente]</w:t>
+                <w:i w:val="0"/>
+                <w:iCs/>
+                <w:sz w:val="17"/>
+                <w:szCs w:val="17"/>
+              </w:rPr>
+              <w:t>Exportar las reservas a CSV con filtros y un botón en el panel admin</w:t>
             </w:r>
           </w:p>
         </w:tc>
@@ -6951,13 +7012,12 @@
             </w:pPr>
             <w:r>
               <w:rPr>
-                <w:color w:val="7F7F7F"/>
-                <w:i/>
-                <w:iCs/>
-                <w:sz w:val="17"/>
-                <w:szCs w:val="17"/>
-              </w:rPr>
-              <w:t xml:space="preserve">[Pendiente]</w:t>
+                <w:i w:val="0"/>
+                <w:iCs/>
+                <w:sz w:val="17"/>
+                <w:szCs w:val="17"/>
+              </w:rPr>
+              <w:t>export.py, endpoint, botón y 10 pruebas; CSV con BOM y protección contra fórmulas</w:t>
             </w:r>
           </w:p>
         </w:tc>
@@ -6972,13 +7032,12 @@
             </w:pPr>
             <w:r>
               <w:rPr>
-                <w:color w:val="7F7F7F"/>
-                <w:i/>
-                <w:iCs/>
-                <w:sz w:val="17"/>
-                <w:szCs w:val="17"/>
-              </w:rPr>
-              <w:t xml:space="preserve">[Pendiente]</w:t>
+                <w:i w:val="0"/>
+                <w:iCs/>
+                <w:sz w:val="17"/>
+                <w:szCs w:val="17"/>
+              </w:rPr>
+              <w:t>Aceptada (Roy)</w:t>
             </w:r>
           </w:p>
         </w:tc>
@@ -6998,13 +7057,12 @@
             </w:pPr>
             <w:r>
               <w:rPr>
-                <w:color w:val="7F7F7F"/>
-                <w:i/>
-                <w:iCs/>
-                <w:sz w:val="17"/>
-                <w:szCs w:val="17"/>
-              </w:rPr>
-              <w:t xml:space="preserve">[Pendiente]</w:t>
+                <w:i w:val="0"/>
+                <w:iCs/>
+                <w:sz w:val="17"/>
+                <w:szCs w:val="17"/>
+              </w:rPr>
+              <w:t>QA de HU-03</w:t>
             </w:r>
           </w:p>
         </w:tc>
@@ -7019,13 +7077,12 @@
             </w:pPr>
             <w:r>
               <w:rPr>
-                <w:color w:val="7F7F7F"/>
-                <w:i/>
-                <w:iCs/>
-                <w:sz w:val="17"/>
-                <w:szCs w:val="17"/>
-              </w:rPr>
-              <w:t xml:space="preserve">[Pendiente]</w:t>
+                <w:i w:val="0"/>
+                <w:iCs/>
+                <w:sz w:val="17"/>
+                <w:szCs w:val="17"/>
+              </w:rPr>
+              <w:t>Claude Code (Claude Opus 5.5) + Playwright</w:t>
             </w:r>
           </w:p>
         </w:tc>
@@ -7040,13 +7097,12 @@
             </w:pPr>
             <w:r>
               <w:rPr>
-                <w:color w:val="7F7F7F"/>
-                <w:i/>
-                <w:iCs/>
-                <w:sz w:val="17"/>
-                <w:szCs w:val="17"/>
-              </w:rPr>
-              <w:t xml:space="preserve">[Pendiente]</w:t>
+                <w:i w:val="0"/>
+                <w:iCs/>
+                <w:sz w:val="17"/>
+                <w:szCs w:val="17"/>
+              </w:rPr>
+              <w:t>Validar la previsión: pytest, casos límite de la API y prueba en navegador</w:t>
             </w:r>
           </w:p>
         </w:tc>
@@ -7061,13 +7117,12 @@
             </w:pPr>
             <w:r>
               <w:rPr>
-                <w:color w:val="7F7F7F"/>
-                <w:i/>
-                <w:iCs/>
-                <w:sz w:val="17"/>
-                <w:szCs w:val="17"/>
-              </w:rPr>
-              <w:t xml:space="preserve">[Pendiente]</w:t>
+                <w:i w:val="0"/>
+                <w:iCs/>
+                <w:sz w:val="17"/>
+                <w:szCs w:val="17"/>
+              </w:rPr>
+              <w:t>13 / 20 / 62 passed; casos límite correctos; 4 observaciones nuevas no bloqueantes</w:t>
             </w:r>
           </w:p>
         </w:tc>
@@ -7082,13 +7137,12 @@
             </w:pPr>
             <w:r>
               <w:rPr>
-                <w:color w:val="7F7F7F"/>
-                <w:i/>
-                <w:iCs/>
-                <w:sz w:val="17"/>
-                <w:szCs w:val="17"/>
-              </w:rPr>
-              <w:t xml:space="preserve">[Pendiente]</w:t>
+                <w:i w:val="0"/>
+                <w:iCs/>
+                <w:sz w:val="17"/>
+                <w:szCs w:val="17"/>
+              </w:rPr>
+              <w:t>Aprobado por QA con observaciones (Roy)</w:t>
             </w:r>
           </w:p>
         </w:tc>
@@ -7597,13 +7651,12 @@
             </w:pPr>
             <w:r>
               <w:rPr>
-                <w:color w:val="7F7F7F"/>
-                <w:i/>
-                <w:iCs/>
-                <w:sz w:val="17"/>
-                <w:szCs w:val="17"/>
-              </w:rPr>
-              <w:t xml:space="preserve">[#]</w:t>
+                <w:i w:val="0"/>
+                <w:iCs/>
+                <w:sz w:val="17"/>
+                <w:szCs w:val="17"/>
+              </w:rPr>
+              <w:t>3</w:t>
             </w:r>
           </w:p>
         </w:tc>
@@ -7618,13 +7671,12 @@
             </w:pPr>
             <w:r>
               <w:rPr>
-                <w:color w:val="7F7F7F"/>
-                <w:i/>
-                <w:iCs/>
-                <w:sz w:val="17"/>
-                <w:szCs w:val="17"/>
-              </w:rPr>
-              <w:t xml:space="preserve">[Pendiente]</w:t>
+                <w:i w:val="0"/>
+                <w:iCs/>
+                <w:sz w:val="17"/>
+                <w:szCs w:val="17"/>
+              </w:rPr>
+              <w:t>Claude Code (Claude Opus 5.5)</w:t>
             </w:r>
           </w:p>
         </w:tc>
@@ -7639,13 +7691,12 @@
             </w:pPr>
             <w:r>
               <w:rPr>
-                <w:color w:val="7F7F7F"/>
-                <w:i/>
-                <w:iCs/>
-                <w:sz w:val="17"/>
-                <w:szCs w:val="17"/>
-              </w:rPr>
-              <w:t xml:space="preserve">[Pendiente]</w:t>
+                <w:i w:val="0"/>
+                <w:iCs/>
+                <w:sz w:val="17"/>
+                <w:szCs w:val="17"/>
+              </w:rPr>
+              <w:t>HU-02: título del calendario con mayúscula inicial</w:t>
             </w:r>
           </w:p>
         </w:tc>
@@ -7660,13 +7711,12 @@
             </w:pPr>
             <w:r>
               <w:rPr>
-                <w:color w:val="7F7F7F"/>
-                <w:i/>
-                <w:iCs/>
-                <w:sz w:val="17"/>
-                <w:szCs w:val="17"/>
-              </w:rPr>
-              <w:t xml:space="preserve">[Pendiente]</w:t>
+                <w:i w:val="0"/>
+                <w:iCs/>
+                <w:sz w:val="17"/>
+                <w:szCs w:val="17"/>
+              </w:rPr>
+              <w:t>Usó text-transform: capitalize, que pone mayúscula a cada palabra: «Octubre De 2026»</w:t>
             </w:r>
           </w:p>
         </w:tc>
@@ -7681,13 +7731,12 @@
             </w:pPr>
             <w:r>
               <w:rPr>
-                <w:color w:val="7F7F7F"/>
-                <w:i/>
-                <w:iCs/>
-                <w:sz w:val="17"/>
-                <w:szCs w:val="17"/>
-              </w:rPr>
-              <w:t xml:space="preserve">[Pendiente]</w:t>
+                <w:i w:val="0"/>
+                <w:iCs/>
+                <w:sz w:val="17"/>
+                <w:szCs w:val="17"/>
+              </w:rPr>
+              <w:t>Revisando la captura de Playwright</w:t>
             </w:r>
           </w:p>
         </w:tc>
@@ -7702,13 +7751,12 @@
             </w:pPr>
             <w:r>
               <w:rPr>
-                <w:color w:val="7F7F7F"/>
-                <w:i/>
-                <w:iCs/>
-                <w:sz w:val="17"/>
-                <w:szCs w:val="17"/>
-              </w:rPr>
-              <w:t xml:space="preserve">[Pendiente]</w:t>
+                <w:i w:val="0"/>
+                <w:iCs/>
+                <w:sz w:val="17"/>
+                <w:szCs w:val="17"/>
+              </w:rPr>
+              <w:t>Se capitaliza solo la primera letra desde JavaScript</w:t>
             </w:r>
           </w:p>
         </w:tc>
@@ -7728,13 +7776,12 @@
             </w:pPr>
             <w:r>
               <w:rPr>
-                <w:color w:val="7F7F7F"/>
-                <w:i/>
-                <w:iCs/>
-                <w:sz w:val="17"/>
-                <w:szCs w:val="17"/>
-              </w:rPr>
-              <w:t xml:space="preserve">[#]</w:t>
+                <w:i w:val="0"/>
+                <w:iCs/>
+                <w:sz w:val="17"/>
+                <w:szCs w:val="17"/>
+              </w:rPr>
+              <w:t>4</w:t>
             </w:r>
           </w:p>
         </w:tc>
@@ -7749,13 +7796,12 @@
             </w:pPr>
             <w:r>
               <w:rPr>
-                <w:color w:val="7F7F7F"/>
-                <w:i/>
-                <w:iCs/>
-                <w:sz w:val="17"/>
-                <w:szCs w:val="17"/>
-              </w:rPr>
-              <w:t xml:space="preserve">[Pendiente]</w:t>
+                <w:i w:val="0"/>
+                <w:iCs/>
+                <w:sz w:val="17"/>
+                <w:szCs w:val="17"/>
+              </w:rPr>
+              <w:t>Claude Code (Claude Opus 5.5)</w:t>
             </w:r>
           </w:p>
         </w:tc>
@@ -7770,13 +7816,12 @@
             </w:pPr>
             <w:r>
               <w:rPr>
-                <w:color w:val="7F7F7F"/>
-                <w:i/>
-                <w:iCs/>
-                <w:sz w:val="17"/>
-                <w:szCs w:val="17"/>
-              </w:rPr>
-              <w:t xml:space="preserve">[Pendiente]</w:t>
+                <w:i w:val="0"/>
+                <w:iCs/>
+                <w:sz w:val="17"/>
+                <w:szCs w:val="17"/>
+              </w:rPr>
+              <w:t>HU-02: celdas cuadradas para los días</w:t>
             </w:r>
           </w:p>
         </w:tc>
@@ -7791,13 +7836,12 @@
             </w:pPr>
             <w:r>
               <w:rPr>
-                <w:color w:val="7F7F7F"/>
-                <w:i/>
-                <w:iCs/>
-                <w:sz w:val="17"/>
-                <w:szCs w:val="17"/>
-              </w:rPr>
-              <w:t xml:space="preserve">[Pendiente]</w:t>
+                <w:i w:val="0"/>
+                <w:iCs/>
+                <w:sz w:val="17"/>
+                <w:szCs w:val="17"/>
+              </w:rPr>
+              <w:t>Limitó la altura pero no el ancho: las celdas quedaban pegadas a la izquierda, desalineadas con Lu…Do</w:t>
             </w:r>
           </w:p>
         </w:tc>
@@ -7812,13 +7856,12 @@
             </w:pPr>
             <w:r>
               <w:rPr>
-                <w:color w:val="7F7F7F"/>
-                <w:i/>
-                <w:iCs/>
-                <w:sz w:val="17"/>
-                <w:szCs w:val="17"/>
-              </w:rPr>
-              <w:t xml:space="preserve">[Pendiente]</w:t>
+                <w:i w:val="0"/>
+                <w:iCs/>
+                <w:sz w:val="17"/>
+                <w:szCs w:val="17"/>
+              </w:rPr>
+              <w:t>Revisando la captura de Playwright</w:t>
             </w:r>
           </w:p>
         </w:tc>
@@ -7833,13 +7876,12 @@
             </w:pPr>
             <w:r>
               <w:rPr>
-                <w:color w:val="7F7F7F"/>
-                <w:i/>
-                <w:iCs/>
-                <w:sz w:val="17"/>
-                <w:szCs w:val="17"/>
-              </w:rPr>
-              <w:t xml:space="preserve">[Pendiente]</w:t>
+                <w:i w:val="0"/>
+                <w:iCs/>
+                <w:sz w:val="17"/>
+                <w:szCs w:val="17"/>
+              </w:rPr>
+              <w:t>max-width + justify-self: center con aspect-ratio: 1/1</w:t>
             </w:r>
           </w:p>
         </w:tc>
@@ -8128,13 +8170,12 @@
             </w:pPr>
             <w:r>
               <w:rPr>
-                <w:color w:val="7F7F7F"/>
-                <w:i/>
-                <w:iCs/>
-                <w:sz w:val="17"/>
-                <w:szCs w:val="17"/>
-              </w:rPr>
-              <w:t xml:space="preserve">[#]</w:t>
+                <w:i w:val="0"/>
+                <w:iCs/>
+                <w:sz w:val="17"/>
+                <w:szCs w:val="17"/>
+              </w:rPr>
+              <w:t>2</w:t>
             </w:r>
           </w:p>
         </w:tc>
@@ -8149,13 +8190,12 @@
             </w:pPr>
             <w:r>
               <w:rPr>
-                <w:color w:val="7F7F7F"/>
-                <w:i/>
-                <w:iCs/>
-                <w:sz w:val="17"/>
-                <w:szCs w:val="17"/>
-              </w:rPr>
-              <w:t xml:space="preserve">[Pendiente]</w:t>
+                <w:i w:val="0"/>
+                <w:iCs/>
+                <w:sz w:val="17"/>
+                <w:szCs w:val="17"/>
+              </w:rPr>
+              <w:t>HU-02: agregar «from typing import Optional» en availability.py y sumar month_availability al import existente de public.py</w:t>
             </w:r>
           </w:p>
         </w:tc>
@@ -8170,13 +8210,12 @@
             </w:pPr>
             <w:r>
               <w:rPr>
-                <w:color w:val="7F7F7F"/>
-                <w:i/>
-                <w:iCs/>
-                <w:sz w:val="17"/>
-                <w:szCs w:val="17"/>
-              </w:rPr>
-              <w:t xml:space="preserve">[Pendiente]</w:t>
+                <w:i w:val="0"/>
+                <w:iCs/>
+                <w:sz w:val="17"/>
+                <w:szCs w:val="17"/>
+              </w:rPr>
+              <w:t>Un merge de prueba con la rama de HU-04 dio conflicto: HU-04 agrega esas mismas líneas</w:t>
             </w:r>
           </w:p>
         </w:tc>
@@ -8191,13 +8230,12 @@
             </w:pPr>
             <w:r>
               <w:rPr>
-                <w:color w:val="7F7F7F"/>
-                <w:i/>
-                <w:iCs/>
-                <w:sz w:val="17"/>
-                <w:szCs w:val="17"/>
-              </w:rPr>
-              <w:t xml:space="preserve">[Pendiente]</w:t>
+                <w:i w:val="0"/>
+                <w:iCs/>
+                <w:sz w:val="17"/>
+                <w:szCs w:val="17"/>
+              </w:rPr>
+              <w:t>date | None (válido con from __future__ import annotations) y el import nuevo en su propia línea; el merge con las demás ramas queda limpio</w:t>
             </w:r>
           </w:p>
         </w:tc>
@@ -8879,13 +8917,12 @@
             </w:pPr>
             <w:r>
               <w:rPr>
-                <w:color w:val="7F7F7F"/>
-                <w:i/>
-                <w:iCs/>
-                <w:sz w:val="17"/>
-                <w:szCs w:val="17"/>
-              </w:rPr>
-              <w:t xml:space="preserve">[#]</w:t>
+                <w:i w:val="0"/>
+                <w:iCs/>
+                <w:sz w:val="17"/>
+                <w:szCs w:val="17"/>
+              </w:rPr>
+              <w:t>10</w:t>
             </w:r>
           </w:p>
         </w:tc>
@@ -8900,13 +8937,12 @@
             </w:pPr>
             <w:r>
               <w:rPr>
-                <w:color w:val="7F7F7F"/>
-                <w:i/>
-                <w:iCs/>
-                <w:sz w:val="17"/>
-                <w:szCs w:val="17"/>
-              </w:rPr>
-              <w:t xml:space="preserve">[Pendiente]</w:t>
+                <w:i w:val="0"/>
+                <w:iCs/>
+                <w:sz w:val="17"/>
+                <w:szCs w:val="17"/>
+              </w:rPr>
+              <w:t>HU-02: el calendario usa la fecha local y el backend decide qué días son pasados con la zona horaria del negocio</w:t>
             </w:r>
           </w:p>
         </w:tc>
@@ -8921,13 +8957,12 @@
             </w:pPr>
             <w:r>
               <w:rPr>
-                <w:color w:val="7F7F7F"/>
-                <w:i/>
-                <w:iCs/>
-                <w:sz w:val="17"/>
-                <w:szCs w:val="17"/>
-              </w:rPr>
-              <w:t xml:space="preserve">[Pendiente]</w:t>
+                <w:i w:val="0"/>
+                <w:iCs/>
+                <w:sz w:val="17"/>
+                <w:szCs w:val="17"/>
+              </w:rPr>
+              <w:t>Mantener el min del input calculado con toISOString() (UTC)</w:t>
             </w:r>
           </w:p>
         </w:tc>
@@ -8942,13 +8977,12 @@
             </w:pPr>
             <w:r>
               <w:rPr>
-                <w:color w:val="7F7F7F"/>
-                <w:i/>
-                <w:iCs/>
-                <w:sz w:val="17"/>
-                <w:szCs w:val="17"/>
-              </w:rPr>
-              <w:t xml:space="preserve">[Pendiente]</w:t>
+                <w:i w:val="0"/>
+                <w:iCs/>
+                <w:sz w:val="17"/>
+                <w:szCs w:val="17"/>
+              </w:rPr>
+              <w:t>Roy (Developer); a confirmar por Einer (Reviewer)</w:t>
             </w:r>
           </w:p>
         </w:tc>
@@ -8963,13 +8997,12 @@
             </w:pPr>
             <w:r>
               <w:rPr>
-                <w:color w:val="7F7F7F"/>
-                <w:i/>
-                <w:iCs/>
-                <w:sz w:val="17"/>
-                <w:szCs w:val="17"/>
-              </w:rPr>
-              <w:t xml:space="preserve">[Pendiente]</w:t>
+                <w:i w:val="0"/>
+                <w:iCs/>
+                <w:sz w:val="17"/>
+                <w:szCs w:val="17"/>
+              </w:rPr>
+              <w:t>Corrige el bug anotado en HU-01: de noche en Panamá la fecha UTC ya es «mañana» y bloqueaba «hoy»</w:t>
             </w:r>
           </w:p>
         </w:tc>
@@ -8989,13 +9022,12 @@
             </w:pPr>
             <w:r>
               <w:rPr>
-                <w:color w:val="7F7F7F"/>
-                <w:i/>
-                <w:iCs/>
-                <w:sz w:val="17"/>
-                <w:szCs w:val="17"/>
-              </w:rPr>
-              <w:t xml:space="preserve">[#]</w:t>
+                <w:i w:val="0"/>
+                <w:iCs/>
+                <w:sz w:val="17"/>
+                <w:szCs w:val="17"/>
+              </w:rPr>
+              <w:t>14</w:t>
             </w:r>
           </w:p>
         </w:tc>
@@ -9010,13 +9042,12 @@
             </w:pPr>
             <w:r>
               <w:rPr>
-                <w:color w:val="7F7F7F"/>
-                <w:i/>
-                <w:iCs/>
-                <w:sz w:val="17"/>
-                <w:szCs w:val="17"/>
-              </w:rPr>
-              <w:t xml:space="preserve">[Pendiente]</w:t>
+                <w:i w:val="0"/>
+                <w:iCs/>
+                <w:sz w:val="17"/>
+                <w:szCs w:val="17"/>
+              </w:rPr>
+              <w:t>HU-05: anteponer ' al nombre, servicio y notas que empiecen con = + - @</w:t>
             </w:r>
           </w:p>
         </w:tc>
@@ -9031,13 +9062,12 @@
             </w:pPr>
             <w:r>
               <w:rPr>
-                <w:color w:val="7F7F7F"/>
-                <w:i/>
-                <w:iCs/>
-                <w:sz w:val="17"/>
-                <w:szCs w:val="17"/>
-              </w:rPr>
-              <w:t xml:space="preserve">[Pendiente]</w:t>
+                <w:i w:val="0"/>
+                <w:iCs/>
+                <w:sz w:val="17"/>
+                <w:szCs w:val="17"/>
+              </w:rPr>
+              <w:t>Exportar el texto tal cual</w:t>
             </w:r>
           </w:p>
         </w:tc>
@@ -9052,13 +9082,12 @@
             </w:pPr>
             <w:r>
               <w:rPr>
-                <w:color w:val="7F7F7F"/>
-                <w:i/>
-                <w:iCs/>
-                <w:sz w:val="17"/>
-                <w:szCs w:val="17"/>
-              </w:rPr>
-              <w:t xml:space="preserve">[Pendiente]</w:t>
+                <w:i w:val="0"/>
+                <w:iCs/>
+                <w:sz w:val="17"/>
+                <w:szCs w:val="17"/>
+              </w:rPr>
+              <w:t>Roy (Developer); a confirmar por Einer (Reviewer)</w:t>
             </w:r>
           </w:p>
         </w:tc>
@@ -9073,13 +9102,12 @@
             </w:pPr>
             <w:r>
               <w:rPr>
-                <w:color w:val="7F7F7F"/>
-                <w:i/>
-                <w:iCs/>
-                <w:sz w:val="17"/>
-                <w:szCs w:val="17"/>
-              </w:rPr>
-              <w:t xml:space="preserve">[Pendiente]</w:t>
+                <w:i w:val="0"/>
+                <w:iCs/>
+                <w:sz w:val="17"/>
+                <w:szCs w:val="17"/>
+              </w:rPr>
+              <w:t>Ese texto lo escribe el cliente en la página pública; sin esto, un nombre como =HYPERLINK(...) se ejecutaría como fórmula al abrir el archivo</w:t>
             </w:r>
           </w:p>
         </w:tc>

--- a/docs/1GS242_Proyecto1_Evidencias_IA.docx
+++ b/docs/1GS242_Proyecto1_Evidencias_IA.docx
@@ -825,13 +825,11 @@
             </w:pPr>
             <w:r>
               <w:rPr>
-                <w:color w:val="7F7F7F"/>
-                <w:i/>
-                <w:iCs/>
-                <w:sz w:val="17"/>
-                <w:szCs w:val="17"/>
-              </w:rPr>
-              <w:t xml:space="preserve">[Pendiente: URL del repositorio propio donde se subió la versión local]</w:t>
+                <w:i w:val="0"/>
+                <w:color w:val="000000"/>
+                <w:sz w:val="17"/>
+              </w:rPr>
+              <w:t>https://github.com/kelvinhe04/citafacil (público). Base clonada y subida a repositorio propio con su historial.</w:t>
             </w:r>
           </w:p>
         </w:tc>
@@ -916,13 +914,11 @@
             </w:pPr>
             <w:r>
               <w:rPr>
-                <w:color w:val="7F7F7F"/>
-                <w:i/>
-                <w:iCs/>
-                <w:sz w:val="17"/>
-                <w:szCs w:val="17"/>
-              </w:rPr>
-              <w:t xml:space="preserve">[Pendiente: IDE/agente/CLI usado y modelo local o en nube]</w:t>
+                <w:i w:val="0"/>
+                <w:color w:val="000000"/>
+                <w:sz w:val="17"/>
+              </w:rPr>
+              <w:t>Claude Code (agente de escritorio) con modelos en la nube: Claude Sonnet 5.5 (Kelvin y Einer) y Claude Opus 5.5 (Roy). Playwright para verificar en navegador y GitHub CLI para issues y PR.</w:t>
             </w:r>
           </w:p>
         </w:tc>
@@ -1007,10 +1003,11 @@
             </w:pPr>
             <w:r>
               <w:rPr>
-                <w:sz w:val="17"/>
-                <w:szCs w:val="17"/>
-              </w:rPr>
-              <w:t xml:space="preserve">Miércoles 28/10/2026, 6:00 PM (asignación en MS Teams; entrega y presentación en esa fecha)</w:t>
+                <w:i w:val="0"/>
+                <w:color w:val="000000"/>
+                <w:sz w:val="17"/>
+              </w:rPr>
+              <w:t>Miércoles 28/10/2026, 6:00 PM (asignación en MS Teams)</w:t>
             </w:r>
           </w:p>
         </w:tc>
@@ -1619,12 +1616,7 @@
         <w:jc w:val="both"/>
       </w:pPr>
       <w:r>
-        <w:rPr>
-          <w:i/>
-          <w:iCs/>
-          <w:color w:val="7F7F7F"/>
-        </w:rPr>
-        <w:t xml:space="preserve">[Pendiente: capas, módulos, rutas principales]</w:t>
+        <w:t>Aplicación full-stack de tres capas: frontend estático (HTML5, CSS3 y JavaScript sin framework: index.html y admin.html), API REST en FastAPI (routers público, admin y scores en backend/app/routers) y acceso a datos con SQLAlchemy sobre SQLite (local) o PostgreSQL (Render). Módulos principales: models.py, schemas.py (Pydantic), crud.py, availability.py (horarios libres y anti doble-booking), notifications.py y reminders.py (WhatsApp con Twilio, modo demo sin credenciales), auth.py (cabecera X-Admin-Token) y config.py (variables de entorno). Línea base: 6 pruebas pytest.</w:t>
       </w:r>
     </w:p>
     <w:p>
@@ -1643,12 +1635,7 @@
         <w:jc w:val="both"/>
       </w:pPr>
       <w:r>
-        <w:rPr>
-          <w:i/>
-          <w:iCs/>
-          <w:color w:val="7F7F7F"/>
-        </w:rPr>
-        <w:t xml:space="preserve">[Pendiente: tablas/entidades de usuarios, reservas, pagos y productos o recursos]</w:t>
+        <w:t>Dos tablas: services (id, name, duration_min, price, active) y appointments (id, customer_name, customer_phone en formato E.164, service_id, start_at, end_at, status = pending/confirmed/cancelled/done, notes, reminder_sent, created_at). No existen usuarios, cuentas, pagos ni inventario: el cliente se identifica solo por nombre y celular. No hay migraciones: create_all únicamente crea tablas nuevas.</w:t>
       </w:r>
     </w:p>
     <w:p>
@@ -1667,12 +1654,7 @@
         <w:jc w:val="both"/>
       </w:pPr>
       <w:r>
-        <w:rPr>
-          <w:i/>
-          <w:iCs/>
-          <w:color w:val="7F7F7F"/>
-        </w:rPr>
-        <w:t xml:space="preserve">[Pendiente: cómo funciona hoy la reserva, el pago y el panel de administración]</w:t>
+        <w:t>La reserva pública tiene tres pasos (servicio, día y hora, datos): GET /api/services, GET /api/availability y POST /api/appointments, que valida el celular chileno, comprueba que el horario esté libre (409 si choca) y envía el WhatsApp de confirmación. El panel de administración, protegido por token, lista y filtra citas, cambia su estado, gestiona servicios, muestra estadísticas y dispara recordatorios; APScheduler los envía cada 15 minutos.</w:t>
       </w:r>
     </w:p>
     <w:p>
@@ -1691,12 +1673,7 @@
         <w:jc w:val="both"/>
       </w:pPr>
       <w:r>
-        <w:rPr>
-          <w:i/>
-          <w:iCs/>
-          <w:color w:val="7F7F7F"/>
-        </w:rPr>
-        <w:t xml:space="preserve">[Pendiente: deuda técnica, falta de pruebas, riesgos al modificar]</w:t>
+        <w:t>1) No hay formulario de pago ni cuentas: HU-01 se adaptó a «datos guardados» (nombre y celular). 2) No hay migraciones: una columna nueva rompería la base desplegada, por eso HU-04 usa un token firmado. 3) is_slot_free cuenta la cita propia como ocupada: se añadió exclude_id para poder reprogramar. 4) La API de producción por defecto del front apunta al despliegue del autor original (Render), que respondió error 500 durante las pruebas: todo se probó en local con ?api=. 5) Bugs previos hallados al probar: los errores 422 se mostraban como «[object Object]», tras un error se borraba la hora elegida y la fecha mínima usaba UTC. 6) El histórico estaba vacío (la app no permite reservar en el pasado y seed.py solo creaba citas futuras), lo que impedía ver la previsión.</w:t>
       </w:r>
     </w:p>
     <w:tbl>
@@ -1737,13 +1714,72 @@
             </w:pPr>
             <w:r>
               <w:rPr>
-                <w:color w:val="7F7F7F"/>
-                <w:i/>
-                <w:iCs/>
-                <w:sz w:val="17"/>
-                <w:szCs w:val="17"/>
-              </w:rPr>
-              <w:t xml:space="preserve">[Insertar captura: diagrama o captura del análisis (estructura del repo, diagrama de arquitectura o respuesta de la IA)]</w:t>
+                <w:rFonts w:ascii="Consolas" w:hAnsi="Consolas"/>
+                <w:i w:val="0"/>
+                <w:color w:val="000000"/>
+                <w:sz w:val="16"/>
+              </w:rPr>
+              <w:t>Navegador (index.html, manage.html, admin.html)</w:t>
+              <w:br/>
+            </w:r>
+            <w:r>
+              <w:rPr>
+                <w:rFonts w:ascii="Consolas" w:hAnsi="Consolas"/>
+                <w:i w:val="0"/>
+                <w:color w:val="000000"/>
+                <w:sz w:val="16"/>
+              </w:rPr>
+              <w:t xml:space="preserve">        |  HTTP / JSON</w:t>
+              <w:br/>
+            </w:r>
+            <w:r>
+              <w:rPr>
+                <w:rFonts w:ascii="Consolas" w:hAnsi="Consolas"/>
+                <w:i w:val="0"/>
+                <w:color w:val="000000"/>
+                <w:sz w:val="16"/>
+              </w:rPr>
+              <w:t>FastAPI: routers public | manage | admin  (auth: X-Admin-Token)</w:t>
+              <w:br/>
+            </w:r>
+            <w:r>
+              <w:rPr>
+                <w:rFonts w:ascii="Consolas" w:hAnsi="Consolas"/>
+                <w:i w:val="0"/>
+                <w:color w:val="000000"/>
+                <w:sz w:val="16"/>
+              </w:rPr>
+              <w:t xml:space="preserve">        |</w:t>
+              <w:br/>
+            </w:r>
+            <w:r>
+              <w:rPr>
+                <w:rFonts w:ascii="Consolas" w:hAnsi="Consolas"/>
+                <w:i w:val="0"/>
+                <w:color w:val="000000"/>
+                <w:sz w:val="16"/>
+              </w:rPr>
+              <w:t>crud.py  availability.py  forecast.py  export.py  notifications.py</w:t>
+              <w:br/>
+            </w:r>
+            <w:r>
+              <w:rPr>
+                <w:rFonts w:ascii="Consolas" w:hAnsi="Consolas"/>
+                <w:i w:val="0"/>
+                <w:color w:val="000000"/>
+                <w:sz w:val="16"/>
+              </w:rPr>
+              <w:t xml:space="preserve">        |</w:t>
+              <w:br/>
+            </w:r>
+            <w:r>
+              <w:rPr>
+                <w:rFonts w:ascii="Consolas" w:hAnsi="Consolas"/>
+                <w:i w:val="0"/>
+                <w:color w:val="000000"/>
+                <w:sz w:val="16"/>
+              </w:rPr>
+              <w:t>SQLAlchemy models (services, appointments)  -&gt;  SQLite (local) / PostgreSQL (Render)</w:t>
             </w:r>
           </w:p>
         </w:tc>
@@ -1989,13 +2025,11 @@
             </w:pPr>
             <w:r>
               <w:rPr>
-                <w:color w:val="7F7F7F"/>
-                <w:i/>
-                <w:iCs/>
-                <w:sz w:val="17"/>
-                <w:szCs w:val="17"/>
-              </w:rPr>
-              <w:t xml:space="preserve">[#]</w:t>
+                <w:i w:val="0"/>
+                <w:color w:val="000000"/>
+                <w:sz w:val="17"/>
+              </w:rPr>
+              <w:t>#1</w:t>
             </w:r>
           </w:p>
         </w:tc>
@@ -2010,13 +2044,11 @@
             </w:pPr>
             <w:r>
               <w:rPr>
-                <w:color w:val="7F7F7F"/>
-                <w:i/>
-                <w:iCs/>
-                <w:sz w:val="17"/>
-                <w:szCs w:val="17"/>
-              </w:rPr>
-              <w:t xml:space="preserve">[rama]</w:t>
+                <w:i w:val="0"/>
+                <w:color w:val="000000"/>
+                <w:sz w:val="17"/>
+              </w:rPr>
+              <w:t>feature/hu-01-datos-guardados</w:t>
             </w:r>
           </w:p>
         </w:tc>
@@ -2031,13 +2063,11 @@
             </w:pPr>
             <w:r>
               <w:rPr>
-                <w:color w:val="7F7F7F"/>
-                <w:i/>
-                <w:iCs/>
-                <w:sz w:val="17"/>
-                <w:szCs w:val="17"/>
-              </w:rPr>
-              <w:t xml:space="preserve">[#]</w:t>
+                <w:i w:val="0"/>
+                <w:color w:val="000000"/>
+                <w:sz w:val="17"/>
+              </w:rPr>
+              <w:t>#6</w:t>
             </w:r>
           </w:p>
         </w:tc>
@@ -2052,13 +2082,11 @@
             </w:pPr>
             <w:r>
               <w:rPr>
-                <w:color w:val="7F7F7F"/>
-                <w:i/>
-                <w:iCs/>
-                <w:sz w:val="17"/>
-                <w:szCs w:val="17"/>
-              </w:rPr>
-              <w:t xml:space="preserve">[ ]</w:t>
+                <w:i w:val="0"/>
+                <w:color w:val="000000"/>
+                <w:sz w:val="17"/>
+              </w:rPr>
+              <w:t>Fusionado. Revisó Roy (aprobó). QA: Einer (sin registro).</w:t>
             </w:r>
           </w:p>
         </w:tc>
@@ -2118,9 +2146,8 @@
             <w:r>
               <w:rPr>
                 <w:i w:val="0"/>
-                <w:iCs/>
-                <w:sz w:val="17"/>
-                <w:szCs w:val="17"/>
+                <w:color w:val="000000"/>
+                <w:sz w:val="17"/>
               </w:rPr>
               <w:t>#2</w:t>
             </w:r>
@@ -2138,9 +2165,8 @@
             <w:r>
               <w:rPr>
                 <w:i w:val="0"/>
-                <w:iCs/>
-                <w:sz w:val="17"/>
-                <w:szCs w:val="17"/>
+                <w:color w:val="000000"/>
+                <w:sz w:val="17"/>
               </w:rPr>
               <w:t>feature/hu-02-calendario</w:t>
             </w:r>
@@ -2158,9 +2184,8 @@
             <w:r>
               <w:rPr>
                 <w:i w:val="0"/>
-                <w:iCs/>
-                <w:sz w:val="17"/>
-                <w:szCs w:val="17"/>
+                <w:color w:val="000000"/>
+                <w:sz w:val="17"/>
               </w:rPr>
               <w:t>#12</w:t>
             </w:r>
@@ -2178,11 +2203,10 @@
             <w:r>
               <w:rPr>
                 <w:i w:val="0"/>
-                <w:iCs/>
-                <w:sz w:val="17"/>
-                <w:szCs w:val="17"/>
-              </w:rPr>
-              <w:t>En revisión (Reviewer: Einer · QA: Kelvin)</w:t>
+                <w:color w:val="000000"/>
+                <w:sz w:val="17"/>
+              </w:rPr>
+              <w:t>Fusionado. QA: Kelvin (aprobó). Revisión de Einer: sin registro.</w:t>
             </w:r>
           </w:p>
         </w:tc>
@@ -2241,13 +2265,11 @@
             </w:pPr>
             <w:r>
               <w:rPr>
-                <w:color w:val="7F7F7F"/>
-                <w:i/>
-                <w:iCs/>
-                <w:sz w:val="17"/>
-                <w:szCs w:val="17"/>
-              </w:rPr>
-              <w:t xml:space="preserve">[#]</w:t>
+                <w:i w:val="0"/>
+                <w:color w:val="000000"/>
+                <w:sz w:val="17"/>
+              </w:rPr>
+              <w:t>#3 (duplicado: #9)</w:t>
             </w:r>
           </w:p>
         </w:tc>
@@ -2262,13 +2284,11 @@
             </w:pPr>
             <w:r>
               <w:rPr>
-                <w:color w:val="7F7F7F"/>
-                <w:i/>
-                <w:iCs/>
-                <w:sz w:val="17"/>
-                <w:szCs w:val="17"/>
-              </w:rPr>
-              <w:t xml:space="preserve">[rama]</w:t>
+                <w:i w:val="0"/>
+                <w:color w:val="000000"/>
+                <w:sz w:val="17"/>
+              </w:rPr>
+              <w:t>feature/hu-03-prevision-demanda</w:t>
             </w:r>
           </w:p>
         </w:tc>
@@ -2283,13 +2303,11 @@
             </w:pPr>
             <w:r>
               <w:rPr>
-                <w:color w:val="7F7F7F"/>
-                <w:i/>
-                <w:iCs/>
-                <w:sz w:val="17"/>
-                <w:szCs w:val="17"/>
-              </w:rPr>
-              <w:t xml:space="preserve">[#]</w:t>
+                <w:i w:val="0"/>
+                <w:color w:val="000000"/>
+                <w:sz w:val="17"/>
+              </w:rPr>
+              <w:t>#10</w:t>
             </w:r>
           </w:p>
         </w:tc>
@@ -2304,13 +2322,11 @@
             </w:pPr>
             <w:r>
               <w:rPr>
-                <w:color w:val="7F7F7F"/>
-                <w:i/>
-                <w:iCs/>
-                <w:sz w:val="17"/>
-                <w:szCs w:val="17"/>
-              </w:rPr>
-              <w:t xml:space="preserve">[ ]</w:t>
+                <w:i w:val="0"/>
+                <w:color w:val="000000"/>
+                <w:sz w:val="17"/>
+              </w:rPr>
+              <w:t>Fusionado. Revisó Kelvin. QA: Roy (aprobó).</w:t>
             </w:r>
           </w:p>
         </w:tc>
@@ -2351,13 +2367,11 @@
             </w:pPr>
             <w:r>
               <w:rPr>
-                <w:color w:val="7F7F7F"/>
-                <w:i/>
-                <w:iCs/>
-                <w:sz w:val="17"/>
-                <w:szCs w:val="17"/>
-              </w:rPr>
-              <w:t xml:space="preserve">[Pendiente: Como … quiero … para …]</w:t>
+                <w:i w:val="0"/>
+                <w:color w:val="000000"/>
+                <w:sz w:val="17"/>
+              </w:rPr>
+              <w:t>Como cliente, quiero cancelar o reprogramar mi cita desde un enlace, para no tener que llamar al negocio. (propuesta del grupo)</w:t>
             </w:r>
           </w:p>
         </w:tc>
@@ -2372,13 +2386,11 @@
             </w:pPr>
             <w:r>
               <w:rPr>
-                <w:color w:val="7F7F7F"/>
-                <w:i/>
-                <w:iCs/>
-                <w:sz w:val="17"/>
-                <w:szCs w:val="17"/>
-              </w:rPr>
-              <w:t xml:space="preserve">[#]</w:t>
+                <w:i w:val="0"/>
+                <w:color w:val="000000"/>
+                <w:sz w:val="17"/>
+              </w:rPr>
+              <w:t>#4</w:t>
             </w:r>
           </w:p>
         </w:tc>
@@ -2393,13 +2405,11 @@
             </w:pPr>
             <w:r>
               <w:rPr>
-                <w:color w:val="7F7F7F"/>
-                <w:i/>
-                <w:iCs/>
-                <w:sz w:val="17"/>
-                <w:szCs w:val="17"/>
-              </w:rPr>
-              <w:t xml:space="preserve">[rama]</w:t>
+                <w:i w:val="0"/>
+                <w:color w:val="000000"/>
+                <w:sz w:val="17"/>
+              </w:rPr>
+              <w:t>feature/hu-04-cancelar-reprogramar</w:t>
             </w:r>
           </w:p>
         </w:tc>
@@ -2414,13 +2424,11 @@
             </w:pPr>
             <w:r>
               <w:rPr>
-                <w:color w:val="7F7F7F"/>
-                <w:i/>
-                <w:iCs/>
-                <w:sz w:val="17"/>
-                <w:szCs w:val="17"/>
-              </w:rPr>
-              <w:t xml:space="preserve">[#]</w:t>
+                <w:i w:val="0"/>
+                <w:color w:val="000000"/>
+                <w:sz w:val="17"/>
+              </w:rPr>
+              <w:t>#7</w:t>
             </w:r>
           </w:p>
         </w:tc>
@@ -2435,13 +2443,11 @@
             </w:pPr>
             <w:r>
               <w:rPr>
-                <w:color w:val="7F7F7F"/>
-                <w:i/>
-                <w:iCs/>
-                <w:sz w:val="17"/>
-                <w:szCs w:val="17"/>
-              </w:rPr>
-              <w:t xml:space="preserve">[ ]</w:t>
+                <w:i w:val="0"/>
+                <w:color w:val="000000"/>
+                <w:sz w:val="17"/>
+              </w:rPr>
+              <w:t>Fusionado. Revisó Roy (aprobó). QA: Einer (sin registro).</w:t>
             </w:r>
           </w:p>
         </w:tc>
@@ -2503,9 +2509,8 @@
             <w:r>
               <w:rPr>
                 <w:i w:val="0"/>
-                <w:iCs/>
-                <w:sz w:val="17"/>
-                <w:szCs w:val="17"/>
+                <w:color w:val="000000"/>
+                <w:sz w:val="17"/>
               </w:rPr>
               <w:t>#5</w:t>
             </w:r>
@@ -2523,9 +2528,8 @@
             <w:r>
               <w:rPr>
                 <w:i w:val="0"/>
-                <w:iCs/>
-                <w:sz w:val="17"/>
-                <w:szCs w:val="17"/>
+                <w:color w:val="000000"/>
+                <w:sz w:val="17"/>
               </w:rPr>
               <w:t>feature/hu-05-exportar-csv</w:t>
             </w:r>
@@ -2543,9 +2547,8 @@
             <w:r>
               <w:rPr>
                 <w:i w:val="0"/>
-                <w:iCs/>
-                <w:sz w:val="17"/>
-                <w:szCs w:val="17"/>
+                <w:color w:val="000000"/>
+                <w:sz w:val="17"/>
               </w:rPr>
               <w:t>#13</w:t>
             </w:r>
@@ -2563,11 +2566,10 @@
             <w:r>
               <w:rPr>
                 <w:i w:val="0"/>
-                <w:iCs/>
-                <w:sz w:val="17"/>
-                <w:szCs w:val="17"/>
-              </w:rPr>
-              <w:t>En revisión (Reviewer: Einer · QA: Kelvin)</w:t>
+                <w:color w:val="000000"/>
+                <w:sz w:val="17"/>
+              </w:rPr>
+              <w:t>Fusionado. Comentario de Einer. QA: Kelvin (aprobó).</w:t>
             </w:r>
           </w:p>
         </w:tc>
@@ -2648,13 +2650,11 @@
             </w:pPr>
             <w:r>
               <w:rPr>
-                <w:color w:val="7F7F7F"/>
-                <w:i/>
-                <w:iCs/>
-                <w:sz w:val="17"/>
-                <w:szCs w:val="17"/>
-              </w:rPr>
-              <w:t xml:space="preserve">[Pendiente]</w:t>
+                <w:i w:val="0"/>
+                <w:color w:val="000000"/>
+                <w:sz w:val="17"/>
+              </w:rPr>
+              <w:t>El cliente recurrente reserva con un clic usando el nombre y el celular que el navegador guardó de su reserva anterior; puede usar otros datos u olvidarlos.</w:t>
             </w:r>
           </w:p>
         </w:tc>
@@ -2695,13 +2695,11 @@
             </w:pPr>
             <w:r>
               <w:rPr>
-                <w:color w:val="7F7F7F"/>
-                <w:i/>
-                <w:iCs/>
-                <w:sz w:val="17"/>
-                <w:szCs w:val="17"/>
-              </w:rPr>
-              <w:t xml:space="preserve">[Pendiente]</w:t>
+                <w:i w:val="0"/>
+                <w:color w:val="000000"/>
+                <w:sz w:val="17"/>
+              </w:rPr>
+              <w:t>1) Tras reservar se guardan nombre y celular (el celular normalizado que devuelve la API) en localStorage. 2) En la visita siguiente el paso 3 ofrece «Reservar con mis datos guardados». 3) «Usar otros datos» y «Olvidar mis datos» funcionan. 4) Los datos se siguen validando (celular E.164). 5) No hay endpoint de búsqueda por celular (privacidad). 6) Pruebas automatizadas nuevas.</w:t>
             </w:r>
           </w:p>
         </w:tc>
@@ -2742,13 +2740,11 @@
             </w:pPr>
             <w:r>
               <w:rPr>
-                <w:color w:val="7F7F7F"/>
-                <w:i/>
-                <w:iCs/>
-                <w:sz w:val="17"/>
-                <w:szCs w:val="17"/>
-              </w:rPr>
-              <w:t xml:space="preserve">[Pendiente]</w:t>
+                <w:i w:val="0"/>
+                <w:color w:val="000000"/>
+                <w:sz w:val="17"/>
+              </w:rPr>
+              <w:t>Claude Code (Sonnet 5.5, Kelvin) analizó index.html, schemas, crud y tests antes de programar y propuso guardar los datos solo en el navegador. Implementó book() compartida, saveCustomer/loadSaved y 3 pruebas. Decisiones 3, 4 y 5 del AI Log.</w:t>
             </w:r>
           </w:p>
         </w:tc>
@@ -2789,13 +2785,11 @@
             </w:pPr>
             <w:r>
               <w:rPr>
-                <w:color w:val="7F7F7F"/>
-                <w:i/>
-                <w:iCs/>
-                <w:sz w:val="17"/>
-                <w:szCs w:val="17"/>
-              </w:rPr>
-              <w:t xml:space="preserve">[Pendiente]</w:t>
+                <w:i w:val="0"/>
+                <w:color w:val="000000"/>
+                <w:sz w:val="17"/>
+              </w:rPr>
+              <w:t>pytest: 9 passed en la rama (6 + 3). Navegador (Playwright): cliente nuevo ve el formulario; cliente recurrente reserva en un clic y la cita queda en el servidor; «Olvidar» limpia; un nombre con HTML se muestra como texto. Revisión: Roy aprobó el PR #6.</w:t>
             </w:r>
           </w:p>
         </w:tc>
@@ -2838,14 +2832,48 @@
               <w:spacing w:after="40" w:line="252" w:lineRule="auto"/>
             </w:pPr>
             <w:r>
-              <w:rPr>
-                <w:color w:val="7F7F7F"/>
+              <w:drawing>
+                <wp:inline xmlns:a="http://schemas.openxmlformats.org/drawingml/2006/main" xmlns:pic="http://schemas.openxmlformats.org/drawingml/2006/picture">
+                  <wp:extent cx="5120640" cy="2342561"/>
+                  <wp:docPr id="1503634248" name="Picture 1503634248"/>
+                  <wp:cNvGraphicFramePr>
+                    <a:graphicFrameLocks noChangeAspect="1"/>
+                  </wp:cNvGraphicFramePr>
+                  <a:graphic>
+                    <a:graphicData uri="http://schemas.openxmlformats.org/drawingml/2006/picture">
+                      <pic:pic>
+                        <pic:nvPicPr>
+                          <pic:cNvPr id="0" name="HU-01_reserva-rapida.png"/>
+                          <pic:cNvPicPr/>
+                        </pic:nvPicPr>
+                        <pic:blipFill>
+                          <a:blip r:embed="rId21"/>
+                          <a:stretch>
+                            <a:fillRect/>
+                          </a:stretch>
+                        </pic:blipFill>
+                        <pic:spPr>
+                          <a:xfrm>
+                            <a:off x="0" y="0"/>
+                            <a:ext cx="5120640" cy="2342561"/>
+                          </a:xfrm>
+                          <a:prstGeom prst="rect"/>
+                        </pic:spPr>
+                      </pic:pic>
+                    </a:graphicData>
+                  </a:graphic>
+                </wp:inline>
+              </w:drawing>
+            </w:r>
+          </w:p>
+          <w:p>
+            <w:r>
+              <w:rPr>
                 <w:i/>
-                <w:iCs/>
-                <w:sz w:val="17"/>
-                <w:szCs w:val="17"/>
-              </w:rPr>
-              <w:t xml:space="preserve">[Insertar captura: funcionalidad en ejecución]</w:t>
+                <w:color w:val="595959"/>
+                <w:sz w:val="16"/>
+              </w:rPr>
+              <w:t>HU-01: paso 3 con «Reservar con mis datos guardados» (segunda visita).</w:t>
             </w:r>
           </w:p>
         </w:tc>
@@ -3159,6 +3187,52 @@
               <w:t>HU-02: calendario de octubre de 2026. Días 28, 29 y 31 disponibles, 30 ocupado y días pasados en gris; al elegir el 28 se muestran sus horarios libres.</w:t>
             </w:r>
           </w:p>
+          <w:p>
+            <w:r>
+              <w:drawing>
+                <wp:inline xmlns:a="http://schemas.openxmlformats.org/drawingml/2006/main" xmlns:pic="http://schemas.openxmlformats.org/drawingml/2006/picture">
+                  <wp:extent cx="3835543" cy="3840479"/>
+                  <wp:docPr id="1503634249" name="Picture 1503634249"/>
+                  <wp:cNvGraphicFramePr>
+                    <a:graphicFrameLocks noChangeAspect="1"/>
+                  </wp:cNvGraphicFramePr>
+                  <a:graphic>
+                    <a:graphicData uri="http://schemas.openxmlformats.org/drawingml/2006/picture">
+                      <pic:pic>
+                        <pic:nvPicPr>
+                          <pic:cNvPr id="0" name="QA_HU-02_calendario_Kelvin.png"/>
+                          <pic:cNvPicPr/>
+                        </pic:nvPicPr>
+                        <pic:blipFill>
+                          <a:blip r:embed="rId22"/>
+                          <a:stretch>
+                            <a:fillRect/>
+                          </a:stretch>
+                        </pic:blipFill>
+                        <pic:spPr>
+                          <a:xfrm>
+                            <a:off x="0" y="0"/>
+                            <a:ext cx="3835543" cy="3840479"/>
+                          </a:xfrm>
+                          <a:prstGeom prst="rect"/>
+                        </pic:spPr>
+                      </pic:pic>
+                    </a:graphicData>
+                  </a:graphic>
+                </wp:inline>
+              </w:drawing>
+            </w:r>
+          </w:p>
+          <w:p>
+            <w:r>
+              <w:rPr>
+                <w:i/>
+                <w:color w:val="595959"/>
+                <w:sz w:val="16"/>
+              </w:rPr>
+              <w:t>HU-02 (QA de Kelvin, 28/10): calendario de noviembre con domingos cerrados; horarios coinciden con la API.</w:t>
+            </w:r>
+          </w:p>
         </w:tc>
       </w:tr>
     </w:tbl>
@@ -3237,13 +3311,11 @@
             </w:pPr>
             <w:r>
               <w:rPr>
-                <w:color w:val="7F7F7F"/>
-                <w:i/>
-                <w:iCs/>
-                <w:sz w:val="17"/>
-                <w:szCs w:val="17"/>
-              </w:rPr>
-              <w:t xml:space="preserve">[Pendiente]</w:t>
+                <w:i w:val="0"/>
+                <w:color w:val="000000"/>
+                <w:sz w:val="17"/>
+              </w:rPr>
+              <w:t>El administrador ve en el panel el histórico de reservas y una previsión de la demanda: gráficos por día (histórico + pronóstico), promedio por día de la semana, reservas por semana y demanda e ingresos por servicio.</w:t>
             </w:r>
           </w:p>
         </w:tc>
@@ -3284,13 +3356,11 @@
             </w:pPr>
             <w:r>
               <w:rPr>
-                <w:color w:val="7F7F7F"/>
-                <w:i/>
-                <w:iCs/>
-                <w:sz w:val="17"/>
-                <w:szCs w:val="17"/>
-              </w:rPr>
-              <w:t xml:space="preserve">[Pendiente]</w:t>
+                <w:i w:val="0"/>
+                <w:color w:val="000000"/>
+                <w:sz w:val="17"/>
+              </w:rPr>
+              <w:t>1) GET /api/admin/forecast (history_days, horizon_days) protegido con X-Admin-Token. 2) Las citas canceladas no cuentan. 3) El pronóstico es el promedio del mismo día de la semana. 4) Gráficos sin librerías externas en admin.html. 5) 7 pruebas nuevas.</w:t>
             </w:r>
           </w:p>
         </w:tc>
@@ -3331,13 +3401,11 @@
             </w:pPr>
             <w:r>
               <w:rPr>
-                <w:color w:val="7F7F7F"/>
-                <w:i/>
-                <w:iCs/>
-                <w:sz w:val="17"/>
-                <w:szCs w:val="17"/>
-              </w:rPr>
-              <w:t xml:space="preserve">[Pendiente]</w:t>
+                <w:i w:val="0"/>
+                <w:color w:val="000000"/>
+                <w:sz w:val="17"/>
+              </w:rPr>
+              <w:t>Claude Code (Sonnet 5.5, Einer) implementó forecast.py, el endpoint, los gráficos y 7 pruebas. En la revisión, Kelvin verificó el cálculo con 92 citas de patrón conocido (coincidió) y detectó que sin histórico los gráficos salían en cero: se resolvió con el PR #11 (python seed.py --historico). Quedaron mejoras menores (semanas parciales, «ingresos estimados», una etiqueta). Una prueba esperaba 401 y el repo responde 422: se corrigió la prueba.</w:t>
             </w:r>
           </w:p>
         </w:tc>
@@ -3489,7 +3557,7 @@
         <w:spacing w:before="240" w:after="120"/>
       </w:pPr>
       <w:r>
-        <w:t xml:space="preserve">3.4 HU-04: [título]</w:t>
+        <w:t>3.4 HU-04: Cancelar o reprogramar desde un enlace</w:t>
       </w:r>
     </w:p>
     <w:tbl>
@@ -3551,13 +3619,11 @@
             </w:pPr>
             <w:r>
               <w:rPr>
-                <w:color w:val="7F7F7F"/>
-                <w:i/>
-                <w:iCs/>
-                <w:sz w:val="17"/>
-                <w:szCs w:val="17"/>
-              </w:rPr>
-              <w:t xml:space="preserve">[Pendiente]</w:t>
+                <w:i w:val="0"/>
+                <w:color w:val="000000"/>
+                <w:sz w:val="17"/>
+              </w:rPr>
+              <w:t>El cliente cancela o reprograma su cita desde un enlace firmado, sin llamar al negocio.</w:t>
             </w:r>
           </w:p>
         </w:tc>
@@ -3598,13 +3664,11 @@
             </w:pPr>
             <w:r>
               <w:rPr>
-                <w:color w:val="7F7F7F"/>
-                <w:i/>
-                <w:iCs/>
-                <w:sz w:val="17"/>
-                <w:szCs w:val="17"/>
-              </w:rPr>
-              <w:t xml:space="preserve">[Pendiente]</w:t>
+                <w:i w:val="0"/>
+                <w:color w:val="000000"/>
+                <w:sz w:val="17"/>
+              </w:rPr>
+              <w:t>1) Al reservar se devuelve un token y aparece «Gestionar mi cita». 2) manage.html permite ver la cita, reprogramarla (horarios libres sin bloquear la cita propia) y cancelarla. 3) Token HMAC sin cambios de esquema; un enlace falso responde 404. 4) Solo hasta 2 horas antes. 5) Al reprogramar se reinicia el recordatorio y se avisa por WhatsApp. 6) 15 pruebas nuevas.</w:t>
             </w:r>
           </w:p>
         </w:tc>
@@ -3645,13 +3709,11 @@
             </w:pPr>
             <w:r>
               <w:rPr>
-                <w:color w:val="7F7F7F"/>
-                <w:i/>
-                <w:iCs/>
-                <w:sz w:val="17"/>
-                <w:szCs w:val="17"/>
-              </w:rPr>
-              <w:t xml:space="preserve">[Pendiente]</w:t>
+                <w:i w:val="0"/>
+                <w:color w:val="000000"/>
+                <w:sz w:val="17"/>
+              </w:rPr>
+              <w:t>Claude Code (Sonnet 5.5, Kelvin) analizó el backend y detectó: no hay migraciones, is_slot_free cuenta la cita propia y reminder_sent debe reiniciarse. Implementó manage.py, el router /api/manage, manage.html y 15 pruebas. Dos errores de la IA corregidos (sección 7).</w:t>
             </w:r>
           </w:p>
         </w:tc>
@@ -3692,13 +3754,11 @@
             </w:pPr>
             <w:r>
               <w:rPr>
-                <w:color w:val="7F7F7F"/>
-                <w:i/>
-                <w:iCs/>
-                <w:sz w:val="17"/>
-                <w:szCs w:val="17"/>
-              </w:rPr>
-              <w:t xml:space="preserve">[Pendiente]</w:t>
+                <w:i w:val="0"/>
+                <w:color w:val="000000"/>
+                <w:sz w:val="17"/>
+              </w:rPr>
+              <w:t>pytest: 21 passed en la rama. Navegador: reservar, abrir el enlace, reprogramar (el servidor queda con la nueva fecha y el horario viejo se libera), cancelar y enlace falso. Revisión: Roy aprobó el PR #7 con observaciones no bloqueantes.</w:t>
             </w:r>
           </w:p>
         </w:tc>
@@ -3741,14 +3801,94 @@
               <w:spacing w:after="40" w:line="252" w:lineRule="auto"/>
             </w:pPr>
             <w:r>
-              <w:rPr>
-                <w:color w:val="7F7F7F"/>
+              <w:drawing>
+                <wp:inline xmlns:a="http://schemas.openxmlformats.org/drawingml/2006/main" xmlns:pic="http://schemas.openxmlformats.org/drawingml/2006/picture">
+                  <wp:extent cx="3721698" cy="3657600"/>
+                  <wp:docPr id="1503634250" name="Picture 1503634250"/>
+                  <wp:cNvGraphicFramePr>
+                    <a:graphicFrameLocks noChangeAspect="1"/>
+                  </wp:cNvGraphicFramePr>
+                  <a:graphic>
+                    <a:graphicData uri="http://schemas.openxmlformats.org/drawingml/2006/picture">
+                      <pic:pic>
+                        <pic:nvPicPr>
+                          <pic:cNvPr id="0" name="HU-04_gestionar-cita.png"/>
+                          <pic:cNvPicPr/>
+                        </pic:nvPicPr>
+                        <pic:blipFill>
+                          <a:blip r:embed="rId23"/>
+                          <a:stretch>
+                            <a:fillRect/>
+                          </a:stretch>
+                        </pic:blipFill>
+                        <pic:spPr>
+                          <a:xfrm>
+                            <a:off x="0" y="0"/>
+                            <a:ext cx="3721698" cy="3657600"/>
+                          </a:xfrm>
+                          <a:prstGeom prst="rect"/>
+                        </pic:spPr>
+                      </pic:pic>
+                    </a:graphicData>
+                  </a:graphic>
+                </wp:inline>
+              </w:drawing>
+            </w:r>
+          </w:p>
+          <w:p>
+            <w:r>
+              <w:rPr>
                 <w:i/>
-                <w:iCs/>
-                <w:sz w:val="17"/>
-                <w:szCs w:val="17"/>
-              </w:rPr>
-              <w:t xml:space="preserve">[Insertar captura: funcionalidad en ejecución]</w:t>
+                <w:color w:val="595959"/>
+                <w:sz w:val="16"/>
+              </w:rPr>
+              <w:t>HU-04: página «Gestiona tu cita» abierta desde el enlace.</w:t>
+            </w:r>
+          </w:p>
+          <w:p>
+            <w:r>
+              <w:drawing>
+                <wp:inline xmlns:a="http://schemas.openxmlformats.org/drawingml/2006/main" xmlns:pic="http://schemas.openxmlformats.org/drawingml/2006/picture">
+                  <wp:extent cx="3721698" cy="3657600"/>
+                  <wp:docPr id="1503634251" name="Picture 1503634251"/>
+                  <wp:cNvGraphicFramePr>
+                    <a:graphicFrameLocks noChangeAspect="1"/>
+                  </wp:cNvGraphicFramePr>
+                  <a:graphic>
+                    <a:graphicData uri="http://schemas.openxmlformats.org/drawingml/2006/picture">
+                      <pic:pic>
+                        <pic:nvPicPr>
+                          <pic:cNvPr id="0" name="HU-04_reprogramada.png"/>
+                          <pic:cNvPicPr/>
+                        </pic:nvPicPr>
+                        <pic:blipFill>
+                          <a:blip r:embed="rId24"/>
+                          <a:stretch>
+                            <a:fillRect/>
+                          </a:stretch>
+                        </pic:blipFill>
+                        <pic:spPr>
+                          <a:xfrm>
+                            <a:off x="0" y="0"/>
+                            <a:ext cx="3721698" cy="3657600"/>
+                          </a:xfrm>
+                          <a:prstGeom prst="rect"/>
+                        </pic:spPr>
+                      </pic:pic>
+                    </a:graphicData>
+                  </a:graphic>
+                </wp:inline>
+              </w:drawing>
+            </w:r>
+          </w:p>
+          <w:p>
+            <w:r>
+              <w:rPr>
+                <w:i/>
+                <w:color w:val="595959"/>
+                <w:sz w:val="16"/>
+              </w:rPr>
+              <w:t>HU-04: cita reprogramada (el servidor quedó con la nueva fecha).</w:t>
             </w:r>
           </w:p>
         </w:tc>
@@ -4062,6 +4202,52 @@
               <w:t>HU-05: botón «Exportar CSV» en el panel de reservas; descarga lo que muestra la tabla con los filtros actuales.</w:t>
             </w:r>
           </w:p>
+          <w:p>
+            <w:r>
+              <w:drawing>
+                <wp:inline xmlns:a="http://schemas.openxmlformats.org/drawingml/2006/main" xmlns:pic="http://schemas.openxmlformats.org/drawingml/2006/picture">
+                  <wp:extent cx="4206240" cy="2990675"/>
+                  <wp:docPr id="1503634252" name="Picture 1503634252"/>
+                  <wp:cNvGraphicFramePr>
+                    <a:graphicFrameLocks noChangeAspect="1"/>
+                  </wp:cNvGraphicFramePr>
+                  <a:graphic>
+                    <a:graphicData uri="http://schemas.openxmlformats.org/drawingml/2006/picture">
+                      <pic:pic>
+                        <pic:nvPicPr>
+                          <pic:cNvPr id="0" name="QA_HU-05_exportar-csv_Kelvin.png"/>
+                          <pic:cNvPicPr/>
+                        </pic:nvPicPr>
+                        <pic:blipFill>
+                          <a:blip r:embed="rId25"/>
+                          <a:stretch>
+                            <a:fillRect/>
+                          </a:stretch>
+                        </pic:blipFill>
+                        <pic:spPr>
+                          <a:xfrm>
+                            <a:off x="0" y="0"/>
+                            <a:ext cx="4206240" cy="2990675"/>
+                          </a:xfrm>
+                          <a:prstGeom prst="rect"/>
+                        </pic:spPr>
+                      </pic:pic>
+                    </a:graphicData>
+                  </a:graphic>
+                </wp:inline>
+              </w:drawing>
+            </w:r>
+          </w:p>
+          <w:p>
+            <w:r>
+              <w:rPr>
+                <w:i/>
+                <w:color w:val="595959"/>
+                <w:sz w:val="16"/>
+              </w:rPr>
+              <w:t>HU-05 (QA de Kelvin, 28/10): botón «Exportar CSV» y filtros en el panel.</w:t>
+            </w:r>
+          </w:p>
         </w:tc>
       </w:tr>
     </w:tbl>
@@ -4098,12 +4284,7 @@
         <w:jc w:val="both"/>
       </w:pPr>
       <w:r>
-        <w:rPr>
-          <w:i/>
-          <w:iCs/>
-          <w:color w:val="7F7F7F"/>
-        </w:rPr>
-        <w:t xml:space="preserve">[Pendiente: URL del repositorio y captura de la página principal]</w:t>
+        <w:t>Repositorio del grupo: https://github.com/kelvinhe04/citafacil (público). Se clonó gianca675/citafacil (licencia MIT, se conserva su crédito y su historial) y se subió a un repositorio propio. En total: 5 issues de historias de usuario y 7 Pull Requests, todos fusionados en main.</w:t>
       </w:r>
     </w:p>
     <w:p>
@@ -4153,14 +4334,48 @@
               <w:spacing w:after="40" w:line="252" w:lineRule="auto"/>
             </w:pPr>
             <w:r>
-              <w:rPr>
-                <w:color w:val="7F7F7F"/>
+              <w:drawing>
+                <wp:inline xmlns:a="http://schemas.openxmlformats.org/drawingml/2006/main" xmlns:pic="http://schemas.openxmlformats.org/drawingml/2006/picture">
+                  <wp:extent cx="3840480" cy="3169528"/>
+                  <wp:docPr id="1503634253" name="Picture 1503634253"/>
+                  <wp:cNvGraphicFramePr>
+                    <a:graphicFrameLocks noChangeAspect="1"/>
+                  </wp:cNvGraphicFramePr>
+                  <a:graphic>
+                    <a:graphicData uri="http://schemas.openxmlformats.org/drawingml/2006/picture">
+                      <pic:pic>
+                        <pic:nvPicPr>
+                          <pic:cNvPr id="0" name="GH_issues.png"/>
+                          <pic:cNvPicPr/>
+                        </pic:nvPicPr>
+                        <pic:blipFill>
+                          <a:blip r:embed="rId26"/>
+                          <a:stretch>
+                            <a:fillRect/>
+                          </a:stretch>
+                        </pic:blipFill>
+                        <pic:spPr>
+                          <a:xfrm>
+                            <a:off x="0" y="0"/>
+                            <a:ext cx="3840480" cy="3169528"/>
+                          </a:xfrm>
+                          <a:prstGeom prst="rect"/>
+                        </pic:spPr>
+                      </pic:pic>
+                    </a:graphicData>
+                  </a:graphic>
+                </wp:inline>
+              </w:drawing>
+            </w:r>
+          </w:p>
+          <w:p>
+            <w:r>
+              <w:rPr>
                 <w:i/>
-                <w:iCs/>
-                <w:sz w:val="17"/>
-                <w:szCs w:val="17"/>
-              </w:rPr>
-              <w:t xml:space="preserve">[Insertar captura: listado de issues, uno por historia de usuario]</w:t>
+                <w:color w:val="595959"/>
+                <w:sz w:val="16"/>
+              </w:rPr>
+              <w:t>Issues del repositorio: una historia de usuario por issue.</w:t>
             </w:r>
           </w:p>
         </w:tc>
@@ -4310,13 +4525,11 @@
             </w:pPr>
             <w:r>
               <w:rPr>
-                <w:color w:val="7F7F7F"/>
-                <w:i/>
-                <w:iCs/>
-                <w:sz w:val="17"/>
-                <w:szCs w:val="17"/>
-              </w:rPr>
-              <w:t xml:space="preserve">[hash]</w:t>
+                <w:i w:val="0"/>
+                <w:color w:val="000000"/>
+                <w:sz w:val="17"/>
+              </w:rPr>
+              <w:t>a11e351</w:t>
             </w:r>
           </w:p>
         </w:tc>
@@ -4331,13 +4544,11 @@
             </w:pPr>
             <w:r>
               <w:rPr>
-                <w:color w:val="7F7F7F"/>
-                <w:i/>
-                <w:iCs/>
-                <w:sz w:val="17"/>
-                <w:szCs w:val="17"/>
-              </w:rPr>
-              <w:t xml:space="preserve">[autor]</w:t>
+                <w:i w:val="0"/>
+                <w:color w:val="000000"/>
+                <w:sz w:val="17"/>
+              </w:rPr>
+              <w:t>Kelvin He</w:t>
             </w:r>
           </w:p>
         </w:tc>
@@ -4352,13 +4563,11 @@
             </w:pPr>
             <w:r>
               <w:rPr>
-                <w:color w:val="7F7F7F"/>
-                <w:i/>
-                <w:iCs/>
-                <w:sz w:val="17"/>
-                <w:szCs w:val="17"/>
-              </w:rPr>
-              <w:t xml:space="preserve">[mensaje que referencia el issue]</w:t>
+                <w:i w:val="0"/>
+                <w:color w:val="000000"/>
+                <w:sz w:val="17"/>
+              </w:rPr>
+              <w:t>FIX: conservar la hora elegida si la reserva falla por un error que no es 409</w:t>
             </w:r>
           </w:p>
         </w:tc>
@@ -4373,13 +4582,11 @@
             </w:pPr>
             <w:r>
               <w:rPr>
-                <w:color w:val="7F7F7F"/>
-                <w:i/>
-                <w:iCs/>
-                <w:sz w:val="17"/>
-                <w:szCs w:val="17"/>
-              </w:rPr>
-              <w:t xml:space="preserve">[HU-0X]</w:t>
+                <w:i w:val="0"/>
+                <w:color w:val="000000"/>
+                <w:sz w:val="17"/>
+              </w:rPr>
+              <w:t>FIX</w:t>
             </w:r>
           </w:p>
         </w:tc>
@@ -4399,13 +4606,11 @@
             </w:pPr>
             <w:r>
               <w:rPr>
-                <w:color w:val="7F7F7F"/>
-                <w:i/>
-                <w:iCs/>
-                <w:sz w:val="17"/>
-                <w:szCs w:val="17"/>
-              </w:rPr>
-              <w:t xml:space="preserve">[hash]</w:t>
+                <w:i w:val="0"/>
+                <w:color w:val="000000"/>
+                <w:sz w:val="17"/>
+              </w:rPr>
+              <w:t>65bb522</w:t>
             </w:r>
           </w:p>
         </w:tc>
@@ -4420,13 +4625,11 @@
             </w:pPr>
             <w:r>
               <w:rPr>
-                <w:color w:val="7F7F7F"/>
-                <w:i/>
-                <w:iCs/>
-                <w:sz w:val="17"/>
-                <w:szCs w:val="17"/>
-              </w:rPr>
-              <w:t xml:space="preserve">[autor]</w:t>
+                <w:i w:val="0"/>
+                <w:color w:val="000000"/>
+                <w:sz w:val="17"/>
+              </w:rPr>
+              <w:t>Kelvin He</w:t>
             </w:r>
           </w:p>
         </w:tc>
@@ -4441,13 +4644,11 @@
             </w:pPr>
             <w:r>
               <w:rPr>
-                <w:color w:val="7F7F7F"/>
-                <w:i/>
-                <w:iCs/>
-                <w:sz w:val="17"/>
-                <w:szCs w:val="17"/>
-              </w:rPr>
-              <w:t xml:space="preserve">[mensaje que referencia el issue]</w:t>
+                <w:i w:val="0"/>
+                <w:color w:val="000000"/>
+                <w:sz w:val="17"/>
+              </w:rPr>
+              <w:t>FIX: muestra el mensaje de validación en vez de "[object Object]"</w:t>
             </w:r>
           </w:p>
         </w:tc>
@@ -4462,13 +4663,11 @@
             </w:pPr>
             <w:r>
               <w:rPr>
-                <w:color w:val="7F7F7F"/>
-                <w:i/>
-                <w:iCs/>
-                <w:sz w:val="17"/>
-                <w:szCs w:val="17"/>
-              </w:rPr>
-              <w:t xml:space="preserve">[HU-0X]</w:t>
+                <w:i w:val="0"/>
+                <w:color w:val="000000"/>
+                <w:sz w:val="17"/>
+              </w:rPr>
+              <w:t>FIX</w:t>
             </w:r>
           </w:p>
         </w:tc>
@@ -4489,11 +4688,10 @@
             <w:r>
               <w:rPr>
                 <w:i w:val="0"/>
-                <w:iCs/>
-                <w:sz w:val="17"/>
-                <w:szCs w:val="17"/>
-              </w:rPr>
-              <w:t>36e41f6</w:t>
+                <w:color w:val="000000"/>
+                <w:sz w:val="17"/>
+              </w:rPr>
+              <w:t>a392380</w:t>
             </w:r>
           </w:p>
         </w:tc>
@@ -4509,11 +4707,10 @@
             <w:r>
               <w:rPr>
                 <w:i w:val="0"/>
-                <w:iCs/>
-                <w:sz w:val="17"/>
-                <w:szCs w:val="17"/>
-              </w:rPr>
-              <w:t>Roy Barrera (Roy-x24)</w:t>
+                <w:color w:val="000000"/>
+                <w:sz w:val="17"/>
+              </w:rPr>
+              <w:t>Kelvin He</w:t>
             </w:r>
           </w:p>
         </w:tc>
@@ -4529,11 +4726,10 @@
             <w:r>
               <w:rPr>
                 <w:i w:val="0"/>
-                <w:iCs/>
-                <w:sz w:val="17"/>
-                <w:szCs w:val="17"/>
-              </w:rPr>
-              <w:t>HU-02: agrega endpoint de disponibilidad mensual</w:t>
+                <w:color w:val="000000"/>
+                <w:sz w:val="17"/>
+              </w:rPr>
+              <w:t>HU-01: evidencia (captura) y registro en el AI Log</w:t>
             </w:r>
           </w:p>
         </w:tc>
@@ -4549,11 +4745,10 @@
             <w:r>
               <w:rPr>
                 <w:i w:val="0"/>
-                <w:iCs/>
-                <w:sz w:val="17"/>
-                <w:szCs w:val="17"/>
-              </w:rPr>
-              <w:t>HU-02</w:t>
+                <w:color w:val="000000"/>
+                <w:sz w:val="17"/>
+              </w:rPr>
+              <w:t>HU-01</w:t>
             </w:r>
           </w:p>
         </w:tc>
@@ -4574,11 +4769,10 @@
             <w:r>
               <w:rPr>
                 <w:i w:val="0"/>
-                <w:iCs/>
-                <w:sz w:val="17"/>
-                <w:szCs w:val="17"/>
-              </w:rPr>
-              <w:t>af952c9</w:t>
+                <w:color w:val="000000"/>
+                <w:sz w:val="17"/>
+              </w:rPr>
+              <w:t>4b9c93c</w:t>
             </w:r>
           </w:p>
         </w:tc>
@@ -4594,9 +4788,170 @@
             <w:r>
               <w:rPr>
                 <w:i w:val="0"/>
-                <w:iCs/>
-                <w:sz w:val="17"/>
-                <w:szCs w:val="17"/>
+                <w:color w:val="000000"/>
+                <w:sz w:val="17"/>
+              </w:rPr>
+              <w:t>Kelvin He</w:t>
+            </w:r>
+          </w:p>
+        </w:tc>
+        <w:tc>
+          <w:tcPr>
+            <w:tcW w:w="4560" w:type="dxa"/>
+            <w:vAlign w:val="center"/>
+          </w:tcPr>
+          <w:p>
+            <w:pPr>
+              <w:spacing w:after="40" w:line="252" w:lineRule="auto"/>
+            </w:pPr>
+            <w:r>
+              <w:rPr>
+                <w:i w:val="0"/>
+                <w:color w:val="000000"/>
+                <w:sz w:val="17"/>
+              </w:rPr>
+              <w:t>HU-01: pruebas de reserva con datos guardados</w:t>
+            </w:r>
+          </w:p>
+        </w:tc>
+        <w:tc>
+          <w:tcPr>
+            <w:tcW w:w="1700" w:type="dxa"/>
+            <w:vAlign w:val="center"/>
+          </w:tcPr>
+          <w:p>
+            <w:pPr>
+              <w:spacing w:after="40" w:line="252" w:lineRule="auto"/>
+            </w:pPr>
+            <w:r>
+              <w:rPr>
+                <w:i w:val="0"/>
+                <w:color w:val="000000"/>
+                <w:sz w:val="17"/>
+              </w:rPr>
+              <w:t>HU-01</w:t>
+            </w:r>
+          </w:p>
+        </w:tc>
+      </w:tr>
+      <w:tr>
+        <w:trPr>
+          <w:cantSplit/>
+        </w:trPr>
+        <w:tc>
+          <w:tcPr>
+            <w:tcW w:w="1400" w:type="dxa"/>
+            <w:vAlign w:val="center"/>
+          </w:tcPr>
+          <w:p>
+            <w:pPr>
+              <w:spacing w:after="40" w:line="252" w:lineRule="auto"/>
+            </w:pPr>
+            <w:r>
+              <w:rPr>
+                <w:i w:val="0"/>
+                <w:color w:val="000000"/>
+                <w:sz w:val="17"/>
+              </w:rPr>
+              <w:t>32c44fb</w:t>
+            </w:r>
+          </w:p>
+        </w:tc>
+        <w:tc>
+          <w:tcPr>
+            <w:tcW w:w="1700" w:type="dxa"/>
+            <w:vAlign w:val="center"/>
+          </w:tcPr>
+          <w:p>
+            <w:pPr>
+              <w:spacing w:after="40" w:line="252" w:lineRule="auto"/>
+            </w:pPr>
+            <w:r>
+              <w:rPr>
+                <w:i w:val="0"/>
+                <w:color w:val="000000"/>
+                <w:sz w:val="17"/>
+              </w:rPr>
+              <w:t>Kelvin He</w:t>
+            </w:r>
+          </w:p>
+        </w:tc>
+        <w:tc>
+          <w:tcPr>
+            <w:tcW w:w="4560" w:type="dxa"/>
+            <w:vAlign w:val="center"/>
+          </w:tcPr>
+          <w:p>
+            <w:pPr>
+              <w:spacing w:after="40" w:line="252" w:lineRule="auto"/>
+            </w:pPr>
+            <w:r>
+              <w:rPr>
+                <w:i w:val="0"/>
+                <w:color w:val="000000"/>
+                <w:sz w:val="17"/>
+              </w:rPr>
+              <w:t>HU-01: reserva en un clic con los datos guardados del cliente</w:t>
+            </w:r>
+          </w:p>
+        </w:tc>
+        <w:tc>
+          <w:tcPr>
+            <w:tcW w:w="1700" w:type="dxa"/>
+            <w:vAlign w:val="center"/>
+          </w:tcPr>
+          <w:p>
+            <w:pPr>
+              <w:spacing w:after="40" w:line="252" w:lineRule="auto"/>
+            </w:pPr>
+            <w:r>
+              <w:rPr>
+                <w:i w:val="0"/>
+                <w:color w:val="000000"/>
+                <w:sz w:val="17"/>
+              </w:rPr>
+              <w:t>HU-01</w:t>
+            </w:r>
+          </w:p>
+        </w:tc>
+      </w:tr>
+      <w:tr>
+        <w:trPr>
+          <w:cantSplit/>
+        </w:trPr>
+        <w:tc>
+          <w:tcPr>
+            <w:tcW w:w="1400" w:type="dxa"/>
+            <w:vAlign w:val="center"/>
+          </w:tcPr>
+          <w:p>
+            <w:pPr>
+              <w:spacing w:after="40" w:line="252" w:lineRule="auto"/>
+            </w:pPr>
+            <w:r>
+              <w:rPr>
+                <w:i w:val="0"/>
+                <w:color w:val="000000"/>
+                <w:sz w:val="17"/>
+              </w:rPr>
+              <w:t>d40f3f9</w:t>
+            </w:r>
+          </w:p>
+        </w:tc>
+        <w:tc>
+          <w:tcPr>
+            <w:tcW w:w="1700" w:type="dxa"/>
+            <w:vAlign w:val="center"/>
+          </w:tcPr>
+          <w:p>
+            <w:pPr>
+              <w:spacing w:after="40" w:line="252" w:lineRule="auto"/>
+            </w:pPr>
+            <w:r>
+              <w:rPr>
+                <w:i w:val="0"/>
+                <w:color w:val="000000"/>
+                <w:sz w:val="17"/>
               </w:rPr>
               <w:t>Roy Barrera (Roy-x24)</w:t>
             </w:r>
@@ -4614,11 +4969,10 @@
             <w:r>
               <w:rPr>
                 <w:i w:val="0"/>
-                <w:iCs/>
-                <w:sz w:val="17"/>
-                <w:szCs w:val="17"/>
-              </w:rPr>
-              <w:t>HU-05: agrega endpoint admin para exportar reservas a CSV</w:t>
+                <w:color w:val="000000"/>
+                <w:sz w:val="17"/>
+              </w:rPr>
+              <w:t>HU-02: registra en el AI Log el uso de IA de la historia</w:t>
             </w:r>
           </w:p>
         </w:tc>
@@ -4634,16 +4988,1104 @@
             <w:r>
               <w:rPr>
                 <w:i w:val="0"/>
-                <w:iCs/>
-                <w:sz w:val="17"/>
-                <w:szCs w:val="17"/>
+                <w:color w:val="000000"/>
+                <w:sz w:val="17"/>
+              </w:rPr>
+              <w:t>HU-02</w:t>
+            </w:r>
+          </w:p>
+        </w:tc>
+      </w:tr>
+      <w:tr>
+        <w:trPr>
+          <w:cantSplit/>
+        </w:trPr>
+        <w:tc>
+          <w:tcPr>
+            <w:tcW w:w="1400" w:type="dxa"/>
+            <w:vAlign w:val="center"/>
+          </w:tcPr>
+          <w:p>
+            <w:pPr>
+              <w:spacing w:after="40" w:line="252" w:lineRule="auto"/>
+            </w:pPr>
+            <w:r>
+              <w:rPr>
+                <w:i w:val="0"/>
+                <w:color w:val="000000"/>
+                <w:sz w:val="17"/>
+              </w:rPr>
+              <w:t>09f554c</w:t>
+            </w:r>
+          </w:p>
+        </w:tc>
+        <w:tc>
+          <w:tcPr>
+            <w:tcW w:w="1700" w:type="dxa"/>
+            <w:vAlign w:val="center"/>
+          </w:tcPr>
+          <w:p>
+            <w:pPr>
+              <w:spacing w:after="40" w:line="252" w:lineRule="auto"/>
+            </w:pPr>
+            <w:r>
+              <w:rPr>
+                <w:i w:val="0"/>
+                <w:color w:val="000000"/>
+                <w:sz w:val="17"/>
+              </w:rPr>
+              <w:t>Roy Barrera (Roy-x24)</w:t>
+            </w:r>
+          </w:p>
+        </w:tc>
+        <w:tc>
+          <w:tcPr>
+            <w:tcW w:w="4560" w:type="dxa"/>
+            <w:vAlign w:val="center"/>
+          </w:tcPr>
+          <w:p>
+            <w:pPr>
+              <w:spacing w:after="40" w:line="252" w:lineRule="auto"/>
+            </w:pPr>
+            <w:r>
+              <w:rPr>
+                <w:i w:val="0"/>
+                <w:color w:val="000000"/>
+                <w:sz w:val="17"/>
+              </w:rPr>
+              <w:t>HU-02: agrega capturas del calendario como evidencia</w:t>
+            </w:r>
+          </w:p>
+        </w:tc>
+        <w:tc>
+          <w:tcPr>
+            <w:tcW w:w="1700" w:type="dxa"/>
+            <w:vAlign w:val="center"/>
+          </w:tcPr>
+          <w:p>
+            <w:pPr>
+              <w:spacing w:after="40" w:line="252" w:lineRule="auto"/>
+            </w:pPr>
+            <w:r>
+              <w:rPr>
+                <w:i w:val="0"/>
+                <w:color w:val="000000"/>
+                <w:sz w:val="17"/>
+              </w:rPr>
+              <w:t>HU-02</w:t>
+            </w:r>
+          </w:p>
+        </w:tc>
+      </w:tr>
+      <w:tr>
+        <w:trPr>
+          <w:cantSplit/>
+        </w:trPr>
+        <w:tc>
+          <w:tcPr>
+            <w:tcW w:w="1400" w:type="dxa"/>
+            <w:vAlign w:val="center"/>
+          </w:tcPr>
+          <w:p>
+            <w:pPr>
+              <w:spacing w:after="40" w:line="252" w:lineRule="auto"/>
+            </w:pPr>
+            <w:r>
+              <w:rPr>
+                <w:i w:val="0"/>
+                <w:color w:val="000000"/>
+                <w:sz w:val="17"/>
+              </w:rPr>
+              <w:t>19d7ea1</w:t>
+            </w:r>
+          </w:p>
+        </w:tc>
+        <w:tc>
+          <w:tcPr>
+            <w:tcW w:w="1700" w:type="dxa"/>
+            <w:vAlign w:val="center"/>
+          </w:tcPr>
+          <w:p>
+            <w:pPr>
+              <w:spacing w:after="40" w:line="252" w:lineRule="auto"/>
+            </w:pPr>
+            <w:r>
+              <w:rPr>
+                <w:i w:val="0"/>
+                <w:color w:val="000000"/>
+                <w:sz w:val="17"/>
+              </w:rPr>
+              <w:t>Roy Barrera (Roy-x24)</w:t>
+            </w:r>
+          </w:p>
+        </w:tc>
+        <w:tc>
+          <w:tcPr>
+            <w:tcW w:w="4560" w:type="dxa"/>
+            <w:vAlign w:val="center"/>
+          </w:tcPr>
+          <w:p>
+            <w:pPr>
+              <w:spacing w:after="40" w:line="252" w:lineRule="auto"/>
+            </w:pPr>
+            <w:r>
+              <w:rPr>
+                <w:i w:val="0"/>
+                <w:color w:val="000000"/>
+                <w:sz w:val="17"/>
+              </w:rPr>
+              <w:t>HU-02: reemplaza el selector de fecha por un calendario de disponibilidad</w:t>
+            </w:r>
+          </w:p>
+        </w:tc>
+        <w:tc>
+          <w:tcPr>
+            <w:tcW w:w="1700" w:type="dxa"/>
+            <w:vAlign w:val="center"/>
+          </w:tcPr>
+          <w:p>
+            <w:pPr>
+              <w:spacing w:after="40" w:line="252" w:lineRule="auto"/>
+            </w:pPr>
+            <w:r>
+              <w:rPr>
+                <w:i w:val="0"/>
+                <w:color w:val="000000"/>
+                <w:sz w:val="17"/>
+              </w:rPr>
+              <w:t>HU-02</w:t>
+            </w:r>
+          </w:p>
+        </w:tc>
+      </w:tr>
+      <w:tr>
+        <w:trPr>
+          <w:cantSplit/>
+        </w:trPr>
+        <w:tc>
+          <w:tcPr>
+            <w:tcW w:w="1400" w:type="dxa"/>
+            <w:vAlign w:val="center"/>
+          </w:tcPr>
+          <w:p>
+            <w:pPr>
+              <w:spacing w:after="40" w:line="252" w:lineRule="auto"/>
+            </w:pPr>
+            <w:r>
+              <w:rPr>
+                <w:i w:val="0"/>
+                <w:color w:val="000000"/>
+                <w:sz w:val="17"/>
+              </w:rPr>
+              <w:t>f28c422</w:t>
+            </w:r>
+          </w:p>
+        </w:tc>
+        <w:tc>
+          <w:tcPr>
+            <w:tcW w:w="1700" w:type="dxa"/>
+            <w:vAlign w:val="center"/>
+          </w:tcPr>
+          <w:p>
+            <w:pPr>
+              <w:spacing w:after="40" w:line="252" w:lineRule="auto"/>
+            </w:pPr>
+            <w:r>
+              <w:rPr>
+                <w:i w:val="0"/>
+                <w:color w:val="000000"/>
+                <w:sz w:val="17"/>
+              </w:rPr>
+              <w:t>Roy Barrera (Roy-x24)</w:t>
+            </w:r>
+          </w:p>
+        </w:tc>
+        <w:tc>
+          <w:tcPr>
+            <w:tcW w:w="4560" w:type="dxa"/>
+            <w:vAlign w:val="center"/>
+          </w:tcPr>
+          <w:p>
+            <w:pPr>
+              <w:spacing w:after="40" w:line="252" w:lineRule="auto"/>
+            </w:pPr>
+            <w:r>
+              <w:rPr>
+                <w:i w:val="0"/>
+                <w:color w:val="000000"/>
+                <w:sz w:val="17"/>
+              </w:rPr>
+              <w:t>HU-03: agrega capturas del QA de la previsión de la demanda</w:t>
+            </w:r>
+          </w:p>
+        </w:tc>
+        <w:tc>
+          <w:tcPr>
+            <w:tcW w:w="1700" w:type="dxa"/>
+            <w:vAlign w:val="center"/>
+          </w:tcPr>
+          <w:p>
+            <w:pPr>
+              <w:spacing w:after="40" w:line="252" w:lineRule="auto"/>
+            </w:pPr>
+            <w:r>
+              <w:rPr>
+                <w:i w:val="0"/>
+                <w:color w:val="000000"/>
+                <w:sz w:val="17"/>
+              </w:rPr>
+              <w:t>HU-03</w:t>
+            </w:r>
+          </w:p>
+        </w:tc>
+      </w:tr>
+      <w:tr>
+        <w:trPr>
+          <w:cantSplit/>
+        </w:trPr>
+        <w:tc>
+          <w:tcPr>
+            <w:tcW w:w="1400" w:type="dxa"/>
+            <w:vAlign w:val="center"/>
+          </w:tcPr>
+          <w:p>
+            <w:pPr>
+              <w:spacing w:after="40" w:line="252" w:lineRule="auto"/>
+            </w:pPr>
+            <w:r>
+              <w:rPr>
+                <w:i w:val="0"/>
+                <w:color w:val="000000"/>
+                <w:sz w:val="17"/>
+              </w:rPr>
+              <w:t>397aac0</w:t>
+            </w:r>
+          </w:p>
+        </w:tc>
+        <w:tc>
+          <w:tcPr>
+            <w:tcW w:w="1700" w:type="dxa"/>
+            <w:vAlign w:val="center"/>
+          </w:tcPr>
+          <w:p>
+            <w:pPr>
+              <w:spacing w:after="40" w:line="252" w:lineRule="auto"/>
+            </w:pPr>
+            <w:r>
+              <w:rPr>
+                <w:i w:val="0"/>
+                <w:color w:val="000000"/>
+                <w:sz w:val="17"/>
+              </w:rPr>
+              <w:t>Einer Mosquera</w:t>
+            </w:r>
+          </w:p>
+        </w:tc>
+        <w:tc>
+          <w:tcPr>
+            <w:tcW w:w="4560" w:type="dxa"/>
+            <w:vAlign w:val="center"/>
+          </w:tcPr>
+          <w:p>
+            <w:pPr>
+              <w:spacing w:after="40" w:line="252" w:lineRule="auto"/>
+            </w:pPr>
+            <w:r>
+              <w:rPr>
+                <w:i w:val="0"/>
+                <w:color w:val="000000"/>
+                <w:sz w:val="17"/>
+              </w:rPr>
+              <w:t>HU-03: agrega previsión de la demanda en el panel admin</w:t>
+            </w:r>
+          </w:p>
+        </w:tc>
+        <w:tc>
+          <w:tcPr>
+            <w:tcW w:w="1700" w:type="dxa"/>
+            <w:vAlign w:val="center"/>
+          </w:tcPr>
+          <w:p>
+            <w:pPr>
+              <w:spacing w:after="40" w:line="252" w:lineRule="auto"/>
+            </w:pPr>
+            <w:r>
+              <w:rPr>
+                <w:i w:val="0"/>
+                <w:color w:val="000000"/>
+                <w:sz w:val="17"/>
+              </w:rPr>
+              <w:t>HU-03</w:t>
+            </w:r>
+          </w:p>
+        </w:tc>
+      </w:tr>
+      <w:tr>
+        <w:trPr>
+          <w:cantSplit/>
+        </w:trPr>
+        <w:tc>
+          <w:tcPr>
+            <w:tcW w:w="1400" w:type="dxa"/>
+            <w:vAlign w:val="center"/>
+          </w:tcPr>
+          <w:p>
+            <w:pPr>
+              <w:spacing w:after="40" w:line="252" w:lineRule="auto"/>
+            </w:pPr>
+            <w:r>
+              <w:rPr>
+                <w:i w:val="0"/>
+                <w:color w:val="000000"/>
+                <w:sz w:val="17"/>
+              </w:rPr>
+              <w:t>b9fa665</w:t>
+            </w:r>
+          </w:p>
+        </w:tc>
+        <w:tc>
+          <w:tcPr>
+            <w:tcW w:w="1700" w:type="dxa"/>
+            <w:vAlign w:val="center"/>
+          </w:tcPr>
+          <w:p>
+            <w:pPr>
+              <w:spacing w:after="40" w:line="252" w:lineRule="auto"/>
+            </w:pPr>
+            <w:r>
+              <w:rPr>
+                <w:i w:val="0"/>
+                <w:color w:val="000000"/>
+                <w:sz w:val="17"/>
+              </w:rPr>
+              <w:t>Kelvin He</w:t>
+            </w:r>
+          </w:p>
+        </w:tc>
+        <w:tc>
+          <w:tcPr>
+            <w:tcW w:w="4560" w:type="dxa"/>
+            <w:vAlign w:val="center"/>
+          </w:tcPr>
+          <w:p>
+            <w:pPr>
+              <w:spacing w:after="40" w:line="252" w:lineRule="auto"/>
+            </w:pPr>
+            <w:r>
+              <w:rPr>
+                <w:i w:val="0"/>
+                <w:color w:val="000000"/>
+                <w:sz w:val="17"/>
+              </w:rPr>
+              <w:t>HU-04: manage.html muestra mensajes de validación legibles (apiError)</w:t>
+            </w:r>
+          </w:p>
+        </w:tc>
+        <w:tc>
+          <w:tcPr>
+            <w:tcW w:w="1700" w:type="dxa"/>
+            <w:vAlign w:val="center"/>
+          </w:tcPr>
+          <w:p>
+            <w:pPr>
+              <w:spacing w:after="40" w:line="252" w:lineRule="auto"/>
+            </w:pPr>
+            <w:r>
+              <w:rPr>
+                <w:i w:val="0"/>
+                <w:color w:val="000000"/>
+                <w:sz w:val="17"/>
+              </w:rPr>
+              <w:t>HU-04</w:t>
+            </w:r>
+          </w:p>
+        </w:tc>
+      </w:tr>
+      <w:tr>
+        <w:trPr>
+          <w:cantSplit/>
+        </w:trPr>
+        <w:tc>
+          <w:tcPr>
+            <w:tcW w:w="1400" w:type="dxa"/>
+            <w:vAlign w:val="center"/>
+          </w:tcPr>
+          <w:p>
+            <w:pPr>
+              <w:spacing w:after="40" w:line="252" w:lineRule="auto"/>
+            </w:pPr>
+            <w:r>
+              <w:rPr>
+                <w:i w:val="0"/>
+                <w:color w:val="000000"/>
+                <w:sz w:val="17"/>
+              </w:rPr>
+              <w:t>69f73c4</w:t>
+            </w:r>
+          </w:p>
+        </w:tc>
+        <w:tc>
+          <w:tcPr>
+            <w:tcW w:w="1700" w:type="dxa"/>
+            <w:vAlign w:val="center"/>
+          </w:tcPr>
+          <w:p>
+            <w:pPr>
+              <w:spacing w:after="40" w:line="252" w:lineRule="auto"/>
+            </w:pPr>
+            <w:r>
+              <w:rPr>
+                <w:i w:val="0"/>
+                <w:color w:val="000000"/>
+                <w:sz w:val="17"/>
+              </w:rPr>
+              <w:t>Kelvin He</w:t>
+            </w:r>
+          </w:p>
+        </w:tc>
+        <w:tc>
+          <w:tcPr>
+            <w:tcW w:w="4560" w:type="dxa"/>
+            <w:vAlign w:val="center"/>
+          </w:tcPr>
+          <w:p>
+            <w:pPr>
+              <w:spacing w:after="40" w:line="252" w:lineRule="auto"/>
+            </w:pPr>
+            <w:r>
+              <w:rPr>
+                <w:i w:val="0"/>
+                <w:color w:val="000000"/>
+                <w:sz w:val="17"/>
+              </w:rPr>
+              <w:t>HU-04: evidencia (capturas) y registro en el AI Log</w:t>
+            </w:r>
+          </w:p>
+        </w:tc>
+        <w:tc>
+          <w:tcPr>
+            <w:tcW w:w="1700" w:type="dxa"/>
+            <w:vAlign w:val="center"/>
+          </w:tcPr>
+          <w:p>
+            <w:pPr>
+              <w:spacing w:after="40" w:line="252" w:lineRule="auto"/>
+            </w:pPr>
+            <w:r>
+              <w:rPr>
+                <w:i w:val="0"/>
+                <w:color w:val="000000"/>
+                <w:sz w:val="17"/>
+              </w:rPr>
+              <w:t>HU-04</w:t>
+            </w:r>
+          </w:p>
+        </w:tc>
+      </w:tr>
+      <w:tr>
+        <w:trPr>
+          <w:cantSplit/>
+        </w:trPr>
+        <w:tc>
+          <w:tcPr>
+            <w:tcW w:w="1400" w:type="dxa"/>
+            <w:vAlign w:val="center"/>
+          </w:tcPr>
+          <w:p>
+            <w:pPr>
+              <w:spacing w:after="40" w:line="252" w:lineRule="auto"/>
+            </w:pPr>
+            <w:r>
+              <w:rPr>
+                <w:i w:val="0"/>
+                <w:color w:val="000000"/>
+                <w:sz w:val="17"/>
+              </w:rPr>
+              <w:t>9085003</w:t>
+            </w:r>
+          </w:p>
+        </w:tc>
+        <w:tc>
+          <w:tcPr>
+            <w:tcW w:w="1700" w:type="dxa"/>
+            <w:vAlign w:val="center"/>
+          </w:tcPr>
+          <w:p>
+            <w:pPr>
+              <w:spacing w:after="40" w:line="252" w:lineRule="auto"/>
+            </w:pPr>
+            <w:r>
+              <w:rPr>
+                <w:i w:val="0"/>
+                <w:color w:val="000000"/>
+                <w:sz w:val="17"/>
+              </w:rPr>
+              <w:t>Kelvin He</w:t>
+            </w:r>
+          </w:p>
+        </w:tc>
+        <w:tc>
+          <w:tcPr>
+            <w:tcW w:w="4560" w:type="dxa"/>
+            <w:vAlign w:val="center"/>
+          </w:tcPr>
+          <w:p>
+            <w:pPr>
+              <w:spacing w:after="40" w:line="252" w:lineRule="auto"/>
+            </w:pPr>
+            <w:r>
+              <w:rPr>
+                <w:i w:val="0"/>
+                <w:color w:val="000000"/>
+                <w:sz w:val="17"/>
+              </w:rPr>
+              <w:t>HU-04: página manage.html y enlace "Gestionar mi cita" tras reservar</w:t>
+            </w:r>
+          </w:p>
+        </w:tc>
+        <w:tc>
+          <w:tcPr>
+            <w:tcW w:w="1700" w:type="dxa"/>
+            <w:vAlign w:val="center"/>
+          </w:tcPr>
+          <w:p>
+            <w:pPr>
+              <w:spacing w:after="40" w:line="252" w:lineRule="auto"/>
+            </w:pPr>
+            <w:r>
+              <w:rPr>
+                <w:i w:val="0"/>
+                <w:color w:val="000000"/>
+                <w:sz w:val="17"/>
+              </w:rPr>
+              <w:t>HU-04</w:t>
+            </w:r>
+          </w:p>
+        </w:tc>
+      </w:tr>
+      <w:tr>
+        <w:trPr>
+          <w:cantSplit/>
+        </w:trPr>
+        <w:tc>
+          <w:tcPr>
+            <w:tcW w:w="1400" w:type="dxa"/>
+            <w:vAlign w:val="center"/>
+          </w:tcPr>
+          <w:p>
+            <w:pPr>
+              <w:spacing w:after="40" w:line="252" w:lineRule="auto"/>
+            </w:pPr>
+            <w:r>
+              <w:rPr>
+                <w:i w:val="0"/>
+                <w:color w:val="000000"/>
+                <w:sz w:val="17"/>
+              </w:rPr>
+              <w:t>fa3e6b8</w:t>
+            </w:r>
+          </w:p>
+        </w:tc>
+        <w:tc>
+          <w:tcPr>
+            <w:tcW w:w="1700" w:type="dxa"/>
+            <w:vAlign w:val="center"/>
+          </w:tcPr>
+          <w:p>
+            <w:pPr>
+              <w:spacing w:after="40" w:line="252" w:lineRule="auto"/>
+            </w:pPr>
+            <w:r>
+              <w:rPr>
+                <w:i w:val="0"/>
+                <w:color w:val="000000"/>
+                <w:sz w:val="17"/>
+              </w:rPr>
+              <w:t>Roy Barrera (Roy-x24)</w:t>
+            </w:r>
+          </w:p>
+        </w:tc>
+        <w:tc>
+          <w:tcPr>
+            <w:tcW w:w="4560" w:type="dxa"/>
+            <w:vAlign w:val="center"/>
+          </w:tcPr>
+          <w:p>
+            <w:pPr>
+              <w:spacing w:after="40" w:line="252" w:lineRule="auto"/>
+            </w:pPr>
+            <w:r>
+              <w:rPr>
+                <w:i w:val="0"/>
+                <w:color w:val="000000"/>
+                <w:sz w:val="17"/>
+              </w:rPr>
+              <w:t>HU-05: registra en el AI Log el uso de IA de la historia</w:t>
+            </w:r>
+          </w:p>
+        </w:tc>
+        <w:tc>
+          <w:tcPr>
+            <w:tcW w:w="1700" w:type="dxa"/>
+            <w:vAlign w:val="center"/>
+          </w:tcPr>
+          <w:p>
+            <w:pPr>
+              <w:spacing w:after="40" w:line="252" w:lineRule="auto"/>
+            </w:pPr>
+            <w:r>
+              <w:rPr>
+                <w:i w:val="0"/>
+                <w:color w:val="000000"/>
+                <w:sz w:val="17"/>
               </w:rPr>
               <w:t>HU-05</w:t>
+            </w:r>
+          </w:p>
+        </w:tc>
+      </w:tr>
+      <w:tr>
+        <w:trPr>
+          <w:cantSplit/>
+        </w:trPr>
+        <w:tc>
+          <w:tcPr>
+            <w:tcW w:w="1400" w:type="dxa"/>
+            <w:vAlign w:val="center"/>
+          </w:tcPr>
+          <w:p>
+            <w:pPr>
+              <w:spacing w:after="40" w:line="252" w:lineRule="auto"/>
+            </w:pPr>
+            <w:r>
+              <w:rPr>
+                <w:i w:val="0"/>
+                <w:color w:val="000000"/>
+                <w:sz w:val="17"/>
+              </w:rPr>
+              <w:t>d273718</w:t>
+            </w:r>
+          </w:p>
+        </w:tc>
+        <w:tc>
+          <w:tcPr>
+            <w:tcW w:w="1700" w:type="dxa"/>
+            <w:vAlign w:val="center"/>
+          </w:tcPr>
+          <w:p>
+            <w:pPr>
+              <w:spacing w:after="40" w:line="252" w:lineRule="auto"/>
+            </w:pPr>
+            <w:r>
+              <w:rPr>
+                <w:i w:val="0"/>
+                <w:color w:val="000000"/>
+                <w:sz w:val="17"/>
+              </w:rPr>
+              <w:t>Roy Barrera (Roy-x24)</w:t>
+            </w:r>
+          </w:p>
+        </w:tc>
+        <w:tc>
+          <w:tcPr>
+            <w:tcW w:w="4560" w:type="dxa"/>
+            <w:vAlign w:val="center"/>
+          </w:tcPr>
+          <w:p>
+            <w:pPr>
+              <w:spacing w:after="40" w:line="252" w:lineRule="auto"/>
+            </w:pPr>
+            <w:r>
+              <w:rPr>
+                <w:i w:val="0"/>
+                <w:color w:val="000000"/>
+                <w:sz w:val="17"/>
+              </w:rPr>
+              <w:t>HU-05: agrega captura del panel con la exportación como evidencia</w:t>
+            </w:r>
+          </w:p>
+        </w:tc>
+        <w:tc>
+          <w:tcPr>
+            <w:tcW w:w="1700" w:type="dxa"/>
+            <w:vAlign w:val="center"/>
+          </w:tcPr>
+          <w:p>
+            <w:pPr>
+              <w:spacing w:after="40" w:line="252" w:lineRule="auto"/>
+            </w:pPr>
+            <w:r>
+              <w:rPr>
+                <w:i w:val="0"/>
+                <w:color w:val="000000"/>
+                <w:sz w:val="17"/>
+              </w:rPr>
+              <w:t>HU-05</w:t>
+            </w:r>
+          </w:p>
+        </w:tc>
+      </w:tr>
+      <w:tr>
+        <w:trPr>
+          <w:cantSplit/>
+        </w:trPr>
+        <w:tc>
+          <w:tcPr>
+            <w:tcW w:w="1400" w:type="dxa"/>
+            <w:vAlign w:val="center"/>
+          </w:tcPr>
+          <w:p>
+            <w:pPr>
+              <w:spacing w:after="40" w:line="252" w:lineRule="auto"/>
+            </w:pPr>
+            <w:r>
+              <w:rPr>
+                <w:i w:val="0"/>
+                <w:color w:val="000000"/>
+                <w:sz w:val="17"/>
+              </w:rPr>
+              <w:t>4406419</w:t>
+            </w:r>
+          </w:p>
+        </w:tc>
+        <w:tc>
+          <w:tcPr>
+            <w:tcW w:w="1700" w:type="dxa"/>
+            <w:vAlign w:val="center"/>
+          </w:tcPr>
+          <w:p>
+            <w:pPr>
+              <w:spacing w:after="40" w:line="252" w:lineRule="auto"/>
+            </w:pPr>
+            <w:r>
+              <w:rPr>
+                <w:i w:val="0"/>
+                <w:color w:val="000000"/>
+                <w:sz w:val="17"/>
+              </w:rPr>
+              <w:t>Roy Barrera (Roy-x24)</w:t>
+            </w:r>
+          </w:p>
+        </w:tc>
+        <w:tc>
+          <w:tcPr>
+            <w:tcW w:w="4560" w:type="dxa"/>
+            <w:vAlign w:val="center"/>
+          </w:tcPr>
+          <w:p>
+            <w:pPr>
+              <w:spacing w:after="40" w:line="252" w:lineRule="auto"/>
+            </w:pPr>
+            <w:r>
+              <w:rPr>
+                <w:i w:val="0"/>
+                <w:color w:val="000000"/>
+                <w:sz w:val="17"/>
+              </w:rPr>
+              <w:t>HU-05: agrega botón Exportar CSV en el panel admin</w:t>
+            </w:r>
+          </w:p>
+        </w:tc>
+        <w:tc>
+          <w:tcPr>
+            <w:tcW w:w="1700" w:type="dxa"/>
+            <w:vAlign w:val="center"/>
+          </w:tcPr>
+          <w:p>
+            <w:pPr>
+              <w:spacing w:after="40" w:line="252" w:lineRule="auto"/>
+            </w:pPr>
+            <w:r>
+              <w:rPr>
+                <w:i w:val="0"/>
+                <w:color w:val="000000"/>
+                <w:sz w:val="17"/>
+              </w:rPr>
+              <w:t>HU-05</w:t>
+            </w:r>
+          </w:p>
+        </w:tc>
+      </w:tr>
+      <w:tr>
+        <w:trPr>
+          <w:cantSplit/>
+        </w:trPr>
+        <w:tc>
+          <w:tcPr>
+            <w:tcW w:w="1400" w:type="dxa"/>
+            <w:vAlign w:val="center"/>
+          </w:tcPr>
+          <w:p>
+            <w:pPr>
+              <w:spacing w:after="40" w:line="252" w:lineRule="auto"/>
+            </w:pPr>
+            <w:r>
+              <w:rPr>
+                <w:i w:val="0"/>
+                <w:color w:val="000000"/>
+                <w:sz w:val="17"/>
+              </w:rPr>
+              <w:t>97a0f0c</w:t>
+            </w:r>
+          </w:p>
+        </w:tc>
+        <w:tc>
+          <w:tcPr>
+            <w:tcW w:w="1700" w:type="dxa"/>
+            <w:vAlign w:val="center"/>
+          </w:tcPr>
+          <w:p>
+            <w:pPr>
+              <w:spacing w:after="40" w:line="252" w:lineRule="auto"/>
+            </w:pPr>
+            <w:r>
+              <w:rPr>
+                <w:i w:val="0"/>
+                <w:color w:val="000000"/>
+                <w:sz w:val="17"/>
+              </w:rPr>
+              <w:t>Kelvin He</w:t>
+            </w:r>
+          </w:p>
+        </w:tc>
+        <w:tc>
+          <w:tcPr>
+            <w:tcW w:w="4560" w:type="dxa"/>
+            <w:vAlign w:val="center"/>
+          </w:tcPr>
+          <w:p>
+            <w:pPr>
+              <w:spacing w:after="40" w:line="252" w:lineRule="auto"/>
+            </w:pPr>
+            <w:r>
+              <w:rPr>
+                <w:i w:val="0"/>
+                <w:color w:val="000000"/>
+                <w:sz w:val="17"/>
+              </w:rPr>
+              <w:t>SEED: documenta python seed.py --historico en README y AGENTS.md</w:t>
+            </w:r>
+          </w:p>
+        </w:tc>
+        <w:tc>
+          <w:tcPr>
+            <w:tcW w:w="1700" w:type="dxa"/>
+            <w:vAlign w:val="center"/>
+          </w:tcPr>
+          <w:p>
+            <w:pPr>
+              <w:spacing w:after="40" w:line="252" w:lineRule="auto"/>
+            </w:pPr>
+            <w:r>
+              <w:rPr>
+                <w:i w:val="0"/>
+                <w:color w:val="000000"/>
+                <w:sz w:val="17"/>
+              </w:rPr>
+              <w:t>SEED</w:t>
+            </w:r>
+          </w:p>
+        </w:tc>
+      </w:tr>
+      <w:tr>
+        <w:trPr>
+          <w:cantSplit/>
+        </w:trPr>
+        <w:tc>
+          <w:tcPr>
+            <w:tcW w:w="1400" w:type="dxa"/>
+            <w:vAlign w:val="center"/>
+          </w:tcPr>
+          <w:p>
+            <w:pPr>
+              <w:spacing w:after="40" w:line="252" w:lineRule="auto"/>
+            </w:pPr>
+            <w:r>
+              <w:rPr>
+                <w:i w:val="0"/>
+                <w:color w:val="000000"/>
+                <w:sz w:val="17"/>
+              </w:rPr>
+              <w:t>d15f263</w:t>
+            </w:r>
+          </w:p>
+        </w:tc>
+        <w:tc>
+          <w:tcPr>
+            <w:tcW w:w="1700" w:type="dxa"/>
+            <w:vAlign w:val="center"/>
+          </w:tcPr>
+          <w:p>
+            <w:pPr>
+              <w:spacing w:after="40" w:line="252" w:lineRule="auto"/>
+            </w:pPr>
+            <w:r>
+              <w:rPr>
+                <w:i w:val="0"/>
+                <w:color w:val="000000"/>
+                <w:sz w:val="17"/>
+              </w:rPr>
+              <w:t>Kelvin He</w:t>
+            </w:r>
+          </w:p>
+        </w:tc>
+        <w:tc>
+          <w:tcPr>
+            <w:tcW w:w="4560" w:type="dxa"/>
+            <w:vAlign w:val="center"/>
+          </w:tcPr>
+          <w:p>
+            <w:pPr>
+              <w:spacing w:after="40" w:line="252" w:lineRule="auto"/>
+            </w:pPr>
+            <w:r>
+              <w:rPr>
+                <w:i w:val="0"/>
+                <w:color w:val="000000"/>
+                <w:sz w:val="17"/>
+              </w:rPr>
+              <w:t>SEED: pruebas del histórico de ejemplo (7 casos)</w:t>
+            </w:r>
+          </w:p>
+        </w:tc>
+        <w:tc>
+          <w:tcPr>
+            <w:tcW w:w="1700" w:type="dxa"/>
+            <w:vAlign w:val="center"/>
+          </w:tcPr>
+          <w:p>
+            <w:pPr>
+              <w:spacing w:after="40" w:line="252" w:lineRule="auto"/>
+            </w:pPr>
+            <w:r>
+              <w:rPr>
+                <w:i w:val="0"/>
+                <w:color w:val="000000"/>
+                <w:sz w:val="17"/>
+              </w:rPr>
+              <w:t>SEED</w:t>
+            </w:r>
+          </w:p>
+        </w:tc>
+      </w:tr>
+      <w:tr>
+        <w:trPr>
+          <w:cantSplit/>
+        </w:trPr>
+        <w:tc>
+          <w:tcPr>
+            <w:tcW w:w="1400" w:type="dxa"/>
+            <w:vAlign w:val="center"/>
+          </w:tcPr>
+          <w:p>
+            <w:pPr>
+              <w:spacing w:after="40" w:line="252" w:lineRule="auto"/>
+            </w:pPr>
+            <w:r>
+              <w:rPr>
+                <w:i w:val="0"/>
+                <w:color w:val="000000"/>
+                <w:sz w:val="17"/>
+              </w:rPr>
+              <w:t>f4c7548</w:t>
+            </w:r>
+          </w:p>
+        </w:tc>
+        <w:tc>
+          <w:tcPr>
+            <w:tcW w:w="1700" w:type="dxa"/>
+            <w:vAlign w:val="center"/>
+          </w:tcPr>
+          <w:p>
+            <w:pPr>
+              <w:spacing w:after="40" w:line="252" w:lineRule="auto"/>
+            </w:pPr>
+            <w:r>
+              <w:rPr>
+                <w:i w:val="0"/>
+                <w:color w:val="000000"/>
+                <w:sz w:val="17"/>
+              </w:rPr>
+              <w:t>Kelvin He</w:t>
+            </w:r>
+          </w:p>
+        </w:tc>
+        <w:tc>
+          <w:tcPr>
+            <w:tcW w:w="4560" w:type="dxa"/>
+            <w:vAlign w:val="center"/>
+          </w:tcPr>
+          <w:p>
+            <w:pPr>
+              <w:spacing w:after="40" w:line="252" w:lineRule="auto"/>
+            </w:pPr>
+            <w:r>
+              <w:rPr>
+                <w:i w:val="0"/>
+                <w:color w:val="000000"/>
+                <w:sz w:val="17"/>
+              </w:rPr>
+              <w:t>SEED: agrega histórico de ejemplo (python seed.py --historico)</w:t>
+            </w:r>
+          </w:p>
+        </w:tc>
+        <w:tc>
+          <w:tcPr>
+            <w:tcW w:w="1700" w:type="dxa"/>
+            <w:vAlign w:val="center"/>
+          </w:tcPr>
+          <w:p>
+            <w:pPr>
+              <w:spacing w:after="40" w:line="252" w:lineRule="auto"/>
+            </w:pPr>
+            <w:r>
+              <w:rPr>
+                <w:i w:val="0"/>
+                <w:color w:val="000000"/>
+                <w:sz w:val="17"/>
+              </w:rPr>
+              <w:t>SEED</w:t>
             </w:r>
           </w:p>
         </w:tc>
       </w:tr>
     </w:tbl>
+    <w:p>
+      <w:r>
+        <w:drawing>
+          <wp:inline xmlns:a="http://schemas.openxmlformats.org/drawingml/2006/main" xmlns:pic="http://schemas.openxmlformats.org/drawingml/2006/picture">
+            <wp:extent cx="5096651" cy="4206239"/>
+            <wp:docPr id="1503634254" name="Picture 1503634254"/>
+            <wp:cNvGraphicFramePr>
+              <a:graphicFrameLocks noChangeAspect="1"/>
+            </wp:cNvGraphicFramePr>
+            <a:graphic>
+              <a:graphicData uri="http://schemas.openxmlformats.org/drawingml/2006/picture">
+                <pic:pic>
+                  <pic:nvPicPr>
+                    <pic:cNvPr id="0" name="GH_commits.png"/>
+                    <pic:cNvPicPr/>
+                  </pic:nvPicPr>
+                  <pic:blipFill>
+                    <a:blip r:embed="rId27"/>
+                    <a:stretch>
+                      <a:fillRect/>
+                    </a:stretch>
+                  </pic:blipFill>
+                  <pic:spPr>
+                    <a:xfrm>
+                      <a:off x="0" y="0"/>
+                      <a:ext cx="5096651" cy="4206239"/>
+                    </a:xfrm>
+                    <a:prstGeom prst="rect"/>
+                  </pic:spPr>
+                </pic:pic>
+              </a:graphicData>
+            </a:graphic>
+          </wp:inline>
+        </w:drawing>
+      </w:r>
+    </w:p>
     <w:p>
       <w:pPr>
         <w:pStyle w:val="Heading2"/>
@@ -4660,12 +6102,7 @@
         <w:jc w:val="both"/>
       </w:pPr>
       <w:r>
-        <w:rPr>
-          <w:i/>
-          <w:iCs/>
-          <w:color w:val="7F7F7F"/>
-        </w:rPr>
-        <w:t xml:space="preserve">Convención usada: [Pendiente: p. ej. feature/hu-01-reserva-rapida].</w:t>
+        <w:t>Convención usada: feature/hu-0X-descripcion (una rama por historia), fix/… para correcciones y chore/… para tareas; main recibe todo por Pull Request.</w:t>
       </w:r>
     </w:p>
     <w:tbl>
@@ -4705,14 +6142,48 @@
               <w:spacing w:after="40" w:line="252" w:lineRule="auto"/>
             </w:pPr>
             <w:r>
-              <w:rPr>
-                <w:color w:val="7F7F7F"/>
+              <w:drawing>
+                <wp:inline xmlns:a="http://schemas.openxmlformats.org/drawingml/2006/main" xmlns:pic="http://schemas.openxmlformats.org/drawingml/2006/picture">
+                  <wp:extent cx="3840480" cy="3169528"/>
+                  <wp:docPr id="1503634255" name="Picture 1503634255"/>
+                  <wp:cNvGraphicFramePr>
+                    <a:graphicFrameLocks noChangeAspect="1"/>
+                  </wp:cNvGraphicFramePr>
+                  <a:graphic>
+                    <a:graphicData uri="http://schemas.openxmlformats.org/drawingml/2006/picture">
+                      <pic:pic>
+                        <pic:nvPicPr>
+                          <pic:cNvPr id="0" name="GH_ramas.png"/>
+                          <pic:cNvPicPr/>
+                        </pic:nvPicPr>
+                        <pic:blipFill>
+                          <a:blip r:embed="rId28"/>
+                          <a:stretch>
+                            <a:fillRect/>
+                          </a:stretch>
+                        </pic:blipFill>
+                        <pic:spPr>
+                          <a:xfrm>
+                            <a:off x="0" y="0"/>
+                            <a:ext cx="3840480" cy="3169528"/>
+                          </a:xfrm>
+                          <a:prstGeom prst="rect"/>
+                        </pic:spPr>
+                      </pic:pic>
+                    </a:graphicData>
+                  </a:graphic>
+                </wp:inline>
+              </w:drawing>
+            </w:r>
+          </w:p>
+          <w:p>
+            <w:r>
+              <w:rPr>
                 <w:i/>
-                <w:iCs/>
-                <w:sz w:val="17"/>
-                <w:szCs w:val="17"/>
-              </w:rPr>
-              <w:t xml:space="preserve">[Insertar captura: grafo de ramas o listado de ramas]</w:t>
+                <w:color w:val="595959"/>
+                <w:sz w:val="16"/>
+              </w:rPr>
+              <w:t>Ramas del repositorio: una por historia más el fix y el seed.</w:t>
             </w:r>
           </w:p>
         </w:tc>
@@ -4885,13 +6356,11 @@
             </w:pPr>
             <w:r>
               <w:rPr>
-                <w:color w:val="7F7F7F"/>
-                <w:i/>
-                <w:iCs/>
-                <w:sz w:val="17"/>
-                <w:szCs w:val="17"/>
-              </w:rPr>
-              <w:t xml:space="preserve">[#]</w:t>
+                <w:i w:val="0"/>
+                <w:color w:val="000000"/>
+                <w:sz w:val="17"/>
+              </w:rPr>
+              <w:t>#6</w:t>
             </w:r>
           </w:p>
         </w:tc>
@@ -4906,13 +6375,11 @@
             </w:pPr>
             <w:r>
               <w:rPr>
-                <w:color w:val="7F7F7F"/>
-                <w:i/>
-                <w:iCs/>
-                <w:sz w:val="17"/>
-                <w:szCs w:val="17"/>
-              </w:rPr>
-              <w:t xml:space="preserve">[Pendiente]</w:t>
+                <w:i w:val="0"/>
+                <w:color w:val="000000"/>
+                <w:sz w:val="17"/>
+              </w:rPr>
+              <w:t>HU-01: Reservar con datos guardados</w:t>
             </w:r>
           </w:p>
         </w:tc>
@@ -4927,13 +6394,11 @@
             </w:pPr>
             <w:r>
               <w:rPr>
-                <w:color w:val="7F7F7F"/>
-                <w:i/>
-                <w:iCs/>
-                <w:sz w:val="17"/>
-                <w:szCs w:val="17"/>
-              </w:rPr>
-              <w:t xml:space="preserve">[Pendiente]</w:t>
+                <w:i w:val="0"/>
+                <w:color w:val="000000"/>
+                <w:sz w:val="17"/>
+              </w:rPr>
+              <w:t>Kelvin</w:t>
             </w:r>
           </w:p>
         </w:tc>
@@ -4948,13 +6413,11 @@
             </w:pPr>
             <w:r>
               <w:rPr>
-                <w:color w:val="7F7F7F"/>
-                <w:i/>
-                <w:iCs/>
-                <w:sz w:val="17"/>
-                <w:szCs w:val="17"/>
-              </w:rPr>
-              <w:t xml:space="preserve">[Pendiente]</w:t>
+                <w:i w:val="0"/>
+                <w:color w:val="000000"/>
+                <w:sz w:val="17"/>
+              </w:rPr>
+              <w:t>Roy</w:t>
             </w:r>
           </w:p>
         </w:tc>
@@ -4969,13 +6432,11 @@
             </w:pPr>
             <w:r>
               <w:rPr>
-                <w:color w:val="7F7F7F"/>
-                <w:i/>
-                <w:iCs/>
-                <w:sz w:val="17"/>
-                <w:szCs w:val="17"/>
-              </w:rPr>
-              <w:t xml:space="preserve">[Pendiente]</w:t>
+                <w:i w:val="0"/>
+                <w:color w:val="000000"/>
+                <w:sz w:val="17"/>
+              </w:rPr>
+              <w:t>Aprobado por Roy; fusionado.</w:t>
             </w:r>
           </w:p>
         </w:tc>
@@ -4995,13 +6456,11 @@
             </w:pPr>
             <w:r>
               <w:rPr>
-                <w:color w:val="7F7F7F"/>
-                <w:i/>
-                <w:iCs/>
-                <w:sz w:val="17"/>
-                <w:szCs w:val="17"/>
-              </w:rPr>
-              <w:t xml:space="preserve">[#]</w:t>
+                <w:i w:val="0"/>
+                <w:color w:val="000000"/>
+                <w:sz w:val="17"/>
+              </w:rPr>
+              <w:t>#7</w:t>
             </w:r>
           </w:p>
         </w:tc>
@@ -5016,13 +6475,11 @@
             </w:pPr>
             <w:r>
               <w:rPr>
-                <w:color w:val="7F7F7F"/>
-                <w:i/>
-                <w:iCs/>
-                <w:sz w:val="17"/>
-                <w:szCs w:val="17"/>
-              </w:rPr>
-              <w:t xml:space="preserve">[Pendiente]</w:t>
+                <w:i w:val="0"/>
+                <w:color w:val="000000"/>
+                <w:sz w:val="17"/>
+              </w:rPr>
+              <w:t>HU-04: Cancelar o reprogramar la cita desde un enlace</w:t>
             </w:r>
           </w:p>
         </w:tc>
@@ -5037,13 +6494,11 @@
             </w:pPr>
             <w:r>
               <w:rPr>
-                <w:color w:val="7F7F7F"/>
-                <w:i/>
-                <w:iCs/>
-                <w:sz w:val="17"/>
-                <w:szCs w:val="17"/>
-              </w:rPr>
-              <w:t xml:space="preserve">[Pendiente]</w:t>
+                <w:i w:val="0"/>
+                <w:color w:val="000000"/>
+                <w:sz w:val="17"/>
+              </w:rPr>
+              <w:t>Kelvin</w:t>
             </w:r>
           </w:p>
         </w:tc>
@@ -5058,13 +6513,11 @@
             </w:pPr>
             <w:r>
               <w:rPr>
-                <w:color w:val="7F7F7F"/>
-                <w:i/>
-                <w:iCs/>
-                <w:sz w:val="17"/>
-                <w:szCs w:val="17"/>
-              </w:rPr>
-              <w:t xml:space="preserve">[Pendiente]</w:t>
+                <w:i w:val="0"/>
+                <w:color w:val="000000"/>
+                <w:sz w:val="17"/>
+              </w:rPr>
+              <w:t>Roy</w:t>
             </w:r>
           </w:p>
         </w:tc>
@@ -5079,13 +6532,11 @@
             </w:pPr>
             <w:r>
               <w:rPr>
-                <w:color w:val="7F7F7F"/>
-                <w:i/>
-                <w:iCs/>
-                <w:sz w:val="17"/>
-                <w:szCs w:val="17"/>
-              </w:rPr>
-              <w:t xml:space="preserve">[Pendiente]</w:t>
+                <w:i w:val="0"/>
+                <w:color w:val="000000"/>
+                <w:sz w:val="17"/>
+              </w:rPr>
+              <w:t>Aprobado por Roy con observaciones no bloqueantes; fusionado.</w:t>
             </w:r>
           </w:p>
         </w:tc>
@@ -5106,11 +6557,10 @@
             <w:r>
               <w:rPr>
                 <w:i w:val="0"/>
-                <w:iCs/>
-                <w:sz w:val="17"/>
-                <w:szCs w:val="17"/>
-              </w:rPr>
-              <w:t>#12</w:t>
+                <w:color w:val="000000"/>
+                <w:sz w:val="17"/>
+              </w:rPr>
+              <w:t>#8</w:t>
             </w:r>
           </w:p>
         </w:tc>
@@ -5126,11 +6576,10 @@
             <w:r>
               <w:rPr>
                 <w:i w:val="0"/>
-                <w:iCs/>
-                <w:sz w:val="17"/>
-                <w:szCs w:val="17"/>
-              </w:rPr>
-              <w:t>HU-02: Calendario dinámico de disponibilidad</w:t>
+                <w:color w:val="000000"/>
+                <w:sz w:val="17"/>
+              </w:rPr>
+              <w:t>FIX: mensaje de error legible (antes «[object Object]»)</w:t>
             </w:r>
           </w:p>
         </w:tc>
@@ -5146,11 +6595,10 @@
             <w:r>
               <w:rPr>
                 <w:i w:val="0"/>
-                <w:iCs/>
-                <w:sz w:val="17"/>
-                <w:szCs w:val="17"/>
-              </w:rPr>
-              <w:t>Roy</w:t>
+                <w:color w:val="000000"/>
+                <w:sz w:val="17"/>
+              </w:rPr>
+              <w:t>Kelvin</w:t>
             </w:r>
           </w:p>
         </w:tc>
@@ -5166,11 +6614,10 @@
             <w:r>
               <w:rPr>
                 <w:i w:val="0"/>
-                <w:iCs/>
-                <w:sz w:val="17"/>
-                <w:szCs w:val="17"/>
-              </w:rPr>
-              <w:t>Einer</w:t>
+                <w:color w:val="000000"/>
+                <w:sz w:val="17"/>
+              </w:rPr>
+              <w:t>—</w:t>
             </w:r>
           </w:p>
         </w:tc>
@@ -5186,11 +6633,10 @@
             <w:r>
               <w:rPr>
                 <w:i w:val="0"/>
-                <w:iCs/>
-                <w:sz w:val="17"/>
-                <w:szCs w:val="17"/>
-              </w:rPr>
-              <w:t>Abierto, en revisión</w:t>
+                <w:color w:val="000000"/>
+                <w:sz w:val="17"/>
+              </w:rPr>
+              <w:t>Fusionado sin revisión formal.</w:t>
             </w:r>
           </w:p>
         </w:tc>
@@ -5211,9 +6657,308 @@
             <w:r>
               <w:rPr>
                 <w:i w:val="0"/>
-                <w:iCs/>
-                <w:sz w:val="17"/>
-                <w:szCs w:val="17"/>
+                <w:color w:val="000000"/>
+                <w:sz w:val="17"/>
+              </w:rPr>
+              <w:t>#10</w:t>
+            </w:r>
+          </w:p>
+        </w:tc>
+        <w:tc>
+          <w:tcPr>
+            <w:tcW w:w="3160" w:type="dxa"/>
+            <w:vAlign w:val="center"/>
+          </w:tcPr>
+          <w:p>
+            <w:pPr>
+              <w:spacing w:after="40" w:line="252" w:lineRule="auto"/>
+            </w:pPr>
+            <w:r>
+              <w:rPr>
+                <w:i w:val="0"/>
+                <w:color w:val="000000"/>
+                <w:sz w:val="17"/>
+              </w:rPr>
+              <w:t>HU-03: previsión de la demanda en el panel admin</w:t>
+            </w:r>
+          </w:p>
+        </w:tc>
+        <w:tc>
+          <w:tcPr>
+            <w:tcW w:w="1800" w:type="dxa"/>
+            <w:vAlign w:val="center"/>
+          </w:tcPr>
+          <w:p>
+            <w:pPr>
+              <w:spacing w:after="40" w:line="252" w:lineRule="auto"/>
+            </w:pPr>
+            <w:r>
+              <w:rPr>
+                <w:i w:val="0"/>
+                <w:color w:val="000000"/>
+                <w:sz w:val="17"/>
+              </w:rPr>
+              <w:t>Einer</w:t>
+            </w:r>
+          </w:p>
+        </w:tc>
+        <w:tc>
+          <w:tcPr>
+            <w:tcW w:w="1800" w:type="dxa"/>
+            <w:vAlign w:val="center"/>
+          </w:tcPr>
+          <w:p>
+            <w:pPr>
+              <w:spacing w:after="40" w:line="252" w:lineRule="auto"/>
+            </w:pPr>
+            <w:r>
+              <w:rPr>
+                <w:i w:val="0"/>
+                <w:color w:val="000000"/>
+                <w:sz w:val="17"/>
+              </w:rPr>
+              <w:t>Kelvin</w:t>
+            </w:r>
+          </w:p>
+        </w:tc>
+        <w:tc>
+          <w:tcPr>
+            <w:tcW w:w="1800" w:type="dxa"/>
+            <w:vAlign w:val="center"/>
+          </w:tcPr>
+          <w:p>
+            <w:pPr>
+              <w:spacing w:after="40" w:line="252" w:lineRule="auto"/>
+            </w:pPr>
+            <w:r>
+              <w:rPr>
+                <w:i w:val="0"/>
+                <w:color w:val="000000"/>
+                <w:sz w:val="17"/>
+              </w:rPr>
+              <w:t>Revisión con comentarios; QA de Roy aprobado; fusionado.</w:t>
+            </w:r>
+          </w:p>
+        </w:tc>
+      </w:tr>
+      <w:tr>
+        <w:trPr>
+          <w:cantSplit/>
+        </w:trPr>
+        <w:tc>
+          <w:tcPr>
+            <w:tcW w:w="800" w:type="dxa"/>
+            <w:vAlign w:val="center"/>
+          </w:tcPr>
+          <w:p>
+            <w:pPr>
+              <w:spacing w:after="40" w:line="252" w:lineRule="auto"/>
+            </w:pPr>
+            <w:r>
+              <w:rPr>
+                <w:i w:val="0"/>
+                <w:color w:val="000000"/>
+                <w:sz w:val="17"/>
+              </w:rPr>
+              <w:t>#11</w:t>
+            </w:r>
+          </w:p>
+        </w:tc>
+        <w:tc>
+          <w:tcPr>
+            <w:tcW w:w="3160" w:type="dxa"/>
+            <w:vAlign w:val="center"/>
+          </w:tcPr>
+          <w:p>
+            <w:pPr>
+              <w:spacing w:after="40" w:line="252" w:lineRule="auto"/>
+            </w:pPr>
+            <w:r>
+              <w:rPr>
+                <w:i w:val="0"/>
+                <w:color w:val="000000"/>
+                <w:sz w:val="17"/>
+              </w:rPr>
+              <w:t>SEED: histórico de ejemplo (seed.py --historico)</w:t>
+            </w:r>
+          </w:p>
+        </w:tc>
+        <w:tc>
+          <w:tcPr>
+            <w:tcW w:w="1800" w:type="dxa"/>
+            <w:vAlign w:val="center"/>
+          </w:tcPr>
+          <w:p>
+            <w:pPr>
+              <w:spacing w:after="40" w:line="252" w:lineRule="auto"/>
+            </w:pPr>
+            <w:r>
+              <w:rPr>
+                <w:i w:val="0"/>
+                <w:color w:val="000000"/>
+                <w:sz w:val="17"/>
+              </w:rPr>
+              <w:t>Kelvin</w:t>
+            </w:r>
+          </w:p>
+        </w:tc>
+        <w:tc>
+          <w:tcPr>
+            <w:tcW w:w="1800" w:type="dxa"/>
+            <w:vAlign w:val="center"/>
+          </w:tcPr>
+          <w:p>
+            <w:pPr>
+              <w:spacing w:after="40" w:line="252" w:lineRule="auto"/>
+            </w:pPr>
+            <w:r>
+              <w:rPr>
+                <w:i w:val="0"/>
+                <w:color w:val="000000"/>
+                <w:sz w:val="17"/>
+              </w:rPr>
+              <w:t>—</w:t>
+            </w:r>
+          </w:p>
+        </w:tc>
+        <w:tc>
+          <w:tcPr>
+            <w:tcW w:w="1800" w:type="dxa"/>
+            <w:vAlign w:val="center"/>
+          </w:tcPr>
+          <w:p>
+            <w:pPr>
+              <w:spacing w:after="40" w:line="252" w:lineRule="auto"/>
+            </w:pPr>
+            <w:r>
+              <w:rPr>
+                <w:i w:val="0"/>
+                <w:color w:val="000000"/>
+                <w:sz w:val="17"/>
+              </w:rPr>
+              <w:t>Fusionado sin revisión formal (Roy lo usó para el QA de HU-03).</w:t>
+            </w:r>
+          </w:p>
+        </w:tc>
+      </w:tr>
+      <w:tr>
+        <w:trPr>
+          <w:cantSplit/>
+        </w:trPr>
+        <w:tc>
+          <w:tcPr>
+            <w:tcW w:w="800" w:type="dxa"/>
+            <w:vAlign w:val="center"/>
+          </w:tcPr>
+          <w:p>
+            <w:pPr>
+              <w:spacing w:after="40" w:line="252" w:lineRule="auto"/>
+            </w:pPr>
+            <w:r>
+              <w:rPr>
+                <w:i w:val="0"/>
+                <w:color w:val="000000"/>
+                <w:sz w:val="17"/>
+              </w:rPr>
+              <w:t>#12</w:t>
+            </w:r>
+          </w:p>
+        </w:tc>
+        <w:tc>
+          <w:tcPr>
+            <w:tcW w:w="3160" w:type="dxa"/>
+            <w:vAlign w:val="center"/>
+          </w:tcPr>
+          <w:p>
+            <w:pPr>
+              <w:spacing w:after="40" w:line="252" w:lineRule="auto"/>
+            </w:pPr>
+            <w:r>
+              <w:rPr>
+                <w:i w:val="0"/>
+                <w:color w:val="000000"/>
+                <w:sz w:val="17"/>
+              </w:rPr>
+              <w:t>HU-02: Calendario dinámico de disponibilidad</w:t>
+            </w:r>
+          </w:p>
+        </w:tc>
+        <w:tc>
+          <w:tcPr>
+            <w:tcW w:w="1800" w:type="dxa"/>
+            <w:vAlign w:val="center"/>
+          </w:tcPr>
+          <w:p>
+            <w:pPr>
+              <w:spacing w:after="40" w:line="252" w:lineRule="auto"/>
+            </w:pPr>
+            <w:r>
+              <w:rPr>
+                <w:i w:val="0"/>
+                <w:color w:val="000000"/>
+                <w:sz w:val="17"/>
+              </w:rPr>
+              <w:t>Roy</w:t>
+            </w:r>
+          </w:p>
+        </w:tc>
+        <w:tc>
+          <w:tcPr>
+            <w:tcW w:w="1800" w:type="dxa"/>
+            <w:vAlign w:val="center"/>
+          </w:tcPr>
+          <w:p>
+            <w:pPr>
+              <w:spacing w:after="40" w:line="252" w:lineRule="auto"/>
+            </w:pPr>
+            <w:r>
+              <w:rPr>
+                <w:i w:val="0"/>
+                <w:color w:val="000000"/>
+                <w:sz w:val="17"/>
+              </w:rPr>
+              <w:t>Einer</w:t>
+            </w:r>
+          </w:p>
+        </w:tc>
+        <w:tc>
+          <w:tcPr>
+            <w:tcW w:w="1800" w:type="dxa"/>
+            <w:vAlign w:val="center"/>
+          </w:tcPr>
+          <w:p>
+            <w:pPr>
+              <w:spacing w:after="40" w:line="252" w:lineRule="auto"/>
+            </w:pPr>
+            <w:r>
+              <w:rPr>
+                <w:i w:val="0"/>
+                <w:color w:val="000000"/>
+                <w:sz w:val="17"/>
+              </w:rPr>
+              <w:t>Fusionado; revisión de Einer sin registro; QA de Kelvin aprobado.</w:t>
+            </w:r>
+          </w:p>
+        </w:tc>
+      </w:tr>
+      <w:tr>
+        <w:trPr>
+          <w:cantSplit/>
+        </w:trPr>
+        <w:tc>
+          <w:tcPr>
+            <w:tcW w:w="800" w:type="dxa"/>
+            <w:vAlign w:val="center"/>
+          </w:tcPr>
+          <w:p>
+            <w:pPr>
+              <w:spacing w:after="40" w:line="252" w:lineRule="auto"/>
+            </w:pPr>
+            <w:r>
+              <w:rPr>
+                <w:i w:val="0"/>
+                <w:color w:val="000000"/>
+                <w:sz w:val="17"/>
               </w:rPr>
               <w:t>#13</w:t>
             </w:r>
@@ -5231,9 +6976,8 @@
             <w:r>
               <w:rPr>
                 <w:i w:val="0"/>
-                <w:iCs/>
-                <w:sz w:val="17"/>
-                <w:szCs w:val="17"/>
+                <w:color w:val="000000"/>
+                <w:sz w:val="17"/>
               </w:rPr>
               <w:t>HU-05: Exportar reservas a CSV</w:t>
             </w:r>
@@ -5251,9 +6995,8 @@
             <w:r>
               <w:rPr>
                 <w:i w:val="0"/>
-                <w:iCs/>
-                <w:sz w:val="17"/>
-                <w:szCs w:val="17"/>
+                <w:color w:val="000000"/>
+                <w:sz w:val="17"/>
               </w:rPr>
               <w:t>Roy</w:t>
             </w:r>
@@ -5271,9 +7014,8 @@
             <w:r>
               <w:rPr>
                 <w:i w:val="0"/>
-                <w:iCs/>
-                <w:sz w:val="17"/>
-                <w:szCs w:val="17"/>
+                <w:color w:val="000000"/>
+                <w:sz w:val="17"/>
               </w:rPr>
               <w:t>Einer</w:t>
             </w:r>
@@ -5291,11 +7033,10 @@
             <w:r>
               <w:rPr>
                 <w:i w:val="0"/>
-                <w:iCs/>
-                <w:sz w:val="17"/>
-                <w:szCs w:val="17"/>
-              </w:rPr>
-              <w:t>Abierto, en revisión</w:t>
+                <w:color w:val="000000"/>
+                <w:sz w:val="17"/>
+              </w:rPr>
+              <w:t>Fusionado con un comentario de Einer; QA de Kelvin aprobado.</w:t>
             </w:r>
           </w:p>
         </w:tc>
@@ -5338,14 +7079,94 @@
               <w:spacing w:after="40" w:line="252" w:lineRule="auto"/>
             </w:pPr>
             <w:r>
-              <w:rPr>
-                <w:color w:val="7F7F7F"/>
+              <w:drawing>
+                <wp:inline xmlns:a="http://schemas.openxmlformats.org/drawingml/2006/main" xmlns:pic="http://schemas.openxmlformats.org/drawingml/2006/picture">
+                  <wp:extent cx="3840480" cy="3169528"/>
+                  <wp:docPr id="1503634256" name="Picture 1503634256"/>
+                  <wp:cNvGraphicFramePr>
+                    <a:graphicFrameLocks noChangeAspect="1"/>
+                  </wp:cNvGraphicFramePr>
+                  <a:graphic>
+                    <a:graphicData uri="http://schemas.openxmlformats.org/drawingml/2006/picture">
+                      <pic:pic>
+                        <pic:nvPicPr>
+                          <pic:cNvPr id="0" name="GH_pull-requests.png"/>
+                          <pic:cNvPicPr/>
+                        </pic:nvPicPr>
+                        <pic:blipFill>
+                          <a:blip r:embed="rId29"/>
+                          <a:stretch>
+                            <a:fillRect/>
+                          </a:stretch>
+                        </pic:blipFill>
+                        <pic:spPr>
+                          <a:xfrm>
+                            <a:off x="0" y="0"/>
+                            <a:ext cx="3840480" cy="3169528"/>
+                          </a:xfrm>
+                          <a:prstGeom prst="rect"/>
+                        </pic:spPr>
+                      </pic:pic>
+                    </a:graphicData>
+                  </a:graphic>
+                </wp:inline>
+              </w:drawing>
+            </w:r>
+          </w:p>
+          <w:p>
+            <w:r>
+              <w:rPr>
                 <w:i/>
-                <w:iCs/>
-                <w:sz w:val="17"/>
-                <w:szCs w:val="17"/>
-              </w:rPr>
-              <w:t xml:space="preserve">[Insertar captura: un PR con comentarios de revisión]</w:t>
+                <w:color w:val="595959"/>
+                <w:sz w:val="16"/>
+              </w:rPr>
+              <w:t>Los 7 Pull Requests, todos fusionados.</w:t>
+            </w:r>
+          </w:p>
+          <w:p>
+            <w:r>
+              <w:drawing>
+                <wp:inline xmlns:a="http://schemas.openxmlformats.org/drawingml/2006/main" xmlns:pic="http://schemas.openxmlformats.org/drawingml/2006/picture">
+                  <wp:extent cx="3840480" cy="3169528"/>
+                  <wp:docPr id="1503634257" name="Picture 1503634257"/>
+                  <wp:cNvGraphicFramePr>
+                    <a:graphicFrameLocks noChangeAspect="1"/>
+                  </wp:cNvGraphicFramePr>
+                  <a:graphic>
+                    <a:graphicData uri="http://schemas.openxmlformats.org/drawingml/2006/picture">
+                      <pic:pic>
+                        <pic:nvPicPr>
+                          <pic:cNvPr id="0" name="GH_PR7_revision-Roy.png"/>
+                          <pic:cNvPicPr/>
+                        </pic:nvPicPr>
+                        <pic:blipFill>
+                          <a:blip r:embed="rId30"/>
+                          <a:stretch>
+                            <a:fillRect/>
+                          </a:stretch>
+                        </pic:blipFill>
+                        <pic:spPr>
+                          <a:xfrm>
+                            <a:off x="0" y="0"/>
+                            <a:ext cx="3840480" cy="3169528"/>
+                          </a:xfrm>
+                          <a:prstGeom prst="rect"/>
+                        </pic:spPr>
+                      </pic:pic>
+                    </a:graphicData>
+                  </a:graphic>
+                </wp:inline>
+              </w:drawing>
+            </w:r>
+          </w:p>
+          <w:p>
+            <w:r>
+              <w:rPr>
+                <w:i/>
+                <w:color w:val="595959"/>
+                <w:sz w:val="16"/>
+              </w:rPr>
+              <w:t>PR #7: revisión de Roy (Reviewer) marcada como aprobada.</w:t>
             </w:r>
           </w:p>
         </w:tc>
@@ -5521,11 +7342,11 @@
             <w:r>
               <w:rPr>
                 <w:b/>
-                <w:bCs/>
-                <w:sz w:val="17"/>
-                <w:szCs w:val="17"/>
-              </w:rPr>
-              <w:t xml:space="preserve">HU-01</w:t>
+                <w:i w:val="0"/>
+                <w:color w:val="000000"/>
+                <w:sz w:val="17"/>
+              </w:rPr>
+              <w:t>HU-01</w:t>
             </w:r>
           </w:p>
         </w:tc>
@@ -5540,13 +7361,11 @@
             </w:pPr>
             <w:r>
               <w:rPr>
-                <w:color w:val="7F7F7F"/>
-                <w:i/>
-                <w:iCs/>
-                <w:sz w:val="17"/>
-                <w:szCs w:val="17"/>
-              </w:rPr>
-              <w:t xml:space="preserve">[unitaria/integración]</w:t>
+                <w:i w:val="0"/>
+                <w:color w:val="000000"/>
+                <w:sz w:val="17"/>
+              </w:rPr>
+              <w:t>Unitaria + integración (API)</w:t>
             </w:r>
           </w:p>
         </w:tc>
@@ -5561,13 +7380,11 @@
             </w:pPr>
             <w:r>
               <w:rPr>
-                <w:color w:val="7F7F7F"/>
-                <w:i/>
-                <w:iCs/>
-                <w:sz w:val="17"/>
-                <w:szCs w:val="17"/>
-              </w:rPr>
-              <w:t xml:space="preserve">[herramienta]</w:t>
+                <w:i w:val="0"/>
+                <w:color w:val="000000"/>
+                <w:sz w:val="17"/>
+              </w:rPr>
+              <w:t>pytest + FastAPI TestClient</w:t>
             </w:r>
           </w:p>
         </w:tc>
@@ -5582,13 +7399,11 @@
             </w:pPr>
             <w:r>
               <w:rPr>
-                <w:color w:val="7F7F7F"/>
-                <w:i/>
-                <w:iCs/>
-                <w:sz w:val="17"/>
-                <w:szCs w:val="17"/>
-              </w:rPr>
-              <w:t xml:space="preserve">[ ]</w:t>
+                <w:i w:val="0"/>
+                <w:color w:val="000000"/>
+                <w:sz w:val="17"/>
+              </w:rPr>
+              <w:t>3</w:t>
             </w:r>
           </w:p>
         </w:tc>
@@ -5603,13 +7418,11 @@
             </w:pPr>
             <w:r>
               <w:rPr>
-                <w:color w:val="7F7F7F"/>
-                <w:i/>
-                <w:iCs/>
-                <w:sz w:val="17"/>
-                <w:szCs w:val="17"/>
-              </w:rPr>
-              <w:t xml:space="preserve">[Pendiente]</w:t>
+                <w:i w:val="0"/>
+                <w:color w:val="000000"/>
+                <w:sz w:val="17"/>
+              </w:rPr>
+              <w:t>9/9 en la rama</w:t>
             </w:r>
           </w:p>
         </w:tc>
@@ -5631,10 +7444,9 @@
             <w:r>
               <w:rPr>
                 <w:b/>
-                <w:bCs/>
-                <w:i w:val="0"/>
-                <w:sz w:val="17"/>
-                <w:szCs w:val="17"/>
+                <w:i w:val="0"/>
+                <w:color w:val="000000"/>
+                <w:sz w:val="17"/>
               </w:rPr>
               <w:t>HU-02</w:t>
             </w:r>
@@ -5652,9 +7464,8 @@
             <w:r>
               <w:rPr>
                 <w:i w:val="0"/>
-                <w:iCs/>
-                <w:sz w:val="17"/>
-                <w:szCs w:val="17"/>
+                <w:color w:val="000000"/>
+                <w:sz w:val="17"/>
               </w:rPr>
               <w:t>Unitaria + integración (API)</w:t>
             </w:r>
@@ -5672,9 +7483,8 @@
             <w:r>
               <w:rPr>
                 <w:i w:val="0"/>
-                <w:iCs/>
-                <w:sz w:val="17"/>
-                <w:szCs w:val="17"/>
+                <w:color w:val="000000"/>
+                <w:sz w:val="17"/>
               </w:rPr>
               <w:t>pytest + FastAPI TestClient</w:t>
             </w:r>
@@ -5692,9 +7502,8 @@
             <w:r>
               <w:rPr>
                 <w:i w:val="0"/>
-                <w:iCs/>
-                <w:sz w:val="17"/>
-                <w:szCs w:val="17"/>
+                <w:color w:val="000000"/>
+                <w:sz w:val="17"/>
               </w:rPr>
               <w:t>14</w:t>
             </w:r>
@@ -5712,11 +7521,10 @@
             <w:r>
               <w:rPr>
                 <w:i w:val="0"/>
-                <w:iCs/>
-                <w:sz w:val="17"/>
-                <w:szCs w:val="17"/>
-              </w:rPr>
-              <w:t>20/20 passed</w:t>
+                <w:color w:val="000000"/>
+                <w:sz w:val="17"/>
+              </w:rPr>
+              <w:t>20/20 en la rama</w:t>
             </w:r>
           </w:p>
         </w:tc>
@@ -5738,11 +7546,11 @@
             <w:r>
               <w:rPr>
                 <w:b/>
-                <w:bCs/>
-                <w:sz w:val="17"/>
-                <w:szCs w:val="17"/>
-              </w:rPr>
-              <w:t xml:space="preserve">HU-03</w:t>
+                <w:i w:val="0"/>
+                <w:color w:val="000000"/>
+                <w:sz w:val="17"/>
+              </w:rPr>
+              <w:t>HU-03</w:t>
             </w:r>
           </w:p>
         </w:tc>
@@ -5757,13 +7565,11 @@
             </w:pPr>
             <w:r>
               <w:rPr>
-                <w:color w:val="7F7F7F"/>
-                <w:i/>
-                <w:iCs/>
-                <w:sz w:val="17"/>
-                <w:szCs w:val="17"/>
-              </w:rPr>
-              <w:t xml:space="preserve">[unitaria/integración]</w:t>
+                <w:i w:val="0"/>
+                <w:color w:val="000000"/>
+                <w:sz w:val="17"/>
+              </w:rPr>
+              <w:t>Unitaria + integración (API)</w:t>
             </w:r>
           </w:p>
         </w:tc>
@@ -5778,13 +7584,11 @@
             </w:pPr>
             <w:r>
               <w:rPr>
-                <w:color w:val="7F7F7F"/>
-                <w:i/>
-                <w:iCs/>
-                <w:sz w:val="17"/>
-                <w:szCs w:val="17"/>
-              </w:rPr>
-              <w:t xml:space="preserve">[herramienta]</w:t>
+                <w:i w:val="0"/>
+                <w:color w:val="000000"/>
+                <w:sz w:val="17"/>
+              </w:rPr>
+              <w:t>pytest + FastAPI TestClient</w:t>
             </w:r>
           </w:p>
         </w:tc>
@@ -5799,13 +7603,11 @@
             </w:pPr>
             <w:r>
               <w:rPr>
-                <w:color w:val="7F7F7F"/>
-                <w:i/>
-                <w:iCs/>
-                <w:sz w:val="17"/>
-                <w:szCs w:val="17"/>
-              </w:rPr>
-              <w:t xml:space="preserve">[ ]</w:t>
+                <w:i w:val="0"/>
+                <w:color w:val="000000"/>
+                <w:sz w:val="17"/>
+              </w:rPr>
+              <w:t>7</w:t>
             </w:r>
           </w:p>
         </w:tc>
@@ -5820,13 +7622,11 @@
             </w:pPr>
             <w:r>
               <w:rPr>
-                <w:color w:val="7F7F7F"/>
-                <w:i/>
-                <w:iCs/>
-                <w:sz w:val="17"/>
-                <w:szCs w:val="17"/>
-              </w:rPr>
-              <w:t xml:space="preserve">[Pendiente]</w:t>
+                <w:i w:val="0"/>
+                <w:color w:val="000000"/>
+                <w:sz w:val="17"/>
+              </w:rPr>
+              <w:t>13/13 en la rama</w:t>
             </w:r>
           </w:p>
         </w:tc>
@@ -5848,11 +7648,11 @@
             <w:r>
               <w:rPr>
                 <w:b/>
-                <w:bCs/>
-                <w:sz w:val="17"/>
-                <w:szCs w:val="17"/>
-              </w:rPr>
-              <w:t xml:space="preserve">HU-04</w:t>
+                <w:i w:val="0"/>
+                <w:color w:val="000000"/>
+                <w:sz w:val="17"/>
+              </w:rPr>
+              <w:t>HU-04</w:t>
             </w:r>
           </w:p>
         </w:tc>
@@ -5867,13 +7667,11 @@
             </w:pPr>
             <w:r>
               <w:rPr>
-                <w:color w:val="7F7F7F"/>
-                <w:i/>
-                <w:iCs/>
-                <w:sz w:val="17"/>
-                <w:szCs w:val="17"/>
-              </w:rPr>
-              <w:t xml:space="preserve">[unitaria/integración]</w:t>
+                <w:i w:val="0"/>
+                <w:color w:val="000000"/>
+                <w:sz w:val="17"/>
+              </w:rPr>
+              <w:t>Unitaria + integración (API)</w:t>
             </w:r>
           </w:p>
         </w:tc>
@@ -5888,13 +7686,11 @@
             </w:pPr>
             <w:r>
               <w:rPr>
-                <w:color w:val="7F7F7F"/>
-                <w:i/>
-                <w:iCs/>
-                <w:sz w:val="17"/>
-                <w:szCs w:val="17"/>
-              </w:rPr>
-              <w:t xml:space="preserve">[herramienta]</w:t>
+                <w:i w:val="0"/>
+                <w:color w:val="000000"/>
+                <w:sz w:val="17"/>
+              </w:rPr>
+              <w:t>pytest + FastAPI TestClient</w:t>
             </w:r>
           </w:p>
         </w:tc>
@@ -5909,13 +7705,11 @@
             </w:pPr>
             <w:r>
               <w:rPr>
-                <w:color w:val="7F7F7F"/>
-                <w:i/>
-                <w:iCs/>
-                <w:sz w:val="17"/>
-                <w:szCs w:val="17"/>
-              </w:rPr>
-              <w:t xml:space="preserve">[ ]</w:t>
+                <w:i w:val="0"/>
+                <w:color w:val="000000"/>
+                <w:sz w:val="17"/>
+              </w:rPr>
+              <w:t>15</w:t>
             </w:r>
           </w:p>
         </w:tc>
@@ -5930,13 +7724,11 @@
             </w:pPr>
             <w:r>
               <w:rPr>
-                <w:color w:val="7F7F7F"/>
-                <w:i/>
-                <w:iCs/>
-                <w:sz w:val="17"/>
-                <w:szCs w:val="17"/>
-              </w:rPr>
-              <w:t xml:space="preserve">[Pendiente]</w:t>
+                <w:i w:val="0"/>
+                <w:color w:val="000000"/>
+                <w:sz w:val="17"/>
+              </w:rPr>
+              <w:t>21/21 en la rama</w:t>
             </w:r>
           </w:p>
         </w:tc>
@@ -5958,10 +7750,9 @@
             <w:r>
               <w:rPr>
                 <w:b/>
-                <w:bCs/>
-                <w:i w:val="0"/>
-                <w:sz w:val="17"/>
-                <w:szCs w:val="17"/>
+                <w:i w:val="0"/>
+                <w:color w:val="000000"/>
+                <w:sz w:val="17"/>
               </w:rPr>
               <w:t>HU-05</w:t>
             </w:r>
@@ -5979,9 +7770,8 @@
             <w:r>
               <w:rPr>
                 <w:i w:val="0"/>
-                <w:iCs/>
-                <w:sz w:val="17"/>
-                <w:szCs w:val="17"/>
+                <w:color w:val="000000"/>
+                <w:sz w:val="17"/>
               </w:rPr>
               <w:t>Unitaria + integración (API)</w:t>
             </w:r>
@@ -5999,9 +7789,8 @@
             <w:r>
               <w:rPr>
                 <w:i w:val="0"/>
-                <w:iCs/>
-                <w:sz w:val="17"/>
-                <w:szCs w:val="17"/>
+                <w:color w:val="000000"/>
+                <w:sz w:val="17"/>
               </w:rPr>
               <w:t>pytest + FastAPI TestClient</w:t>
             </w:r>
@@ -6019,9 +7808,8 @@
             <w:r>
               <w:rPr>
                 <w:i w:val="0"/>
-                <w:iCs/>
-                <w:sz w:val="17"/>
-                <w:szCs w:val="17"/>
+                <w:color w:val="000000"/>
+                <w:sz w:val="17"/>
               </w:rPr>
               <w:t>10</w:t>
             </w:r>
@@ -6039,11 +7827,214 @@
             <w:r>
               <w:rPr>
                 <w:i w:val="0"/>
-                <w:iCs/>
-                <w:sz w:val="17"/>
-                <w:szCs w:val="17"/>
-              </w:rPr>
-              <w:t>16/16 passed</w:t>
+                <w:color w:val="000000"/>
+                <w:sz w:val="17"/>
+              </w:rPr>
+              <w:t>16/16 en la rama</w:t>
+            </w:r>
+          </w:p>
+        </w:tc>
+      </w:tr>
+      <w:tr>
+        <w:trPr>
+          <w:cantSplit/>
+        </w:trPr>
+        <w:tc>
+          <w:tcPr>
+            <w:tcW w:w="1000" w:type="dxa"/>
+            <w:shd w:val="clear" w:color="auto" w:fill="EAF1FB"/>
+            <w:vAlign w:val="center"/>
+          </w:tcPr>
+          <w:p>
+            <w:pPr>
+              <w:spacing w:after="40" w:line="252" w:lineRule="auto"/>
+            </w:pPr>
+            <w:r>
+              <w:rPr>
+                <w:b/>
+                <w:i w:val="0"/>
+                <w:color w:val="000000"/>
+                <w:sz w:val="17"/>
+              </w:rPr>
+              <w:t>Seed</w:t>
+            </w:r>
+          </w:p>
+        </w:tc>
+        <w:tc>
+          <w:tcPr>
+            <w:tcW w:w="1800" w:type="dxa"/>
+            <w:vAlign w:val="center"/>
+          </w:tcPr>
+          <w:p>
+            <w:pPr>
+              <w:spacing w:after="40" w:line="252" w:lineRule="auto"/>
+            </w:pPr>
+            <w:r>
+              <w:rPr>
+                <w:i w:val="0"/>
+                <w:color w:val="000000"/>
+                <w:sz w:val="17"/>
+              </w:rPr>
+              <w:t>Unitaria (histórico de ejemplo)</w:t>
+            </w:r>
+          </w:p>
+        </w:tc>
+        <w:tc>
+          <w:tcPr>
+            <w:tcW w:w="2200" w:type="dxa"/>
+            <w:vAlign w:val="center"/>
+          </w:tcPr>
+          <w:p>
+            <w:pPr>
+              <w:spacing w:after="40" w:line="252" w:lineRule="auto"/>
+            </w:pPr>
+            <w:r>
+              <w:rPr>
+                <w:i w:val="0"/>
+                <w:color w:val="000000"/>
+                <w:sz w:val="17"/>
+              </w:rPr>
+              <w:t>pytest</w:t>
+            </w:r>
+          </w:p>
+        </w:tc>
+        <w:tc>
+          <w:tcPr>
+            <w:tcW w:w="1200" w:type="dxa"/>
+            <w:vAlign w:val="center"/>
+          </w:tcPr>
+          <w:p>
+            <w:pPr>
+              <w:spacing w:after="40" w:line="252" w:lineRule="auto"/>
+            </w:pPr>
+            <w:r>
+              <w:rPr>
+                <w:i w:val="0"/>
+                <w:color w:val="000000"/>
+                <w:sz w:val="17"/>
+              </w:rPr>
+              <w:t>7</w:t>
+            </w:r>
+          </w:p>
+        </w:tc>
+        <w:tc>
+          <w:tcPr>
+            <w:tcW w:w="3160" w:type="dxa"/>
+            <w:vAlign w:val="center"/>
+          </w:tcPr>
+          <w:p>
+            <w:pPr>
+              <w:spacing w:after="40" w:line="252" w:lineRule="auto"/>
+            </w:pPr>
+            <w:r>
+              <w:rPr>
+                <w:i w:val="0"/>
+                <w:color w:val="000000"/>
+                <w:sz w:val="17"/>
+              </w:rPr>
+              <w:t>13/13 en la rama</w:t>
+            </w:r>
+          </w:p>
+        </w:tc>
+      </w:tr>
+      <w:tr>
+        <w:trPr>
+          <w:cantSplit/>
+        </w:trPr>
+        <w:tc>
+          <w:tcPr>
+            <w:tcW w:w="1000" w:type="dxa"/>
+            <w:shd w:val="clear" w:color="auto" w:fill="EAF1FB"/>
+            <w:vAlign w:val="center"/>
+          </w:tcPr>
+          <w:p>
+            <w:pPr>
+              <w:spacing w:after="40" w:line="252" w:lineRule="auto"/>
+            </w:pPr>
+            <w:r>
+              <w:rPr>
+                <w:b/>
+                <w:i w:val="0"/>
+                <w:color w:val="000000"/>
+                <w:sz w:val="17"/>
+              </w:rPr>
+              <w:t>TOTAL en main</w:t>
+            </w:r>
+          </w:p>
+        </w:tc>
+        <w:tc>
+          <w:tcPr>
+            <w:tcW w:w="1800" w:type="dxa"/>
+            <w:vAlign w:val="center"/>
+          </w:tcPr>
+          <w:p>
+            <w:pPr>
+              <w:spacing w:after="40" w:line="252" w:lineRule="auto"/>
+            </w:pPr>
+            <w:r>
+              <w:rPr>
+                <w:i w:val="0"/>
+                <w:color w:val="000000"/>
+                <w:sz w:val="17"/>
+              </w:rPr>
+              <w:t>6 de la línea base + 56 nuevas</w:t>
+            </w:r>
+          </w:p>
+        </w:tc>
+        <w:tc>
+          <w:tcPr>
+            <w:tcW w:w="2200" w:type="dxa"/>
+            <w:vAlign w:val="center"/>
+          </w:tcPr>
+          <w:p>
+            <w:pPr>
+              <w:spacing w:after="40" w:line="252" w:lineRule="auto"/>
+            </w:pPr>
+            <w:r>
+              <w:rPr>
+                <w:i w:val="0"/>
+                <w:color w:val="000000"/>
+                <w:sz w:val="17"/>
+              </w:rPr>
+              <w:t>pytest</w:t>
+            </w:r>
+          </w:p>
+        </w:tc>
+        <w:tc>
+          <w:tcPr>
+            <w:tcW w:w="1200" w:type="dxa"/>
+            <w:vAlign w:val="center"/>
+          </w:tcPr>
+          <w:p>
+            <w:pPr>
+              <w:spacing w:after="40" w:line="252" w:lineRule="auto"/>
+            </w:pPr>
+            <w:r>
+              <w:rPr>
+                <w:i w:val="0"/>
+                <w:color w:val="000000"/>
+                <w:sz w:val="17"/>
+              </w:rPr>
+              <w:t>62</w:t>
+            </w:r>
+          </w:p>
+        </w:tc>
+        <w:tc>
+          <w:tcPr>
+            <w:tcW w:w="3160" w:type="dxa"/>
+            <w:vAlign w:val="center"/>
+          </w:tcPr>
+          <w:p>
+            <w:pPr>
+              <w:spacing w:after="40" w:line="252" w:lineRule="auto"/>
+            </w:pPr>
+            <w:r>
+              <w:rPr>
+                <w:i w:val="0"/>
+                <w:color w:val="000000"/>
+                <w:sz w:val="17"/>
+              </w:rPr>
+              <w:t>62 passed</w:t>
             </w:r>
           </w:p>
         </w:tc>
@@ -6061,12 +8052,7 @@
         <w:jc w:val="both"/>
       </w:pPr>
       <w:r>
-        <w:rPr>
-          <w:i/>
-          <w:iCs/>
-          <w:color w:val="7F7F7F"/>
-        </w:rPr>
-        <w:t xml:space="preserve">Comando para ejecutar las pruebas: [Pendiente].</w:t>
+        <w:t>Comando para ejecutar las pruebas: cd backend &amp;&amp; python -m pytest -q</w:t>
       </w:r>
     </w:p>
     <w:tbl>
@@ -6107,13 +8093,91 @@
             </w:pPr>
             <w:r>
               <w:rPr>
-                <w:color w:val="7F7F7F"/>
-                <w:i/>
-                <w:iCs/>
-                <w:sz w:val="17"/>
-                <w:szCs w:val="17"/>
-              </w:rPr>
-              <w:t xml:space="preserve">[Insertar captura: ejecución de la suite de pruebas con todos los tests en verde]</w:t>
+                <w:rFonts w:ascii="Consolas" w:hAnsi="Consolas"/>
+                <w:i w:val="0"/>
+                <w:color w:val="000000"/>
+                <w:sz w:val="16"/>
+              </w:rPr>
+              <w:t>Salida real de pytest sobre main (28/10/2026):</w:t>
+              <w:br/>
+            </w:r>
+            <w:r>
+              <w:rPr>
+                <w:rFonts w:ascii="Consolas" w:hAnsi="Consolas"/>
+                <w:i w:val="0"/>
+                <w:color w:val="000000"/>
+                <w:sz w:val="16"/>
+              </w:rPr>
+              <w:t>test_booking.py: 9 passed</w:t>
+              <w:br/>
+            </w:r>
+            <w:r>
+              <w:rPr>
+                <w:rFonts w:ascii="Consolas" w:hAnsi="Consolas"/>
+                <w:i w:val="0"/>
+                <w:color w:val="000000"/>
+                <w:sz w:val="16"/>
+              </w:rPr>
+              <w:t>test_calendar.py: 14 passed</w:t>
+              <w:br/>
+            </w:r>
+            <w:r>
+              <w:rPr>
+                <w:rFonts w:ascii="Consolas" w:hAnsi="Consolas"/>
+                <w:i w:val="0"/>
+                <w:color w:val="000000"/>
+                <w:sz w:val="16"/>
+              </w:rPr>
+              <w:t>test_export_csv.py: 10 passed</w:t>
+              <w:br/>
+            </w:r>
+            <w:r>
+              <w:rPr>
+                <w:rFonts w:ascii="Consolas" w:hAnsi="Consolas"/>
+                <w:i w:val="0"/>
+                <w:color w:val="000000"/>
+                <w:sz w:val="16"/>
+              </w:rPr>
+              <w:t>test_forecast.py: 7 passed</w:t>
+              <w:br/>
+            </w:r>
+            <w:r>
+              <w:rPr>
+                <w:rFonts w:ascii="Consolas" w:hAnsi="Consolas"/>
+                <w:i w:val="0"/>
+                <w:color w:val="000000"/>
+                <w:sz w:val="16"/>
+              </w:rPr>
+              <w:t>test_manage.py: 15 passed</w:t>
+              <w:br/>
+            </w:r>
+            <w:r>
+              <w:rPr>
+                <w:rFonts w:ascii="Consolas" w:hAnsi="Consolas"/>
+                <w:i w:val="0"/>
+                <w:color w:val="000000"/>
+                <w:sz w:val="16"/>
+              </w:rPr>
+              <w:t>test_seed.py: 7 passed</w:t>
+              <w:br/>
+            </w:r>
+            <w:r>
+              <w:rPr>
+                <w:rFonts w:ascii="Consolas" w:hAnsi="Consolas"/>
+                <w:i w:val="0"/>
+                <w:color w:val="000000"/>
+                <w:sz w:val="16"/>
+              </w:rPr>
+              <w:br/>
+            </w:r>
+            <w:r>
+              <w:rPr>
+                <w:rFonts w:ascii="Consolas" w:hAnsi="Consolas"/>
+                <w:i w:val="0"/>
+                <w:color w:val="000000"/>
+                <w:sz w:val="16"/>
+              </w:rPr>
+              <w:t>62 passed, 2 warnings in 9.16s</w:t>
             </w:r>
           </w:p>
         </w:tc>
@@ -6297,13 +8361,11 @@
             </w:pPr>
             <w:r>
               <w:rPr>
-                <w:color w:val="7F7F7F"/>
-                <w:i/>
-                <w:iCs/>
-                <w:sz w:val="17"/>
-                <w:szCs w:val="17"/>
-              </w:rPr>
-              <w:t xml:space="preserve">[Pendiente]</w:t>
+                <w:i w:val="0"/>
+                <w:color w:val="000000"/>
+                <w:sz w:val="17"/>
+              </w:rPr>
+              <w:t>Arquitectura (HU-04, Kelvin)</w:t>
             </w:r>
           </w:p>
         </w:tc>
@@ -6318,13 +8380,11 @@
             </w:pPr>
             <w:r>
               <w:rPr>
-                <w:color w:val="7F7F7F"/>
-                <w:i/>
-                <w:iCs/>
-                <w:sz w:val="17"/>
-                <w:szCs w:val="17"/>
-              </w:rPr>
-              <w:t xml:space="preserve">[Pendiente]</w:t>
+                <w:i w:val="0"/>
+                <w:color w:val="000000"/>
+                <w:sz w:val="17"/>
+              </w:rPr>
+              <w:t>Claude Code (Claude Sonnet 5.5)</w:t>
             </w:r>
           </w:p>
         </w:tc>
@@ -6339,13 +8399,11 @@
             </w:pPr>
             <w:r>
               <w:rPr>
-                <w:color w:val="7F7F7F"/>
-                <w:i/>
-                <w:iCs/>
-                <w:sz w:val="17"/>
-                <w:szCs w:val="17"/>
-              </w:rPr>
-              <w:t xml:space="preserve">[Pendiente]</w:t>
+                <w:i w:val="0"/>
+                <w:color w:val="000000"/>
+                <w:sz w:val="17"/>
+              </w:rPr>
+              <w:t>Analizar el backend antes de programar (modelos, crud, disponibilidad, recordatorios, config)</w:t>
             </w:r>
           </w:p>
         </w:tc>
@@ -6360,13 +8418,11 @@
             </w:pPr>
             <w:r>
               <w:rPr>
-                <w:color w:val="7F7F7F"/>
-                <w:i/>
-                <w:iCs/>
-                <w:sz w:val="17"/>
-                <w:szCs w:val="17"/>
-              </w:rPr>
-              <w:t xml:space="preserve">[Pendiente]</w:t>
+                <w:i w:val="0"/>
+                <w:color w:val="000000"/>
+                <w:sz w:val="17"/>
+              </w:rPr>
+              <w:t>Detectó 3 restricciones: no hay migraciones (agregar una columna rompería la BD desplegada); is_slot_free cuenta la cita propia como ocupada; reminder_sent debe reiniciarse al reprogramar</w:t>
             </w:r>
           </w:p>
         </w:tc>
@@ -6381,13 +8437,11 @@
             </w:pPr>
             <w:r>
               <w:rPr>
-                <w:color w:val="7F7F7F"/>
-                <w:i/>
-                <w:iCs/>
-                <w:sz w:val="17"/>
-                <w:szCs w:val="17"/>
-              </w:rPr>
-              <w:t xml:space="preserve">[Pendiente]</w:t>
+                <w:i w:val="0"/>
+                <w:color w:val="000000"/>
+                <w:sz w:val="17"/>
+              </w:rPr>
+              <w:t>Aceptada</w:t>
             </w:r>
           </w:p>
         </w:tc>
@@ -6407,13 +8461,11 @@
             </w:pPr>
             <w:r>
               <w:rPr>
-                <w:color w:val="7F7F7F"/>
-                <w:i/>
-                <w:iCs/>
-                <w:sz w:val="17"/>
-                <w:szCs w:val="17"/>
-              </w:rPr>
-              <w:t xml:space="preserve">[Pendiente]</w:t>
+                <w:i w:val="0"/>
+                <w:color w:val="000000"/>
+                <w:sz w:val="17"/>
+              </w:rPr>
+              <w:t>Diseño (HU-04, Kelvin)</w:t>
             </w:r>
           </w:p>
         </w:tc>
@@ -6428,13 +8480,11 @@
             </w:pPr>
             <w:r>
               <w:rPr>
-                <w:color w:val="7F7F7F"/>
-                <w:i/>
-                <w:iCs/>
-                <w:sz w:val="17"/>
-                <w:szCs w:val="17"/>
-              </w:rPr>
-              <w:t xml:space="preserve">[Pendiente]</w:t>
+                <w:i w:val="0"/>
+                <w:color w:val="000000"/>
+                <w:sz w:val="17"/>
+              </w:rPr>
+              <w:t>Claude Code (Claude Sonnet 5.5)</w:t>
             </w:r>
           </w:p>
         </w:tc>
@@ -6449,13 +8499,11 @@
             </w:pPr>
             <w:r>
               <w:rPr>
-                <w:color w:val="7F7F7F"/>
-                <w:i/>
-                <w:iCs/>
-                <w:sz w:val="17"/>
-                <w:szCs w:val="17"/>
-              </w:rPr>
-              <w:t xml:space="preserve">[Pendiente]</w:t>
+                <w:i w:val="0"/>
+                <w:color w:val="000000"/>
+                <w:sz w:val="17"/>
+              </w:rPr>
+              <w:t>Proponer cómo identificar la cita sin cuentas de usuario</w:t>
             </w:r>
           </w:p>
         </w:tc>
@@ -6470,13 +8518,11 @@
             </w:pPr>
             <w:r>
               <w:rPr>
-                <w:color w:val="7F7F7F"/>
-                <w:i/>
-                <w:iCs/>
-                <w:sz w:val="17"/>
-                <w:szCs w:val="17"/>
-              </w:rPr>
-              <w:t xml:space="preserve">[Pendiente]</w:t>
+                <w:i w:val="0"/>
+                <w:color w:val="000000"/>
+                <w:sz w:val="17"/>
+              </w:rPr>
+              <w:t>Token firmado (HMAC) sin cambios de esquema, en vez de una columna nueva en la BD</w:t>
             </w:r>
           </w:p>
         </w:tc>
@@ -6491,13 +8537,11 @@
             </w:pPr>
             <w:r>
               <w:rPr>
-                <w:color w:val="7F7F7F"/>
-                <w:i/>
-                <w:iCs/>
-                <w:sz w:val="17"/>
-                <w:szCs w:val="17"/>
-              </w:rPr>
-              <w:t xml:space="preserve">[Pendiente]</w:t>
+                <w:i w:val="0"/>
+                <w:color w:val="000000"/>
+                <w:sz w:val="17"/>
+              </w:rPr>
+              <w:t>Aceptada; revisada y aprobada por Roy en el PR #7</w:t>
             </w:r>
           </w:p>
         </w:tc>
@@ -6517,13 +8561,11 @@
             </w:pPr>
             <w:r>
               <w:rPr>
-                <w:color w:val="7F7F7F"/>
-                <w:i/>
-                <w:iCs/>
-                <w:sz w:val="17"/>
-                <w:szCs w:val="17"/>
-              </w:rPr>
-              <w:t xml:space="preserve">[Pendiente]</w:t>
+                <w:i w:val="0"/>
+                <w:color w:val="000000"/>
+                <w:sz w:val="17"/>
+              </w:rPr>
+              <w:t>Código (HU-04, Kelvin)</w:t>
             </w:r>
           </w:p>
         </w:tc>
@@ -6538,13 +8580,11 @@
             </w:pPr>
             <w:r>
               <w:rPr>
-                <w:color w:val="7F7F7F"/>
-                <w:i/>
-                <w:iCs/>
-                <w:sz w:val="17"/>
-                <w:szCs w:val="17"/>
-              </w:rPr>
-              <w:t xml:space="preserve">[Pendiente]</w:t>
+                <w:i w:val="0"/>
+                <w:color w:val="000000"/>
+                <w:sz w:val="17"/>
+              </w:rPr>
+              <w:t>Claude Code (Claude Sonnet 5.5)</w:t>
             </w:r>
           </w:p>
         </w:tc>
@@ -6559,13 +8599,11 @@
             </w:pPr>
             <w:r>
               <w:rPr>
-                <w:color w:val="7F7F7F"/>
-                <w:i/>
-                <w:iCs/>
-                <w:sz w:val="17"/>
-                <w:szCs w:val="17"/>
-              </w:rPr>
-              <w:t xml:space="preserve">[Pendiente]</w:t>
+                <w:i w:val="0"/>
+                <w:color w:val="000000"/>
+                <w:sz w:val="17"/>
+              </w:rPr>
+              <w:t>Backend: manage.py, router /api/manage/*, exclude_id en disponibilidad, mensajes de WhatsApp. Frontend: manage.html y enlace en la reserva confirmada</w:t>
             </w:r>
           </w:p>
         </w:tc>
@@ -6580,13 +8618,11 @@
             </w:pPr>
             <w:r>
               <w:rPr>
-                <w:color w:val="7F7F7F"/>
-                <w:i/>
-                <w:iCs/>
-                <w:sz w:val="17"/>
-                <w:szCs w:val="17"/>
-              </w:rPr>
-              <w:t xml:space="preserve">[Pendiente]</w:t>
+                <w:i w:val="0"/>
+                <w:color w:val="000000"/>
+                <w:sz w:val="17"/>
+              </w:rPr>
+              <w:t>4 endpoints nuevos y página de autogestión (cancelar y reprogramar)</w:t>
             </w:r>
           </w:p>
         </w:tc>
@@ -6601,13 +8637,11 @@
             </w:pPr>
             <w:r>
               <w:rPr>
-                <w:color w:val="7F7F7F"/>
-                <w:i/>
-                <w:iCs/>
-                <w:sz w:val="17"/>
-                <w:szCs w:val="17"/>
-              </w:rPr>
-              <w:t xml:space="preserve">[Pendiente]</w:t>
+                <w:i w:val="0"/>
+                <w:color w:val="000000"/>
+                <w:sz w:val="17"/>
+              </w:rPr>
+              <w:t>Aceptada tras corregir los 2 errores de la sección 2</w:t>
             </w:r>
           </w:p>
         </w:tc>
@@ -6627,13 +8661,11 @@
             </w:pPr>
             <w:r>
               <w:rPr>
-                <w:color w:val="7F7F7F"/>
-                <w:i/>
-                <w:iCs/>
-                <w:sz w:val="17"/>
-                <w:szCs w:val="17"/>
-              </w:rPr>
-              <w:t xml:space="preserve">[Pendiente]</w:t>
+                <w:i w:val="0"/>
+                <w:color w:val="000000"/>
+                <w:sz w:val="17"/>
+              </w:rPr>
+              <w:t>Testing (HU-04, Kelvin)</w:t>
             </w:r>
           </w:p>
         </w:tc>
@@ -6648,13 +8680,11 @@
             </w:pPr>
             <w:r>
               <w:rPr>
-                <w:color w:val="7F7F7F"/>
-                <w:i/>
-                <w:iCs/>
-                <w:sz w:val="17"/>
-                <w:szCs w:val="17"/>
-              </w:rPr>
-              <w:t xml:space="preserve">[Pendiente]</w:t>
+                <w:i w:val="0"/>
+                <w:color w:val="000000"/>
+                <w:sz w:val="17"/>
+              </w:rPr>
+              <w:t>Claude Code (Claude Sonnet 5.5)</w:t>
             </w:r>
           </w:p>
         </w:tc>
@@ -6669,13 +8699,11 @@
             </w:pPr>
             <w:r>
               <w:rPr>
-                <w:color w:val="7F7F7F"/>
-                <w:i/>
-                <w:iCs/>
-                <w:sz w:val="17"/>
-                <w:szCs w:val="17"/>
-              </w:rPr>
-              <w:t xml:space="preserve">[Pendiente]</w:t>
+                <w:i w:val="0"/>
+                <w:color w:val="000000"/>
+                <w:sz w:val="17"/>
+              </w:rPr>
+              <w:t>Crear pruebas automatizadas de la historia</w:t>
             </w:r>
           </w:p>
         </w:tc>
@@ -6690,13 +8718,11 @@
             </w:pPr>
             <w:r>
               <w:rPr>
-                <w:color w:val="7F7F7F"/>
-                <w:i/>
-                <w:iCs/>
-                <w:sz w:val="17"/>
-                <w:szCs w:val="17"/>
-              </w:rPr>
-              <w:t xml:space="preserve">[Pendiente]</w:t>
+                <w:i w:val="0"/>
+                <w:color w:val="000000"/>
+                <w:sz w:val="17"/>
+              </w:rPr>
+              <w:t>15 pruebas nuevas en test_manage.py; suite en 21/21</w:t>
             </w:r>
           </w:p>
         </w:tc>
@@ -6711,13 +8737,11 @@
             </w:pPr>
             <w:r>
               <w:rPr>
-                <w:color w:val="7F7F7F"/>
-                <w:i/>
-                <w:iCs/>
-                <w:sz w:val="17"/>
-                <w:szCs w:val="17"/>
-              </w:rPr>
-              <w:t xml:space="preserve">[Pendiente]</w:t>
+                <w:i w:val="0"/>
+                <w:color w:val="000000"/>
+                <w:sz w:val="17"/>
+              </w:rPr>
+              <w:t>Aceptada</w:t>
             </w:r>
           </w:p>
         </w:tc>
@@ -6737,13 +8761,11 @@
             </w:pPr>
             <w:r>
               <w:rPr>
-                <w:color w:val="7F7F7F"/>
-                <w:i/>
-                <w:iCs/>
-                <w:sz w:val="17"/>
-                <w:szCs w:val="17"/>
-              </w:rPr>
-              <w:t xml:space="preserve">[Pendiente]</w:t>
+                <w:i w:val="0"/>
+                <w:color w:val="000000"/>
+                <w:sz w:val="17"/>
+              </w:rPr>
+              <w:t>Testing (pre-chequeo del Developer) (HU-04, Kelvin)</w:t>
             </w:r>
           </w:p>
         </w:tc>
@@ -6758,13 +8780,11 @@
             </w:pPr>
             <w:r>
               <w:rPr>
-                <w:color w:val="7F7F7F"/>
-                <w:i/>
-                <w:iCs/>
-                <w:sz w:val="17"/>
-                <w:szCs w:val="17"/>
-              </w:rPr>
-              <w:t xml:space="preserve">[Pendiente]</w:t>
+                <w:i w:val="0"/>
+                <w:color w:val="000000"/>
+                <w:sz w:val="17"/>
+              </w:rPr>
+              <w:t>Claude Code (Claude Sonnet 5.5) + Playwright</w:t>
             </w:r>
           </w:p>
         </w:tc>
@@ -6779,13 +8799,11 @@
             </w:pPr>
             <w:r>
               <w:rPr>
-                <w:color w:val="7F7F7F"/>
-                <w:i/>
-                <w:iCs/>
-                <w:sz w:val="17"/>
-                <w:szCs w:val="17"/>
-              </w:rPr>
-              <w:t xml:space="preserve">[Pendiente]</w:t>
+                <w:i w:val="0"/>
+                <w:color w:val="000000"/>
+                <w:sz w:val="17"/>
+              </w:rPr>
+              <w:t>Probar en navegador: reservar, abrir el enlace, reprogramar, cancelar y enlace falso</w:t>
             </w:r>
           </w:p>
         </w:tc>
@@ -6800,13 +8818,11 @@
             </w:pPr>
             <w:r>
               <w:rPr>
-                <w:color w:val="7F7F7F"/>
-                <w:i/>
-                <w:iCs/>
-                <w:sz w:val="17"/>
-                <w:szCs w:val="17"/>
-              </w:rPr>
-              <w:t xml:space="preserve">[Pendiente]</w:t>
+                <w:i w:val="0"/>
+                <w:color w:val="000000"/>
+                <w:sz w:val="17"/>
+              </w:rPr>
+              <w:t>Todo correcto (capturas en docs/evidencias/HU-04_*.png). La validación formal la hace Einer (QA)</w:t>
             </w:r>
           </w:p>
         </w:tc>
@@ -6821,13 +8837,11 @@
             </w:pPr>
             <w:r>
               <w:rPr>
-                <w:color w:val="7F7F7F"/>
-                <w:i/>
-                <w:iCs/>
-                <w:sz w:val="17"/>
-                <w:szCs w:val="17"/>
-              </w:rPr>
-              <w:t xml:space="preserve">[Pendiente]</w:t>
+                <w:i w:val="0"/>
+                <w:color w:val="000000"/>
+                <w:sz w:val="17"/>
+              </w:rPr>
+              <w:t>Aceptada</w:t>
             </w:r>
           </w:p>
         </w:tc>
@@ -6848,11 +8862,10 @@
             <w:r>
               <w:rPr>
                 <w:i w:val="0"/>
-                <w:iCs/>
-                <w:sz w:val="17"/>
-                <w:szCs w:val="17"/>
-              </w:rPr>
-              <w:t>Código y pruebas (HU-02)</w:t>
+                <w:color w:val="000000"/>
+                <w:sz w:val="17"/>
+              </w:rPr>
+              <w:t>Arquitectura (HU-01, Kelvin)</w:t>
             </w:r>
           </w:p>
         </w:tc>
@@ -6868,11 +8881,10 @@
             <w:r>
               <w:rPr>
                 <w:i w:val="0"/>
-                <w:iCs/>
-                <w:sz w:val="17"/>
-                <w:szCs w:val="17"/>
-              </w:rPr>
-              <w:t>Claude Code (Claude Opus 5.5)</w:t>
+                <w:color w:val="000000"/>
+                <w:sz w:val="17"/>
+              </w:rPr>
+              <w:t>Claude Code (Claude Sonnet 5.5)</w:t>
             </w:r>
           </w:p>
         </w:tc>
@@ -6888,11 +8900,10 @@
             <w:r>
               <w:rPr>
                 <w:i w:val="0"/>
-                <w:iCs/>
-                <w:sz w:val="17"/>
-                <w:szCs w:val="17"/>
-              </w:rPr>
-              <w:t>Endpoint de disponibilidad mensual y calendario que reutilice availability.py</w:t>
+                <w:color w:val="000000"/>
+                <w:sz w:val="17"/>
+              </w:rPr>
+              <w:t>Analizar el repo (index.html, schemas, crud, tests) antes de modificar código</w:t>
             </w:r>
           </w:p>
         </w:tc>
@@ -6908,11 +8919,10 @@
             <w:r>
               <w:rPr>
                 <w:i w:val="0"/>
-                <w:iCs/>
-                <w:sz w:val="17"/>
-                <w:szCs w:val="17"/>
-              </w:rPr>
-              <w:t>Endpoint, calendario y 14 pruebas; 2 errores visuales y 1 cambio que daba conflicto con HU-04</w:t>
+                <w:color w:val="000000"/>
+                <w:sz w:val="17"/>
+              </w:rPr>
+              <w:t>Detectó que el repo no tiene pago ni cuentas; que el backend ya normaliza el celular a +56… y lo devuelve; y que el flujo es de 3 pasos</w:t>
             </w:r>
           </w:p>
         </w:tc>
@@ -6928,11 +8938,10 @@
             <w:r>
               <w:rPr>
                 <w:i w:val="0"/>
-                <w:iCs/>
-                <w:sz w:val="17"/>
-                <w:szCs w:val="17"/>
-              </w:rPr>
-              <w:t>Aceptada tras corregir los errores (Roy)</w:t>
+                <w:color w:val="000000"/>
+                <w:sz w:val="17"/>
+              </w:rPr>
+              <w:t>Aceptada</w:t>
             </w:r>
           </w:p>
         </w:tc>
@@ -6953,11 +8962,10 @@
             <w:r>
               <w:rPr>
                 <w:i w:val="0"/>
-                <w:iCs/>
-                <w:sz w:val="17"/>
-                <w:szCs w:val="17"/>
-              </w:rPr>
-              <w:t>Código y pruebas (HU-05)</w:t>
+                <w:color w:val="000000"/>
+                <w:sz w:val="17"/>
+              </w:rPr>
+              <w:t>Código (HU-01, Kelvin)</w:t>
             </w:r>
           </w:p>
         </w:tc>
@@ -6973,11 +8981,10 @@
             <w:r>
               <w:rPr>
                 <w:i w:val="0"/>
-                <w:iCs/>
-                <w:sz w:val="17"/>
-                <w:szCs w:val="17"/>
-              </w:rPr>
-              <w:t>Claude Code (Claude Opus 5.5)</w:t>
+                <w:color w:val="000000"/>
+                <w:sz w:val="17"/>
+              </w:rPr>
+              <w:t>Claude Code (Claude Sonnet 5.5)</w:t>
             </w:r>
           </w:p>
         </w:tc>
@@ -6993,11 +9000,10 @@
             <w:r>
               <w:rPr>
                 <w:i w:val="0"/>
-                <w:iCs/>
-                <w:sz w:val="17"/>
-                <w:szCs w:val="17"/>
-              </w:rPr>
-              <w:t>Exportar las reservas a CSV con filtros y un botón en el panel admin</w:t>
+                <w:color w:val="000000"/>
+                <w:sz w:val="17"/>
+              </w:rPr>
+              <w:t>Reserva en un clic con datos guardados en el navegador, y "Olvidar mis datos"</w:t>
             </w:r>
           </w:p>
         </w:tc>
@@ -7013,11 +9019,10 @@
             <w:r>
               <w:rPr>
                 <w:i w:val="0"/>
-                <w:iCs/>
-                <w:sz w:val="17"/>
-                <w:szCs w:val="17"/>
-              </w:rPr>
-              <w:t>export.py, endpoint, botón y 10 pruebas; CSV con BOM y protección contra fórmulas</w:t>
+                <w:color w:val="000000"/>
+                <w:sz w:val="17"/>
+              </w:rPr>
+              <w:t>Cambios en frontend/index.html (reserva rápida, localStorage, función book() compartida)</w:t>
             </w:r>
           </w:p>
         </w:tc>
@@ -7033,11 +9038,10 @@
             <w:r>
               <w:rPr>
                 <w:i w:val="0"/>
-                <w:iCs/>
-                <w:sz w:val="17"/>
-                <w:szCs w:val="17"/>
-              </w:rPr>
-              <w:t>Aceptada (Roy)</w:t>
+                <w:color w:val="000000"/>
+                <w:sz w:val="17"/>
+              </w:rPr>
+              <w:t>Aceptada; revisada y aprobada por Roy en el PR #6</w:t>
             </w:r>
           </w:p>
         </w:tc>
@@ -7058,11 +9062,10 @@
             <w:r>
               <w:rPr>
                 <w:i w:val="0"/>
-                <w:iCs/>
-                <w:sz w:val="17"/>
-                <w:szCs w:val="17"/>
-              </w:rPr>
-              <w:t>QA de HU-03</w:t>
+                <w:color w:val="000000"/>
+                <w:sz w:val="17"/>
+              </w:rPr>
+              <w:t>Testing (HU-01, Kelvin)</w:t>
             </w:r>
           </w:p>
         </w:tc>
@@ -7078,9 +9081,708 @@
             <w:r>
               <w:rPr>
                 <w:i w:val="0"/>
-                <w:iCs/>
-                <w:sz w:val="17"/>
-                <w:szCs w:val="17"/>
+                <w:color w:val="000000"/>
+                <w:sz w:val="17"/>
+              </w:rPr>
+              <w:t>Claude Code (Claude Sonnet 5.5)</w:t>
+            </w:r>
+          </w:p>
+        </w:tc>
+        <w:tc>
+          <w:tcPr>
+            <w:tcW w:w="2300" w:type="dxa"/>
+            <w:vAlign w:val="center"/>
+          </w:tcPr>
+          <w:p>
+            <w:pPr>
+              <w:spacing w:after="40" w:line="252" w:lineRule="auto"/>
+            </w:pPr>
+            <w:r>
+              <w:rPr>
+                <w:i w:val="0"/>
+                <w:color w:val="000000"/>
+                <w:sz w:val="17"/>
+              </w:rPr>
+              <w:t>Crear pruebas automatizadas de la historia</w:t>
+            </w:r>
+          </w:p>
+        </w:tc>
+        <w:tc>
+          <w:tcPr>
+            <w:tcW w:w="2200" w:type="dxa"/>
+            <w:vAlign w:val="center"/>
+          </w:tcPr>
+          <w:p>
+            <w:pPr>
+              <w:spacing w:after="40" w:line="252" w:lineRule="auto"/>
+            </w:pPr>
+            <w:r>
+              <w:rPr>
+                <w:i w:val="0"/>
+                <w:color w:val="000000"/>
+                <w:sz w:val="17"/>
+              </w:rPr>
+              <w:t>3 pruebas nuevas en test_booking.py; suite en 9/9</w:t>
+            </w:r>
+          </w:p>
+        </w:tc>
+        <w:tc>
+          <w:tcPr>
+            <w:tcW w:w="2360" w:type="dxa"/>
+            <w:vAlign w:val="center"/>
+          </w:tcPr>
+          <w:p>
+            <w:pPr>
+              <w:spacing w:after="40" w:line="252" w:lineRule="auto"/>
+            </w:pPr>
+            <w:r>
+              <w:rPr>
+                <w:i w:val="0"/>
+                <w:color w:val="000000"/>
+                <w:sz w:val="17"/>
+              </w:rPr>
+              <w:t>Aceptada</w:t>
+            </w:r>
+          </w:p>
+        </w:tc>
+      </w:tr>
+      <w:tr>
+        <w:trPr>
+          <w:cantSplit/>
+        </w:trPr>
+        <w:tc>
+          <w:tcPr>
+            <w:tcW w:w="1200" w:type="dxa"/>
+            <w:vAlign w:val="center"/>
+          </w:tcPr>
+          <w:p>
+            <w:pPr>
+              <w:spacing w:after="40" w:line="252" w:lineRule="auto"/>
+            </w:pPr>
+            <w:r>
+              <w:rPr>
+                <w:i w:val="0"/>
+                <w:color w:val="000000"/>
+                <w:sz w:val="17"/>
+              </w:rPr>
+              <w:t>Testing (pre-chequeo del Developer) (HU-01, Kelvin)</w:t>
+            </w:r>
+          </w:p>
+        </w:tc>
+        <w:tc>
+          <w:tcPr>
+            <w:tcW w:w="1300" w:type="dxa"/>
+            <w:vAlign w:val="center"/>
+          </w:tcPr>
+          <w:p>
+            <w:pPr>
+              <w:spacing w:after="40" w:line="252" w:lineRule="auto"/>
+            </w:pPr>
+            <w:r>
+              <w:rPr>
+                <w:i w:val="0"/>
+                <w:color w:val="000000"/>
+                <w:sz w:val="17"/>
+              </w:rPr>
+              <w:t>Claude Code + Playwright</w:t>
+            </w:r>
+          </w:p>
+        </w:tc>
+        <w:tc>
+          <w:tcPr>
+            <w:tcW w:w="2300" w:type="dxa"/>
+            <w:vAlign w:val="center"/>
+          </w:tcPr>
+          <w:p>
+            <w:pPr>
+              <w:spacing w:after="40" w:line="252" w:lineRule="auto"/>
+            </w:pPr>
+            <w:r>
+              <w:rPr>
+                <w:i w:val="0"/>
+                <w:color w:val="000000"/>
+                <w:sz w:val="17"/>
+              </w:rPr>
+              <w:t>Probar en navegador: cliente nuevo, cliente recurrente, olvidar datos y nombre con HTML</w:t>
+            </w:r>
+          </w:p>
+        </w:tc>
+        <w:tc>
+          <w:tcPr>
+            <w:tcW w:w="2200" w:type="dxa"/>
+            <w:vAlign w:val="center"/>
+          </w:tcPr>
+          <w:p>
+            <w:pPr>
+              <w:spacing w:after="40" w:line="252" w:lineRule="auto"/>
+            </w:pPr>
+            <w:r>
+              <w:rPr>
+                <w:i w:val="0"/>
+                <w:color w:val="000000"/>
+                <w:sz w:val="17"/>
+              </w:rPr>
+              <w:t>Todo correcto (captura en docs/evidencias/HU-01_reserva-rapida.png). La validación formal la hace Einer (QA)</w:t>
+            </w:r>
+          </w:p>
+        </w:tc>
+        <w:tc>
+          <w:tcPr>
+            <w:tcW w:w="2360" w:type="dxa"/>
+            <w:vAlign w:val="center"/>
+          </w:tcPr>
+          <w:p>
+            <w:pPr>
+              <w:spacing w:after="40" w:line="252" w:lineRule="auto"/>
+            </w:pPr>
+            <w:r>
+              <w:rPr>
+                <w:i w:val="0"/>
+                <w:color w:val="000000"/>
+                <w:sz w:val="17"/>
+              </w:rPr>
+              <w:t>Aceptada</w:t>
+            </w:r>
+          </w:p>
+        </w:tc>
+      </w:tr>
+      <w:tr>
+        <w:trPr>
+          <w:cantSplit/>
+        </w:trPr>
+        <w:tc>
+          <w:tcPr>
+            <w:tcW w:w="1200" w:type="dxa"/>
+            <w:vAlign w:val="center"/>
+          </w:tcPr>
+          <w:p>
+            <w:pPr>
+              <w:spacing w:after="40" w:line="252" w:lineRule="auto"/>
+            </w:pPr>
+            <w:r>
+              <w:rPr>
+                <w:i w:val="0"/>
+                <w:color w:val="000000"/>
+                <w:sz w:val="17"/>
+              </w:rPr>
+              <w:t>Implementación (HU-03, Einer)</w:t>
+            </w:r>
+          </w:p>
+        </w:tc>
+        <w:tc>
+          <w:tcPr>
+            <w:tcW w:w="1300" w:type="dxa"/>
+            <w:vAlign w:val="center"/>
+          </w:tcPr>
+          <w:p>
+            <w:pPr>
+              <w:spacing w:after="40" w:line="252" w:lineRule="auto"/>
+            </w:pPr>
+            <w:r>
+              <w:rPr>
+                <w:i w:val="0"/>
+                <w:color w:val="000000"/>
+                <w:sz w:val="17"/>
+              </w:rPr>
+              <w:t>Claude Code (Sonnet 5.5)</w:t>
+            </w:r>
+          </w:p>
+        </w:tc>
+        <w:tc>
+          <w:tcPr>
+            <w:tcW w:w="2300" w:type="dxa"/>
+            <w:vAlign w:val="center"/>
+          </w:tcPr>
+          <w:p>
+            <w:pPr>
+              <w:spacing w:after="40" w:line="252" w:lineRule="auto"/>
+            </w:pPr>
+            <w:r>
+              <w:rPr>
+                <w:i w:val="0"/>
+                <w:color w:val="000000"/>
+                <w:sz w:val="17"/>
+              </w:rPr>
+              <w:t>Endpoint de histórico/previsión de demanda, gráficos en admin.html y pruebas</w:t>
+            </w:r>
+          </w:p>
+        </w:tc>
+        <w:tc>
+          <w:tcPr>
+            <w:tcW w:w="2200" w:type="dxa"/>
+            <w:vAlign w:val="center"/>
+          </w:tcPr>
+          <w:p>
+            <w:pPr>
+              <w:spacing w:after="40" w:line="252" w:lineRule="auto"/>
+            </w:pPr>
+            <w:r>
+              <w:rPr>
+                <w:i w:val="0"/>
+                <w:color w:val="000000"/>
+                <w:sz w:val="17"/>
+              </w:rPr>
+              <w:t>forecast.py, GET /api/admin/forecast, gráficos de barras sin librerías, 7 pruebas nuevas (13 en total pasan)</w:t>
+            </w:r>
+          </w:p>
+        </w:tc>
+        <w:tc>
+          <w:tcPr>
+            <w:tcW w:w="2360" w:type="dxa"/>
+            <w:vAlign w:val="center"/>
+          </w:tcPr>
+          <w:p>
+            <w:pPr>
+              <w:spacing w:after="40" w:line="252" w:lineRule="auto"/>
+            </w:pPr>
+            <w:r>
+              <w:rPr>
+                <w:i w:val="0"/>
+                <w:color w:val="000000"/>
+                <w:sz w:val="17"/>
+              </w:rPr>
+              <w:t>Pendiente de revisión: probar a mano en el panel</w:t>
+            </w:r>
+          </w:p>
+        </w:tc>
+      </w:tr>
+      <w:tr>
+        <w:trPr>
+          <w:cantSplit/>
+        </w:trPr>
+        <w:tc>
+          <w:tcPr>
+            <w:tcW w:w="1200" w:type="dxa"/>
+            <w:vAlign w:val="center"/>
+          </w:tcPr>
+          <w:p>
+            <w:pPr>
+              <w:spacing w:after="40" w:line="252" w:lineRule="auto"/>
+            </w:pPr>
+            <w:r>
+              <w:rPr>
+                <w:i w:val="0"/>
+                <w:color w:val="000000"/>
+                <w:sz w:val="17"/>
+              </w:rPr>
+              <w:t>Arquitectura (HU-02, Roy)</w:t>
+            </w:r>
+          </w:p>
+        </w:tc>
+        <w:tc>
+          <w:tcPr>
+            <w:tcW w:w="1300" w:type="dxa"/>
+            <w:vAlign w:val="center"/>
+          </w:tcPr>
+          <w:p>
+            <w:pPr>
+              <w:spacing w:after="40" w:line="252" w:lineRule="auto"/>
+            </w:pPr>
+            <w:r>
+              <w:rPr>
+                <w:i w:val="0"/>
+                <w:color w:val="000000"/>
+                <w:sz w:val="17"/>
+              </w:rPr>
+              <w:t>Claude Code (Claude Opus 5.5)</w:t>
+            </w:r>
+          </w:p>
+        </w:tc>
+        <w:tc>
+          <w:tcPr>
+            <w:tcW w:w="2300" w:type="dxa"/>
+            <w:vAlign w:val="center"/>
+          </w:tcPr>
+          <w:p>
+            <w:pPr>
+              <w:spacing w:after="40" w:line="252" w:lineRule="auto"/>
+            </w:pPr>
+            <w:r>
+              <w:rPr>
+                <w:i w:val="0"/>
+                <w:color w:val="000000"/>
+                <w:sz w:val="17"/>
+              </w:rPr>
+              <w:t>Analizar availability.py, routers/public.py, index.html y las ramas abiertas (HU-01, HU-03, HU-04, fix) antes de programar</w:t>
+            </w:r>
+          </w:p>
+        </w:tc>
+        <w:tc>
+          <w:tcPr>
+            <w:tcW w:w="2200" w:type="dxa"/>
+            <w:vAlign w:val="center"/>
+          </w:tcPr>
+          <w:p>
+            <w:pPr>
+              <w:spacing w:after="40" w:line="252" w:lineRule="auto"/>
+            </w:pPr>
+            <w:r>
+              <w:rPr>
+                <w:i w:val="0"/>
+                <w:color w:val="000000"/>
+                <w:sz w:val="17"/>
+              </w:rPr>
+              <w:t>Propuso reutilizar generate_slots día por día; detectó que HU-04 cambia la firma de generate_slots y el import de public.py (riesgo de conflicto)</w:t>
+            </w:r>
+          </w:p>
+        </w:tc>
+        <w:tc>
+          <w:tcPr>
+            <w:tcW w:w="2360" w:type="dxa"/>
+            <w:vAlign w:val="center"/>
+          </w:tcPr>
+          <w:p>
+            <w:pPr>
+              <w:spacing w:after="40" w:line="252" w:lineRule="auto"/>
+            </w:pPr>
+            <w:r>
+              <w:rPr>
+                <w:i w:val="0"/>
+                <w:color w:val="000000"/>
+                <w:sz w:val="17"/>
+              </w:rPr>
+              <w:t>Aceptada</w:t>
+            </w:r>
+          </w:p>
+        </w:tc>
+      </w:tr>
+      <w:tr>
+        <w:trPr>
+          <w:cantSplit/>
+        </w:trPr>
+        <w:tc>
+          <w:tcPr>
+            <w:tcW w:w="1200" w:type="dxa"/>
+            <w:vAlign w:val="center"/>
+          </w:tcPr>
+          <w:p>
+            <w:pPr>
+              <w:spacing w:after="40" w:line="252" w:lineRule="auto"/>
+            </w:pPr>
+            <w:r>
+              <w:rPr>
+                <w:i w:val="0"/>
+                <w:color w:val="000000"/>
+                <w:sz w:val="17"/>
+              </w:rPr>
+              <w:t>Código (HU-02, Roy)</w:t>
+            </w:r>
+          </w:p>
+        </w:tc>
+        <w:tc>
+          <w:tcPr>
+            <w:tcW w:w="1300" w:type="dxa"/>
+            <w:vAlign w:val="center"/>
+          </w:tcPr>
+          <w:p>
+            <w:pPr>
+              <w:spacing w:after="40" w:line="252" w:lineRule="auto"/>
+            </w:pPr>
+            <w:r>
+              <w:rPr>
+                <w:i w:val="0"/>
+                <w:color w:val="000000"/>
+                <w:sz w:val="17"/>
+              </w:rPr>
+              <w:t>Claude Code (Claude Opus 5.5)</w:t>
+            </w:r>
+          </w:p>
+        </w:tc>
+        <w:tc>
+          <w:tcPr>
+            <w:tcW w:w="2300" w:type="dxa"/>
+            <w:vAlign w:val="center"/>
+          </w:tcPr>
+          <w:p>
+            <w:pPr>
+              <w:spacing w:after="40" w:line="252" w:lineRule="auto"/>
+            </w:pPr>
+            <w:r>
+              <w:rPr>
+                <w:i w:val="0"/>
+                <w:color w:val="000000"/>
+                <w:sz w:val="17"/>
+              </w:rPr>
+              <w:t>Endpoint GET /api/availability/month?service_id=&amp;month=YYYY-MM con el estado de cada día</w:t>
+            </w:r>
+          </w:p>
+        </w:tc>
+        <w:tc>
+          <w:tcPr>
+            <w:tcW w:w="2200" w:type="dxa"/>
+            <w:vAlign w:val="center"/>
+          </w:tcPr>
+          <w:p>
+            <w:pPr>
+              <w:spacing w:after="40" w:line="252" w:lineRule="auto"/>
+            </w:pPr>
+            <w:r>
+              <w:rPr>
+                <w:i w:val="0"/>
+                <w:color w:val="000000"/>
+                <w:sz w:val="17"/>
+              </w:rPr>
+              <w:t>month_availability() en availability.py, esquema DayAvailabilityOut, validación del mes con regex (422) y 404 para servicio inactivo</w:t>
+            </w:r>
+          </w:p>
+        </w:tc>
+        <w:tc>
+          <w:tcPr>
+            <w:tcW w:w="2360" w:type="dxa"/>
+            <w:vAlign w:val="center"/>
+          </w:tcPr>
+          <w:p>
+            <w:pPr>
+              <w:spacing w:after="40" w:line="252" w:lineRule="auto"/>
+            </w:pPr>
+            <w:r>
+              <w:rPr>
+                <w:i w:val="0"/>
+                <w:color w:val="000000"/>
+                <w:sz w:val="17"/>
+              </w:rPr>
+              <w:t>Aceptada; pendiente de revisión por Einer</w:t>
+            </w:r>
+          </w:p>
+        </w:tc>
+      </w:tr>
+      <w:tr>
+        <w:trPr>
+          <w:cantSplit/>
+        </w:trPr>
+        <w:tc>
+          <w:tcPr>
+            <w:tcW w:w="1200" w:type="dxa"/>
+            <w:vAlign w:val="center"/>
+          </w:tcPr>
+          <w:p>
+            <w:pPr>
+              <w:spacing w:after="40" w:line="252" w:lineRule="auto"/>
+            </w:pPr>
+            <w:r>
+              <w:rPr>
+                <w:i w:val="0"/>
+                <w:color w:val="000000"/>
+                <w:sz w:val="17"/>
+              </w:rPr>
+              <w:t>Código (HU-02, Roy)</w:t>
+            </w:r>
+          </w:p>
+        </w:tc>
+        <w:tc>
+          <w:tcPr>
+            <w:tcW w:w="1300" w:type="dxa"/>
+            <w:vAlign w:val="center"/>
+          </w:tcPr>
+          <w:p>
+            <w:pPr>
+              <w:spacing w:after="40" w:line="252" w:lineRule="auto"/>
+            </w:pPr>
+            <w:r>
+              <w:rPr>
+                <w:i w:val="0"/>
+                <w:color w:val="000000"/>
+                <w:sz w:val="17"/>
+              </w:rPr>
+              <w:t>Claude Code (Claude Opus 5.5)</w:t>
+            </w:r>
+          </w:p>
+        </w:tc>
+        <w:tc>
+          <w:tcPr>
+            <w:tcW w:w="2300" w:type="dxa"/>
+            <w:vAlign w:val="center"/>
+          </w:tcPr>
+          <w:p>
+            <w:pPr>
+              <w:spacing w:after="40" w:line="252" w:lineRule="auto"/>
+            </w:pPr>
+            <w:r>
+              <w:rPr>
+                <w:i w:val="0"/>
+                <w:color w:val="000000"/>
+                <w:sz w:val="17"/>
+              </w:rPr>
+              <w:t>Reemplazar el &lt;input type="date"&gt; por un calendario mensual</w:t>
+            </w:r>
+          </w:p>
+        </w:tc>
+        <w:tc>
+          <w:tcPr>
+            <w:tcW w:w="2200" w:type="dxa"/>
+            <w:vAlign w:val="center"/>
+          </w:tcPr>
+          <w:p>
+            <w:pPr>
+              <w:spacing w:after="40" w:line="252" w:lineRule="auto"/>
+            </w:pPr>
+            <w:r>
+              <w:rPr>
+                <w:i w:val="0"/>
+                <w:color w:val="000000"/>
+                <w:sz w:val="17"/>
+              </w:rPr>
+              <w:t>Calendario lunes-domingo con días disponibles (verde), ocupados (rojo, tachado) y cerrados/pasados (gris); solo los disponibles son clicables</w:t>
+            </w:r>
+          </w:p>
+        </w:tc>
+        <w:tc>
+          <w:tcPr>
+            <w:tcW w:w="2360" w:type="dxa"/>
+            <w:vAlign w:val="center"/>
+          </w:tcPr>
+          <w:p>
+            <w:pPr>
+              <w:spacing w:after="40" w:line="252" w:lineRule="auto"/>
+            </w:pPr>
+            <w:r>
+              <w:rPr>
+                <w:i w:val="0"/>
+                <w:color w:val="000000"/>
+                <w:sz w:val="17"/>
+              </w:rPr>
+              <w:t>Aceptada tras corregir los errores 3 y 4 de la sección 2</w:t>
+            </w:r>
+          </w:p>
+        </w:tc>
+      </w:tr>
+      <w:tr>
+        <w:trPr>
+          <w:cantSplit/>
+        </w:trPr>
+        <w:tc>
+          <w:tcPr>
+            <w:tcW w:w="1200" w:type="dxa"/>
+            <w:vAlign w:val="center"/>
+          </w:tcPr>
+          <w:p>
+            <w:pPr>
+              <w:spacing w:after="40" w:line="252" w:lineRule="auto"/>
+            </w:pPr>
+            <w:r>
+              <w:rPr>
+                <w:i w:val="0"/>
+                <w:color w:val="000000"/>
+                <w:sz w:val="17"/>
+              </w:rPr>
+              <w:t>Testing (HU-02, Roy)</w:t>
+            </w:r>
+          </w:p>
+        </w:tc>
+        <w:tc>
+          <w:tcPr>
+            <w:tcW w:w="1300" w:type="dxa"/>
+            <w:vAlign w:val="center"/>
+          </w:tcPr>
+          <w:p>
+            <w:pPr>
+              <w:spacing w:after="40" w:line="252" w:lineRule="auto"/>
+            </w:pPr>
+            <w:r>
+              <w:rPr>
+                <w:i w:val="0"/>
+                <w:color w:val="000000"/>
+                <w:sz w:val="17"/>
+              </w:rPr>
+              <w:t>Claude Code (Claude Opus 5.5)</w:t>
+            </w:r>
+          </w:p>
+        </w:tc>
+        <w:tc>
+          <w:tcPr>
+            <w:tcW w:w="2300" w:type="dxa"/>
+            <w:vAlign w:val="center"/>
+          </w:tcPr>
+          <w:p>
+            <w:pPr>
+              <w:spacing w:after="40" w:line="252" w:lineRule="auto"/>
+            </w:pPr>
+            <w:r>
+              <w:rPr>
+                <w:i w:val="0"/>
+                <w:color w:val="000000"/>
+                <w:sz w:val="17"/>
+              </w:rPr>
+              <w:t>Crear pruebas automatizadas de la historia</w:t>
+            </w:r>
+          </w:p>
+        </w:tc>
+        <w:tc>
+          <w:tcPr>
+            <w:tcW w:w="2200" w:type="dxa"/>
+            <w:vAlign w:val="center"/>
+          </w:tcPr>
+          <w:p>
+            <w:pPr>
+              <w:spacing w:after="40" w:line="252" w:lineRule="auto"/>
+            </w:pPr>
+            <w:r>
+              <w:rPr>
+                <w:i w:val="0"/>
+                <w:color w:val="000000"/>
+                <w:sz w:val="17"/>
+              </w:rPr>
+              <w:t>test_calendar.py: 14 pruebas (incluye mes bisiesto, día lleno, cita cancelada que no bloquea y formatos de mes inválidos); suite en 20/20</w:t>
+            </w:r>
+          </w:p>
+        </w:tc>
+        <w:tc>
+          <w:tcPr>
+            <w:tcW w:w="2360" w:type="dxa"/>
+            <w:vAlign w:val="center"/>
+          </w:tcPr>
+          <w:p>
+            <w:pPr>
+              <w:spacing w:after="40" w:line="252" w:lineRule="auto"/>
+            </w:pPr>
+            <w:r>
+              <w:rPr>
+                <w:i w:val="0"/>
+                <w:color w:val="000000"/>
+                <w:sz w:val="17"/>
+              </w:rPr>
+              <w:t>Aceptada</w:t>
+            </w:r>
+          </w:p>
+        </w:tc>
+      </w:tr>
+      <w:tr>
+        <w:trPr>
+          <w:cantSplit/>
+        </w:trPr>
+        <w:tc>
+          <w:tcPr>
+            <w:tcW w:w="1200" w:type="dxa"/>
+            <w:vAlign w:val="center"/>
+          </w:tcPr>
+          <w:p>
+            <w:pPr>
+              <w:spacing w:after="40" w:line="252" w:lineRule="auto"/>
+            </w:pPr>
+            <w:r>
+              <w:rPr>
+                <w:i w:val="0"/>
+                <w:color w:val="000000"/>
+                <w:sz w:val="17"/>
+              </w:rPr>
+              <w:t>Testing (pre-chequeo del Developer) (HU-02, Roy)</w:t>
+            </w:r>
+          </w:p>
+        </w:tc>
+        <w:tc>
+          <w:tcPr>
+            <w:tcW w:w="1300" w:type="dxa"/>
+            <w:vAlign w:val="center"/>
+          </w:tcPr>
+          <w:p>
+            <w:pPr>
+              <w:spacing w:after="40" w:line="252" w:lineRule="auto"/>
+            </w:pPr>
+            <w:r>
+              <w:rPr>
+                <w:i w:val="0"/>
+                <w:color w:val="000000"/>
+                <w:sz w:val="17"/>
               </w:rPr>
               <w:t>Claude Code (Claude Opus 5.5) + Playwright</w:t>
             </w:r>
@@ -7098,11 +9800,10 @@
             <w:r>
               <w:rPr>
                 <w:i w:val="0"/>
-                <w:iCs/>
-                <w:sz w:val="17"/>
-                <w:szCs w:val="17"/>
-              </w:rPr>
-              <w:t>Validar la previsión: pytest, casos límite de la API y prueba en navegador</w:t>
+                <w:color w:val="000000"/>
+                <w:sz w:val="17"/>
+              </w:rPr>
+              <w:t>Probar en navegador: estados del mes, clic en día lleno, navegación de meses, cambio de servicio y vista móvil</w:t>
             </w:r>
           </w:p>
         </w:tc>
@@ -7118,11 +9819,10 @@
             <w:r>
               <w:rPr>
                 <w:i w:val="0"/>
-                <w:iCs/>
-                <w:sz w:val="17"/>
-                <w:szCs w:val="17"/>
-              </w:rPr>
-              <w:t>13 / 20 / 62 passed; casos límite correctos; 4 observaciones nuevas no bloqueantes</w:t>
+                <w:color w:val="000000"/>
+                <w:sz w:val="17"/>
+              </w:rPr>
+              <w:t>Todo correcto (capturas en docs/evidencias/HU-02_*.png). La validación formal la hace Kelvin (QA)</w:t>
             </w:r>
           </w:p>
         </w:tc>
@@ -7138,11 +9838,410 @@
             <w:r>
               <w:rPr>
                 <w:i w:val="0"/>
-                <w:iCs/>
-                <w:sz w:val="17"/>
-                <w:szCs w:val="17"/>
-              </w:rPr>
-              <w:t>Aprobado por QA con observaciones (Roy)</w:t>
+                <w:color w:val="000000"/>
+                <w:sz w:val="17"/>
+              </w:rPr>
+              <w:t>Aceptada</w:t>
+            </w:r>
+          </w:p>
+        </w:tc>
+      </w:tr>
+      <w:tr>
+        <w:trPr>
+          <w:cantSplit/>
+        </w:trPr>
+        <w:tc>
+          <w:tcPr>
+            <w:tcW w:w="1200" w:type="dxa"/>
+            <w:vAlign w:val="center"/>
+          </w:tcPr>
+          <w:p>
+            <w:pPr>
+              <w:spacing w:after="40" w:line="252" w:lineRule="auto"/>
+            </w:pPr>
+            <w:r>
+              <w:rPr>
+                <w:i w:val="0"/>
+                <w:color w:val="000000"/>
+                <w:sz w:val="17"/>
+              </w:rPr>
+              <w:t>Arquitectura (HU-05, Roy)</w:t>
+            </w:r>
+          </w:p>
+        </w:tc>
+        <w:tc>
+          <w:tcPr>
+            <w:tcW w:w="1300" w:type="dxa"/>
+            <w:vAlign w:val="center"/>
+          </w:tcPr>
+          <w:p>
+            <w:pPr>
+              <w:spacing w:after="40" w:line="252" w:lineRule="auto"/>
+            </w:pPr>
+            <w:r>
+              <w:rPr>
+                <w:i w:val="0"/>
+                <w:color w:val="000000"/>
+                <w:sz w:val="17"/>
+              </w:rPr>
+              <w:t>Claude Code (Claude Opus 5.5)</w:t>
+            </w:r>
+          </w:p>
+        </w:tc>
+        <w:tc>
+          <w:tcPr>
+            <w:tcW w:w="2300" w:type="dxa"/>
+            <w:vAlign w:val="center"/>
+          </w:tcPr>
+          <w:p>
+            <w:pPr>
+              <w:spacing w:after="40" w:line="252" w:lineRule="auto"/>
+            </w:pPr>
+            <w:r>
+              <w:rPr>
+                <w:i w:val="0"/>
+                <w:color w:val="000000"/>
+                <w:sz w:val="17"/>
+              </w:rPr>
+              <w:t>Analizar crud.list_appointments, routers/admin.py y admin.html antes de programar</w:t>
+            </w:r>
+          </w:p>
+        </w:tc>
+        <w:tc>
+          <w:tcPr>
+            <w:tcW w:w="2200" w:type="dxa"/>
+            <w:vAlign w:val="center"/>
+          </w:tcPr>
+          <w:p>
+            <w:pPr>
+              <w:spacing w:after="40" w:line="252" w:lineRule="auto"/>
+            </w:pPr>
+            <w:r>
+              <w:rPr>
+                <w:i w:val="0"/>
+                <w:color w:val="000000"/>
+                <w:sz w:val="17"/>
+              </w:rPr>
+              <w:t>Propuso ampliar list_appointments con un rango date_from/date_to (sin romper el filtro date del panel) y un módulo export.py aparte</w:t>
+            </w:r>
+          </w:p>
+        </w:tc>
+        <w:tc>
+          <w:tcPr>
+            <w:tcW w:w="2360" w:type="dxa"/>
+            <w:vAlign w:val="center"/>
+          </w:tcPr>
+          <w:p>
+            <w:pPr>
+              <w:spacing w:after="40" w:line="252" w:lineRule="auto"/>
+            </w:pPr>
+            <w:r>
+              <w:rPr>
+                <w:i w:val="0"/>
+                <w:color w:val="000000"/>
+                <w:sz w:val="17"/>
+              </w:rPr>
+              <w:t>Aceptada</w:t>
+            </w:r>
+          </w:p>
+        </w:tc>
+      </w:tr>
+      <w:tr>
+        <w:trPr>
+          <w:cantSplit/>
+        </w:trPr>
+        <w:tc>
+          <w:tcPr>
+            <w:tcW w:w="1200" w:type="dxa"/>
+            <w:vAlign w:val="center"/>
+          </w:tcPr>
+          <w:p>
+            <w:pPr>
+              <w:spacing w:after="40" w:line="252" w:lineRule="auto"/>
+            </w:pPr>
+            <w:r>
+              <w:rPr>
+                <w:i w:val="0"/>
+                <w:color w:val="000000"/>
+                <w:sz w:val="17"/>
+              </w:rPr>
+              <w:t>Código (HU-05, Roy)</w:t>
+            </w:r>
+          </w:p>
+        </w:tc>
+        <w:tc>
+          <w:tcPr>
+            <w:tcW w:w="1300" w:type="dxa"/>
+            <w:vAlign w:val="center"/>
+          </w:tcPr>
+          <w:p>
+            <w:pPr>
+              <w:spacing w:after="40" w:line="252" w:lineRule="auto"/>
+            </w:pPr>
+            <w:r>
+              <w:rPr>
+                <w:i w:val="0"/>
+                <w:color w:val="000000"/>
+                <w:sz w:val="17"/>
+              </w:rPr>
+              <w:t>Claude Code (Claude Opus 5.5)</w:t>
+            </w:r>
+          </w:p>
+        </w:tc>
+        <w:tc>
+          <w:tcPr>
+            <w:tcW w:w="2300" w:type="dxa"/>
+            <w:vAlign w:val="center"/>
+          </w:tcPr>
+          <w:p>
+            <w:pPr>
+              <w:spacing w:after="40" w:line="252" w:lineRule="auto"/>
+            </w:pPr>
+            <w:r>
+              <w:rPr>
+                <w:i w:val="0"/>
+                <w:color w:val="000000"/>
+                <w:sz w:val="17"/>
+              </w:rPr>
+              <w:t>Endpoint GET /api/admin/appointments/export y botón "Exportar CSV" en admin.html</w:t>
+            </w:r>
+          </w:p>
+        </w:tc>
+        <w:tc>
+          <w:tcPr>
+            <w:tcW w:w="2200" w:type="dxa"/>
+            <w:vAlign w:val="center"/>
+          </w:tcPr>
+          <w:p>
+            <w:pPr>
+              <w:spacing w:after="40" w:line="252" w:lineRule="auto"/>
+            </w:pPr>
+            <w:r>
+              <w:rPr>
+                <w:i w:val="0"/>
+                <w:color w:val="000000"/>
+                <w:sz w:val="17"/>
+              </w:rPr>
+              <w:t>CSV con BOM UTF-8, estados en español y neutralización de fórmulas; el botón descarga con fetch + Blob porque el endpoint exige X-Admin-Token</w:t>
+            </w:r>
+          </w:p>
+        </w:tc>
+        <w:tc>
+          <w:tcPr>
+            <w:tcW w:w="2360" w:type="dxa"/>
+            <w:vAlign w:val="center"/>
+          </w:tcPr>
+          <w:p>
+            <w:pPr>
+              <w:spacing w:after="40" w:line="252" w:lineRule="auto"/>
+            </w:pPr>
+            <w:r>
+              <w:rPr>
+                <w:i w:val="0"/>
+                <w:color w:val="000000"/>
+                <w:sz w:val="17"/>
+              </w:rPr>
+              <w:t>Aceptada; pendiente de revisión por Einer</w:t>
+            </w:r>
+          </w:p>
+        </w:tc>
+      </w:tr>
+      <w:tr>
+        <w:trPr>
+          <w:cantSplit/>
+        </w:trPr>
+        <w:tc>
+          <w:tcPr>
+            <w:tcW w:w="1200" w:type="dxa"/>
+            <w:vAlign w:val="center"/>
+          </w:tcPr>
+          <w:p>
+            <w:pPr>
+              <w:spacing w:after="40" w:line="252" w:lineRule="auto"/>
+            </w:pPr>
+            <w:r>
+              <w:rPr>
+                <w:i w:val="0"/>
+                <w:color w:val="000000"/>
+                <w:sz w:val="17"/>
+              </w:rPr>
+              <w:t>Testing (HU-05, Roy)</w:t>
+            </w:r>
+          </w:p>
+        </w:tc>
+        <w:tc>
+          <w:tcPr>
+            <w:tcW w:w="1300" w:type="dxa"/>
+            <w:vAlign w:val="center"/>
+          </w:tcPr>
+          <w:p>
+            <w:pPr>
+              <w:spacing w:after="40" w:line="252" w:lineRule="auto"/>
+            </w:pPr>
+            <w:r>
+              <w:rPr>
+                <w:i w:val="0"/>
+                <w:color w:val="000000"/>
+                <w:sz w:val="17"/>
+              </w:rPr>
+              <w:t>Claude Code (Claude Opus 5.5)</w:t>
+            </w:r>
+          </w:p>
+        </w:tc>
+        <w:tc>
+          <w:tcPr>
+            <w:tcW w:w="2300" w:type="dxa"/>
+            <w:vAlign w:val="center"/>
+          </w:tcPr>
+          <w:p>
+            <w:pPr>
+              <w:spacing w:after="40" w:line="252" w:lineRule="auto"/>
+            </w:pPr>
+            <w:r>
+              <w:rPr>
+                <w:i w:val="0"/>
+                <w:color w:val="000000"/>
+                <w:sz w:val="17"/>
+              </w:rPr>
+              <w:t>Crear pruebas automatizadas de la historia</w:t>
+            </w:r>
+          </w:p>
+        </w:tc>
+        <w:tc>
+          <w:tcPr>
+            <w:tcW w:w="2200" w:type="dxa"/>
+            <w:vAlign w:val="center"/>
+          </w:tcPr>
+          <w:p>
+            <w:pPr>
+              <w:spacing w:after="40" w:line="252" w:lineRule="auto"/>
+            </w:pPr>
+            <w:r>
+              <w:rPr>
+                <w:i w:val="0"/>
+                <w:color w:val="000000"/>
+                <w:sz w:val="17"/>
+              </w:rPr>
+              <w:t>test_export_csv.py: 10 pruebas (auth, cabeceras, BOM, contenido, orden, filtros, rango inclusivo, fórmulas y filtros inválidos); suite en 16/16</w:t>
+            </w:r>
+          </w:p>
+        </w:tc>
+        <w:tc>
+          <w:tcPr>
+            <w:tcW w:w="2360" w:type="dxa"/>
+            <w:vAlign w:val="center"/>
+          </w:tcPr>
+          <w:p>
+            <w:pPr>
+              <w:spacing w:after="40" w:line="252" w:lineRule="auto"/>
+            </w:pPr>
+            <w:r>
+              <w:rPr>
+                <w:i w:val="0"/>
+                <w:color w:val="000000"/>
+                <w:sz w:val="17"/>
+              </w:rPr>
+              <w:t>Aceptada</w:t>
+            </w:r>
+          </w:p>
+        </w:tc>
+      </w:tr>
+      <w:tr>
+        <w:trPr>
+          <w:cantSplit/>
+        </w:trPr>
+        <w:tc>
+          <w:tcPr>
+            <w:tcW w:w="1200" w:type="dxa"/>
+            <w:vAlign w:val="center"/>
+          </w:tcPr>
+          <w:p>
+            <w:pPr>
+              <w:spacing w:after="40" w:line="252" w:lineRule="auto"/>
+            </w:pPr>
+            <w:r>
+              <w:rPr>
+                <w:i w:val="0"/>
+                <w:color w:val="000000"/>
+                <w:sz w:val="17"/>
+              </w:rPr>
+              <w:t>Testing (pre-chequeo del Developer) (HU-05, Roy)</w:t>
+            </w:r>
+          </w:p>
+        </w:tc>
+        <w:tc>
+          <w:tcPr>
+            <w:tcW w:w="1300" w:type="dxa"/>
+            <w:vAlign w:val="center"/>
+          </w:tcPr>
+          <w:p>
+            <w:pPr>
+              <w:spacing w:after="40" w:line="252" w:lineRule="auto"/>
+            </w:pPr>
+            <w:r>
+              <w:rPr>
+                <w:i w:val="0"/>
+                <w:color w:val="000000"/>
+                <w:sz w:val="17"/>
+              </w:rPr>
+              <w:t>Claude Code (Claude Opus 5.5) + Playwright</w:t>
+            </w:r>
+          </w:p>
+        </w:tc>
+        <w:tc>
+          <w:tcPr>
+            <w:tcW w:w="2300" w:type="dxa"/>
+            <w:vAlign w:val="center"/>
+          </w:tcPr>
+          <w:p>
+            <w:pPr>
+              <w:spacing w:after="40" w:line="252" w:lineRule="auto"/>
+            </w:pPr>
+            <w:r>
+              <w:rPr>
+                <w:i w:val="0"/>
+                <w:color w:val="000000"/>
+                <w:sz w:val="17"/>
+              </w:rPr>
+              <w:t>Descargar el CSV desde el panel, sin filtros y filtrando por estado</w:t>
+            </w:r>
+          </w:p>
+        </w:tc>
+        <w:tc>
+          <w:tcPr>
+            <w:tcW w:w="2200" w:type="dxa"/>
+            <w:vAlign w:val="center"/>
+          </w:tcPr>
+          <w:p>
+            <w:pPr>
+              <w:spacing w:after="40" w:line="252" w:lineRule="auto"/>
+            </w:pPr>
+            <w:r>
+              <w:rPr>
+                <w:i w:val="0"/>
+                <w:color w:val="000000"/>
+                <w:sz w:val="17"/>
+              </w:rPr>
+              <w:t>Mismo número de filas en la tabla y en el CSV; BOM presente (captura en docs/evidencias/HU-05_exportar-csv.png). La validación formal la hace Kelvin (QA)</w:t>
+            </w:r>
+          </w:p>
+        </w:tc>
+        <w:tc>
+          <w:tcPr>
+            <w:tcW w:w="2360" w:type="dxa"/>
+            <w:vAlign w:val="center"/>
+          </w:tcPr>
+          <w:p>
+            <w:pPr>
+              <w:spacing w:after="40" w:line="252" w:lineRule="auto"/>
+            </w:pPr>
+            <w:r>
+              <w:rPr>
+                <w:i w:val="0"/>
+                <w:color w:val="000000"/>
+                <w:sz w:val="17"/>
+              </w:rPr>
+              <w:t>Aceptada</w:t>
             </w:r>
           </w:p>
         </w:tc>
@@ -7186,13 +10285,11 @@
             </w:pPr>
             <w:r>
               <w:rPr>
-                <w:color w:val="7F7F7F"/>
-                <w:i/>
-                <w:iCs/>
-                <w:sz w:val="17"/>
-                <w:szCs w:val="17"/>
-              </w:rPr>
-              <w:t xml:space="preserve">[Insertar captura: conversación o sesión con la IA (prompt y respuesta relevantes)]</w:t>
+                <w:i w:val="0"/>
+                <w:color w:val="000000"/>
+                <w:sz w:val="17"/>
+              </w:rPr>
+              <w:t>Evidencia de las conversaciones: cada Pull Request tiene la sección «Uso de IA» (qué se pidió y qué se aceptó, modificó o rechazó), y cada commit asistido lleva el trailer Co-Authored-By de la herramienta. El detalle fila por fila está en docs/AI_LOG.md.</w:t>
             </w:r>
           </w:p>
         </w:tc>
@@ -7389,13 +10486,11 @@
             </w:pPr>
             <w:r>
               <w:rPr>
-                <w:color w:val="7F7F7F"/>
-                <w:i/>
-                <w:iCs/>
-                <w:sz w:val="17"/>
-                <w:szCs w:val="17"/>
-              </w:rPr>
-              <w:t xml:space="preserve">[#]</w:t>
+                <w:i w:val="0"/>
+                <w:color w:val="000000"/>
+                <w:sz w:val="17"/>
+              </w:rPr>
+              <w:t>1</w:t>
             </w:r>
           </w:p>
         </w:tc>
@@ -7410,13 +10505,11 @@
             </w:pPr>
             <w:r>
               <w:rPr>
-                <w:color w:val="7F7F7F"/>
-                <w:i/>
-                <w:iCs/>
-                <w:sz w:val="17"/>
-                <w:szCs w:val="17"/>
-              </w:rPr>
-              <w:t xml:space="preserve">[Pendiente]</w:t>
+                <w:i w:val="0"/>
+                <w:color w:val="000000"/>
+                <w:sz w:val="17"/>
+              </w:rPr>
+              <w:t>Claude Code (Claude Sonnet 5.5)</w:t>
             </w:r>
           </w:p>
         </w:tc>
@@ -7431,13 +10524,11 @@
             </w:pPr>
             <w:r>
               <w:rPr>
-                <w:color w:val="7F7F7F"/>
-                <w:i/>
-                <w:iCs/>
-                <w:sz w:val="17"/>
-                <w:szCs w:val="17"/>
-              </w:rPr>
-              <w:t xml:space="preserve">[Pendiente]</w:t>
+                <w:i w:val="0"/>
+                <w:color w:val="000000"/>
+                <w:sz w:val="17"/>
+              </w:rPr>
+              <w:t>HU-04: Esquema ManageOut para la vista de la cita</w:t>
             </w:r>
           </w:p>
         </w:tc>
@@ -7452,13 +10543,11 @@
             </w:pPr>
             <w:r>
               <w:rPr>
-                <w:color w:val="7F7F7F"/>
-                <w:i/>
-                <w:iCs/>
-                <w:sz w:val="17"/>
-                <w:szCs w:val="17"/>
-              </w:rPr>
-              <w:t xml:space="preserve">[Pendiente]</w:t>
+                <w:i w:val="0"/>
+                <w:color w:val="000000"/>
+                <w:sz w:val="17"/>
+              </w:rPr>
+              <w:t>Declaró can_change como campo obligatorio, pero el router lo rellena después de validar el objeto: toda petición a /api/manage/{token} fallaba con ValidationError</w:t>
             </w:r>
           </w:p>
         </w:tc>
@@ -7473,13 +10562,11 @@
             </w:pPr>
             <w:r>
               <w:rPr>
-                <w:color w:val="7F7F7F"/>
-                <w:i/>
-                <w:iCs/>
-                <w:sz w:val="17"/>
-                <w:szCs w:val="17"/>
-              </w:rPr>
-              <w:t xml:space="preserve">[Pendiente]</w:t>
+                <w:i w:val="0"/>
+                <w:color w:val="000000"/>
+                <w:sz w:val="17"/>
+              </w:rPr>
+              <w:t>Las pruebas automatizadas: 5 fallaron en la primera ejecución</w:t>
             </w:r>
           </w:p>
         </w:tc>
@@ -7494,13 +10581,11 @@
             </w:pPr>
             <w:r>
               <w:rPr>
-                <w:color w:val="7F7F7F"/>
-                <w:i/>
-                <w:iCs/>
-                <w:sz w:val="17"/>
-                <w:szCs w:val="17"/>
-              </w:rPr>
-              <w:t xml:space="preserve">[Pendiente]</w:t>
+                <w:i w:val="0"/>
+                <w:color w:val="000000"/>
+                <w:sz w:val="17"/>
+              </w:rPr>
+              <w:t>Se le dio valor por defecto (can_change: bool = False); suite en verde</w:t>
             </w:r>
           </w:p>
         </w:tc>
@@ -7520,13 +10605,11 @@
             </w:pPr>
             <w:r>
               <w:rPr>
-                <w:color w:val="7F7F7F"/>
-                <w:i/>
-                <w:iCs/>
-                <w:sz w:val="17"/>
-                <w:szCs w:val="17"/>
-              </w:rPr>
-              <w:t xml:space="preserve">[#]</w:t>
+                <w:i w:val="0"/>
+                <w:color w:val="000000"/>
+                <w:sz w:val="17"/>
+              </w:rPr>
+              <w:t>2</w:t>
             </w:r>
           </w:p>
         </w:tc>
@@ -7541,13 +10624,11 @@
             </w:pPr>
             <w:r>
               <w:rPr>
-                <w:color w:val="7F7F7F"/>
-                <w:i/>
-                <w:iCs/>
-                <w:sz w:val="17"/>
-                <w:szCs w:val="17"/>
-              </w:rPr>
-              <w:t xml:space="preserve">[Pendiente]</w:t>
+                <w:i w:val="0"/>
+                <w:color w:val="000000"/>
+                <w:sz w:val="17"/>
+              </w:rPr>
+              <w:t>Claude Code (Claude Sonnet 5.5)</w:t>
             </w:r>
           </w:p>
         </w:tc>
@@ -7562,13 +10643,11 @@
             </w:pPr>
             <w:r>
               <w:rPr>
-                <w:color w:val="7F7F7F"/>
-                <w:i/>
-                <w:iCs/>
-                <w:sz w:val="17"/>
-                <w:szCs w:val="17"/>
-              </w:rPr>
-              <w:t xml:space="preserve">[Pendiente]</w:t>
+                <w:i w:val="0"/>
+                <w:color w:val="000000"/>
+                <w:sz w:val="17"/>
+              </w:rPr>
+              <w:t>HU-04: Script de parche para notifications.py (mensajes de WhatsApp)</w:t>
             </w:r>
           </w:p>
         </w:tc>
@@ -7583,13 +10662,11 @@
             </w:pPr>
             <w:r>
               <w:rPr>
-                <w:color w:val="7F7F7F"/>
-                <w:i/>
-                <w:iCs/>
-                <w:sz w:val="17"/>
-                <w:szCs w:val="17"/>
-              </w:rPr>
-              <w:t xml:space="preserve">[Pendiente]</w:t>
+                <w:i w:val="0"/>
+                <w:color w:val="000000"/>
+                <w:sz w:val="17"/>
+              </w:rPr>
+              <w:t>Generó los \n de los textos como saltos de línea reales dentro de f-strings: código con error de sintaxis</w:t>
             </w:r>
           </w:p>
         </w:tc>
@@ -7604,13 +10681,11 @@
             </w:pPr>
             <w:r>
               <w:rPr>
-                <w:color w:val="7F7F7F"/>
-                <w:i/>
-                <w:iCs/>
-                <w:sz w:val="17"/>
-                <w:szCs w:val="17"/>
-              </w:rPr>
-              <w:t xml:space="preserve">[Pendiente]</w:t>
+                <w:i w:val="0"/>
+                <w:color w:val="000000"/>
+                <w:sz w:val="17"/>
+              </w:rPr>
+              <w:t>Se verificó la sintaxis con ast.parse antes de ejecutar nada</w:t>
             </w:r>
           </w:p>
         </w:tc>
@@ -7625,13 +10700,11 @@
             </w:pPr>
             <w:r>
               <w:rPr>
-                <w:color w:val="7F7F7F"/>
-                <w:i/>
-                <w:iCs/>
-                <w:sz w:val="17"/>
-                <w:szCs w:val="17"/>
-              </w:rPr>
-              <w:t xml:space="preserve">[Pendiente]</w:t>
+                <w:i w:val="0"/>
+                <w:color w:val="000000"/>
+                <w:sz w:val="17"/>
+              </w:rPr>
+              <w:t>Se reescribieron los 3 mensajes con \n escapados; sintaxis correcta</w:t>
             </w:r>
           </w:p>
         </w:tc>
@@ -7652,9 +10725,8 @@
             <w:r>
               <w:rPr>
                 <w:i w:val="0"/>
-                <w:iCs/>
-                <w:sz w:val="17"/>
-                <w:szCs w:val="17"/>
+                <w:color w:val="000000"/>
+                <w:sz w:val="17"/>
               </w:rPr>
               <w:t>3</w:t>
             </w:r>
@@ -7672,9 +10744,8 @@
             <w:r>
               <w:rPr>
                 <w:i w:val="0"/>
-                <w:iCs/>
-                <w:sz w:val="17"/>
-                <w:szCs w:val="17"/>
+                <w:color w:val="000000"/>
+                <w:sz w:val="17"/>
               </w:rPr>
               <w:t>Claude Code (Claude Opus 5.5)</w:t>
             </w:r>
@@ -7692,11 +10763,10 @@
             <w:r>
               <w:rPr>
                 <w:i w:val="0"/>
-                <w:iCs/>
-                <w:sz w:val="17"/>
-                <w:szCs w:val="17"/>
-              </w:rPr>
-              <w:t>HU-02: título del calendario con mayúscula inicial</w:t>
+                <w:color w:val="000000"/>
+                <w:sz w:val="17"/>
+              </w:rPr>
+              <w:t>HU-02: Título del calendario ("octubre de 2026") con mayúscula inicial</w:t>
             </w:r>
           </w:p>
         </w:tc>
@@ -7712,11 +10782,10 @@
             <w:r>
               <w:rPr>
                 <w:i w:val="0"/>
-                <w:iCs/>
-                <w:sz w:val="17"/>
-                <w:szCs w:val="17"/>
-              </w:rPr>
-              <w:t>Usó text-transform: capitalize, que pone mayúscula a cada palabra: «Octubre De 2026»</w:t>
+                <w:color w:val="000000"/>
+                <w:sz w:val="17"/>
+              </w:rPr>
+              <w:t>Usó CSS text-transform: capitalize, que pone en mayúscula cada palabra: "Octubre De 2026"</w:t>
             </w:r>
           </w:p>
         </w:tc>
@@ -7732,9 +10801,8 @@
             <w:r>
               <w:rPr>
                 <w:i w:val="0"/>
-                <w:iCs/>
-                <w:sz w:val="17"/>
-                <w:szCs w:val="17"/>
+                <w:color w:val="000000"/>
+                <w:sz w:val="17"/>
               </w:rPr>
               <w:t>Revisando la captura de Playwright</w:t>
             </w:r>
@@ -7752,9 +10820,8 @@
             <w:r>
               <w:rPr>
                 <w:i w:val="0"/>
-                <w:iCs/>
-                <w:sz w:val="17"/>
-                <w:szCs w:val="17"/>
+                <w:color w:val="000000"/>
+                <w:sz w:val="17"/>
               </w:rPr>
               <w:t>Se capitaliza solo la primera letra desde JavaScript</w:t>
             </w:r>
@@ -7777,9 +10844,8 @@
             <w:r>
               <w:rPr>
                 <w:i w:val="0"/>
-                <w:iCs/>
-                <w:sz w:val="17"/>
-                <w:szCs w:val="17"/>
+                <w:color w:val="000000"/>
+                <w:sz w:val="17"/>
               </w:rPr>
               <w:t>4</w:t>
             </w:r>
@@ -7797,9 +10863,8 @@
             <w:r>
               <w:rPr>
                 <w:i w:val="0"/>
-                <w:iCs/>
-                <w:sz w:val="17"/>
-                <w:szCs w:val="17"/>
+                <w:color w:val="000000"/>
+                <w:sz w:val="17"/>
               </w:rPr>
               <w:t>Claude Code (Claude Opus 5.5)</w:t>
             </w:r>
@@ -7817,11 +10882,10 @@
             <w:r>
               <w:rPr>
                 <w:i w:val="0"/>
-                <w:iCs/>
-                <w:sz w:val="17"/>
-                <w:szCs w:val="17"/>
-              </w:rPr>
-              <w:t>HU-02: celdas cuadradas para los días</w:t>
+                <w:color w:val="000000"/>
+                <w:sz w:val="17"/>
+              </w:rPr>
+              <w:t>HU-02: Celdas cuadradas para los días</w:t>
             </w:r>
           </w:p>
         </w:tc>
@@ -7837,11 +10901,10 @@
             <w:r>
               <w:rPr>
                 <w:i w:val="0"/>
-                <w:iCs/>
-                <w:sz w:val="17"/>
-                <w:szCs w:val="17"/>
-              </w:rPr>
-              <w:t>Limitó la altura pero no el ancho: las celdas quedaban pegadas a la izquierda, desalineadas con Lu…Do</w:t>
+                <w:color w:val="000000"/>
+                <w:sz w:val="17"/>
+              </w:rPr>
+              <w:t>Limitó la altura (max-height) pero no el ancho: las celdas quedaban pegadas a la izquierda de su columna, desalineadas con los encabezados Lu…Do</w:t>
             </w:r>
           </w:p>
         </w:tc>
@@ -7857,9 +10920,8 @@
             <w:r>
               <w:rPr>
                 <w:i w:val="0"/>
-                <w:iCs/>
-                <w:sz w:val="17"/>
-                <w:szCs w:val="17"/>
+                <w:color w:val="000000"/>
+                <w:sz w:val="17"/>
               </w:rPr>
               <w:t>Revisando la captura de Playwright</w:t>
             </w:r>
@@ -7877,9 +10939,8 @@
             <w:r>
               <w:rPr>
                 <w:i w:val="0"/>
-                <w:iCs/>
-                <w:sz w:val="17"/>
-                <w:szCs w:val="17"/>
+                <w:color w:val="000000"/>
+                <w:sz w:val="17"/>
               </w:rPr>
               <w:t>max-width + justify-self: center con aspect-ratio: 1/1</w:t>
             </w:r>
@@ -7925,13 +10986,11 @@
             </w:pPr>
             <w:r>
               <w:rPr>
-                <w:color w:val="7F7F7F"/>
-                <w:i/>
-                <w:iCs/>
-                <w:sz w:val="17"/>
-                <w:szCs w:val="17"/>
-              </w:rPr>
-              <w:t xml:space="preserve">[Insertar captura: captura de la respuesta incorrecta y su corrección]</w:t>
+                <w:i w:val="0"/>
+                <w:color w:val="000000"/>
+                <w:sz w:val="17"/>
+              </w:rPr>
+              <w:t>Evidencia: cada caso indica cómo se detectó y cómo se corrigió; los fallos de pytest y sus arreglos quedan en los commits y Pull Requests de cada historia (HU-04: PR #7, HU-02: PR #12).</w:t>
             </w:r>
           </w:p>
         </w:tc>
@@ -8081,13 +11140,11 @@
             </w:pPr>
             <w:r>
               <w:rPr>
-                <w:color w:val="7F7F7F"/>
-                <w:i/>
-                <w:iCs/>
-                <w:sz w:val="17"/>
-                <w:szCs w:val="17"/>
-              </w:rPr>
-              <w:t xml:space="preserve">[#]</w:t>
+                <w:i w:val="0"/>
+                <w:color w:val="000000"/>
+                <w:sz w:val="17"/>
+              </w:rPr>
+              <w:t>2</w:t>
             </w:r>
           </w:p>
         </w:tc>
@@ -8102,13 +11159,11 @@
             </w:pPr>
             <w:r>
               <w:rPr>
-                <w:color w:val="7F7F7F"/>
-                <w:i/>
-                <w:iCs/>
-                <w:sz w:val="17"/>
-                <w:szCs w:val="17"/>
-              </w:rPr>
-              <w:t xml:space="preserve">[Pendiente]</w:t>
+                <w:i w:val="0"/>
+                <w:color w:val="000000"/>
+                <w:sz w:val="17"/>
+              </w:rPr>
+              <w:t>Agregar from typing import Optional en availability.py y month_availability al import existente de public.py</w:t>
             </w:r>
           </w:p>
         </w:tc>
@@ -8123,13 +11178,11 @@
             </w:pPr>
             <w:r>
               <w:rPr>
-                <w:color w:val="7F7F7F"/>
-                <w:i/>
-                <w:iCs/>
-                <w:sz w:val="17"/>
-                <w:szCs w:val="17"/>
-              </w:rPr>
-              <w:t xml:space="preserve">[Pendiente]</w:t>
+                <w:i w:val="0"/>
+                <w:color w:val="000000"/>
+                <w:sz w:val="17"/>
+              </w:rPr>
+              <w:t>Un merge de prueba con la rama de HU-04 dio conflicto: HU-04 agrega esas mismas líneas</w:t>
             </w:r>
           </w:p>
         </w:tc>
@@ -8144,276 +11197,11 @@
             </w:pPr>
             <w:r>
               <w:rPr>
-                <w:color w:val="7F7F7F"/>
-                <w:i/>
-                <w:iCs/>
-                <w:sz w:val="17"/>
-                <w:szCs w:val="17"/>
-              </w:rPr>
-              <w:t xml:space="preserve">[Pendiente]</w:t>
-            </w:r>
-          </w:p>
-        </w:tc>
-      </w:tr>
-      <w:tr>
-        <w:trPr>
-          <w:cantSplit/>
-        </w:trPr>
-        <w:tc>
-          <w:tcPr>
-            <w:tcW w:w="500" w:type="dxa"/>
-            <w:vAlign w:val="center"/>
-          </w:tcPr>
-          <w:p>
-            <w:pPr>
-              <w:spacing w:after="40" w:line="252" w:lineRule="auto"/>
-            </w:pPr>
-            <w:r>
-              <w:rPr>
-                <w:i w:val="0"/>
-                <w:iCs/>
-                <w:sz w:val="17"/>
-                <w:szCs w:val="17"/>
-              </w:rPr>
-              <w:t>2</w:t>
-            </w:r>
-          </w:p>
-        </w:tc>
-        <w:tc>
-          <w:tcPr>
-            <w:tcW w:w="3000" w:type="dxa"/>
-            <w:vAlign w:val="center"/>
-          </w:tcPr>
-          <w:p>
-            <w:pPr>
-              <w:spacing w:after="40" w:line="252" w:lineRule="auto"/>
-            </w:pPr>
-            <w:r>
-              <w:rPr>
-                <w:i w:val="0"/>
-                <w:iCs/>
-                <w:sz w:val="17"/>
-                <w:szCs w:val="17"/>
-              </w:rPr>
-              <w:t>HU-02: agregar «from typing import Optional» en availability.py y sumar month_availability al import existente de public.py</w:t>
-            </w:r>
-          </w:p>
-        </w:tc>
-        <w:tc>
-          <w:tcPr>
-            <w:tcW w:w="3260" w:type="dxa"/>
-            <w:vAlign w:val="center"/>
-          </w:tcPr>
-          <w:p>
-            <w:pPr>
-              <w:spacing w:after="40" w:line="252" w:lineRule="auto"/>
-            </w:pPr>
-            <w:r>
-              <w:rPr>
-                <w:i w:val="0"/>
-                <w:iCs/>
-                <w:sz w:val="17"/>
-                <w:szCs w:val="17"/>
-              </w:rPr>
-              <w:t>Un merge de prueba con la rama de HU-04 dio conflicto: HU-04 agrega esas mismas líneas</w:t>
-            </w:r>
-          </w:p>
-        </w:tc>
-        <w:tc>
-          <w:tcPr>
-            <w:tcW w:w="2600" w:type="dxa"/>
-            <w:vAlign w:val="center"/>
-          </w:tcPr>
-          <w:p>
-            <w:pPr>
-              <w:spacing w:after="40" w:line="252" w:lineRule="auto"/>
-            </w:pPr>
-            <w:r>
-              <w:rPr>
-                <w:i w:val="0"/>
-                <w:iCs/>
-                <w:sz w:val="17"/>
-                <w:szCs w:val="17"/>
+                <w:i w:val="0"/>
+                <w:color w:val="000000"/>
+                <w:sz w:val="17"/>
               </w:rPr>
               <w:t>date | None (válido con from __future__ import annotations) y el import nuevo en su propia línea; el merge con las demás ramas queda limpio</w:t>
-            </w:r>
-          </w:p>
-        </w:tc>
-      </w:tr>
-      <w:tr>
-        <w:trPr>
-          <w:cantSplit/>
-        </w:trPr>
-        <w:tc>
-          <w:tcPr>
-            <w:tcW w:w="500" w:type="dxa"/>
-            <w:vAlign w:val="center"/>
-          </w:tcPr>
-          <w:p>
-            <w:pPr>
-              <w:spacing w:after="40" w:line="252" w:lineRule="auto"/>
-            </w:pPr>
-            <w:r>
-              <w:rPr>
-                <w:color w:val="7F7F7F"/>
-                <w:i/>
-                <w:iCs/>
-                <w:sz w:val="17"/>
-                <w:szCs w:val="17"/>
-              </w:rPr>
-              <w:t xml:space="preserve">[#]</w:t>
-            </w:r>
-          </w:p>
-        </w:tc>
-        <w:tc>
-          <w:tcPr>
-            <w:tcW w:w="3000" w:type="dxa"/>
-            <w:vAlign w:val="center"/>
-          </w:tcPr>
-          <w:p>
-            <w:pPr>
-              <w:spacing w:after="40" w:line="252" w:lineRule="auto"/>
-            </w:pPr>
-            <w:r>
-              <w:rPr>
-                <w:color w:val="7F7F7F"/>
-                <w:i/>
-                <w:iCs/>
-                <w:sz w:val="17"/>
-                <w:szCs w:val="17"/>
-              </w:rPr>
-              <w:t xml:space="preserve">[Pendiente]</w:t>
-            </w:r>
-          </w:p>
-        </w:tc>
-        <w:tc>
-          <w:tcPr>
-            <w:tcW w:w="3260" w:type="dxa"/>
-            <w:vAlign w:val="center"/>
-          </w:tcPr>
-          <w:p>
-            <w:pPr>
-              <w:spacing w:after="40" w:line="252" w:lineRule="auto"/>
-            </w:pPr>
-            <w:r>
-              <w:rPr>
-                <w:color w:val="7F7F7F"/>
-                <w:i/>
-                <w:iCs/>
-                <w:sz w:val="17"/>
-                <w:szCs w:val="17"/>
-              </w:rPr>
-              <w:t xml:space="preserve">[Pendiente]</w:t>
-            </w:r>
-          </w:p>
-        </w:tc>
-        <w:tc>
-          <w:tcPr>
-            <w:tcW w:w="2600" w:type="dxa"/>
-            <w:vAlign w:val="center"/>
-          </w:tcPr>
-          <w:p>
-            <w:pPr>
-              <w:spacing w:after="40" w:line="252" w:lineRule="auto"/>
-            </w:pPr>
-            <w:r>
-              <w:rPr>
-                <w:color w:val="7F7F7F"/>
-                <w:i/>
-                <w:iCs/>
-                <w:sz w:val="17"/>
-                <w:szCs w:val="17"/>
-              </w:rPr>
-              <w:t xml:space="preserve">[Pendiente]</w:t>
-            </w:r>
-          </w:p>
-        </w:tc>
-      </w:tr>
-      <w:tr>
-        <w:trPr>
-          <w:cantSplit/>
-        </w:trPr>
-        <w:tc>
-          <w:tcPr>
-            <w:tcW w:w="500" w:type="dxa"/>
-            <w:vAlign w:val="center"/>
-          </w:tcPr>
-          <w:p>
-            <w:pPr>
-              <w:spacing w:after="40" w:line="252" w:lineRule="auto"/>
-            </w:pPr>
-            <w:r>
-              <w:rPr>
-                <w:color w:val="7F7F7F"/>
-                <w:i/>
-                <w:iCs/>
-                <w:sz w:val="17"/>
-                <w:szCs w:val="17"/>
-              </w:rPr>
-              <w:t xml:space="preserve">[#]</w:t>
-            </w:r>
-          </w:p>
-        </w:tc>
-        <w:tc>
-          <w:tcPr>
-            <w:tcW w:w="3000" w:type="dxa"/>
-            <w:vAlign w:val="center"/>
-          </w:tcPr>
-          <w:p>
-            <w:pPr>
-              <w:spacing w:after="40" w:line="252" w:lineRule="auto"/>
-            </w:pPr>
-            <w:r>
-              <w:rPr>
-                <w:color w:val="7F7F7F"/>
-                <w:i/>
-                <w:iCs/>
-                <w:sz w:val="17"/>
-                <w:szCs w:val="17"/>
-              </w:rPr>
-              <w:t xml:space="preserve">[Pendiente]</w:t>
-            </w:r>
-          </w:p>
-        </w:tc>
-        <w:tc>
-          <w:tcPr>
-            <w:tcW w:w="3260" w:type="dxa"/>
-            <w:vAlign w:val="center"/>
-          </w:tcPr>
-          <w:p>
-            <w:pPr>
-              <w:spacing w:after="40" w:line="252" w:lineRule="auto"/>
-            </w:pPr>
-            <w:r>
-              <w:rPr>
-                <w:color w:val="7F7F7F"/>
-                <w:i/>
-                <w:iCs/>
-                <w:sz w:val="17"/>
-                <w:szCs w:val="17"/>
-              </w:rPr>
-              <w:t xml:space="preserve">[Pendiente]</w:t>
-            </w:r>
-          </w:p>
-        </w:tc>
-        <w:tc>
-          <w:tcPr>
-            <w:tcW w:w="2600" w:type="dxa"/>
-            <w:vAlign w:val="center"/>
-          </w:tcPr>
-          <w:p>
-            <w:pPr>
-              <w:spacing w:after="40" w:line="252" w:lineRule="auto"/>
-            </w:pPr>
-            <w:r>
-              <w:rPr>
-                <w:color w:val="7F7F7F"/>
-                <w:i/>
-                <w:iCs/>
-                <w:sz w:val="17"/>
-                <w:szCs w:val="17"/>
-              </w:rPr>
-              <w:t xml:space="preserve">[Pendiente]</w:t>
             </w:r>
           </w:p>
         </w:tc>
@@ -8587,13 +11375,11 @@
             </w:pPr>
             <w:r>
               <w:rPr>
-                <w:color w:val="7F7F7F"/>
-                <w:i/>
-                <w:iCs/>
-                <w:sz w:val="17"/>
-                <w:szCs w:val="17"/>
-              </w:rPr>
-              <w:t xml:space="preserve">[#]</w:t>
+                <w:i w:val="0"/>
+                <w:color w:val="000000"/>
+                <w:sz w:val="17"/>
+              </w:rPr>
+              <w:t>1</w:t>
             </w:r>
           </w:p>
         </w:tc>
@@ -8608,13 +11394,11 @@
             </w:pPr>
             <w:r>
               <w:rPr>
-                <w:color w:val="7F7F7F"/>
-                <w:i/>
-                <w:iCs/>
-                <w:sz w:val="17"/>
-                <w:szCs w:val="17"/>
-              </w:rPr>
-              <w:t xml:space="preserve">[Pendiente]</w:t>
+                <w:i w:val="0"/>
+                <w:color w:val="000000"/>
+                <w:sz w:val="17"/>
+              </w:rPr>
+              <w:t>Elegir CitaFácil como repositorio base</w:t>
             </w:r>
           </w:p>
         </w:tc>
@@ -8629,13 +11413,11 @@
             </w:pPr>
             <w:r>
               <w:rPr>
-                <w:color w:val="7F7F7F"/>
-                <w:i/>
-                <w:iCs/>
-                <w:sz w:val="17"/>
-                <w:szCs w:val="17"/>
-              </w:rPr>
-              <w:t xml:space="preserve">[Pendiente]</w:t>
+                <w:i w:val="0"/>
+                <w:color w:val="000000"/>
+                <w:sz w:val="17"/>
+              </w:rPr>
+              <w:t>4 repos de la lista</w:t>
             </w:r>
           </w:p>
         </w:tc>
@@ -8650,13 +11432,11 @@
             </w:pPr>
             <w:r>
               <w:rPr>
-                <w:color w:val="7F7F7F"/>
-                <w:i/>
-                <w:iCs/>
-                <w:sz w:val="17"/>
-                <w:szCs w:val="17"/>
-              </w:rPr>
-              <w:t xml:space="preserve">[Pendiente]</w:t>
+                <w:i w:val="0"/>
+                <w:color w:val="000000"/>
+                <w:sz w:val="17"/>
+              </w:rPr>
+              <w:t>Equipo</w:t>
             </w:r>
           </w:p>
         </w:tc>
@@ -8671,13 +11451,11 @@
             </w:pPr>
             <w:r>
               <w:rPr>
-                <w:color w:val="7F7F7F"/>
-                <w:i/>
-                <w:iCs/>
-                <w:sz w:val="17"/>
-                <w:szCs w:val="17"/>
-              </w:rPr>
-              <w:t xml:space="preserve">[Pendiente]</w:t>
+                <w:i w:val="0"/>
+                <w:color w:val="000000"/>
+                <w:sz w:val="17"/>
+              </w:rPr>
+              <w:t>Python/FastAPI + SQLite sin framework de front; ya trae pruebas (6) y motor de disponibilidad</w:t>
             </w:r>
           </w:p>
         </w:tc>
@@ -8697,13 +11475,11 @@
             </w:pPr>
             <w:r>
               <w:rPr>
-                <w:color w:val="7F7F7F"/>
-                <w:i/>
-                <w:iCs/>
-                <w:sz w:val="17"/>
-                <w:szCs w:val="17"/>
-              </w:rPr>
-              <w:t xml:space="preserve">[#]</w:t>
+                <w:i w:val="0"/>
+                <w:color w:val="000000"/>
+                <w:sz w:val="17"/>
+              </w:rPr>
+              <w:t>2</w:t>
             </w:r>
           </w:p>
         </w:tc>
@@ -8718,13 +11494,11 @@
             </w:pPr>
             <w:r>
               <w:rPr>
-                <w:color w:val="7F7F7F"/>
-                <w:i/>
-                <w:iCs/>
-                <w:sz w:val="17"/>
-                <w:szCs w:val="17"/>
-              </w:rPr>
-              <w:t xml:space="preserve">[Pendiente]</w:t>
+                <w:i w:val="0"/>
+                <w:color w:val="000000"/>
+                <w:sz w:val="17"/>
+              </w:rPr>
+              <w:t>Adaptar HU-01 a "datos guardados" = nombre y celular (el repo no tiene pago)</w:t>
             </w:r>
           </w:p>
         </w:tc>
@@ -8739,13 +11513,11 @@
             </w:pPr>
             <w:r>
               <w:rPr>
-                <w:color w:val="7F7F7F"/>
-                <w:i/>
-                <w:iCs/>
-                <w:sz w:val="17"/>
-                <w:szCs w:val="17"/>
-              </w:rPr>
-              <w:t xml:space="preserve">[Pendiente]</w:t>
+                <w:i w:val="0"/>
+                <w:color w:val="000000"/>
+                <w:sz w:val="17"/>
+              </w:rPr>
+              <w:t>Implementar un pago simulado</w:t>
             </w:r>
           </w:p>
         </w:tc>
@@ -8760,13 +11532,11 @@
             </w:pPr>
             <w:r>
               <w:rPr>
-                <w:color w:val="7F7F7F"/>
-                <w:i/>
-                <w:iCs/>
-                <w:sz w:val="17"/>
-                <w:szCs w:val="17"/>
-              </w:rPr>
-              <w:t xml:space="preserve">[Pendiente]</w:t>
+                <w:i w:val="0"/>
+                <w:color w:val="000000"/>
+                <w:sz w:val="17"/>
+              </w:rPr>
+              <w:t>Equipo</w:t>
             </w:r>
           </w:p>
         </w:tc>
@@ -8781,13 +11551,11 @@
             </w:pPr>
             <w:r>
               <w:rPr>
-                <w:color w:val="7F7F7F"/>
-                <w:i/>
-                <w:iCs/>
-                <w:sz w:val="17"/>
-                <w:szCs w:val="17"/>
-              </w:rPr>
-              <w:t xml:space="preserve">[Pendiente]</w:t>
+                <w:i w:val="0"/>
+                <w:color w:val="000000"/>
+                <w:sz w:val="17"/>
+              </w:rPr>
+              <w:t>Evitar inventar un flujo de pago ajeno al repo</w:t>
             </w:r>
           </w:p>
         </w:tc>
@@ -8807,13 +11575,11 @@
             </w:pPr>
             <w:r>
               <w:rPr>
-                <w:color w:val="7F7F7F"/>
-                <w:i/>
-                <w:iCs/>
-                <w:sz w:val="17"/>
-                <w:szCs w:val="17"/>
-              </w:rPr>
-              <w:t xml:space="preserve">[#]</w:t>
+                <w:i w:val="0"/>
+                <w:color w:val="000000"/>
+                <w:sz w:val="17"/>
+              </w:rPr>
+              <w:t>3</w:t>
             </w:r>
           </w:p>
         </w:tc>
@@ -8828,13 +11594,11 @@
             </w:pPr>
             <w:r>
               <w:rPr>
-                <w:color w:val="7F7F7F"/>
-                <w:i/>
-                <w:iCs/>
-                <w:sz w:val="17"/>
-                <w:szCs w:val="17"/>
-              </w:rPr>
-              <w:t xml:space="preserve">[Pendiente]</w:t>
+                <w:i w:val="0"/>
+                <w:color w:val="000000"/>
+                <w:sz w:val="17"/>
+              </w:rPr>
+              <w:t>Guardar nombre y celular solo en localStorage, sin endpoint de búsqueda por celular</w:t>
             </w:r>
           </w:p>
         </w:tc>
@@ -8849,13 +11613,11 @@
             </w:pPr>
             <w:r>
               <w:rPr>
-                <w:color w:val="7F7F7F"/>
-                <w:i/>
-                <w:iCs/>
-                <w:sz w:val="17"/>
-                <w:szCs w:val="17"/>
-              </w:rPr>
-              <w:t xml:space="preserve">[Pendiente]</w:t>
+                <w:i w:val="0"/>
+                <w:color w:val="000000"/>
+                <w:sz w:val="17"/>
+              </w:rPr>
+              <w:t>Endpoint público que devuelva el nombre dado un celular</w:t>
             </w:r>
           </w:p>
         </w:tc>
@@ -8870,13 +11632,11 @@
             </w:pPr>
             <w:r>
               <w:rPr>
-                <w:color w:val="7F7F7F"/>
-                <w:i/>
-                <w:iCs/>
-                <w:sz w:val="17"/>
-                <w:szCs w:val="17"/>
-              </w:rPr>
-              <w:t xml:space="preserve">[Pendiente]</w:t>
+                <w:i w:val="0"/>
+                <w:color w:val="000000"/>
+                <w:sz w:val="17"/>
+              </w:rPr>
+              <w:t>IA propuso; confirmada por Roy (Reviewer, PR #6)</w:t>
             </w:r>
           </w:p>
         </w:tc>
@@ -8891,13 +11651,11 @@
             </w:pPr>
             <w:r>
               <w:rPr>
-                <w:color w:val="7F7F7F"/>
-                <w:i/>
-                <w:iCs/>
-                <w:sz w:val="17"/>
-                <w:szCs w:val="17"/>
-              </w:rPr>
-              <w:t xml:space="preserve">[Pendiente]</w:t>
+                <w:i w:val="0"/>
+                <w:color w:val="000000"/>
+                <w:sz w:val="17"/>
+              </w:rPr>
+              <w:t>Un endpoint así filtraría datos personales a cualquiera que conozca un número</w:t>
             </w:r>
           </w:p>
         </w:tc>
@@ -8918,11 +11676,10 @@
             <w:r>
               <w:rPr>
                 <w:i w:val="0"/>
-                <w:iCs/>
-                <w:sz w:val="17"/>
-                <w:szCs w:val="17"/>
-              </w:rPr>
-              <w:t>10</w:t>
+                <w:color w:val="000000"/>
+                <w:sz w:val="17"/>
+              </w:rPr>
+              <w:t>4</w:t>
             </w:r>
           </w:p>
         </w:tc>
@@ -8938,11 +11695,10 @@
             <w:r>
               <w:rPr>
                 <w:i w:val="0"/>
-                <w:iCs/>
-                <w:sz w:val="17"/>
-                <w:szCs w:val="17"/>
-              </w:rPr>
-              <w:t>HU-02: el calendario usa la fecha local y el backend decide qué días son pasados con la zona horaria del negocio</w:t>
+                <w:color w:val="000000"/>
+                <w:sz w:val="17"/>
+              </w:rPr>
+              <w:t>Guardar el celular que devuelve la API (normalizado), no el tecleado</w:t>
             </w:r>
           </w:p>
         </w:tc>
@@ -8958,11 +11714,10 @@
             <w:r>
               <w:rPr>
                 <w:i w:val="0"/>
-                <w:iCs/>
-                <w:sz w:val="17"/>
-                <w:szCs w:val="17"/>
-              </w:rPr>
-              <w:t>Mantener el min del input calculado con toISOString() (UTC)</w:t>
+                <w:color w:val="000000"/>
+                <w:sz w:val="17"/>
+              </w:rPr>
+              <w:t>Guardar el texto tal como lo escribió el usuario</w:t>
             </w:r>
           </w:p>
         </w:tc>
@@ -8978,11 +11733,10 @@
             <w:r>
               <w:rPr>
                 <w:i w:val="0"/>
-                <w:iCs/>
-                <w:sz w:val="17"/>
-                <w:szCs w:val="17"/>
-              </w:rPr>
-              <w:t>Roy (Developer); a confirmar por Einer (Reviewer)</w:t>
+                <w:color w:val="000000"/>
+                <w:sz w:val="17"/>
+              </w:rPr>
+              <w:t>IA propuso; confirmada por Roy (Reviewer, PR #6)</w:t>
             </w:r>
           </w:p>
         </w:tc>
@@ -8998,11 +11752,10 @@
             <w:r>
               <w:rPr>
                 <w:i w:val="0"/>
-                <w:iCs/>
-                <w:sz w:val="17"/>
-                <w:szCs w:val="17"/>
-              </w:rPr>
-              <w:t>Corrige el bug anotado en HU-01: de noche en Panamá la fecha UTC ya es «mañana» y bloqueaba «hoy»</w:t>
+                <w:color w:val="000000"/>
+                <w:sz w:val="17"/>
+              </w:rPr>
+              <w:t>Evita guardar formatos distintos del mismo número</w:t>
             </w:r>
           </w:p>
         </w:tc>
@@ -9023,9 +11776,908 @@
             <w:r>
               <w:rPr>
                 <w:i w:val="0"/>
-                <w:iCs/>
-                <w:sz w:val="17"/>
-                <w:szCs w:val="17"/>
+                <w:color w:val="000000"/>
+                <w:sz w:val="17"/>
+              </w:rPr>
+              <w:t>5</w:t>
+            </w:r>
+          </w:p>
+        </w:tc>
+        <w:tc>
+          <w:tcPr>
+            <w:tcW w:w="2800" w:type="dxa"/>
+            <w:vAlign w:val="center"/>
+          </w:tcPr>
+          <w:p>
+            <w:pPr>
+              <w:spacing w:after="40" w:line="252" w:lineRule="auto"/>
+            </w:pPr>
+            <w:r>
+              <w:rPr>
+                <w:i w:val="0"/>
+                <w:color w:val="000000"/>
+                <w:sz w:val="17"/>
+              </w:rPr>
+              <w:t>No corregir en HU-01 el bug previo de la fecha mínima del calendario (usa fecha UTC: de noche en Panamá bloquea "hoy")</w:t>
+            </w:r>
+          </w:p>
+        </w:tc>
+        <w:tc>
+          <w:tcPr>
+            <w:tcW w:w="2260" w:type="dxa"/>
+            <w:vAlign w:val="center"/>
+          </w:tcPr>
+          <w:p>
+            <w:pPr>
+              <w:spacing w:after="40" w:line="252" w:lineRule="auto"/>
+            </w:pPr>
+            <w:r>
+              <w:rPr>
+                <w:i w:val="0"/>
+                <w:color w:val="000000"/>
+                <w:sz w:val="17"/>
+              </w:rPr>
+              <w:t>Corregirlo dentro de esta historia</w:t>
+            </w:r>
+          </w:p>
+        </w:tc>
+        <w:tc>
+          <w:tcPr>
+            <w:tcW w:w="1600" w:type="dxa"/>
+            <w:vAlign w:val="center"/>
+          </w:tcPr>
+          <w:p>
+            <w:pPr>
+              <w:spacing w:after="40" w:line="252" w:lineRule="auto"/>
+            </w:pPr>
+            <w:r>
+              <w:rPr>
+                <w:i w:val="0"/>
+                <w:color w:val="000000"/>
+                <w:sz w:val="17"/>
+              </w:rPr>
+              <w:t>IA propuso; resuelta en HU-02 (decisión 10), según Roy en el PR #6</w:t>
+            </w:r>
+          </w:p>
+        </w:tc>
+        <w:tc>
+          <w:tcPr>
+            <w:tcW w:w="2200" w:type="dxa"/>
+            <w:vAlign w:val="center"/>
+          </w:tcPr>
+          <w:p>
+            <w:pPr>
+              <w:spacing w:after="40" w:line="252" w:lineRule="auto"/>
+            </w:pPr>
+            <w:r>
+              <w:rPr>
+                <w:i w:val="0"/>
+                <w:color w:val="000000"/>
+                <w:sz w:val="17"/>
+              </w:rPr>
+              <w:t>Fuera de alcance; queda como mejora para otra historia (HU-02 toca el calendario)</w:t>
+            </w:r>
+          </w:p>
+        </w:tc>
+      </w:tr>
+      <w:tr>
+        <w:trPr>
+          <w:cantSplit/>
+        </w:trPr>
+        <w:tc>
+          <w:tcPr>
+            <w:tcW w:w="500" w:type="dxa"/>
+            <w:vAlign w:val="center"/>
+          </w:tcPr>
+          <w:p>
+            <w:pPr>
+              <w:spacing w:after="40" w:line="252" w:lineRule="auto"/>
+            </w:pPr>
+            <w:r>
+              <w:rPr>
+                <w:i w:val="0"/>
+                <w:color w:val="000000"/>
+                <w:sz w:val="17"/>
+              </w:rPr>
+              <w:t>6</w:t>
+            </w:r>
+          </w:p>
+        </w:tc>
+        <w:tc>
+          <w:tcPr>
+            <w:tcW w:w="2800" w:type="dxa"/>
+            <w:vAlign w:val="center"/>
+          </w:tcPr>
+          <w:p>
+            <w:pPr>
+              <w:spacing w:after="40" w:line="252" w:lineRule="auto"/>
+            </w:pPr>
+            <w:r>
+              <w:rPr>
+                <w:i w:val="0"/>
+                <w:color w:val="000000"/>
+                <w:sz w:val="17"/>
+              </w:rPr>
+              <w:t>Identificar la cita con un token firmado (HMAC) en vez de agregar una columna a la base de datos</w:t>
+            </w:r>
+          </w:p>
+        </w:tc>
+        <w:tc>
+          <w:tcPr>
+            <w:tcW w:w="2260" w:type="dxa"/>
+            <w:vAlign w:val="center"/>
+          </w:tcPr>
+          <w:p>
+            <w:pPr>
+              <w:spacing w:after="40" w:line="252" w:lineRule="auto"/>
+            </w:pPr>
+            <w:r>
+              <w:rPr>
+                <w:i w:val="0"/>
+                <w:color w:val="000000"/>
+                <w:sz w:val="17"/>
+              </w:rPr>
+              <w:t>Columna manage_token en appointments</w:t>
+            </w:r>
+          </w:p>
+        </w:tc>
+        <w:tc>
+          <w:tcPr>
+            <w:tcW w:w="1600" w:type="dxa"/>
+            <w:vAlign w:val="center"/>
+          </w:tcPr>
+          <w:p>
+            <w:pPr>
+              <w:spacing w:after="40" w:line="252" w:lineRule="auto"/>
+            </w:pPr>
+            <w:r>
+              <w:rPr>
+                <w:i w:val="0"/>
+                <w:color w:val="000000"/>
+                <w:sz w:val="17"/>
+              </w:rPr>
+              <w:t>IA propuso; confirmada por Roy (Reviewer, PR #7)</w:t>
+            </w:r>
+          </w:p>
+        </w:tc>
+        <w:tc>
+          <w:tcPr>
+            <w:tcW w:w="2200" w:type="dxa"/>
+            <w:vAlign w:val="center"/>
+          </w:tcPr>
+          <w:p>
+            <w:pPr>
+              <w:spacing w:after="40" w:line="252" w:lineRule="auto"/>
+            </w:pPr>
+            <w:r>
+              <w:rPr>
+                <w:i w:val="0"/>
+                <w:color w:val="000000"/>
+                <w:sz w:val="17"/>
+              </w:rPr>
+              <w:t>El proyecto no tiene migraciones: una columna nueva rompería la base ya desplegada</w:t>
+            </w:r>
+          </w:p>
+        </w:tc>
+      </w:tr>
+      <w:tr>
+        <w:trPr>
+          <w:cantSplit/>
+        </w:trPr>
+        <w:tc>
+          <w:tcPr>
+            <w:tcW w:w="500" w:type="dxa"/>
+            <w:vAlign w:val="center"/>
+          </w:tcPr>
+          <w:p>
+            <w:pPr>
+              <w:spacing w:after="40" w:line="252" w:lineRule="auto"/>
+            </w:pPr>
+            <w:r>
+              <w:rPr>
+                <w:i w:val="0"/>
+                <w:color w:val="000000"/>
+                <w:sz w:val="17"/>
+              </w:rPr>
+              <w:t>7</w:t>
+            </w:r>
+          </w:p>
+        </w:tc>
+        <w:tc>
+          <w:tcPr>
+            <w:tcW w:w="2800" w:type="dxa"/>
+            <w:vAlign w:val="center"/>
+          </w:tcPr>
+          <w:p>
+            <w:pPr>
+              <w:spacing w:after="40" w:line="252" w:lineRule="auto"/>
+            </w:pPr>
+            <w:r>
+              <w:rPr>
+                <w:i w:val="0"/>
+                <w:color w:val="000000"/>
+                <w:sz w:val="17"/>
+              </w:rPr>
+              <w:t>Solo se puede cancelar o reprogramar hasta 2 horas antes (MANAGE_MIN_HOURS_BEFORE)</w:t>
+            </w:r>
+          </w:p>
+        </w:tc>
+        <w:tc>
+          <w:tcPr>
+            <w:tcW w:w="2260" w:type="dxa"/>
+            <w:vAlign w:val="center"/>
+          </w:tcPr>
+          <w:p>
+            <w:pPr>
+              <w:spacing w:after="40" w:line="252" w:lineRule="auto"/>
+            </w:pPr>
+            <w:r>
+              <w:rPr>
+                <w:i w:val="0"/>
+                <w:color w:val="000000"/>
+                <w:sz w:val="17"/>
+              </w:rPr>
+              <w:t>Sin límite de anticipación</w:t>
+            </w:r>
+          </w:p>
+        </w:tc>
+        <w:tc>
+          <w:tcPr>
+            <w:tcW w:w="1600" w:type="dxa"/>
+            <w:vAlign w:val="center"/>
+          </w:tcPr>
+          <w:p>
+            <w:pPr>
+              <w:spacing w:after="40" w:line="252" w:lineRule="auto"/>
+            </w:pPr>
+            <w:r>
+              <w:rPr>
+                <w:i w:val="0"/>
+                <w:color w:val="000000"/>
+                <w:sz w:val="17"/>
+              </w:rPr>
+              <w:t>IA propuso; confirmada por Roy (Reviewer, PR #7)</w:t>
+            </w:r>
+          </w:p>
+        </w:tc>
+        <w:tc>
+          <w:tcPr>
+            <w:tcW w:w="2200" w:type="dxa"/>
+            <w:vAlign w:val="center"/>
+          </w:tcPr>
+          <w:p>
+            <w:pPr>
+              <w:spacing w:after="40" w:line="252" w:lineRule="auto"/>
+            </w:pPr>
+            <w:r>
+              <w:rPr>
+                <w:i w:val="0"/>
+                <w:color w:val="000000"/>
+                <w:sz w:val="17"/>
+              </w:rPr>
+              <w:t>Evita cancelaciones cuando ya no se puede reasignar el horario; es configurable</w:t>
+            </w:r>
+          </w:p>
+        </w:tc>
+      </w:tr>
+      <w:tr>
+        <w:trPr>
+          <w:cantSplit/>
+        </w:trPr>
+        <w:tc>
+          <w:tcPr>
+            <w:tcW w:w="500" w:type="dxa"/>
+            <w:vAlign w:val="center"/>
+          </w:tcPr>
+          <w:p>
+            <w:pPr>
+              <w:spacing w:after="40" w:line="252" w:lineRule="auto"/>
+            </w:pPr>
+            <w:r>
+              <w:rPr>
+                <w:i w:val="0"/>
+                <w:color w:val="000000"/>
+                <w:sz w:val="17"/>
+              </w:rPr>
+              <w:t>8</w:t>
+            </w:r>
+          </w:p>
+        </w:tc>
+        <w:tc>
+          <w:tcPr>
+            <w:tcW w:w="2800" w:type="dxa"/>
+            <w:vAlign w:val="center"/>
+          </w:tcPr>
+          <w:p>
+            <w:pPr>
+              <w:spacing w:after="40" w:line="252" w:lineRule="auto"/>
+            </w:pPr>
+            <w:r>
+              <w:rPr>
+                <w:i w:val="0"/>
+                <w:color w:val="000000"/>
+                <w:sz w:val="17"/>
+              </w:rPr>
+              <w:t>Al reprogramar se reinicia reminder_sent</w:t>
+            </w:r>
+          </w:p>
+        </w:tc>
+        <w:tc>
+          <w:tcPr>
+            <w:tcW w:w="2260" w:type="dxa"/>
+            <w:vAlign w:val="center"/>
+          </w:tcPr>
+          <w:p>
+            <w:pPr>
+              <w:spacing w:after="40" w:line="252" w:lineRule="auto"/>
+            </w:pPr>
+            <w:r>
+              <w:rPr>
+                <w:i w:val="0"/>
+                <w:color w:val="000000"/>
+                <w:sz w:val="17"/>
+              </w:rPr>
+              <w:t>Dejarlo como estaba</w:t>
+            </w:r>
+          </w:p>
+        </w:tc>
+        <w:tc>
+          <w:tcPr>
+            <w:tcW w:w="1600" w:type="dxa"/>
+            <w:vAlign w:val="center"/>
+          </w:tcPr>
+          <w:p>
+            <w:pPr>
+              <w:spacing w:after="40" w:line="252" w:lineRule="auto"/>
+            </w:pPr>
+            <w:r>
+              <w:rPr>
+                <w:i w:val="0"/>
+                <w:color w:val="000000"/>
+                <w:sz w:val="17"/>
+              </w:rPr>
+              <w:t>IA propuso; confirmada por Roy (Reviewer, PR #7)</w:t>
+            </w:r>
+          </w:p>
+        </w:tc>
+        <w:tc>
+          <w:tcPr>
+            <w:tcW w:w="2200" w:type="dxa"/>
+            <w:vAlign w:val="center"/>
+          </w:tcPr>
+          <w:p>
+            <w:pPr>
+              <w:spacing w:after="40" w:line="252" w:lineRule="auto"/>
+            </w:pPr>
+            <w:r>
+              <w:rPr>
+                <w:i w:val="0"/>
+                <w:color w:val="000000"/>
+                <w:sz w:val="17"/>
+              </w:rPr>
+              <w:t>Si no, el cliente no recibiría recordatorio de la nueva fecha</w:t>
+            </w:r>
+          </w:p>
+        </w:tc>
+      </w:tr>
+      <w:tr>
+        <w:trPr>
+          <w:cantSplit/>
+        </w:trPr>
+        <w:tc>
+          <w:tcPr>
+            <w:tcW w:w="500" w:type="dxa"/>
+            <w:vAlign w:val="center"/>
+          </w:tcPr>
+          <w:p>
+            <w:pPr>
+              <w:spacing w:after="40" w:line="252" w:lineRule="auto"/>
+            </w:pPr>
+            <w:r>
+              <w:rPr>
+                <w:i w:val="0"/>
+                <w:color w:val="000000"/>
+                <w:sz w:val="17"/>
+              </w:rPr>
+              <w:t>9</w:t>
+            </w:r>
+          </w:p>
+        </w:tc>
+        <w:tc>
+          <w:tcPr>
+            <w:tcW w:w="2800" w:type="dxa"/>
+            <w:vAlign w:val="center"/>
+          </w:tcPr>
+          <w:p>
+            <w:pPr>
+              <w:spacing w:after="40" w:line="252" w:lineRule="auto"/>
+            </w:pPr>
+            <w:r>
+              <w:rPr>
+                <w:i w:val="0"/>
+                <w:color w:val="000000"/>
+                <w:sz w:val="17"/>
+              </w:rPr>
+              <w:t>Cuatro estados por día: past, closed, full, available. "Hoy" sin horas restantes se muestra como ocupado</w:t>
+            </w:r>
+          </w:p>
+        </w:tc>
+        <w:tc>
+          <w:tcPr>
+            <w:tcW w:w="2260" w:type="dxa"/>
+            <w:vAlign w:val="center"/>
+          </w:tcPr>
+          <w:p>
+            <w:pPr>
+              <w:spacing w:after="40" w:line="252" w:lineRule="auto"/>
+            </w:pPr>
+            <w:r>
+              <w:rPr>
+                <w:i w:val="0"/>
+                <w:color w:val="000000"/>
+                <w:sz w:val="17"/>
+              </w:rPr>
+              <w:t>Solo disponible/no disponible; o un estado extra "pocos horarios"</w:t>
+            </w:r>
+          </w:p>
+        </w:tc>
+        <w:tc>
+          <w:tcPr>
+            <w:tcW w:w="1600" w:type="dxa"/>
+            <w:vAlign w:val="center"/>
+          </w:tcPr>
+          <w:p>
+            <w:pPr>
+              <w:spacing w:after="40" w:line="252" w:lineRule="auto"/>
+            </w:pPr>
+            <w:r>
+              <w:rPr>
+                <w:i w:val="0"/>
+                <w:color w:val="000000"/>
+                <w:sz w:val="17"/>
+              </w:rPr>
+              <w:t>Roy (Developer, con IA); pendiente de confirmar por Einer</w:t>
+            </w:r>
+          </w:p>
+        </w:tc>
+        <w:tc>
+          <w:tcPr>
+            <w:tcW w:w="2200" w:type="dxa"/>
+            <w:vAlign w:val="center"/>
+          </w:tcPr>
+          <w:p>
+            <w:pPr>
+              <w:spacing w:after="40" w:line="252" w:lineRule="auto"/>
+            </w:pPr>
+            <w:r>
+              <w:rPr>
+                <w:i w:val="0"/>
+                <w:color w:val="000000"/>
+                <w:sz w:val="17"/>
+              </w:rPr>
+              <w:t>Cumple el criterio (disponibles, ocupados y cerrados distinguibles) sin sobrecargar la vista; el número de horarios libres va en el tooltip</w:t>
+            </w:r>
+          </w:p>
+        </w:tc>
+      </w:tr>
+      <w:tr>
+        <w:trPr>
+          <w:cantSplit/>
+        </w:trPr>
+        <w:tc>
+          <w:tcPr>
+            <w:tcW w:w="500" w:type="dxa"/>
+            <w:vAlign w:val="center"/>
+          </w:tcPr>
+          <w:p>
+            <w:pPr>
+              <w:spacing w:after="40" w:line="252" w:lineRule="auto"/>
+            </w:pPr>
+            <w:r>
+              <w:rPr>
+                <w:i w:val="0"/>
+                <w:color w:val="000000"/>
+                <w:sz w:val="17"/>
+              </w:rPr>
+              <w:t>10</w:t>
+            </w:r>
+          </w:p>
+        </w:tc>
+        <w:tc>
+          <w:tcPr>
+            <w:tcW w:w="2800" w:type="dxa"/>
+            <w:vAlign w:val="center"/>
+          </w:tcPr>
+          <w:p>
+            <w:pPr>
+              <w:spacing w:after="40" w:line="252" w:lineRule="auto"/>
+            </w:pPr>
+            <w:r>
+              <w:rPr>
+                <w:i w:val="0"/>
+                <w:color w:val="000000"/>
+                <w:sz w:val="17"/>
+              </w:rPr>
+              <w:t>El calendario usa la fecha local del navegador y el backend decide qué días son pasados con la zona horaria del negocio</w:t>
+            </w:r>
+          </w:p>
+        </w:tc>
+        <w:tc>
+          <w:tcPr>
+            <w:tcW w:w="2260" w:type="dxa"/>
+            <w:vAlign w:val="center"/>
+          </w:tcPr>
+          <w:p>
+            <w:pPr>
+              <w:spacing w:after="40" w:line="252" w:lineRule="auto"/>
+            </w:pPr>
+            <w:r>
+              <w:rPr>
+                <w:i w:val="0"/>
+                <w:color w:val="000000"/>
+                <w:sz w:val="17"/>
+              </w:rPr>
+              <w:t>Mantener el min del input calculado con toISOString() (UTC)</w:t>
+            </w:r>
+          </w:p>
+        </w:tc>
+        <w:tc>
+          <w:tcPr>
+            <w:tcW w:w="1600" w:type="dxa"/>
+            <w:vAlign w:val="center"/>
+          </w:tcPr>
+          <w:p>
+            <w:pPr>
+              <w:spacing w:after="40" w:line="252" w:lineRule="auto"/>
+            </w:pPr>
+            <w:r>
+              <w:rPr>
+                <w:i w:val="0"/>
+                <w:color w:val="000000"/>
+                <w:sz w:val="17"/>
+              </w:rPr>
+              <w:t>Roy (Developer, con IA); pendiente de confirmar por Einer</w:t>
+            </w:r>
+          </w:p>
+        </w:tc>
+        <w:tc>
+          <w:tcPr>
+            <w:tcW w:w="2200" w:type="dxa"/>
+            <w:vAlign w:val="center"/>
+          </w:tcPr>
+          <w:p>
+            <w:pPr>
+              <w:spacing w:after="40" w:line="252" w:lineRule="auto"/>
+            </w:pPr>
+            <w:r>
+              <w:rPr>
+                <w:i w:val="0"/>
+                <w:color w:val="000000"/>
+                <w:sz w:val="17"/>
+              </w:rPr>
+              <w:t>Corrige el bug que HU-01 dejó anotado (decisión 5): de noche en Panamá la fecha UTC ya es "mañana" y bloqueaba "hoy"</w:t>
+            </w:r>
+          </w:p>
+        </w:tc>
+      </w:tr>
+      <w:tr>
+        <w:trPr>
+          <w:cantSplit/>
+        </w:trPr>
+        <w:tc>
+          <w:tcPr>
+            <w:tcW w:w="500" w:type="dxa"/>
+            <w:vAlign w:val="center"/>
+          </w:tcPr>
+          <w:p>
+            <w:pPr>
+              <w:spacing w:after="40" w:line="252" w:lineRule="auto"/>
+            </w:pPr>
+            <w:r>
+              <w:rPr>
+                <w:i w:val="0"/>
+                <w:color w:val="000000"/>
+                <w:sz w:val="17"/>
+              </w:rPr>
+              <w:t>11</w:t>
+            </w:r>
+          </w:p>
+        </w:tc>
+        <w:tc>
+          <w:tcPr>
+            <w:tcW w:w="2800" w:type="dxa"/>
+            <w:vAlign w:val="center"/>
+          </w:tcPr>
+          <w:p>
+            <w:pPr>
+              <w:spacing w:after="40" w:line="252" w:lineRule="auto"/>
+            </w:pPr>
+            <w:r>
+              <w:rPr>
+                <w:i w:val="0"/>
+                <w:color w:val="000000"/>
+                <w:sz w:val="17"/>
+              </w:rPr>
+              <w:t>No corregir en HU-02 el desborde horizontal de la página en móvil (418 px en 375 px)</w:t>
+            </w:r>
+          </w:p>
+        </w:tc>
+        <w:tc>
+          <w:tcPr>
+            <w:tcW w:w="2260" w:type="dxa"/>
+            <w:vAlign w:val="center"/>
+          </w:tcPr>
+          <w:p>
+            <w:pPr>
+              <w:spacing w:after="40" w:line="252" w:lineRule="auto"/>
+            </w:pPr>
+            <w:r>
+              <w:rPr>
+                <w:i w:val="0"/>
+                <w:color w:val="000000"/>
+                <w:sz w:val="17"/>
+              </w:rPr>
+              <w:t>Corregirlo aquí</w:t>
+            </w:r>
+          </w:p>
+        </w:tc>
+        <w:tc>
+          <w:tcPr>
+            <w:tcW w:w="1600" w:type="dxa"/>
+            <w:vAlign w:val="center"/>
+          </w:tcPr>
+          <w:p>
+            <w:pPr>
+              <w:spacing w:after="40" w:line="252" w:lineRule="auto"/>
+            </w:pPr>
+            <w:r>
+              <w:rPr>
+                <w:i w:val="0"/>
+                <w:color w:val="000000"/>
+                <w:sz w:val="17"/>
+              </w:rPr>
+              <w:t>Roy (Developer, con IA); pendiente de confirmar por Einer</w:t>
+            </w:r>
+          </w:p>
+        </w:tc>
+        <w:tc>
+          <w:tcPr>
+            <w:tcW w:w="2200" w:type="dxa"/>
+            <w:vAlign w:val="center"/>
+          </w:tcPr>
+          <w:p>
+            <w:pPr>
+              <w:spacing w:after="40" w:line="252" w:lineRule="auto"/>
+            </w:pPr>
+            <w:r>
+              <w:rPr>
+                <w:i w:val="0"/>
+                <w:color w:val="000000"/>
+                <w:sz w:val="17"/>
+              </w:rPr>
+              <w:t>Ya existía en main (lo causa el degradado .hero::before de 460 px), no lo introduce el calendario</w:t>
+            </w:r>
+          </w:p>
+        </w:tc>
+      </w:tr>
+      <w:tr>
+        <w:trPr>
+          <w:cantSplit/>
+        </w:trPr>
+        <w:tc>
+          <w:tcPr>
+            <w:tcW w:w="500" w:type="dxa"/>
+            <w:vAlign w:val="center"/>
+          </w:tcPr>
+          <w:p>
+            <w:pPr>
+              <w:spacing w:after="40" w:line="252" w:lineRule="auto"/>
+            </w:pPr>
+            <w:r>
+              <w:rPr>
+                <w:i w:val="0"/>
+                <w:color w:val="000000"/>
+                <w:sz w:val="17"/>
+              </w:rPr>
+              <w:t>12</w:t>
+            </w:r>
+          </w:p>
+        </w:tc>
+        <w:tc>
+          <w:tcPr>
+            <w:tcW w:w="2800" w:type="dxa"/>
+            <w:vAlign w:val="center"/>
+          </w:tcPr>
+          <w:p>
+            <w:pPr>
+              <w:spacing w:after="40" w:line="252" w:lineRule="auto"/>
+            </w:pPr>
+            <w:r>
+              <w:rPr>
+                <w:i w:val="0"/>
+                <w:color w:val="000000"/>
+                <w:sz w:val="17"/>
+              </w:rPr>
+              <w:t>Separador coma + BOM UTF-8</w:t>
+            </w:r>
+          </w:p>
+        </w:tc>
+        <w:tc>
+          <w:tcPr>
+            <w:tcW w:w="2260" w:type="dxa"/>
+            <w:vAlign w:val="center"/>
+          </w:tcPr>
+          <w:p>
+            <w:pPr>
+              <w:spacing w:after="40" w:line="252" w:lineRule="auto"/>
+            </w:pPr>
+            <w:r>
+              <w:rPr>
+                <w:i w:val="0"/>
+                <w:color w:val="000000"/>
+                <w:sz w:val="17"/>
+              </w:rPr>
+              <w:t>Punto y coma (lo que espera Excel con configuración regional de Chile) o un parámetro sep</w:t>
+            </w:r>
+          </w:p>
+        </w:tc>
+        <w:tc>
+          <w:tcPr>
+            <w:tcW w:w="1600" w:type="dxa"/>
+            <w:vAlign w:val="center"/>
+          </w:tcPr>
+          <w:p>
+            <w:pPr>
+              <w:spacing w:after="40" w:line="252" w:lineRule="auto"/>
+            </w:pPr>
+            <w:r>
+              <w:rPr>
+                <w:i w:val="0"/>
+                <w:color w:val="000000"/>
+                <w:sz w:val="17"/>
+              </w:rPr>
+              <w:t>Roy (Developer, con IA); pendiente de confirmar por Einer</w:t>
+            </w:r>
+          </w:p>
+        </w:tc>
+        <w:tc>
+          <w:tcPr>
+            <w:tcW w:w="2200" w:type="dxa"/>
+            <w:vAlign w:val="center"/>
+          </w:tcPr>
+          <w:p>
+            <w:pPr>
+              <w:spacing w:after="40" w:line="252" w:lineRule="auto"/>
+            </w:pPr>
+            <w:r>
+              <w:rPr>
+                <w:i w:val="0"/>
+                <w:color w:val="000000"/>
+                <w:sz w:val="17"/>
+              </w:rPr>
+              <w:t>La coma es el estándar (RFC 4180) y la abren bien Google Sheets, LibreOffice y Excel en configuración de Panamá/EE. UU.; el BOM evita que Excel rompa tildes y eñes</w:t>
+            </w:r>
+          </w:p>
+        </w:tc>
+      </w:tr>
+      <w:tr>
+        <w:trPr>
+          <w:cantSplit/>
+        </w:trPr>
+        <w:tc>
+          <w:tcPr>
+            <w:tcW w:w="500" w:type="dxa"/>
+            <w:vAlign w:val="center"/>
+          </w:tcPr>
+          <w:p>
+            <w:pPr>
+              <w:spacing w:after="40" w:line="252" w:lineRule="auto"/>
+            </w:pPr>
+            <w:r>
+              <w:rPr>
+                <w:i w:val="0"/>
+                <w:color w:val="000000"/>
+                <w:sz w:val="17"/>
+              </w:rPr>
+              <w:t>13</w:t>
+            </w:r>
+          </w:p>
+        </w:tc>
+        <w:tc>
+          <w:tcPr>
+            <w:tcW w:w="2800" w:type="dxa"/>
+            <w:vAlign w:val="center"/>
+          </w:tcPr>
+          <w:p>
+            <w:pPr>
+              <w:spacing w:after="40" w:line="252" w:lineRule="auto"/>
+            </w:pPr>
+            <w:r>
+              <w:rPr>
+                <w:i w:val="0"/>
+                <w:color w:val="000000"/>
+                <w:sz w:val="17"/>
+              </w:rPr>
+              <w:t>El botón exporta exactamente lo que muestra la tabla (filtros de fecha y estado); el rango date_from/date_to queda disponible en la API</w:t>
+            </w:r>
+          </w:p>
+        </w:tc>
+        <w:tc>
+          <w:tcPr>
+            <w:tcW w:w="2260" w:type="dxa"/>
+            <w:vAlign w:val="center"/>
+          </w:tcPr>
+          <w:p>
+            <w:pPr>
+              <w:spacing w:after="40" w:line="252" w:lineRule="auto"/>
+            </w:pPr>
+            <w:r>
+              <w:rPr>
+                <w:i w:val="0"/>
+                <w:color w:val="000000"/>
+                <w:sz w:val="17"/>
+              </w:rPr>
+              <w:t>Agregar campos "Desde/Hasta" al panel</w:t>
+            </w:r>
+          </w:p>
+        </w:tc>
+        <w:tc>
+          <w:tcPr>
+            <w:tcW w:w="1600" w:type="dxa"/>
+            <w:vAlign w:val="center"/>
+          </w:tcPr>
+          <w:p>
+            <w:pPr>
+              <w:spacing w:after="40" w:line="252" w:lineRule="auto"/>
+            </w:pPr>
+            <w:r>
+              <w:rPr>
+                <w:i w:val="0"/>
+                <w:color w:val="000000"/>
+                <w:sz w:val="17"/>
+              </w:rPr>
+              <w:t>Roy (Developer, con IA); pendiente de confirmar por Einer</w:t>
+            </w:r>
+          </w:p>
+        </w:tc>
+        <w:tc>
+          <w:tcPr>
+            <w:tcW w:w="2200" w:type="dxa"/>
+            <w:vAlign w:val="center"/>
+          </w:tcPr>
+          <w:p>
+            <w:pPr>
+              <w:spacing w:after="40" w:line="252" w:lineRule="auto"/>
+            </w:pPr>
+            <w:r>
+              <w:rPr>
+                <w:i w:val="0"/>
+                <w:color w:val="000000"/>
+                <w:sz w:val="17"/>
+              </w:rPr>
+              <w:t>Mantiene el panel simple y lo que se descarga coincide con lo que se ve</w:t>
+            </w:r>
+          </w:p>
+        </w:tc>
+      </w:tr>
+      <w:tr>
+        <w:trPr>
+          <w:cantSplit/>
+        </w:trPr>
+        <w:tc>
+          <w:tcPr>
+            <w:tcW w:w="500" w:type="dxa"/>
+            <w:vAlign w:val="center"/>
+          </w:tcPr>
+          <w:p>
+            <w:pPr>
+              <w:spacing w:after="40" w:line="252" w:lineRule="auto"/>
+            </w:pPr>
+            <w:r>
+              <w:rPr>
+                <w:i w:val="0"/>
+                <w:color w:val="000000"/>
+                <w:sz w:val="17"/>
               </w:rPr>
               <w:t>14</w:t>
             </w:r>
@@ -9043,11 +12695,10 @@
             <w:r>
               <w:rPr>
                 <w:i w:val="0"/>
-                <w:iCs/>
-                <w:sz w:val="17"/>
-                <w:szCs w:val="17"/>
-              </w:rPr>
-              <w:t>HU-05: anteponer ' al nombre, servicio y notas que empiecen con = + - @</w:t>
+                <w:color w:val="000000"/>
+                <w:sz w:val="17"/>
+              </w:rPr>
+              <w:t>Prefijar con ' el nombre, el servicio y las notas que empiecen con = + - @</w:t>
             </w:r>
           </w:p>
         </w:tc>
@@ -9063,9 +12714,8 @@
             <w:r>
               <w:rPr>
                 <w:i w:val="0"/>
-                <w:iCs/>
-                <w:sz w:val="17"/>
-                <w:szCs w:val="17"/>
+                <w:color w:val="000000"/>
+                <w:sz w:val="17"/>
               </w:rPr>
               <w:t>Exportar el texto tal cual</w:t>
             </w:r>
@@ -9083,11 +12733,10 @@
             <w:r>
               <w:rPr>
                 <w:i w:val="0"/>
-                <w:iCs/>
-                <w:sz w:val="17"/>
-                <w:szCs w:val="17"/>
-              </w:rPr>
-              <w:t>Roy (Developer); a confirmar por Einer (Reviewer)</w:t>
+                <w:color w:val="000000"/>
+                <w:sz w:val="17"/>
+              </w:rPr>
+              <w:t>Roy (Developer, con IA); pendiente de confirmar por Einer</w:t>
             </w:r>
           </w:p>
         </w:tc>
@@ -9103,11 +12752,110 @@
             <w:r>
               <w:rPr>
                 <w:i w:val="0"/>
-                <w:iCs/>
-                <w:sz w:val="17"/>
-                <w:szCs w:val="17"/>
-              </w:rPr>
-              <w:t>Ese texto lo escribe el cliente en la página pública; sin esto, un nombre como =HYPERLINK(...) se ejecutaría como fórmula al abrir el archivo</w:t>
+                <w:color w:val="000000"/>
+                <w:sz w:val="17"/>
+              </w:rPr>
+              <w:t>Lo escribe el cliente desde la página pública: sin esto, un nombre como =HYPERLINK(...) se ejecutaría como fórmula al abrir el archivo. El celular no se toca porque el backend ya lo normaliza</w:t>
+            </w:r>
+          </w:p>
+        </w:tc>
+      </w:tr>
+      <w:tr>
+        <w:trPr>
+          <w:cantSplit/>
+        </w:trPr>
+        <w:tc>
+          <w:tcPr>
+            <w:tcW w:w="500" w:type="dxa"/>
+            <w:vAlign w:val="center"/>
+          </w:tcPr>
+          <w:p>
+            <w:pPr>
+              <w:spacing w:after="40" w:line="252" w:lineRule="auto"/>
+            </w:pPr>
+            <w:r>
+              <w:rPr>
+                <w:i w:val="0"/>
+                <w:color w:val="000000"/>
+                <w:sz w:val="17"/>
+              </w:rPr>
+              <w:t>15</w:t>
+            </w:r>
+          </w:p>
+        </w:tc>
+        <w:tc>
+          <w:tcPr>
+            <w:tcW w:w="2800" w:type="dxa"/>
+            <w:vAlign w:val="center"/>
+          </w:tcPr>
+          <w:p>
+            <w:pPr>
+              <w:spacing w:after="40" w:line="252" w:lineRule="auto"/>
+            </w:pPr>
+            <w:r>
+              <w:rPr>
+                <w:i w:val="0"/>
+                <w:color w:val="000000"/>
+                <w:sz w:val="17"/>
+              </w:rPr>
+              <w:t>La columna precio es el precio actual del servicio</w:t>
+            </w:r>
+          </w:p>
+        </w:tc>
+        <w:tc>
+          <w:tcPr>
+            <w:tcW w:w="2260" w:type="dxa"/>
+            <w:vAlign w:val="center"/>
+          </w:tcPr>
+          <w:p>
+            <w:pPr>
+              <w:spacing w:after="40" w:line="252" w:lineRule="auto"/>
+            </w:pPr>
+            <w:r>
+              <w:rPr>
+                <w:i w:val="0"/>
+                <w:color w:val="000000"/>
+                <w:sz w:val="17"/>
+              </w:rPr>
+              <w:t>Guardar el precio en cada cita</w:t>
+            </w:r>
+          </w:p>
+        </w:tc>
+        <w:tc>
+          <w:tcPr>
+            <w:tcW w:w="1600" w:type="dxa"/>
+            <w:vAlign w:val="center"/>
+          </w:tcPr>
+          <w:p>
+            <w:pPr>
+              <w:spacing w:after="40" w:line="252" w:lineRule="auto"/>
+            </w:pPr>
+            <w:r>
+              <w:rPr>
+                <w:i w:val="0"/>
+                <w:color w:val="000000"/>
+                <w:sz w:val="17"/>
+              </w:rPr>
+              <w:t>Roy (Developer, con IA); pendiente de confirmar por Einer</w:t>
+            </w:r>
+          </w:p>
+        </w:tc>
+        <w:tc>
+          <w:tcPr>
+            <w:tcW w:w="2200" w:type="dxa"/>
+            <w:vAlign w:val="center"/>
+          </w:tcPr>
+          <w:p>
+            <w:pPr>
+              <w:spacing w:after="40" w:line="252" w:lineRule="auto"/>
+            </w:pPr>
+            <w:r>
+              <w:rPr>
+                <w:i w:val="0"/>
+                <w:color w:val="000000"/>
+                <w:sz w:val="17"/>
+              </w:rPr>
+              <w:t>La tabla appointments no guarda el precio y el repo no tiene migraciones; queda como limitación conocida</w:t>
             </w:r>
           </w:p>
         </w:tc>
@@ -9242,13 +12990,11 @@
             </w:pPr>
             <w:r>
               <w:rPr>
-                <w:color w:val="7F7F7F"/>
-                <w:i/>
-                <w:iCs/>
-                <w:sz w:val="17"/>
-                <w:szCs w:val="17"/>
-              </w:rPr>
-              <w:t xml:space="preserve">[Pendiente: PowerPoint / Canva u otro; enlace o nombre del archivo]</w:t>
+                <w:i w:val="0"/>
+                <w:color w:val="000000"/>
+                <w:sz w:val="17"/>
+              </w:rPr>
+              <w:t>Presentación en diapositivas: docs/Presentacion_Proyecto1.pptx (y este documento de evidencias).</w:t>
             </w:r>
           </w:p>
         </w:tc>
@@ -9289,13 +13035,11 @@
             </w:pPr>
             <w:r>
               <w:rPr>
-                <w:color w:val="7F7F7F"/>
-                <w:i/>
-                <w:iCs/>
-                <w:sz w:val="17"/>
-                <w:szCs w:val="17"/>
-              </w:rPr>
-              <w:t xml:space="preserve">[Pendiente: historias a mostrar en vivo y datos de prueba]</w:t>
+                <w:i w:val="0"/>
+                <w:color w:val="000000"/>
+                <w:sz w:val="17"/>
+              </w:rPr>
+              <w:t>App completa en local: cd backend &amp;&amp; python seed.py --historico &amp;&amp; python -m uvicorn app.main:app; en otra terminal cd frontend &amp;&amp; python -m http.server 5500; abrir http://localhost:5500/index.html?api=http://localhost:8000. Orden: calendario (HU-02), reserva rápida (HU-01), gestionar cita (HU-04), panel admin con previsión (HU-03) y exportar CSV (HU-05).</w:t>
             </w:r>
           </w:p>
         </w:tc>
@@ -9336,13 +13080,11 @@
             </w:pPr>
             <w:r>
               <w:rPr>
-                <w:color w:val="7F7F7F"/>
-                <w:i/>
-                <w:iCs/>
-                <w:sz w:val="17"/>
-                <w:szCs w:val="17"/>
-              </w:rPr>
-              <w:t xml:space="preserve">[Pendiente: quién opera, qué herramienta de IA se usa, cómo se revierte]</w:t>
+                <w:i w:val="0"/>
+                <w:color w:val="000000"/>
+                <w:sz w:val="17"/>
+              </w:rPr>
+              <w:t>Los tres conocen todo el código. Un cambio pedido en vivo se hace con la IA de escritorio (Claude Code) en una rama aparte, se corre pytest antes de mostrarlo y se revierte con git si falla.</w:t>
             </w:r>
           </w:p>
         </w:tc>
@@ -9560,10 +13302,11 @@
             </w:pPr>
             <w:r>
               <w:rPr>
-                <w:sz w:val="17"/>
-                <w:szCs w:val="17"/>
-              </w:rPr>
-              <w:t xml:space="preserve">☐</w:t>
+                <w:i w:val="0"/>
+                <w:color w:val="000000"/>
+                <w:sz w:val="17"/>
+              </w:rPr>
+              <w:t>☑</w:t>
             </w:r>
           </w:p>
         </w:tc>
@@ -9640,10 +13383,11 @@
             </w:pPr>
             <w:r>
               <w:rPr>
-                <w:sz w:val="17"/>
-                <w:szCs w:val="17"/>
-              </w:rPr>
-              <w:t xml:space="preserve">☐</w:t>
+                <w:i w:val="0"/>
+                <w:color w:val="000000"/>
+                <w:sz w:val="17"/>
+              </w:rPr>
+              <w:t>☑</w:t>
             </w:r>
           </w:p>
         </w:tc>
@@ -9720,10 +13464,11 @@
             </w:pPr>
             <w:r>
               <w:rPr>
-                <w:sz w:val="17"/>
-                <w:szCs w:val="17"/>
-              </w:rPr>
-              <w:t xml:space="preserve">☐</w:t>
+                <w:i w:val="0"/>
+                <w:color w:val="000000"/>
+                <w:sz w:val="17"/>
+              </w:rPr>
+              <w:t>☑</w:t>
             </w:r>
           </w:p>
         </w:tc>
@@ -9800,10 +13545,11 @@
             </w:pPr>
             <w:r>
               <w:rPr>
-                <w:sz w:val="17"/>
-                <w:szCs w:val="17"/>
-              </w:rPr>
-              <w:t xml:space="preserve">☐</w:t>
+                <w:i w:val="0"/>
+                <w:color w:val="000000"/>
+                <w:sz w:val="17"/>
+              </w:rPr>
+              <w:t>☑</w:t>
             </w:r>
           </w:p>
         </w:tc>
@@ -9880,10 +13626,11 @@
             </w:pPr>
             <w:r>
               <w:rPr>
-                <w:sz w:val="17"/>
-                <w:szCs w:val="17"/>
-              </w:rPr>
-              <w:t xml:space="preserve">☐</w:t>
+                <w:i w:val="0"/>
+                <w:color w:val="000000"/>
+                <w:sz w:val="17"/>
+              </w:rPr>
+              <w:t>☑ (3 de 7 PR con revisión formal)</w:t>
             </w:r>
           </w:p>
         </w:tc>
@@ -9960,10 +13707,11 @@
             </w:pPr>
             <w:r>
               <w:rPr>
-                <w:sz w:val="17"/>
-                <w:szCs w:val="17"/>
-              </w:rPr>
-              <w:t xml:space="preserve">☐</w:t>
+                <w:i w:val="0"/>
+                <w:color w:val="000000"/>
+                <w:sz w:val="17"/>
+              </w:rPr>
+              <w:t>☑</w:t>
             </w:r>
           </w:p>
         </w:tc>
@@ -10040,10 +13788,11 @@
             </w:pPr>
             <w:r>
               <w:rPr>
-                <w:sz w:val="17"/>
-                <w:szCs w:val="17"/>
-              </w:rPr>
-              <w:t xml:space="preserve">☐</w:t>
+                <w:i w:val="0"/>
+                <w:color w:val="000000"/>
+                <w:sz w:val="17"/>
+              </w:rPr>
+              <w:t>☑</w:t>
             </w:r>
           </w:p>
         </w:tc>
@@ -10120,10 +13869,11 @@
             </w:pPr>
             <w:r>
               <w:rPr>
-                <w:sz w:val="17"/>
-                <w:szCs w:val="17"/>
-              </w:rPr>
-              <w:t xml:space="preserve">☐</w:t>
+                <w:i w:val="0"/>
+                <w:color w:val="000000"/>
+                <w:sz w:val="17"/>
+              </w:rPr>
+              <w:t>☑</w:t>
             </w:r>
           </w:p>
         </w:tc>
@@ -10200,10 +13950,11 @@
             </w:pPr>
             <w:r>
               <w:rPr>
-                <w:sz w:val="17"/>
-                <w:szCs w:val="17"/>
-              </w:rPr>
-              <w:t xml:space="preserve">☐</w:t>
+                <w:i w:val="0"/>
+                <w:color w:val="000000"/>
+                <w:sz w:val="17"/>
+              </w:rPr>
+              <w:t>☑ (1 caso)</w:t>
             </w:r>
           </w:p>
         </w:tc>
@@ -10280,10 +14031,11 @@
             </w:pPr>
             <w:r>
               <w:rPr>
-                <w:sz w:val="17"/>
-                <w:szCs w:val="17"/>
-              </w:rPr>
-              <w:t xml:space="preserve">☐</w:t>
+                <w:i w:val="0"/>
+                <w:color w:val="000000"/>
+                <w:sz w:val="17"/>
+              </w:rPr>
+              <w:t>☑</w:t>
             </w:r>
           </w:p>
         </w:tc>

--- a/docs/1GS242_Proyecto1_Evidencias_IA.docx
+++ b/docs/1GS242_Proyecto1_Evidencias_IA.docx
@@ -2086,7 +2086,7 @@
                 <w:color w:val="000000"/>
                 <w:sz w:val="17"/>
               </w:rPr>
-              <w:t>Fusionado. Revisó Roy (aprobó). QA: Einer (sin registro).</w:t>
+              <w:t>Fusionado. Revisó Roy (aprobó). QA: Einer (con capturas, PR #6).</w:t>
             </w:r>
           </w:p>
         </w:tc>
@@ -2206,7 +2206,7 @@
                 <w:color w:val="000000"/>
                 <w:sz w:val="17"/>
               </w:rPr>
-              <w:t>Fusionado. QA: Kelvin (aprobó). Revisión de Einer: sin registro.</w:t>
+              <w:t>Fusionado. QA: Kelvin (aprobó). Revisó Einer después del merge (aprobó con observaciones).</w:t>
             </w:r>
           </w:p>
         </w:tc>
@@ -2447,7 +2447,7 @@
                 <w:color w:val="000000"/>
                 <w:sz w:val="17"/>
               </w:rPr>
-              <w:t>Fusionado. Revisó Roy (aprobó). QA: Einer (sin registro).</w:t>
+              <w:t>Fusionado. Revisó Roy (aprobó). QA: Einer (con capturas, PR #7).</w:t>
             </w:r>
           </w:p>
         </w:tc>
@@ -2569,7 +2569,7 @@
                 <w:color w:val="000000"/>
                 <w:sz w:val="17"/>
               </w:rPr>
-              <w:t>Fusionado. Comentario de Einer. QA: Kelvin (aprobó).</w:t>
+              <w:t>Fusionado. Revisó Einer (aprobó con observaciones). QA: Kelvin (aprobó).</w:t>
             </w:r>
           </w:p>
         </w:tc>
@@ -4062,11 +4062,10 @@
             <w:r>
               <w:rPr>
                 <w:i w:val="0"/>
-                <w:iCs/>
-                <w:sz w:val="17"/>
-                <w:szCs w:val="17"/>
-              </w:rPr>
-              <w:t>Claude Code (Claude Opus 5.5) analizó crud.py, routers/admin.py y admin.html; propuso ampliar list_appointments con date_from/date_to sin romper el filtro del panel y un módulo export.py aparte. Implementó el CSV con BOM UTF-8, estados en español, neutralización de fórmulas (= + - @) en el texto que escribe el cliente y la descarga con fetch + Blob (el endpoint exige el token). Quedan para confirmar con el Reviewer: separador coma, el botón exporta lo que muestra la tabla y «precio» es el precio actual del servicio (la cita no lo guarda).</w:t>
+                <w:color w:val="000000"/>
+                <w:sz w:val="17"/>
+              </w:rPr>
+              <w:t>Claude Code (Claude Opus 5.5) analizó crud.py, routers/admin.py y admin.html; propuso ampliar list_appointments con date_from/date_to sin romper el filtro del panel y un módulo export.py aparte. Implementó el CSV con BOM UTF-8, estados en español, neutralización de fórmulas (= + - @) en el texto que escribe el cliente y la descarga con fetch + Blob (el endpoint exige el token). Einer aprobó la revisión (PR #13) con dos observaciones menores: el celular puede perder el + en Excel y «precio» es el precio actual del servicio porque la cita no lo guarda.</w:t>
             </w:r>
           </w:p>
         </w:tc>
@@ -4284,7 +4283,7 @@
         <w:jc w:val="both"/>
       </w:pPr>
       <w:r>
-        <w:t>Repositorio del grupo: https://github.com/kelvinhe04/citafacil (público). Se clonó gianca675/citafacil (licencia MIT, se conserva su crédito y su historial) y se subió a un repositorio propio. En total: 5 issues de historias de usuario y 7 Pull Requests, todos fusionados en main.</w:t>
+        <w:t>Repositorio del grupo: https://github.com/kelvinhe04/citafacil (público). Se clonó gianca675/citafacil (licencia MIT, se conserva su crédito y su historial) y se subió a un repositorio propio. En total: 5 issues de historias de usuario y 9 Pull Requests, todos fusionados en main.</w:t>
       </w:r>
     </w:p>
     <w:p>
@@ -6436,7 +6435,7 @@
                 <w:color w:val="000000"/>
                 <w:sz w:val="17"/>
               </w:rPr>
-              <w:t>Aprobado por Roy; fusionado.</w:t>
+              <w:t>Aprobado por Roy; fusionado. QA de Einer con capturas.</w:t>
             </w:r>
           </w:p>
         </w:tc>
@@ -6536,7 +6535,7 @@
                 <w:color w:val="000000"/>
                 <w:sz w:val="17"/>
               </w:rPr>
-              <w:t>Aprobado por Roy con observaciones no bloqueantes; fusionado.</w:t>
+              <w:t>Aprobado por Roy con observaciones no bloqueantes; fusionado. QA de Einer con capturas.</w:t>
             </w:r>
           </w:p>
         </w:tc>
@@ -6936,7 +6935,7 @@
                 <w:color w:val="000000"/>
                 <w:sz w:val="17"/>
               </w:rPr>
-              <w:t>Fusionado; revisión de Einer sin registro; QA de Kelvin aprobado.</w:t>
+              <w:t>Revisión de Einer después del merge, aprobada con observaciones; QA de Kelvin aprobado.</w:t>
             </w:r>
           </w:p>
         </w:tc>
@@ -7036,7 +7035,207 @@
                 <w:color w:val="000000"/>
                 <w:sz w:val="17"/>
               </w:rPr>
-              <w:t>Fusionado con un comentario de Einer; QA de Kelvin aprobado.</w:t>
+              <w:t>Revisión de Einer aprobada con observaciones; QA de Kelvin aprobado.</w:t>
+            </w:r>
+          </w:p>
+        </w:tc>
+      </w:tr>
+      <w:tr>
+        <w:trPr>
+          <w:cantSplit/>
+        </w:trPr>
+        <w:tc>
+          <w:tcPr>
+            <w:tcW w:w="800" w:type="dxa"/>
+            <w:vAlign w:val="center"/>
+          </w:tcPr>
+          <w:p>
+            <w:pPr>
+              <w:spacing w:after="40" w:line="252" w:lineRule="auto"/>
+            </w:pPr>
+            <w:r>
+              <w:rPr>
+                <w:i w:val="0"/>
+                <w:color w:val="000000"/>
+                <w:sz w:val="17"/>
+              </w:rPr>
+              <w:t>#14</w:t>
+            </w:r>
+          </w:p>
+        </w:tc>
+        <w:tc>
+          <w:tcPr>
+            <w:tcW w:w="3160" w:type="dxa"/>
+            <w:vAlign w:val="center"/>
+          </w:tcPr>
+          <w:p>
+            <w:pPr>
+              <w:spacing w:after="40" w:line="252" w:lineRule="auto"/>
+            </w:pPr>
+            <w:r>
+              <w:rPr>
+                <w:i w:val="0"/>
+                <w:color w:val="000000"/>
+                <w:sz w:val="17"/>
+              </w:rPr>
+              <w:t>AI Log: filas de Einer (HU-03, QA de HU-01/HU-04, revisión de HU-02)</w:t>
+            </w:r>
+          </w:p>
+        </w:tc>
+        <w:tc>
+          <w:tcPr>
+            <w:tcW w:w="1800" w:type="dxa"/>
+            <w:vAlign w:val="center"/>
+          </w:tcPr>
+          <w:p>
+            <w:pPr>
+              <w:spacing w:after="40" w:line="252" w:lineRule="auto"/>
+            </w:pPr>
+            <w:r>
+              <w:rPr>
+                <w:i w:val="0"/>
+                <w:color w:val="000000"/>
+                <w:sz w:val="17"/>
+              </w:rPr>
+              <w:t>Einer</w:t>
+            </w:r>
+          </w:p>
+        </w:tc>
+        <w:tc>
+          <w:tcPr>
+            <w:tcW w:w="1800" w:type="dxa"/>
+            <w:vAlign w:val="center"/>
+          </w:tcPr>
+          <w:p>
+            <w:pPr>
+              <w:spacing w:after="40" w:line="252" w:lineRule="auto"/>
+            </w:pPr>
+            <w:r>
+              <w:rPr>
+                <w:i w:val="0"/>
+                <w:color w:val="000000"/>
+                <w:sz w:val="17"/>
+              </w:rPr>
+              <w:t>—</w:t>
+            </w:r>
+          </w:p>
+        </w:tc>
+        <w:tc>
+          <w:tcPr>
+            <w:tcW w:w="1800" w:type="dxa"/>
+            <w:vAlign w:val="center"/>
+          </w:tcPr>
+          <w:p>
+            <w:pPr>
+              <w:spacing w:after="40" w:line="252" w:lineRule="auto"/>
+            </w:pPr>
+            <w:r>
+              <w:rPr>
+                <w:i w:val="0"/>
+                <w:color w:val="000000"/>
+                <w:sz w:val="17"/>
+              </w:rPr>
+              <w:t>Documentación; fusionado.</w:t>
+            </w:r>
+          </w:p>
+        </w:tc>
+      </w:tr>
+      <w:tr>
+        <w:trPr>
+          <w:cantSplit/>
+        </w:trPr>
+        <w:tc>
+          <w:tcPr>
+            <w:tcW w:w="800" w:type="dxa"/>
+            <w:vAlign w:val="center"/>
+          </w:tcPr>
+          <w:p>
+            <w:pPr>
+              <w:spacing w:after="40" w:line="252" w:lineRule="auto"/>
+            </w:pPr>
+            <w:r>
+              <w:rPr>
+                <w:i w:val="0"/>
+                <w:color w:val="000000"/>
+                <w:sz w:val="17"/>
+              </w:rPr>
+              <w:t>#15</w:t>
+            </w:r>
+          </w:p>
+        </w:tc>
+        <w:tc>
+          <w:tcPr>
+            <w:tcW w:w="3160" w:type="dxa"/>
+            <w:vAlign w:val="center"/>
+          </w:tcPr>
+          <w:p>
+            <w:pPr>
+              <w:spacing w:after="40" w:line="252" w:lineRule="auto"/>
+            </w:pPr>
+            <w:r>
+              <w:rPr>
+                <w:i w:val="0"/>
+                <w:color w:val="000000"/>
+                <w:sz w:val="17"/>
+              </w:rPr>
+              <w:t>QA: capturas de HU-01 y HU-04 (Einer)</w:t>
+            </w:r>
+          </w:p>
+        </w:tc>
+        <w:tc>
+          <w:tcPr>
+            <w:tcW w:w="1800" w:type="dxa"/>
+            <w:vAlign w:val="center"/>
+          </w:tcPr>
+          <w:p>
+            <w:pPr>
+              <w:spacing w:after="40" w:line="252" w:lineRule="auto"/>
+            </w:pPr>
+            <w:r>
+              <w:rPr>
+                <w:i w:val="0"/>
+                <w:color w:val="000000"/>
+                <w:sz w:val="17"/>
+              </w:rPr>
+              <w:t>Einer</w:t>
+            </w:r>
+          </w:p>
+        </w:tc>
+        <w:tc>
+          <w:tcPr>
+            <w:tcW w:w="1800" w:type="dxa"/>
+            <w:vAlign w:val="center"/>
+          </w:tcPr>
+          <w:p>
+            <w:pPr>
+              <w:spacing w:after="40" w:line="252" w:lineRule="auto"/>
+            </w:pPr>
+            <w:r>
+              <w:rPr>
+                <w:i w:val="0"/>
+                <w:color w:val="000000"/>
+                <w:sz w:val="17"/>
+              </w:rPr>
+              <w:t>—</w:t>
+            </w:r>
+          </w:p>
+        </w:tc>
+        <w:tc>
+          <w:tcPr>
+            <w:tcW w:w="1800" w:type="dxa"/>
+            <w:vAlign w:val="center"/>
+          </w:tcPr>
+          <w:p>
+            <w:pPr>
+              <w:spacing w:after="40" w:line="252" w:lineRule="auto"/>
+            </w:pPr>
+            <w:r>
+              <w:rPr>
+                <w:i w:val="0"/>
+                <w:color w:val="000000"/>
+                <w:sz w:val="17"/>
+              </w:rPr>
+              <w:t>Evidencia; fusionado.</w:t>
             </w:r>
           </w:p>
         </w:tc>
@@ -7120,7 +7319,7 @@
                 <w:color w:val="595959"/>
                 <w:sz w:val="16"/>
               </w:rPr>
-              <w:t>Los 7 Pull Requests, todos fusionados.</w:t>
+              <w:t>Pull Requests #6 a #13 (captura del 28/10); después se fusionaron #14 y #15.</w:t>
             </w:r>
           </w:p>
           <w:p>
@@ -8541,7 +8740,7 @@
                 <w:color w:val="000000"/>
                 <w:sz w:val="17"/>
               </w:rPr>
-              <w:t>Aceptada; revisada y aprobada por Roy en el PR #7</w:t>
+              <w:t>Aceptada; revisada y aprobada por Roy (PR #7)</w:t>
             </w:r>
           </w:p>
         </w:tc>
@@ -8641,7 +8840,7 @@
                 <w:color w:val="000000"/>
                 <w:sz w:val="17"/>
               </w:rPr>
-              <w:t>Aceptada tras corregir los 2 errores de la sección 2</w:t>
+              <w:t>Aceptada tras corregir los 2 errores de la sección 7</w:t>
             </w:r>
           </w:p>
         </w:tc>
@@ -9041,7 +9240,7 @@
                 <w:color w:val="000000"/>
                 <w:sz w:val="17"/>
               </w:rPr>
-              <w:t>Aceptada; revisada y aprobada por Roy en el PR #6</w:t>
+              <w:t>Aceptada; revisada y aprobada por Roy (PR #6)</w:t>
             </w:r>
           </w:p>
         </w:tc>
@@ -9341,7 +9540,7 @@
                 <w:color w:val="000000"/>
                 <w:sz w:val="17"/>
               </w:rPr>
-              <w:t>Pendiente de revisión: probar a mano en el panel</w:t>
+              <w:t>Aceptada; la revisión de Kelvin y el QA de Roy están en el PR #10</w:t>
             </w:r>
           </w:p>
         </w:tc>
@@ -9365,7 +9564,7 @@
                 <w:color w:val="000000"/>
                 <w:sz w:val="17"/>
               </w:rPr>
-              <w:t>Arquitectura (HU-02, Roy)</w:t>
+              <w:t>Arquitectura (HU-03, Einer)</w:t>
             </w:r>
           </w:p>
         </w:tc>
@@ -9384,7 +9583,7 @@
                 <w:color w:val="000000"/>
                 <w:sz w:val="17"/>
               </w:rPr>
-              <w:t>Claude Code (Claude Opus 5.5)</w:t>
+              <w:t>Claude Code (Claude Sonnet 5.5)</w:t>
             </w:r>
           </w:p>
         </w:tc>
@@ -9403,7 +9602,7 @@
                 <w:color w:val="000000"/>
                 <w:sz w:val="17"/>
               </w:rPr>
-              <w:t>Analizar availability.py, routers/public.py, index.html y las ramas abiertas (HU-01, HU-03, HU-04, fix) antes de programar</w:t>
+              <w:t>Leer models.py, crud.py, routers/admin.py, schemas.py, admin.html y las pruebas antes de programar</w:t>
             </w:r>
           </w:p>
         </w:tc>
@@ -9422,7 +9621,7 @@
                 <w:color w:val="000000"/>
                 <w:sz w:val="17"/>
               </w:rPr>
-              <w:t>Propuso reutilizar generate_slots día por día; detectó que HU-04 cambia la firma de generate_slots y el import de public.py (riesgo de conflicto)</w:t>
+              <w:t>Propuso un módulo aparte forecast.py que agregue el histórico de appointments y un pronóstico simple por promedio del día de la semana, sin librerías de gráficos ni cambios de esquema</w:t>
             </w:r>
           </w:p>
         </w:tc>
@@ -9465,7 +9664,7 @@
                 <w:color w:val="000000"/>
                 <w:sz w:val="17"/>
               </w:rPr>
-              <w:t>Código (HU-02, Roy)</w:t>
+              <w:t>Testing (HU-03, Einer)</w:t>
             </w:r>
           </w:p>
         </w:tc>
@@ -9484,7 +9683,7 @@
                 <w:color w:val="000000"/>
                 <w:sz w:val="17"/>
               </w:rPr>
-              <w:t>Claude Code (Claude Opus 5.5)</w:t>
+              <w:t>Claude Code (Claude Sonnet 5.5)</w:t>
             </w:r>
           </w:p>
         </w:tc>
@@ -9503,7 +9702,7 @@
                 <w:color w:val="000000"/>
                 <w:sz w:val="17"/>
               </w:rPr>
-              <w:t>Endpoint GET /api/availability/month?service_id=&amp;month=YYYY-MM con el estado de cada día</w:t>
+              <w:t>Crear pruebas automatizadas de la historia</w:t>
             </w:r>
           </w:p>
         </w:tc>
@@ -9522,7 +9721,7 @@
                 <w:color w:val="000000"/>
                 <w:sz w:val="17"/>
               </w:rPr>
-              <w:t>month_availability() en availability.py, esquema DayAvailabilityOut, validación del mes con regex (422) y 404 para servicio inactivo</w:t>
+              <w:t>test_forecast.py: 7 pruebas (sin datos, canceladas, ventana de fechas, promedio por día de la semana, agrupación por servicio, token y parámetros); suite en 13/13. Una prueba salió mal la primera vez (sección 7, #3)</w:t>
             </w:r>
           </w:p>
         </w:tc>
@@ -9541,7 +9740,7 @@
                 <w:color w:val="000000"/>
                 <w:sz w:val="17"/>
               </w:rPr>
-              <w:t>Aceptada; pendiente de revisión por Einer</w:t>
+              <w:t>Aceptada tras corregir la prueba</w:t>
             </w:r>
           </w:p>
         </w:tc>
@@ -9565,7 +9764,7 @@
                 <w:color w:val="000000"/>
                 <w:sz w:val="17"/>
               </w:rPr>
-              <w:t>Código (HU-02, Roy)</w:t>
+              <w:t>QA (pre-chequeo con IA) (HU-01, Einer)</w:t>
             </w:r>
           </w:p>
         </w:tc>
@@ -9584,7 +9783,7 @@
                 <w:color w:val="000000"/>
                 <w:sz w:val="17"/>
               </w:rPr>
-              <w:t>Claude Code (Claude Opus 5.5)</w:t>
+              <w:t>Claude Code (Claude Sonnet 5.5)</w:t>
             </w:r>
           </w:p>
         </w:tc>
@@ -9603,7 +9802,7 @@
                 <w:color w:val="000000"/>
                 <w:sz w:val="17"/>
               </w:rPr>
-              <w:t>Reemplazar el &lt;input type="date"&gt; por un calendario mensual</w:t>
+              <w:t>Probar HU-01 en la app integrada: reserva nueva, guardado de datos, recarga y reserva en un clic</w:t>
             </w:r>
           </w:p>
         </w:tc>
@@ -9622,7 +9821,7 @@
                 <w:color w:val="000000"/>
                 <w:sz w:val="17"/>
               </w:rPr>
-              <w:t>Calendario lunes-domingo con días disponibles (verde), ocupados (rojo, tachado) y cerrados/pasados (gris); solo los disponibles son clicables</w:t>
+              <w:t>Reserva confirmada con el celular normalizado (+56942916570); nombre y celular guardados en localStorage; tras recargar aparece "Reservar como…"</w:t>
             </w:r>
           </w:p>
         </w:tc>
@@ -9641,7 +9840,7 @@
                 <w:color w:val="000000"/>
                 <w:sz w:val="17"/>
               </w:rPr>
-              <w:t>Aceptada tras corregir los errores 3 y 4 de la sección 2</w:t>
+              <w:t>Aceptada</w:t>
             </w:r>
           </w:p>
         </w:tc>
@@ -9665,7 +9864,7 @@
                 <w:color w:val="000000"/>
                 <w:sz w:val="17"/>
               </w:rPr>
-              <w:t>Testing (HU-02, Roy)</w:t>
+              <w:t>QA (pre-chequeo con IA) (HU-04, Einer)</w:t>
             </w:r>
           </w:p>
         </w:tc>
@@ -9684,7 +9883,7 @@
                 <w:color w:val="000000"/>
                 <w:sz w:val="17"/>
               </w:rPr>
-              <w:t>Claude Code (Claude Opus 5.5)</w:t>
+              <w:t>Claude Code (Claude Sonnet 5.5)</w:t>
             </w:r>
           </w:p>
         </w:tc>
@@ -9703,7 +9902,7 @@
                 <w:color w:val="000000"/>
                 <w:sz w:val="17"/>
               </w:rPr>
-              <w:t>Crear pruebas automatizadas de la historia</w:t>
+              <w:t>Probar HU-04: reservar, abrir el enlace de gestión, reprogramar y cancelar</w:t>
             </w:r>
           </w:p>
         </w:tc>
@@ -9722,7 +9921,7 @@
                 <w:color w:val="000000"/>
                 <w:sz w:val="17"/>
               </w:rPr>
-              <w:t>test_calendar.py: 14 pruebas (incluye mes bisiesto, día lleno, cita cancelada que no bloquea y formatos de mes inválidos); suite en 20/20</w:t>
+              <w:t>El enlace aparece al confirmar; consultar, reprogramar y cancelar responden 200</w:t>
             </w:r>
           </w:p>
         </w:tc>
@@ -9765,7 +9964,7 @@
                 <w:color w:val="000000"/>
                 <w:sz w:val="17"/>
               </w:rPr>
-              <w:t>Testing (pre-chequeo del Developer) (HU-02, Roy)</w:t>
+              <w:t>Revisión del diff (Reviewer) (HU-02, Einer)</w:t>
             </w:r>
           </w:p>
         </w:tc>
@@ -9784,7 +9983,7 @@
                 <w:color w:val="000000"/>
                 <w:sz w:val="17"/>
               </w:rPr>
-              <w:t>Claude Code (Claude Opus 5.5) + Playwright</w:t>
+              <w:t>Claude Code (Claude Sonnet 5.5)</w:t>
             </w:r>
           </w:p>
         </w:tc>
@@ -9803,7 +10002,7 @@
                 <w:color w:val="000000"/>
                 <w:sz w:val="17"/>
               </w:rPr>
-              <w:t>Probar en navegador: estados del mes, clic en día lleno, navegación de meses, cambio de servicio y vista móvil</w:t>
+              <w:t>Leer month_availability, el endpoint /api/availability/month y el JS del calendario</w:t>
             </w:r>
           </w:p>
         </w:tc>
@@ -9822,7 +10021,7 @@
                 <w:color w:val="000000"/>
                 <w:sz w:val="17"/>
               </w:rPr>
-              <w:t>Todo correcto (capturas en docs/evidencias/HU-02_*.png). La validación formal la hace Kelvin (QA)</w:t>
+              <w:t>La lógica reutiliza generate_slots y es consistente con la lista de horarios; en el front, al cambiar de mes quedan visibles los horarios del día elegido en el mes anterior</w:t>
             </w:r>
           </w:p>
         </w:tc>
@@ -9841,7 +10040,7 @@
                 <w:color w:val="000000"/>
                 <w:sz w:val="17"/>
               </w:rPr>
-              <w:t>Aceptada</w:t>
+              <w:t>Aceptada con una observación (comentada en el PR #12)</w:t>
             </w:r>
           </w:p>
         </w:tc>
@@ -9865,7 +10064,7 @@
                 <w:color w:val="000000"/>
                 <w:sz w:val="17"/>
               </w:rPr>
-              <w:t>Arquitectura (HU-05, Roy)</w:t>
+              <w:t>Arquitectura (HU-02, Roy)</w:t>
             </w:r>
           </w:p>
         </w:tc>
@@ -9903,7 +10102,7 @@
                 <w:color w:val="000000"/>
                 <w:sz w:val="17"/>
               </w:rPr>
-              <w:t>Analizar crud.list_appointments, routers/admin.py y admin.html antes de programar</w:t>
+              <w:t>Analizar availability.py, routers/public.py, index.html y las ramas abiertas (HU-01, HU-03, HU-04, fix) antes de programar</w:t>
             </w:r>
           </w:p>
         </w:tc>
@@ -9922,7 +10121,7 @@
                 <w:color w:val="000000"/>
                 <w:sz w:val="17"/>
               </w:rPr>
-              <w:t>Propuso ampliar list_appointments con un rango date_from/date_to (sin romper el filtro date del panel) y un módulo export.py aparte</w:t>
+              <w:t>Propuso reutilizar generate_slots día por día; detectó que HU-04 cambia la firma de generate_slots y el import de public.py (riesgo de conflicto)</w:t>
             </w:r>
           </w:p>
         </w:tc>
@@ -9965,6 +10164,506 @@
                 <w:color w:val="000000"/>
                 <w:sz w:val="17"/>
               </w:rPr>
+              <w:t>Código (HU-02, Roy)</w:t>
+            </w:r>
+          </w:p>
+        </w:tc>
+        <w:tc>
+          <w:tcPr>
+            <w:tcW w:w="1300" w:type="dxa"/>
+            <w:vAlign w:val="center"/>
+          </w:tcPr>
+          <w:p>
+            <w:pPr>
+              <w:spacing w:after="40" w:line="252" w:lineRule="auto"/>
+            </w:pPr>
+            <w:r>
+              <w:rPr>
+                <w:i w:val="0"/>
+                <w:color w:val="000000"/>
+                <w:sz w:val="17"/>
+              </w:rPr>
+              <w:t>Claude Code (Claude Opus 5.5)</w:t>
+            </w:r>
+          </w:p>
+        </w:tc>
+        <w:tc>
+          <w:tcPr>
+            <w:tcW w:w="2300" w:type="dxa"/>
+            <w:vAlign w:val="center"/>
+          </w:tcPr>
+          <w:p>
+            <w:pPr>
+              <w:spacing w:after="40" w:line="252" w:lineRule="auto"/>
+            </w:pPr>
+            <w:r>
+              <w:rPr>
+                <w:i w:val="0"/>
+                <w:color w:val="000000"/>
+                <w:sz w:val="17"/>
+              </w:rPr>
+              <w:t>Endpoint GET /api/availability/month?service_id=&amp;month=YYYY-MM con el estado de cada día</w:t>
+            </w:r>
+          </w:p>
+        </w:tc>
+        <w:tc>
+          <w:tcPr>
+            <w:tcW w:w="2200" w:type="dxa"/>
+            <w:vAlign w:val="center"/>
+          </w:tcPr>
+          <w:p>
+            <w:pPr>
+              <w:spacing w:after="40" w:line="252" w:lineRule="auto"/>
+            </w:pPr>
+            <w:r>
+              <w:rPr>
+                <w:i w:val="0"/>
+                <w:color w:val="000000"/>
+                <w:sz w:val="17"/>
+              </w:rPr>
+              <w:t>month_availability() en availability.py, esquema DayAvailabilityOut, validación del mes con regex (422) y 404 para servicio inactivo</w:t>
+            </w:r>
+          </w:p>
+        </w:tc>
+        <w:tc>
+          <w:tcPr>
+            <w:tcW w:w="2360" w:type="dxa"/>
+            <w:vAlign w:val="center"/>
+          </w:tcPr>
+          <w:p>
+            <w:pPr>
+              <w:spacing w:after="40" w:line="252" w:lineRule="auto"/>
+            </w:pPr>
+            <w:r>
+              <w:rPr>
+                <w:i w:val="0"/>
+                <w:color w:val="000000"/>
+                <w:sz w:val="17"/>
+              </w:rPr>
+              <w:t>Aceptada; aprobada por Einer con observaciones (PR #12)</w:t>
+            </w:r>
+          </w:p>
+        </w:tc>
+      </w:tr>
+      <w:tr>
+        <w:trPr>
+          <w:cantSplit/>
+        </w:trPr>
+        <w:tc>
+          <w:tcPr>
+            <w:tcW w:w="1200" w:type="dxa"/>
+            <w:vAlign w:val="center"/>
+          </w:tcPr>
+          <w:p>
+            <w:pPr>
+              <w:spacing w:after="40" w:line="252" w:lineRule="auto"/>
+            </w:pPr>
+            <w:r>
+              <w:rPr>
+                <w:i w:val="0"/>
+                <w:color w:val="000000"/>
+                <w:sz w:val="17"/>
+              </w:rPr>
+              <w:t>Código (HU-02, Roy)</w:t>
+            </w:r>
+          </w:p>
+        </w:tc>
+        <w:tc>
+          <w:tcPr>
+            <w:tcW w:w="1300" w:type="dxa"/>
+            <w:vAlign w:val="center"/>
+          </w:tcPr>
+          <w:p>
+            <w:pPr>
+              <w:spacing w:after="40" w:line="252" w:lineRule="auto"/>
+            </w:pPr>
+            <w:r>
+              <w:rPr>
+                <w:i w:val="0"/>
+                <w:color w:val="000000"/>
+                <w:sz w:val="17"/>
+              </w:rPr>
+              <w:t>Claude Code (Claude Opus 5.5)</w:t>
+            </w:r>
+          </w:p>
+        </w:tc>
+        <w:tc>
+          <w:tcPr>
+            <w:tcW w:w="2300" w:type="dxa"/>
+            <w:vAlign w:val="center"/>
+          </w:tcPr>
+          <w:p>
+            <w:pPr>
+              <w:spacing w:after="40" w:line="252" w:lineRule="auto"/>
+            </w:pPr>
+            <w:r>
+              <w:rPr>
+                <w:i w:val="0"/>
+                <w:color w:val="000000"/>
+                <w:sz w:val="17"/>
+              </w:rPr>
+              <w:t>Reemplazar el &lt;input type="date"&gt; por un calendario mensual</w:t>
+            </w:r>
+          </w:p>
+        </w:tc>
+        <w:tc>
+          <w:tcPr>
+            <w:tcW w:w="2200" w:type="dxa"/>
+            <w:vAlign w:val="center"/>
+          </w:tcPr>
+          <w:p>
+            <w:pPr>
+              <w:spacing w:after="40" w:line="252" w:lineRule="auto"/>
+            </w:pPr>
+            <w:r>
+              <w:rPr>
+                <w:i w:val="0"/>
+                <w:color w:val="000000"/>
+                <w:sz w:val="17"/>
+              </w:rPr>
+              <w:t>Calendario lunes-domingo con días disponibles (verde), ocupados (rojo, tachado) y cerrados/pasados (gris); solo los disponibles son clicables</w:t>
+            </w:r>
+          </w:p>
+        </w:tc>
+        <w:tc>
+          <w:tcPr>
+            <w:tcW w:w="2360" w:type="dxa"/>
+            <w:vAlign w:val="center"/>
+          </w:tcPr>
+          <w:p>
+            <w:pPr>
+              <w:spacing w:after="40" w:line="252" w:lineRule="auto"/>
+            </w:pPr>
+            <w:r>
+              <w:rPr>
+                <w:i w:val="0"/>
+                <w:color w:val="000000"/>
+                <w:sz w:val="17"/>
+              </w:rPr>
+              <w:t>Aceptada tras corregir los errores 3 y 4 de la sección 7</w:t>
+            </w:r>
+          </w:p>
+        </w:tc>
+      </w:tr>
+      <w:tr>
+        <w:trPr>
+          <w:cantSplit/>
+        </w:trPr>
+        <w:tc>
+          <w:tcPr>
+            <w:tcW w:w="1200" w:type="dxa"/>
+            <w:vAlign w:val="center"/>
+          </w:tcPr>
+          <w:p>
+            <w:pPr>
+              <w:spacing w:after="40" w:line="252" w:lineRule="auto"/>
+            </w:pPr>
+            <w:r>
+              <w:rPr>
+                <w:i w:val="0"/>
+                <w:color w:val="000000"/>
+                <w:sz w:val="17"/>
+              </w:rPr>
+              <w:t>Testing (HU-02, Roy)</w:t>
+            </w:r>
+          </w:p>
+        </w:tc>
+        <w:tc>
+          <w:tcPr>
+            <w:tcW w:w="1300" w:type="dxa"/>
+            <w:vAlign w:val="center"/>
+          </w:tcPr>
+          <w:p>
+            <w:pPr>
+              <w:spacing w:after="40" w:line="252" w:lineRule="auto"/>
+            </w:pPr>
+            <w:r>
+              <w:rPr>
+                <w:i w:val="0"/>
+                <w:color w:val="000000"/>
+                <w:sz w:val="17"/>
+              </w:rPr>
+              <w:t>Claude Code (Claude Opus 5.5)</w:t>
+            </w:r>
+          </w:p>
+        </w:tc>
+        <w:tc>
+          <w:tcPr>
+            <w:tcW w:w="2300" w:type="dxa"/>
+            <w:vAlign w:val="center"/>
+          </w:tcPr>
+          <w:p>
+            <w:pPr>
+              <w:spacing w:after="40" w:line="252" w:lineRule="auto"/>
+            </w:pPr>
+            <w:r>
+              <w:rPr>
+                <w:i w:val="0"/>
+                <w:color w:val="000000"/>
+                <w:sz w:val="17"/>
+              </w:rPr>
+              <w:t>Crear pruebas automatizadas de la historia</w:t>
+            </w:r>
+          </w:p>
+        </w:tc>
+        <w:tc>
+          <w:tcPr>
+            <w:tcW w:w="2200" w:type="dxa"/>
+            <w:vAlign w:val="center"/>
+          </w:tcPr>
+          <w:p>
+            <w:pPr>
+              <w:spacing w:after="40" w:line="252" w:lineRule="auto"/>
+            </w:pPr>
+            <w:r>
+              <w:rPr>
+                <w:i w:val="0"/>
+                <w:color w:val="000000"/>
+                <w:sz w:val="17"/>
+              </w:rPr>
+              <w:t>test_calendar.py: 14 pruebas (incluye mes bisiesto, día lleno, cita cancelada que no bloquea y formatos de mes inválidos); suite en 20/20</w:t>
+            </w:r>
+          </w:p>
+        </w:tc>
+        <w:tc>
+          <w:tcPr>
+            <w:tcW w:w="2360" w:type="dxa"/>
+            <w:vAlign w:val="center"/>
+          </w:tcPr>
+          <w:p>
+            <w:pPr>
+              <w:spacing w:after="40" w:line="252" w:lineRule="auto"/>
+            </w:pPr>
+            <w:r>
+              <w:rPr>
+                <w:i w:val="0"/>
+                <w:color w:val="000000"/>
+                <w:sz w:val="17"/>
+              </w:rPr>
+              <w:t>Aceptada</w:t>
+            </w:r>
+          </w:p>
+        </w:tc>
+      </w:tr>
+      <w:tr>
+        <w:trPr>
+          <w:cantSplit/>
+        </w:trPr>
+        <w:tc>
+          <w:tcPr>
+            <w:tcW w:w="1200" w:type="dxa"/>
+            <w:vAlign w:val="center"/>
+          </w:tcPr>
+          <w:p>
+            <w:pPr>
+              <w:spacing w:after="40" w:line="252" w:lineRule="auto"/>
+            </w:pPr>
+            <w:r>
+              <w:rPr>
+                <w:i w:val="0"/>
+                <w:color w:val="000000"/>
+                <w:sz w:val="17"/>
+              </w:rPr>
+              <w:t>Testing (pre-chequeo del Developer) (HU-02, Roy)</w:t>
+            </w:r>
+          </w:p>
+        </w:tc>
+        <w:tc>
+          <w:tcPr>
+            <w:tcW w:w="1300" w:type="dxa"/>
+            <w:vAlign w:val="center"/>
+          </w:tcPr>
+          <w:p>
+            <w:pPr>
+              <w:spacing w:after="40" w:line="252" w:lineRule="auto"/>
+            </w:pPr>
+            <w:r>
+              <w:rPr>
+                <w:i w:val="0"/>
+                <w:color w:val="000000"/>
+                <w:sz w:val="17"/>
+              </w:rPr>
+              <w:t>Claude Code (Claude Opus 5.5) + Playwright</w:t>
+            </w:r>
+          </w:p>
+        </w:tc>
+        <w:tc>
+          <w:tcPr>
+            <w:tcW w:w="2300" w:type="dxa"/>
+            <w:vAlign w:val="center"/>
+          </w:tcPr>
+          <w:p>
+            <w:pPr>
+              <w:spacing w:after="40" w:line="252" w:lineRule="auto"/>
+            </w:pPr>
+            <w:r>
+              <w:rPr>
+                <w:i w:val="0"/>
+                <w:color w:val="000000"/>
+                <w:sz w:val="17"/>
+              </w:rPr>
+              <w:t>Probar en navegador: estados del mes, clic en día lleno, navegación de meses, cambio de servicio y vista móvil</w:t>
+            </w:r>
+          </w:p>
+        </w:tc>
+        <w:tc>
+          <w:tcPr>
+            <w:tcW w:w="2200" w:type="dxa"/>
+            <w:vAlign w:val="center"/>
+          </w:tcPr>
+          <w:p>
+            <w:pPr>
+              <w:spacing w:after="40" w:line="252" w:lineRule="auto"/>
+            </w:pPr>
+            <w:r>
+              <w:rPr>
+                <w:i w:val="0"/>
+                <w:color w:val="000000"/>
+                <w:sz w:val="17"/>
+              </w:rPr>
+              <w:t>Todo correcto (capturas en docs/evidencias/HU-02_*.png). La validación formal la hace Kelvin (QA)</w:t>
+            </w:r>
+          </w:p>
+        </w:tc>
+        <w:tc>
+          <w:tcPr>
+            <w:tcW w:w="2360" w:type="dxa"/>
+            <w:vAlign w:val="center"/>
+          </w:tcPr>
+          <w:p>
+            <w:pPr>
+              <w:spacing w:after="40" w:line="252" w:lineRule="auto"/>
+            </w:pPr>
+            <w:r>
+              <w:rPr>
+                <w:i w:val="0"/>
+                <w:color w:val="000000"/>
+                <w:sz w:val="17"/>
+              </w:rPr>
+              <w:t>Aceptada</w:t>
+            </w:r>
+          </w:p>
+        </w:tc>
+      </w:tr>
+      <w:tr>
+        <w:trPr>
+          <w:cantSplit/>
+        </w:trPr>
+        <w:tc>
+          <w:tcPr>
+            <w:tcW w:w="1200" w:type="dxa"/>
+            <w:vAlign w:val="center"/>
+          </w:tcPr>
+          <w:p>
+            <w:pPr>
+              <w:spacing w:after="40" w:line="252" w:lineRule="auto"/>
+            </w:pPr>
+            <w:r>
+              <w:rPr>
+                <w:i w:val="0"/>
+                <w:color w:val="000000"/>
+                <w:sz w:val="17"/>
+              </w:rPr>
+              <w:t>Arquitectura (HU-05, Roy)</w:t>
+            </w:r>
+          </w:p>
+        </w:tc>
+        <w:tc>
+          <w:tcPr>
+            <w:tcW w:w="1300" w:type="dxa"/>
+            <w:vAlign w:val="center"/>
+          </w:tcPr>
+          <w:p>
+            <w:pPr>
+              <w:spacing w:after="40" w:line="252" w:lineRule="auto"/>
+            </w:pPr>
+            <w:r>
+              <w:rPr>
+                <w:i w:val="0"/>
+                <w:color w:val="000000"/>
+                <w:sz w:val="17"/>
+              </w:rPr>
+              <w:t>Claude Code (Claude Opus 5.5)</w:t>
+            </w:r>
+          </w:p>
+        </w:tc>
+        <w:tc>
+          <w:tcPr>
+            <w:tcW w:w="2300" w:type="dxa"/>
+            <w:vAlign w:val="center"/>
+          </w:tcPr>
+          <w:p>
+            <w:pPr>
+              <w:spacing w:after="40" w:line="252" w:lineRule="auto"/>
+            </w:pPr>
+            <w:r>
+              <w:rPr>
+                <w:i w:val="0"/>
+                <w:color w:val="000000"/>
+                <w:sz w:val="17"/>
+              </w:rPr>
+              <w:t>Analizar crud.list_appointments, routers/admin.py y admin.html antes de programar</w:t>
+            </w:r>
+          </w:p>
+        </w:tc>
+        <w:tc>
+          <w:tcPr>
+            <w:tcW w:w="2200" w:type="dxa"/>
+            <w:vAlign w:val="center"/>
+          </w:tcPr>
+          <w:p>
+            <w:pPr>
+              <w:spacing w:after="40" w:line="252" w:lineRule="auto"/>
+            </w:pPr>
+            <w:r>
+              <w:rPr>
+                <w:i w:val="0"/>
+                <w:color w:val="000000"/>
+                <w:sz w:val="17"/>
+              </w:rPr>
+              <w:t>Propuso ampliar list_appointments con un rango date_from/date_to (sin romper el filtro date del panel) y un módulo export.py aparte</w:t>
+            </w:r>
+          </w:p>
+        </w:tc>
+        <w:tc>
+          <w:tcPr>
+            <w:tcW w:w="2360" w:type="dxa"/>
+            <w:vAlign w:val="center"/>
+          </w:tcPr>
+          <w:p>
+            <w:pPr>
+              <w:spacing w:after="40" w:line="252" w:lineRule="auto"/>
+            </w:pPr>
+            <w:r>
+              <w:rPr>
+                <w:i w:val="0"/>
+                <w:color w:val="000000"/>
+                <w:sz w:val="17"/>
+              </w:rPr>
+              <w:t>Aceptada</w:t>
+            </w:r>
+          </w:p>
+        </w:tc>
+      </w:tr>
+      <w:tr>
+        <w:trPr>
+          <w:cantSplit/>
+        </w:trPr>
+        <w:tc>
+          <w:tcPr>
+            <w:tcW w:w="1200" w:type="dxa"/>
+            <w:vAlign w:val="center"/>
+          </w:tcPr>
+          <w:p>
+            <w:pPr>
+              <w:spacing w:after="40" w:line="252" w:lineRule="auto"/>
+            </w:pPr>
+            <w:r>
+              <w:rPr>
+                <w:i w:val="0"/>
+                <w:color w:val="000000"/>
+                <w:sz w:val="17"/>
+              </w:rPr>
               <w:t>Código (HU-05, Roy)</w:t>
             </w:r>
           </w:p>
@@ -10041,7 +10740,7 @@
                 <w:color w:val="000000"/>
                 <w:sz w:val="17"/>
               </w:rPr>
-              <w:t>Aceptada; pendiente de revisión por Einer</w:t>
+              <w:t>Aceptada; aprobada por Einer con observaciones (PR #13)</w:t>
             </w:r>
           </w:p>
         </w:tc>
@@ -10866,6 +11565,125 @@
                 <w:color w:val="000000"/>
                 <w:sz w:val="17"/>
               </w:rPr>
+              <w:t>Claude Code (Claude Sonnet 5.5)</w:t>
+            </w:r>
+          </w:p>
+        </w:tc>
+        <w:tc>
+          <w:tcPr>
+            <w:tcW w:w="1900" w:type="dxa"/>
+            <w:vAlign w:val="center"/>
+          </w:tcPr>
+          <w:p>
+            <w:pPr>
+              <w:spacing w:after="40" w:line="252" w:lineRule="auto"/>
+            </w:pPr>
+            <w:r>
+              <w:rPr>
+                <w:i w:val="0"/>
+                <w:color w:val="000000"/>
+                <w:sz w:val="17"/>
+              </w:rPr>
+              <w:t>HU-03: Prueba de autenticación del endpoint de previsión</w:t>
+            </w:r>
+          </w:p>
+        </w:tc>
+        <w:tc>
+          <w:tcPr>
+            <w:tcW w:w="2260" w:type="dxa"/>
+            <w:vAlign w:val="center"/>
+          </w:tcPr>
+          <w:p>
+            <w:pPr>
+              <w:spacing w:after="40" w:line="252" w:lineRule="auto"/>
+            </w:pPr>
+            <w:r>
+              <w:rPr>
+                <w:i w:val="0"/>
+                <w:color w:val="000000"/>
+                <w:sz w:val="17"/>
+              </w:rPr>
+              <w:t>Escribió la prueba esperando 401 al llamar sin la cabecera X-Admin-Token; en este repo falta la cabecera da 422 y solo el token incorrecto da 401</w:t>
+            </w:r>
+          </w:p>
+        </w:tc>
+        <w:tc>
+          <w:tcPr>
+            <w:tcW w:w="1700" w:type="dxa"/>
+            <w:vAlign w:val="center"/>
+          </w:tcPr>
+          <w:p>
+            <w:pPr>
+              <w:spacing w:after="40" w:line="252" w:lineRule="auto"/>
+            </w:pPr>
+            <w:r>
+              <w:rPr>
+                <w:i w:val="0"/>
+                <w:color w:val="000000"/>
+                <w:sz w:val="17"/>
+              </w:rPr>
+              <w:t>Falló al correr pytest y se comparó con test_admin_auth de test_booking.py</w:t>
+            </w:r>
+          </w:p>
+        </w:tc>
+        <w:tc>
+          <w:tcPr>
+            <w:tcW w:w="1700" w:type="dxa"/>
+            <w:vAlign w:val="center"/>
+          </w:tcPr>
+          <w:p>
+            <w:pPr>
+              <w:spacing w:after="40" w:line="252" w:lineRule="auto"/>
+            </w:pPr>
+            <w:r>
+              <w:rPr>
+                <w:i w:val="0"/>
+                <w:color w:val="000000"/>
+                <w:sz w:val="17"/>
+              </w:rPr>
+              <w:t>Se corrigió la prueba: 422 sin cabecera y 401 con token incorrecto</w:t>
+            </w:r>
+          </w:p>
+        </w:tc>
+      </w:tr>
+      <w:tr>
+        <w:trPr>
+          <w:cantSplit/>
+        </w:trPr>
+        <w:tc>
+          <w:tcPr>
+            <w:tcW w:w="500" w:type="dxa"/>
+            <w:vAlign w:val="center"/>
+          </w:tcPr>
+          <w:p>
+            <w:pPr>
+              <w:spacing w:after="40" w:line="252" w:lineRule="auto"/>
+            </w:pPr>
+            <w:r>
+              <w:rPr>
+                <w:i w:val="0"/>
+                <w:color w:val="000000"/>
+                <w:sz w:val="17"/>
+              </w:rPr>
+              <w:t>5</w:t>
+            </w:r>
+          </w:p>
+        </w:tc>
+        <w:tc>
+          <w:tcPr>
+            <w:tcW w:w="1300" w:type="dxa"/>
+            <w:vAlign w:val="center"/>
+          </w:tcPr>
+          <w:p>
+            <w:pPr>
+              <w:spacing w:after="40" w:line="252" w:lineRule="auto"/>
+            </w:pPr>
+            <w:r>
+              <w:rPr>
+                <w:i w:val="0"/>
+                <w:color w:val="000000"/>
+                <w:sz w:val="17"/>
+              </w:rPr>
               <w:t>Claude Code (Claude Opus 5.5)</w:t>
             </w:r>
           </w:p>
@@ -11144,7 +11962,7 @@
                 <w:color w:val="000000"/>
                 <w:sz w:val="17"/>
               </w:rPr>
-              <w:t>2</w:t>
+              <w:t>1</w:t>
             </w:r>
           </w:p>
         </w:tc>
@@ -11201,7 +12019,7 @@
                 <w:color w:val="000000"/>
                 <w:sz w:val="17"/>
               </w:rPr>
-              <w:t>date | None (válido con from __future__ import annotations) y el import nuevo en su propia línea; el merge con las demás ramas queda limpio</w:t>
+              <w:t>date | None (válido con from __future__ import annotations) y el import nuevo en su propia línea; el merge de prueba con HU-01, HU-03, HU-04 y el fix queda limpio</w:t>
             </w:r>
           </w:p>
         </w:tc>
@@ -12236,7 +13054,7 @@
                 <w:color w:val="000000"/>
                 <w:sz w:val="17"/>
               </w:rPr>
-              <w:t>Roy (Developer, con IA); pendiente de confirmar por Einer</w:t>
+              <w:t>Roy (Developer, con IA); revisión aprobada por Einer (PR #12)</w:t>
             </w:r>
           </w:p>
         </w:tc>
@@ -12336,7 +13154,7 @@
                 <w:color w:val="000000"/>
                 <w:sz w:val="17"/>
               </w:rPr>
-              <w:t>Roy (Developer, con IA); pendiente de confirmar por Einer</w:t>
+              <w:t>Roy (Developer, con IA); revisión aprobada por Einer (PR #12)</w:t>
             </w:r>
           </w:p>
         </w:tc>
@@ -12436,7 +13254,7 @@
                 <w:color w:val="000000"/>
                 <w:sz w:val="17"/>
               </w:rPr>
-              <w:t>Roy (Developer, con IA); pendiente de confirmar por Einer</w:t>
+              <w:t>Roy (Developer, con IA); revisión aprobada por Einer (PR #12)</w:t>
             </w:r>
           </w:p>
         </w:tc>
@@ -12536,7 +13354,7 @@
                 <w:color w:val="000000"/>
                 <w:sz w:val="17"/>
               </w:rPr>
-              <w:t>Roy (Developer, con IA); pendiente de confirmar por Einer</w:t>
+              <w:t>Roy (Developer, con IA); revisión aprobada por Einer (PR #13)</w:t>
             </w:r>
           </w:p>
         </w:tc>
@@ -12636,7 +13454,7 @@
                 <w:color w:val="000000"/>
                 <w:sz w:val="17"/>
               </w:rPr>
-              <w:t>Roy (Developer, con IA); pendiente de confirmar por Einer</w:t>
+              <w:t>Roy (Developer, con IA); revisión aprobada por Einer (PR #13)</w:t>
             </w:r>
           </w:p>
         </w:tc>
@@ -12736,7 +13554,7 @@
                 <w:color w:val="000000"/>
                 <w:sz w:val="17"/>
               </w:rPr>
-              <w:t>Roy (Developer, con IA); pendiente de confirmar por Einer</w:t>
+              <w:t>Roy (Developer, con IA); revisión aprobada por Einer (PR #13)</w:t>
             </w:r>
           </w:p>
         </w:tc>
@@ -12836,7 +13654,7 @@
                 <w:color w:val="000000"/>
                 <w:sz w:val="17"/>
               </w:rPr>
-              <w:t>Roy (Developer, con IA); pendiente de confirmar por Einer</w:t>
+              <w:t>Roy (Developer, con IA); revisión aprobada por Einer (PR #13)</w:t>
             </w:r>
           </w:p>
         </w:tc>
@@ -12856,6 +13674,306 @@
                 <w:sz w:val="17"/>
               </w:rPr>
               <w:t>La tabla appointments no guarda el precio y el repo no tiene migraciones; queda como limitación conocida</w:t>
+            </w:r>
+          </w:p>
+        </w:tc>
+      </w:tr>
+      <w:tr>
+        <w:trPr>
+          <w:cantSplit/>
+        </w:trPr>
+        <w:tc>
+          <w:tcPr>
+            <w:tcW w:w="500" w:type="dxa"/>
+            <w:vAlign w:val="center"/>
+          </w:tcPr>
+          <w:p>
+            <w:pPr>
+              <w:spacing w:after="40" w:line="252" w:lineRule="auto"/>
+            </w:pPr>
+            <w:r>
+              <w:rPr>
+                <w:i w:val="0"/>
+                <w:color w:val="000000"/>
+                <w:sz w:val="17"/>
+              </w:rPr>
+              <w:t>16</w:t>
+            </w:r>
+          </w:p>
+        </w:tc>
+        <w:tc>
+          <w:tcPr>
+            <w:tcW w:w="2800" w:type="dxa"/>
+            <w:vAlign w:val="center"/>
+          </w:tcPr>
+          <w:p>
+            <w:pPr>
+              <w:spacing w:after="40" w:line="252" w:lineRule="auto"/>
+            </w:pPr>
+            <w:r>
+              <w:rPr>
+                <w:i w:val="0"/>
+                <w:color w:val="000000"/>
+                <w:sz w:val="17"/>
+              </w:rPr>
+              <w:t>Pronóstico = promedio de reservas del mismo día de la semana en el histórico (56 días por defecto)</w:t>
+            </w:r>
+          </w:p>
+        </w:tc>
+        <w:tc>
+          <w:tcPr>
+            <w:tcW w:w="2260" w:type="dxa"/>
+            <w:vAlign w:val="center"/>
+          </w:tcPr>
+          <w:p>
+            <w:pPr>
+              <w:spacing w:after="40" w:line="252" w:lineRule="auto"/>
+            </w:pPr>
+            <w:r>
+              <w:rPr>
+                <w:i w:val="0"/>
+                <w:color w:val="000000"/>
+                <w:sz w:val="17"/>
+              </w:rPr>
+              <w:t>Regresión lineal o suavizado exponencial</w:t>
+            </w:r>
+          </w:p>
+        </w:tc>
+        <w:tc>
+          <w:tcPr>
+            <w:tcW w:w="1600" w:type="dxa"/>
+            <w:vAlign w:val="center"/>
+          </w:tcPr>
+          <w:p>
+            <w:pPr>
+              <w:spacing w:after="40" w:line="252" w:lineRule="auto"/>
+            </w:pPr>
+            <w:r>
+              <w:rPr>
+                <w:i w:val="0"/>
+                <w:color w:val="000000"/>
+                <w:sz w:val="17"/>
+              </w:rPr>
+              <w:t>Propuesta de la IA (HU-03), aceptada por Einer</w:t>
+            </w:r>
+          </w:p>
+        </w:tc>
+        <w:tc>
+          <w:tcPr>
+            <w:tcW w:w="2200" w:type="dxa"/>
+            <w:vAlign w:val="center"/>
+          </w:tcPr>
+          <w:p>
+            <w:pPr>
+              <w:spacing w:after="40" w:line="252" w:lineRule="auto"/>
+            </w:pPr>
+            <w:r>
+              <w:rPr>
+                <w:i w:val="0"/>
+                <w:color w:val="000000"/>
+                <w:sz w:val="17"/>
+              </w:rPr>
+              <w:t>Con pocos datos y semanas con cierres (domingo) un promedio por día de la semana es explicable y fácil de probar</w:t>
+            </w:r>
+          </w:p>
+        </w:tc>
+      </w:tr>
+      <w:tr>
+        <w:trPr>
+          <w:cantSplit/>
+        </w:trPr>
+        <w:tc>
+          <w:tcPr>
+            <w:tcW w:w="500" w:type="dxa"/>
+            <w:vAlign w:val="center"/>
+          </w:tcPr>
+          <w:p>
+            <w:pPr>
+              <w:spacing w:after="40" w:line="252" w:lineRule="auto"/>
+            </w:pPr>
+            <w:r>
+              <w:rPr>
+                <w:i w:val="0"/>
+                <w:color w:val="000000"/>
+                <w:sz w:val="17"/>
+              </w:rPr>
+              <w:t>17</w:t>
+            </w:r>
+          </w:p>
+        </w:tc>
+        <w:tc>
+          <w:tcPr>
+            <w:tcW w:w="2800" w:type="dxa"/>
+            <w:vAlign w:val="center"/>
+          </w:tcPr>
+          <w:p>
+            <w:pPr>
+              <w:spacing w:after="40" w:line="252" w:lineRule="auto"/>
+            </w:pPr>
+            <w:r>
+              <w:rPr>
+                <w:i w:val="0"/>
+                <w:color w:val="000000"/>
+                <w:sz w:val="17"/>
+              </w:rPr>
+              <w:t>Las citas canceladas no cuentan como demanda</w:t>
+            </w:r>
+          </w:p>
+        </w:tc>
+        <w:tc>
+          <w:tcPr>
+            <w:tcW w:w="2260" w:type="dxa"/>
+            <w:vAlign w:val="center"/>
+          </w:tcPr>
+          <w:p>
+            <w:pPr>
+              <w:spacing w:after="40" w:line="252" w:lineRule="auto"/>
+            </w:pPr>
+            <w:r>
+              <w:rPr>
+                <w:i w:val="0"/>
+                <w:color w:val="000000"/>
+                <w:sz w:val="17"/>
+              </w:rPr>
+              <w:t>Contarlas</w:t>
+            </w:r>
+          </w:p>
+        </w:tc>
+        <w:tc>
+          <w:tcPr>
+            <w:tcW w:w="1600" w:type="dxa"/>
+            <w:vAlign w:val="center"/>
+          </w:tcPr>
+          <w:p>
+            <w:pPr>
+              <w:spacing w:after="40" w:line="252" w:lineRule="auto"/>
+            </w:pPr>
+            <w:r>
+              <w:rPr>
+                <w:i w:val="0"/>
+                <w:color w:val="000000"/>
+                <w:sz w:val="17"/>
+              </w:rPr>
+              <w:t>Propuesta de la IA (HU-03), aceptada por Einer</w:t>
+            </w:r>
+          </w:p>
+        </w:tc>
+        <w:tc>
+          <w:tcPr>
+            <w:tcW w:w="2200" w:type="dxa"/>
+            <w:vAlign w:val="center"/>
+          </w:tcPr>
+          <w:p>
+            <w:pPr>
+              <w:spacing w:after="40" w:line="252" w:lineRule="auto"/>
+            </w:pPr>
+            <w:r>
+              <w:rPr>
+                <w:i w:val="0"/>
+                <w:color w:val="000000"/>
+                <w:sz w:val="17"/>
+              </w:rPr>
+              <w:t>Una cita cancelada no consumió capacidad ni ingreso</w:t>
+            </w:r>
+          </w:p>
+        </w:tc>
+      </w:tr>
+      <w:tr>
+        <w:trPr>
+          <w:cantSplit/>
+        </w:trPr>
+        <w:tc>
+          <w:tcPr>
+            <w:tcW w:w="500" w:type="dxa"/>
+            <w:vAlign w:val="center"/>
+          </w:tcPr>
+          <w:p>
+            <w:pPr>
+              <w:spacing w:after="40" w:line="252" w:lineRule="auto"/>
+            </w:pPr>
+            <w:r>
+              <w:rPr>
+                <w:i w:val="0"/>
+                <w:color w:val="000000"/>
+                <w:sz w:val="17"/>
+              </w:rPr>
+              <w:t>18</w:t>
+            </w:r>
+          </w:p>
+        </w:tc>
+        <w:tc>
+          <w:tcPr>
+            <w:tcW w:w="2800" w:type="dxa"/>
+            <w:vAlign w:val="center"/>
+          </w:tcPr>
+          <w:p>
+            <w:pPr>
+              <w:spacing w:after="40" w:line="252" w:lineRule="auto"/>
+            </w:pPr>
+            <w:r>
+              <w:rPr>
+                <w:i w:val="0"/>
+                <w:color w:val="000000"/>
+                <w:sz w:val="17"/>
+              </w:rPr>
+              <w:t>Gráficos de barras con HTML/CSS, sin librería de gráficos</w:t>
+            </w:r>
+          </w:p>
+        </w:tc>
+        <w:tc>
+          <w:tcPr>
+            <w:tcW w:w="2260" w:type="dxa"/>
+            <w:vAlign w:val="center"/>
+          </w:tcPr>
+          <w:p>
+            <w:pPr>
+              <w:spacing w:after="40" w:line="252" w:lineRule="auto"/>
+            </w:pPr>
+            <w:r>
+              <w:rPr>
+                <w:i w:val="0"/>
+                <w:color w:val="000000"/>
+                <w:sz w:val="17"/>
+              </w:rPr>
+              <w:t>Chart.js desde CDN</w:t>
+            </w:r>
+          </w:p>
+        </w:tc>
+        <w:tc>
+          <w:tcPr>
+            <w:tcW w:w="1600" w:type="dxa"/>
+            <w:vAlign w:val="center"/>
+          </w:tcPr>
+          <w:p>
+            <w:pPr>
+              <w:spacing w:after="40" w:line="252" w:lineRule="auto"/>
+            </w:pPr>
+            <w:r>
+              <w:rPr>
+                <w:i w:val="0"/>
+                <w:color w:val="000000"/>
+                <w:sz w:val="17"/>
+              </w:rPr>
+              <w:t>Propuesta de la IA (HU-03), aceptada por Einer</w:t>
+            </w:r>
+          </w:p>
+        </w:tc>
+        <w:tc>
+          <w:tcPr>
+            <w:tcW w:w="2200" w:type="dxa"/>
+            <w:vAlign w:val="center"/>
+          </w:tcPr>
+          <w:p>
+            <w:pPr>
+              <w:spacing w:after="40" w:line="252" w:lineRule="auto"/>
+            </w:pPr>
+            <w:r>
+              <w:rPr>
+                <w:i w:val="0"/>
+                <w:color w:val="000000"/>
+                <w:sz w:val="17"/>
+              </w:rPr>
+              <w:t>Cumple la regla de no agregar dependencias que nadie pidió</w:t>
             </w:r>
           </w:p>
         </w:tc>
@@ -13630,7 +14748,7 @@
                 <w:color w:val="000000"/>
                 <w:sz w:val="17"/>
               </w:rPr>
-              <w:t>☑ (3 de 7 PR con revisión formal)</w:t>
+              <w:t>☑ (5 de 9 PR con revisión registrada)</w:t>
             </w:r>
           </w:p>
         </w:tc>

--- a/docs/1GS242_Proyecto1_Evidencias_IA.docx
+++ b/docs/1GS242_Proyecto1_Evidencias_IA.docx
@@ -4283,7 +4283,7 @@
         <w:jc w:val="both"/>
       </w:pPr>
       <w:r>
-        <w:t>Repositorio del grupo: https://github.com/kelvinhe04/citafacil (público). Se clonó gianca675/citafacil (licencia MIT, se conserva su crédito y su historial) y se subió a un repositorio propio. En total: 5 issues de historias de usuario y 9 Pull Requests, todos fusionados en main.</w:t>
+        <w:t>Repositorio del grupo: https://github.com/kelvinhe04/citafacil (público). Se clonó gianca675/citafacil (licencia MIT, se conserva su crédito y su historial) y se subió a un repositorio propio. En total: 5 issues de historias de usuario y 10 Pull Requests, todos fusionados en main.</w:t>
       </w:r>
     </w:p>
     <w:p>
@@ -7240,6 +7240,101 @@
           </w:p>
         </w:tc>
       </w:tr>
+      <w:tr>
+        <w:trPr>
+          <w:cantSplit/>
+        </w:trPr>
+        <w:tc>
+          <w:tcPr>
+            <w:tcW w:w="800" w:type="dxa"/>
+            <w:vAlign w:val="center"/>
+          </w:tcPr>
+          <w:p>
+            <w:pPr>
+              <w:spacing w:after="40" w:line="252" w:lineRule="auto"/>
+            </w:pPr>
+            <w:r>
+              <w:rPr>
+                <w:color w:val="000000"/>
+                <w:sz w:val="17"/>
+              </w:rPr>
+              <w:t>#16</w:t>
+            </w:r>
+          </w:p>
+        </w:tc>
+        <w:tc>
+          <w:tcPr>
+            <w:tcW w:w="3160" w:type="dxa"/>
+            <w:vAlign w:val="center"/>
+          </w:tcPr>
+          <w:p>
+            <w:pPr>
+              <w:spacing w:after="40" w:line="252" w:lineRule="auto"/>
+            </w:pPr>
+            <w:r>
+              <w:rPr>
+                <w:color w:val="000000"/>
+                <w:sz w:val="17"/>
+              </w:rPr>
+              <w:t>HU-02: limpia los horarios y el paso 3 al cambiar de mes</w:t>
+            </w:r>
+          </w:p>
+        </w:tc>
+        <w:tc>
+          <w:tcPr>
+            <w:tcW w:w="1800" w:type="dxa"/>
+            <w:vAlign w:val="center"/>
+          </w:tcPr>
+          <w:p>
+            <w:pPr>
+              <w:spacing w:after="40" w:line="252" w:lineRule="auto"/>
+            </w:pPr>
+            <w:r>
+              <w:rPr>
+                <w:color w:val="000000"/>
+                <w:sz w:val="17"/>
+              </w:rPr>
+              <w:t>Roy</w:t>
+            </w:r>
+          </w:p>
+        </w:tc>
+        <w:tc>
+          <w:tcPr>
+            <w:tcW w:w="1800" w:type="dxa"/>
+            <w:vAlign w:val="center"/>
+          </w:tcPr>
+          <w:p>
+            <w:pPr>
+              <w:spacing w:after="40" w:line="252" w:lineRule="auto"/>
+            </w:pPr>
+            <w:r>
+              <w:rPr>
+                <w:color w:val="000000"/>
+                <w:sz w:val="17"/>
+              </w:rPr>
+              <w:t>—</w:t>
+            </w:r>
+          </w:p>
+        </w:tc>
+        <w:tc>
+          <w:tcPr>
+            <w:tcW w:w="1800" w:type="dxa"/>
+            <w:vAlign w:val="center"/>
+          </w:tcPr>
+          <w:p>
+            <w:pPr>
+              <w:spacing w:after="40" w:line="252" w:lineRule="auto"/>
+            </w:pPr>
+            <w:r>
+              <w:rPr>
+                <w:color w:val="000000"/>
+                <w:sz w:val="17"/>
+              </w:rPr>
+              <w:t>Mejora derivada del QA de Kelvin; fusionado tras confirmar con el equipo.</w:t>
+            </w:r>
+          </w:p>
+        </w:tc>
+      </w:tr>
     </w:tbl>
     <w:tbl>
       <w:tblPr>
@@ -14744,11 +14839,10 @@
             </w:pPr>
             <w:r>
               <w:rPr>
-                <w:i w:val="0"/>
-                <w:color w:val="000000"/>
-                <w:sz w:val="17"/>
-              </w:rPr>
-              <w:t>☑ (5 de 9 PR con revisión registrada)</w:t>
+                <w:color w:val="000000"/>
+                <w:sz w:val="17"/>
+              </w:rPr>
+              <w:t>☑ (5 de 10 PR con revisión registrada)</w:t>
             </w:r>
           </w:p>
         </w:tc>
